--- a/Documentation.docx
+++ b/Documentation.docx
@@ -68,7 +68,7 @@
           <w:szCs w:val="40"/>
         </w:rPr>
         <w:pict w14:anchorId="29CAAE7B">
-          <v:rect id="_x0000_i2099" style="width:0;height:1.5pt" o:hralign="center" o:hrstd="t" o:hr="t" fillcolor="#a0a0a0" stroked="f"/>
+          <v:rect id="_x0000_i1025" style="width:0;height:1.5pt" o:hralign="center" o:hrstd="t" o:hr="t" fillcolor="#a0a0a0" stroked="f"/>
         </w:pict>
       </w:r>
     </w:p>
@@ -100,41 +100,7 @@
           <w:sz w:val="40"/>
           <w:szCs w:val="40"/>
         </w:rPr>
-        <w:t xml:space="preserve"> What does </w:t>
-      </w:r>
-      <w:proofErr w:type="spellStart"/>
-      <w:proofErr w:type="gramStart"/>
-      <w:r>
-        <w:rPr>
-          <w:rFonts w:ascii="Times New Roman" w:hAnsi="Times New Roman" w:cs="Times New Roman"/>
-          <w:b/>
-          <w:bCs/>
-          <w:sz w:val="40"/>
-          <w:szCs w:val="40"/>
-        </w:rPr>
-        <w:t>execvp</w:t>
-      </w:r>
-      <w:proofErr w:type="spellEnd"/>
-      <w:r>
-        <w:rPr>
-          <w:rFonts w:ascii="Times New Roman" w:hAnsi="Times New Roman" w:cs="Times New Roman"/>
-          <w:b/>
-          <w:bCs/>
-          <w:sz w:val="40"/>
-          <w:szCs w:val="40"/>
-        </w:rPr>
-        <w:t>(</w:t>
-      </w:r>
-      <w:proofErr w:type="gramEnd"/>
-      <w:r>
-        <w:rPr>
-          <w:rFonts w:ascii="Times New Roman" w:hAnsi="Times New Roman" w:cs="Times New Roman"/>
-          <w:b/>
-          <w:bCs/>
-          <w:sz w:val="40"/>
-          <w:szCs w:val="40"/>
-        </w:rPr>
-        <w:t>) do?</w:t>
+        <w:t xml:space="preserve"> What does execvp() do?</w:t>
       </w:r>
     </w:p>
     <w:p>
@@ -201,39 +167,15 @@
           <w:szCs w:val="40"/>
         </w:rPr>
       </w:pPr>
-      <w:proofErr w:type="spellStart"/>
-      <w:proofErr w:type="gramStart"/>
-      <w:r>
-        <w:rPr>
-          <w:rFonts w:ascii="Times New Roman" w:hAnsi="Times New Roman" w:cs="Times New Roman"/>
-          <w:b/>
-          <w:bCs/>
-          <w:sz w:val="40"/>
-          <w:szCs w:val="40"/>
-        </w:rPr>
-        <w:t>execvp</w:t>
-      </w:r>
-      <w:proofErr w:type="spellEnd"/>
-      <w:r>
-        <w:rPr>
-          <w:rFonts w:ascii="Times New Roman" w:hAnsi="Times New Roman" w:cs="Times New Roman"/>
-          <w:b/>
-          <w:bCs/>
-          <w:sz w:val="40"/>
-          <w:szCs w:val="40"/>
-        </w:rPr>
-        <w:t>(</w:t>
-      </w:r>
-      <w:proofErr w:type="gramEnd"/>
-      <w:r>
-        <w:rPr>
-          <w:rFonts w:ascii="Times New Roman" w:hAnsi="Times New Roman" w:cs="Times New Roman"/>
-          <w:b/>
-          <w:bCs/>
-          <w:sz w:val="40"/>
-          <w:szCs w:val="40"/>
-        </w:rPr>
-        <w:t>) = “Turn this process into another program”</w:t>
+      <w:r>
+        <w:rPr>
+          <w:rFonts w:ascii="Times New Roman" w:hAnsi="Times New Roman" w:cs="Times New Roman"/>
+          <w:b/>
+          <w:bCs/>
+          <w:sz w:val="40"/>
+          <w:szCs w:val="40"/>
+        </w:rPr>
+        <w:t>execvp() = “Turn this process into another program”</w:t>
       </w:r>
     </w:p>
     <w:p>
@@ -251,7 +193,7 @@
           <w:szCs w:val="40"/>
         </w:rPr>
         <w:pict w14:anchorId="5F945B14">
-          <v:rect id="_x0000_i2100" style="width:0;height:1.5pt" o:hralign="center" o:hrstd="t" o:hr="t" fillcolor="#a0a0a0" stroked="f"/>
+          <v:rect id="_x0000_i1026" style="width:0;height:1.5pt" o:hralign="center" o:hrstd="t" o:hr="t" fillcolor="#a0a0a0" stroked="f"/>
         </w:pict>
       </w:r>
     </w:p>
@@ -311,51 +253,13 @@
           <w:szCs w:val="40"/>
         </w:rPr>
       </w:pPr>
-      <w:proofErr w:type="spellStart"/>
-      <w:proofErr w:type="gramStart"/>
-      <w:r>
-        <w:rPr>
-          <w:rFonts w:ascii="Times New Roman" w:hAnsi="Times New Roman" w:cs="Times New Roman"/>
-          <w:sz w:val="40"/>
-          <w:szCs w:val="40"/>
-        </w:rPr>
-        <w:t>execvp</w:t>
-      </w:r>
-      <w:proofErr w:type="spellEnd"/>
-      <w:r>
-        <w:rPr>
-          <w:rFonts w:ascii="Times New Roman" w:hAnsi="Times New Roman" w:cs="Times New Roman"/>
-          <w:sz w:val="40"/>
-          <w:szCs w:val="40"/>
-        </w:rPr>
-        <w:t>(</w:t>
-      </w:r>
-      <w:proofErr w:type="gramEnd"/>
-      <w:r>
-        <w:rPr>
-          <w:rFonts w:ascii="Times New Roman" w:hAnsi="Times New Roman" w:cs="Times New Roman"/>
-          <w:sz w:val="40"/>
-          <w:szCs w:val="40"/>
-        </w:rPr>
-        <w:t xml:space="preserve">"ls", </w:t>
-      </w:r>
-      <w:proofErr w:type="spellStart"/>
-      <w:r>
-        <w:rPr>
-          <w:rFonts w:ascii="Times New Roman" w:hAnsi="Times New Roman" w:cs="Times New Roman"/>
-          <w:sz w:val="40"/>
-          <w:szCs w:val="40"/>
-        </w:rPr>
-        <w:t>args</w:t>
-      </w:r>
-      <w:proofErr w:type="spellEnd"/>
-      <w:r>
-        <w:rPr>
-          <w:rFonts w:ascii="Times New Roman" w:hAnsi="Times New Roman" w:cs="Times New Roman"/>
-          <w:sz w:val="40"/>
-          <w:szCs w:val="40"/>
-        </w:rPr>
-        <w:t>);</w:t>
+      <w:r>
+        <w:rPr>
+          <w:rFonts w:ascii="Times New Roman" w:hAnsi="Times New Roman" w:cs="Times New Roman"/>
+          <w:sz w:val="40"/>
+          <w:szCs w:val="40"/>
+        </w:rPr>
+        <w:t>execvp("ls", args);</w:t>
       </w:r>
     </w:p>
     <w:p>
@@ -492,7 +396,7 @@
           <w:szCs w:val="40"/>
         </w:rPr>
         <w:pict w14:anchorId="59770985">
-          <v:rect id="_x0000_i2101" style="width:0;height:1.5pt" o:hralign="center" o:hrstd="t" o:hr="t" fillcolor="#a0a0a0" stroked="f"/>
+          <v:rect id="_x0000_i1027" style="width:0;height:1.5pt" o:hralign="center" o:hrstd="t" o:hr="t" fillcolor="#a0a0a0" stroked="f"/>
         </w:pict>
       </w:r>
     </w:p>
@@ -589,7 +493,7 @@
         </w:rPr>
         <w:lastRenderedPageBreak/>
         <w:pict w14:anchorId="46B52BCD">
-          <v:rect id="_x0000_i2102" style="width:0;height:1.5pt" o:hralign="center" o:hrstd="t" o:hr="t" fillcolor="#a0a0a0" stroked="f"/>
+          <v:rect id="_x0000_i1028" style="width:0;height:1.5pt" o:hralign="center" o:hrstd="t" o:hr="t" fillcolor="#a0a0a0" stroked="f"/>
         </w:pict>
       </w:r>
     </w:p>
@@ -636,35 +540,7 @@
           <w:sz w:val="40"/>
           <w:szCs w:val="40"/>
         </w:rPr>
-        <w:t xml:space="preserve"> Your code is gone after </w:t>
-      </w:r>
-      <w:proofErr w:type="spellStart"/>
-      <w:proofErr w:type="gramStart"/>
-      <w:r>
-        <w:rPr>
-          <w:rFonts w:ascii="Times New Roman" w:hAnsi="Times New Roman" w:cs="Times New Roman"/>
-          <w:sz w:val="40"/>
-          <w:szCs w:val="40"/>
-        </w:rPr>
-        <w:t>execvp</w:t>
-      </w:r>
-      <w:proofErr w:type="spellEnd"/>
-      <w:r>
-        <w:rPr>
-          <w:rFonts w:ascii="Times New Roman" w:hAnsi="Times New Roman" w:cs="Times New Roman"/>
-          <w:sz w:val="40"/>
-          <w:szCs w:val="40"/>
-        </w:rPr>
-        <w:t>(</w:t>
-      </w:r>
-      <w:proofErr w:type="gramEnd"/>
-      <w:r>
-        <w:rPr>
-          <w:rFonts w:ascii="Times New Roman" w:hAnsi="Times New Roman" w:cs="Times New Roman"/>
-          <w:sz w:val="40"/>
-          <w:szCs w:val="40"/>
-        </w:rPr>
-        <w:t>)</w:t>
+        <w:t xml:space="preserve"> Your code is gone after execvp()</w:t>
       </w:r>
     </w:p>
     <w:p>
@@ -682,7 +558,7 @@
           <w:szCs w:val="40"/>
         </w:rPr>
         <w:pict w14:anchorId="2F5E344F">
-          <v:rect id="_x0000_i2103" style="width:0;height:1.5pt" o:hralign="center" o:hrstd="t" o:hr="t" fillcolor="#a0a0a0" stroked="f"/>
+          <v:rect id="_x0000_i1029" style="width:0;height:1.5pt" o:hralign="center" o:hrstd="t" o:hr="t" fillcolor="#a0a0a0" stroked="f"/>
         </w:pict>
       </w:r>
     </w:p>
@@ -715,78 +591,30 @@
           <w:szCs w:val="40"/>
         </w:rPr>
       </w:pPr>
-      <w:proofErr w:type="spellStart"/>
-      <w:proofErr w:type="gramStart"/>
-      <w:r>
-        <w:rPr>
-          <w:rFonts w:ascii="Times New Roman" w:hAnsi="Times New Roman" w:cs="Times New Roman"/>
-          <w:sz w:val="40"/>
-          <w:szCs w:val="40"/>
-        </w:rPr>
-        <w:t>execvp</w:t>
-      </w:r>
-      <w:proofErr w:type="spellEnd"/>
-      <w:r>
-        <w:rPr>
-          <w:rFonts w:ascii="Times New Roman" w:hAnsi="Times New Roman" w:cs="Times New Roman"/>
-          <w:sz w:val="40"/>
-          <w:szCs w:val="40"/>
-        </w:rPr>
-        <w:t>(</w:t>
-      </w:r>
-      <w:proofErr w:type="gramEnd"/>
-      <w:r>
-        <w:rPr>
-          <w:rFonts w:ascii="Times New Roman" w:hAnsi="Times New Roman" w:cs="Times New Roman"/>
-          <w:sz w:val="40"/>
-          <w:szCs w:val="40"/>
-        </w:rPr>
-        <w:t xml:space="preserve">"ls", </w:t>
-      </w:r>
-      <w:proofErr w:type="spellStart"/>
-      <w:r>
-        <w:rPr>
-          <w:rFonts w:ascii="Times New Roman" w:hAnsi="Times New Roman" w:cs="Times New Roman"/>
-          <w:sz w:val="40"/>
-          <w:szCs w:val="40"/>
-        </w:rPr>
-        <w:t>args</w:t>
-      </w:r>
-      <w:proofErr w:type="spellEnd"/>
-      <w:r>
-        <w:rPr>
-          <w:rFonts w:ascii="Times New Roman" w:hAnsi="Times New Roman" w:cs="Times New Roman"/>
-          <w:sz w:val="40"/>
-          <w:szCs w:val="40"/>
-        </w:rPr>
-        <w:t>);</w:t>
-      </w:r>
-    </w:p>
-    <w:p>
-      <w:pPr>
-        <w:rPr>
-          <w:rFonts w:ascii="Times New Roman" w:hAnsi="Times New Roman" w:cs="Times New Roman"/>
-          <w:sz w:val="40"/>
-          <w:szCs w:val="40"/>
-        </w:rPr>
-      </w:pPr>
-      <w:proofErr w:type="spellStart"/>
-      <w:r>
-        <w:rPr>
-          <w:rFonts w:ascii="Times New Roman" w:hAnsi="Times New Roman" w:cs="Times New Roman"/>
-          <w:sz w:val="40"/>
-          <w:szCs w:val="40"/>
-        </w:rPr>
-        <w:t>printf</w:t>
-      </w:r>
-      <w:proofErr w:type="spellEnd"/>
-      <w:r>
-        <w:rPr>
-          <w:rFonts w:ascii="Times New Roman" w:hAnsi="Times New Roman" w:cs="Times New Roman"/>
-          <w:sz w:val="40"/>
-          <w:szCs w:val="40"/>
-        </w:rPr>
-        <w:t xml:space="preserve">("Hello"); // </w:t>
+      <w:r>
+        <w:rPr>
+          <w:rFonts w:ascii="Times New Roman" w:hAnsi="Times New Roman" w:cs="Times New Roman"/>
+          <w:sz w:val="40"/>
+          <w:szCs w:val="40"/>
+        </w:rPr>
+        <w:t>execvp("ls", args);</w:t>
+      </w:r>
+    </w:p>
+    <w:p>
+      <w:pPr>
+        <w:rPr>
+          <w:rFonts w:ascii="Times New Roman" w:hAnsi="Times New Roman" w:cs="Times New Roman"/>
+          <w:sz w:val="40"/>
+          <w:szCs w:val="40"/>
+        </w:rPr>
+      </w:pPr>
+      <w:r>
+        <w:rPr>
+          <w:rFonts w:ascii="Times New Roman" w:hAnsi="Times New Roman" w:cs="Times New Roman"/>
+          <w:sz w:val="40"/>
+          <w:szCs w:val="40"/>
+        </w:rPr>
+        <w:t xml:space="preserve">printf("Hello"); // </w:t>
       </w:r>
       <w:r>
         <w:rPr>
@@ -820,7 +648,7 @@
           <w:szCs w:val="40"/>
         </w:rPr>
         <w:pict w14:anchorId="4C099690">
-          <v:rect id="_x0000_i2104" style="width:0;height:1.5pt" o:hralign="center" o:hrstd="t" o:hr="t" fillcolor="#a0a0a0" stroked="f"/>
+          <v:rect id="_x0000_i1030" style="width:0;height:1.5pt" o:hralign="center" o:hrstd="t" o:hr="t" fillcolor="#a0a0a0" stroked="f"/>
         </w:pict>
       </w:r>
     </w:p>
@@ -859,106 +687,24 @@
           <w:sz w:val="40"/>
           <w:szCs w:val="40"/>
         </w:rPr>
-        <w:t>if (</w:t>
-      </w:r>
-      <w:proofErr w:type="spellStart"/>
-      <w:proofErr w:type="gramStart"/>
-      <w:r>
-        <w:rPr>
-          <w:rFonts w:ascii="Times New Roman" w:hAnsi="Times New Roman" w:cs="Times New Roman"/>
-          <w:sz w:val="40"/>
-          <w:szCs w:val="40"/>
-        </w:rPr>
-        <w:t>execvp</w:t>
-      </w:r>
-      <w:proofErr w:type="spellEnd"/>
-      <w:r>
-        <w:rPr>
-          <w:rFonts w:ascii="Times New Roman" w:hAnsi="Times New Roman" w:cs="Times New Roman"/>
-          <w:sz w:val="40"/>
-          <w:szCs w:val="40"/>
-        </w:rPr>
-        <w:t>(</w:t>
-      </w:r>
-      <w:proofErr w:type="gramEnd"/>
-      <w:r>
-        <w:rPr>
-          <w:rFonts w:ascii="Times New Roman" w:hAnsi="Times New Roman" w:cs="Times New Roman"/>
-          <w:sz w:val="40"/>
-          <w:szCs w:val="40"/>
-        </w:rPr>
-        <w:t>"</w:t>
-      </w:r>
-      <w:proofErr w:type="spellStart"/>
-      <w:r>
-        <w:rPr>
-          <w:rFonts w:ascii="Times New Roman" w:hAnsi="Times New Roman" w:cs="Times New Roman"/>
-          <w:sz w:val="40"/>
-          <w:szCs w:val="40"/>
-        </w:rPr>
-        <w:t>abc</w:t>
-      </w:r>
-      <w:proofErr w:type="spellEnd"/>
-      <w:r>
-        <w:rPr>
-          <w:rFonts w:ascii="Times New Roman" w:hAnsi="Times New Roman" w:cs="Times New Roman"/>
-          <w:sz w:val="40"/>
-          <w:szCs w:val="40"/>
-        </w:rPr>
-        <w:t xml:space="preserve">", </w:t>
-      </w:r>
-      <w:proofErr w:type="spellStart"/>
-      <w:r>
-        <w:rPr>
-          <w:rFonts w:ascii="Times New Roman" w:hAnsi="Times New Roman" w:cs="Times New Roman"/>
-          <w:sz w:val="40"/>
-          <w:szCs w:val="40"/>
-        </w:rPr>
-        <w:t>args</w:t>
-      </w:r>
-      <w:proofErr w:type="spellEnd"/>
-      <w:r>
-        <w:rPr>
-          <w:rFonts w:ascii="Times New Roman" w:hAnsi="Times New Roman" w:cs="Times New Roman"/>
-          <w:sz w:val="40"/>
-          <w:szCs w:val="40"/>
-        </w:rPr>
-        <w:t>) == -1) {</w:t>
-      </w:r>
-    </w:p>
-    <w:p>
-      <w:pPr>
-        <w:rPr>
-          <w:rFonts w:ascii="Times New Roman" w:hAnsi="Times New Roman" w:cs="Times New Roman"/>
-          <w:sz w:val="40"/>
-          <w:szCs w:val="40"/>
-        </w:rPr>
-      </w:pPr>
-      <w:r>
-        <w:rPr>
-          <w:rFonts w:ascii="Times New Roman" w:hAnsi="Times New Roman" w:cs="Times New Roman"/>
-          <w:sz w:val="40"/>
-          <w:szCs w:val="40"/>
-        </w:rPr>
-        <w:t xml:space="preserve">    </w:t>
-      </w:r>
-      <w:proofErr w:type="spellStart"/>
-      <w:r>
-        <w:rPr>
-          <w:rFonts w:ascii="Times New Roman" w:hAnsi="Times New Roman" w:cs="Times New Roman"/>
-          <w:sz w:val="40"/>
-          <w:szCs w:val="40"/>
-        </w:rPr>
-        <w:t>perror</w:t>
-      </w:r>
-      <w:proofErr w:type="spellEnd"/>
-      <w:r>
-        <w:rPr>
-          <w:rFonts w:ascii="Times New Roman" w:hAnsi="Times New Roman" w:cs="Times New Roman"/>
-          <w:sz w:val="40"/>
-          <w:szCs w:val="40"/>
-        </w:rPr>
-        <w:t>("error");</w:t>
+        <w:t>if (execvp("abc", args) == -1) {</w:t>
+      </w:r>
+    </w:p>
+    <w:p>
+      <w:pPr>
+        <w:rPr>
+          <w:rFonts w:ascii="Times New Roman" w:hAnsi="Times New Roman" w:cs="Times New Roman"/>
+          <w:sz w:val="40"/>
+          <w:szCs w:val="40"/>
+        </w:rPr>
+      </w:pPr>
+      <w:r>
+        <w:rPr>
+          <w:rFonts w:ascii="Times New Roman" w:hAnsi="Times New Roman" w:cs="Times New Roman"/>
+          <w:sz w:val="40"/>
+          <w:szCs w:val="40"/>
+        </w:rPr>
+        <w:t xml:space="preserve">    perror("error");</w:t>
       </w:r>
     </w:p>
     <w:p>
@@ -993,7 +739,7 @@
           <w:szCs w:val="40"/>
         </w:rPr>
         <w:pict w14:anchorId="26E1E051">
-          <v:rect id="_x0000_i2105" style="width:0;height:1.5pt" o:hralign="center" o:hrstd="t" o:hr="t" fillcolor="#a0a0a0" stroked="f"/>
+          <v:rect id="_x0000_i1031" style="width:0;height:1.5pt" o:hralign="center" o:hrstd="t" o:hr="t" fillcolor="#a0a0a0" stroked="f"/>
         </w:pict>
       </w:r>
     </w:p>
@@ -1098,35 +844,7 @@
           <w:sz w:val="40"/>
           <w:szCs w:val="40"/>
         </w:rPr>
-        <w:t xml:space="preserve"> After </w:t>
-      </w:r>
-      <w:proofErr w:type="spellStart"/>
-      <w:proofErr w:type="gramStart"/>
-      <w:r>
-        <w:rPr>
-          <w:rFonts w:ascii="Times New Roman" w:hAnsi="Times New Roman" w:cs="Times New Roman"/>
-          <w:sz w:val="40"/>
-          <w:szCs w:val="40"/>
-        </w:rPr>
-        <w:t>execvp</w:t>
-      </w:r>
-      <w:proofErr w:type="spellEnd"/>
-      <w:r>
-        <w:rPr>
-          <w:rFonts w:ascii="Times New Roman" w:hAnsi="Times New Roman" w:cs="Times New Roman"/>
-          <w:sz w:val="40"/>
-          <w:szCs w:val="40"/>
-        </w:rPr>
-        <w:t>(</w:t>
-      </w:r>
-      <w:proofErr w:type="gramEnd"/>
-      <w:r>
-        <w:rPr>
-          <w:rFonts w:ascii="Times New Roman" w:hAnsi="Times New Roman" w:cs="Times New Roman"/>
-          <w:sz w:val="40"/>
-          <w:szCs w:val="40"/>
-        </w:rPr>
-        <w:t xml:space="preserve">) → you become a teacher </w:t>
+        <w:t xml:space="preserve"> After execvp() → you become a teacher </w:t>
       </w:r>
       <w:r>
         <w:rPr>
@@ -1217,7 +935,7 @@
           <w:szCs w:val="40"/>
         </w:rPr>
         <w:pict w14:anchorId="42673A46">
-          <v:rect id="_x0000_i2106" style="width:0;height:1.5pt" o:hralign="center" o:hrstd="t" o:hr="t" fillcolor="#a0a0a0" stroked="f"/>
+          <v:rect id="_x0000_i1032" style="width:0;height:1.5pt" o:hralign="center" o:hrstd="t" o:hr="t" fillcolor="#a0a0a0" stroked="f"/>
         </w:pict>
       </w:r>
     </w:p>
@@ -1316,23 +1034,13 @@
           <w:szCs w:val="40"/>
         </w:rPr>
       </w:pPr>
-      <w:proofErr w:type="gramStart"/>
-      <w:r>
-        <w:rPr>
-          <w:rFonts w:ascii="Times New Roman" w:hAnsi="Times New Roman" w:cs="Times New Roman"/>
-          <w:sz w:val="40"/>
-          <w:szCs w:val="40"/>
-        </w:rPr>
-        <w:t>fork(</w:t>
-      </w:r>
-      <w:proofErr w:type="gramEnd"/>
-      <w:r>
-        <w:rPr>
-          <w:rFonts w:ascii="Times New Roman" w:hAnsi="Times New Roman" w:cs="Times New Roman"/>
-          <w:sz w:val="40"/>
-          <w:szCs w:val="40"/>
-        </w:rPr>
-        <w:t>) → creates child process</w:t>
+      <w:r>
+        <w:rPr>
+          <w:rFonts w:ascii="Times New Roman" w:hAnsi="Times New Roman" w:cs="Times New Roman"/>
+          <w:sz w:val="40"/>
+          <w:szCs w:val="40"/>
+        </w:rPr>
+        <w:t>fork() → creates child process</w:t>
       </w:r>
     </w:p>
     <w:p>
@@ -1347,33 +1055,13 @@
           <w:szCs w:val="40"/>
         </w:rPr>
       </w:pPr>
-      <w:proofErr w:type="spellStart"/>
-      <w:proofErr w:type="gramStart"/>
-      <w:r>
-        <w:rPr>
-          <w:rFonts w:ascii="Times New Roman" w:hAnsi="Times New Roman" w:cs="Times New Roman"/>
-          <w:sz w:val="40"/>
-          <w:szCs w:val="40"/>
-        </w:rPr>
-        <w:t>execvp</w:t>
-      </w:r>
-      <w:proofErr w:type="spellEnd"/>
-      <w:r>
-        <w:rPr>
-          <w:rFonts w:ascii="Times New Roman" w:hAnsi="Times New Roman" w:cs="Times New Roman"/>
-          <w:sz w:val="40"/>
-          <w:szCs w:val="40"/>
-        </w:rPr>
-        <w:t>(</w:t>
-      </w:r>
-      <w:proofErr w:type="gramEnd"/>
-      <w:r>
-        <w:rPr>
-          <w:rFonts w:ascii="Times New Roman" w:hAnsi="Times New Roman" w:cs="Times New Roman"/>
-          <w:sz w:val="40"/>
-          <w:szCs w:val="40"/>
-        </w:rPr>
-        <w:t>) → child becomes ls</w:t>
+      <w:r>
+        <w:rPr>
+          <w:rFonts w:ascii="Times New Roman" w:hAnsi="Times New Roman" w:cs="Times New Roman"/>
+          <w:sz w:val="40"/>
+          <w:szCs w:val="40"/>
+        </w:rPr>
+        <w:t>execvp() → child becomes ls</w:t>
       </w:r>
     </w:p>
     <w:p>
@@ -1458,7 +1146,7 @@
           <w:szCs w:val="40"/>
         </w:rPr>
         <w:pict w14:anchorId="0D3367C6">
-          <v:rect id="_x0000_i2107" style="width:0;height:1.5pt" o:hralign="center" o:hrstd="t" o:hr="t" fillcolor="#a0a0a0" stroked="f"/>
+          <v:rect id="_x0000_i1033" style="width:0;height:1.5pt" o:hralign="center" o:hrstd="t" o:hr="t" fillcolor="#a0a0a0" stroked="f"/>
         </w:pict>
       </w:r>
     </w:p>
@@ -1515,35 +1203,7 @@
           <w:sz w:val="40"/>
           <w:szCs w:val="40"/>
         </w:rPr>
-        <w:t xml:space="preserve"> </w:t>
-      </w:r>
-      <w:proofErr w:type="spellStart"/>
-      <w:proofErr w:type="gramStart"/>
-      <w:r>
-        <w:rPr>
-          <w:rFonts w:ascii="Times New Roman" w:hAnsi="Times New Roman" w:cs="Times New Roman"/>
-          <w:sz w:val="40"/>
-          <w:szCs w:val="40"/>
-        </w:rPr>
-        <w:t>execvp</w:t>
-      </w:r>
-      <w:proofErr w:type="spellEnd"/>
-      <w:r>
-        <w:rPr>
-          <w:rFonts w:ascii="Times New Roman" w:hAnsi="Times New Roman" w:cs="Times New Roman"/>
-          <w:sz w:val="40"/>
-          <w:szCs w:val="40"/>
-        </w:rPr>
-        <w:t>(</w:t>
-      </w:r>
-      <w:proofErr w:type="gramEnd"/>
-      <w:r>
-        <w:rPr>
-          <w:rFonts w:ascii="Times New Roman" w:hAnsi="Times New Roman" w:cs="Times New Roman"/>
-          <w:sz w:val="40"/>
-          <w:szCs w:val="40"/>
-        </w:rPr>
-        <w:t>) replaces the current program inside the same process</w:t>
+        <w:t xml:space="preserve"> execvp() replaces the current program inside the same process</w:t>
       </w:r>
     </w:p>
     <w:p>
@@ -1561,7 +1221,7 @@
           <w:szCs w:val="40"/>
         </w:rPr>
         <w:pict w14:anchorId="0820D054">
-          <v:rect id="_x0000_i2108" style="width:0;height:1.5pt" o:hralign="center" o:hrstd="t" o:hr="t" fillcolor="#a0a0a0" stroked="f"/>
+          <v:rect id="_x0000_i1034" style="width:0;height:1.5pt" o:hralign="center" o:hrstd="t" o:hr="t" fillcolor="#a0a0a0" stroked="f"/>
         </w:pict>
       </w:r>
     </w:p>
@@ -1659,23 +1319,13 @@
           <w:szCs w:val="40"/>
         </w:rPr>
       </w:pPr>
-      <w:proofErr w:type="spellStart"/>
-      <w:r>
-        <w:rPr>
-          <w:rFonts w:ascii="Times New Roman" w:hAnsi="Times New Roman" w:cs="Times New Roman"/>
-          <w:sz w:val="40"/>
-          <w:szCs w:val="40"/>
-        </w:rPr>
-        <w:t>args</w:t>
-      </w:r>
-      <w:proofErr w:type="spellEnd"/>
-      <w:r>
-        <w:rPr>
-          <w:rFonts w:ascii="Times New Roman" w:hAnsi="Times New Roman" w:cs="Times New Roman"/>
-          <w:sz w:val="40"/>
-          <w:szCs w:val="40"/>
-        </w:rPr>
-        <w:t xml:space="preserve"> = ["cd", "Desktop", NULL]</w:t>
+      <w:r>
+        <w:rPr>
+          <w:rFonts w:ascii="Times New Roman" w:hAnsi="Times New Roman" w:cs="Times New Roman"/>
+          <w:sz w:val="40"/>
+          <w:szCs w:val="40"/>
+        </w:rPr>
+        <w:t>args = ["cd", "Desktop", NULL]</w:t>
       </w:r>
     </w:p>
     <w:p>
@@ -1693,7 +1343,7 @@
           <w:szCs w:val="40"/>
         </w:rPr>
         <w:pict w14:anchorId="6DE4DF3C">
-          <v:rect id="_x0000_i2109" style="width:0;height:1.5pt" o:hralign="center" o:hrstd="t" o:hr="t" fillcolor="#a0a0a0" stroked="f"/>
+          <v:rect id="_x0000_i1035" style="width:0;height:1.5pt" o:hralign="center" o:hrstd="t" o:hr="t" fillcolor="#a0a0a0" stroked="f"/>
         </w:pict>
       </w:r>
     </w:p>
@@ -1732,53 +1382,7 @@
           <w:sz w:val="40"/>
           <w:szCs w:val="40"/>
         </w:rPr>
-        <w:t>if (</w:t>
-      </w:r>
-      <w:proofErr w:type="spellStart"/>
-      <w:r>
-        <w:rPr>
-          <w:rFonts w:ascii="Times New Roman" w:hAnsi="Times New Roman" w:cs="Times New Roman"/>
-          <w:sz w:val="40"/>
-          <w:szCs w:val="40"/>
-        </w:rPr>
-        <w:t>strcmp</w:t>
-      </w:r>
-      <w:proofErr w:type="spellEnd"/>
-      <w:r>
-        <w:rPr>
-          <w:rFonts w:ascii="Times New Roman" w:hAnsi="Times New Roman" w:cs="Times New Roman"/>
-          <w:sz w:val="40"/>
-          <w:szCs w:val="40"/>
-        </w:rPr>
-        <w:t>(</w:t>
-      </w:r>
-      <w:proofErr w:type="spellStart"/>
-      <w:proofErr w:type="gramStart"/>
-      <w:r>
-        <w:rPr>
-          <w:rFonts w:ascii="Times New Roman" w:hAnsi="Times New Roman" w:cs="Times New Roman"/>
-          <w:sz w:val="40"/>
-          <w:szCs w:val="40"/>
-        </w:rPr>
-        <w:t>args</w:t>
-      </w:r>
-      <w:proofErr w:type="spellEnd"/>
-      <w:r>
-        <w:rPr>
-          <w:rFonts w:ascii="Times New Roman" w:hAnsi="Times New Roman" w:cs="Times New Roman"/>
-          <w:sz w:val="40"/>
-          <w:szCs w:val="40"/>
-        </w:rPr>
-        <w:t>[</w:t>
-      </w:r>
-      <w:proofErr w:type="gramEnd"/>
-      <w:r>
-        <w:rPr>
-          <w:rFonts w:ascii="Times New Roman" w:hAnsi="Times New Roman" w:cs="Times New Roman"/>
-          <w:sz w:val="40"/>
-          <w:szCs w:val="40"/>
-        </w:rPr>
-        <w:t>0], "cd") == 0)</w:t>
+        <w:t>if (strcmp(args[0], "cd") == 0)</w:t>
       </w:r>
     </w:p>
     <w:p>
@@ -1822,7 +1426,7 @@
         </w:rPr>
         <w:lastRenderedPageBreak/>
         <w:pict w14:anchorId="0054EDE6">
-          <v:rect id="_x0000_i2110" style="width:0;height:1.5pt" o:hralign="center" o:hrstd="t" o:hr="t" fillcolor="#a0a0a0" stroked="f"/>
+          <v:rect id="_x0000_i1036" style="width:0;height:1.5pt" o:hralign="center" o:hrstd="t" o:hr="t" fillcolor="#a0a0a0" stroked="f"/>
         </w:pict>
       </w:r>
     </w:p>
@@ -1861,35 +1465,7 @@
           <w:sz w:val="40"/>
           <w:szCs w:val="40"/>
         </w:rPr>
-        <w:t>if (</w:t>
-      </w:r>
-      <w:proofErr w:type="spellStart"/>
-      <w:proofErr w:type="gramStart"/>
-      <w:r>
-        <w:rPr>
-          <w:rFonts w:ascii="Times New Roman" w:hAnsi="Times New Roman" w:cs="Times New Roman"/>
-          <w:sz w:val="40"/>
-          <w:szCs w:val="40"/>
-        </w:rPr>
-        <w:t>args</w:t>
-      </w:r>
-      <w:proofErr w:type="spellEnd"/>
-      <w:r>
-        <w:rPr>
-          <w:rFonts w:ascii="Times New Roman" w:hAnsi="Times New Roman" w:cs="Times New Roman"/>
-          <w:sz w:val="40"/>
-          <w:szCs w:val="40"/>
-        </w:rPr>
-        <w:t>[</w:t>
-      </w:r>
-      <w:proofErr w:type="gramEnd"/>
-      <w:r>
-        <w:rPr>
-          <w:rFonts w:ascii="Times New Roman" w:hAnsi="Times New Roman" w:cs="Times New Roman"/>
-          <w:sz w:val="40"/>
-          <w:szCs w:val="40"/>
-        </w:rPr>
-        <w:t>1] == NULL)</w:t>
+        <w:t>if (args[1] == NULL)</w:t>
       </w:r>
     </w:p>
     <w:p>
@@ -1932,7 +1508,7 @@
           <w:szCs w:val="40"/>
         </w:rPr>
         <w:pict w14:anchorId="55372FA6">
-          <v:rect id="_x0000_i2111" style="width:0;height:1.5pt" o:hralign="center" o:hrstd="t" o:hr="t" fillcolor="#a0a0a0" stroked="f"/>
+          <v:rect id="_x0000_i1037" style="width:0;height:1.5pt" o:hralign="center" o:hrstd="t" o:hr="t" fillcolor="#a0a0a0" stroked="f"/>
         </w:pict>
       </w:r>
     </w:p>
@@ -1965,23 +1541,13 @@
           <w:szCs w:val="40"/>
         </w:rPr>
       </w:pPr>
-      <w:proofErr w:type="spellStart"/>
-      <w:r>
-        <w:rPr>
-          <w:rFonts w:ascii="Times New Roman" w:hAnsi="Times New Roman" w:cs="Times New Roman"/>
-          <w:sz w:val="40"/>
-          <w:szCs w:val="40"/>
-        </w:rPr>
-        <w:t>chdir</w:t>
-      </w:r>
-      <w:proofErr w:type="spellEnd"/>
-      <w:r>
-        <w:rPr>
-          <w:rFonts w:ascii="Times New Roman" w:hAnsi="Times New Roman" w:cs="Times New Roman"/>
-          <w:sz w:val="40"/>
-          <w:szCs w:val="40"/>
-        </w:rPr>
-        <w:t>("Desktop");</w:t>
+      <w:r>
+        <w:rPr>
+          <w:rFonts w:ascii="Times New Roman" w:hAnsi="Times New Roman" w:cs="Times New Roman"/>
+          <w:sz w:val="40"/>
+          <w:szCs w:val="40"/>
+        </w:rPr>
+        <w:t>chdir("Desktop");</w:t>
       </w:r>
     </w:p>
     <w:p>
@@ -2024,7 +1590,7 @@
           <w:szCs w:val="40"/>
         </w:rPr>
         <w:pict w14:anchorId="412BDBC2">
-          <v:rect id="_x0000_i2112" style="width:0;height:1.5pt" o:hralign="center" o:hrstd="t" o:hr="t" fillcolor="#a0a0a0" stroked="f"/>
+          <v:rect id="_x0000_i1038" style="width:0;height:1.5pt" o:hralign="center" o:hrstd="t" o:hr="t" fillcolor="#a0a0a0" stroked="f"/>
         </w:pict>
       </w:r>
     </w:p>
@@ -2096,25 +1662,7 @@
           <w:sz w:val="40"/>
           <w:szCs w:val="40"/>
         </w:rPr>
-        <w:t xml:space="preserve"> No </w:t>
-      </w:r>
-      <w:proofErr w:type="gramStart"/>
-      <w:r>
-        <w:rPr>
-          <w:rFonts w:ascii="Times New Roman" w:hAnsi="Times New Roman" w:cs="Times New Roman"/>
-          <w:sz w:val="40"/>
-          <w:szCs w:val="40"/>
-        </w:rPr>
-        <w:t>fork(</w:t>
-      </w:r>
-      <w:proofErr w:type="gramEnd"/>
-      <w:r>
-        <w:rPr>
-          <w:rFonts w:ascii="Times New Roman" w:hAnsi="Times New Roman" w:cs="Times New Roman"/>
-          <w:sz w:val="40"/>
-          <w:szCs w:val="40"/>
-        </w:rPr>
-        <w:t>)</w:t>
+        <w:t xml:space="preserve"> No fork()</w:t>
       </w:r>
       <w:r>
         <w:rPr>
@@ -2138,35 +1686,7 @@
           <w:sz w:val="40"/>
           <w:szCs w:val="40"/>
         </w:rPr>
-        <w:t xml:space="preserve"> No </w:t>
-      </w:r>
-      <w:proofErr w:type="spellStart"/>
-      <w:proofErr w:type="gramStart"/>
-      <w:r>
-        <w:rPr>
-          <w:rFonts w:ascii="Times New Roman" w:hAnsi="Times New Roman" w:cs="Times New Roman"/>
-          <w:sz w:val="40"/>
-          <w:szCs w:val="40"/>
-        </w:rPr>
-        <w:t>execvp</w:t>
-      </w:r>
-      <w:proofErr w:type="spellEnd"/>
-      <w:r>
-        <w:rPr>
-          <w:rFonts w:ascii="Times New Roman" w:hAnsi="Times New Roman" w:cs="Times New Roman"/>
-          <w:sz w:val="40"/>
-          <w:szCs w:val="40"/>
-        </w:rPr>
-        <w:t>(</w:t>
-      </w:r>
-      <w:proofErr w:type="gramEnd"/>
-      <w:r>
-        <w:rPr>
-          <w:rFonts w:ascii="Times New Roman" w:hAnsi="Times New Roman" w:cs="Times New Roman"/>
-          <w:sz w:val="40"/>
-          <w:szCs w:val="40"/>
-        </w:rPr>
-        <w:t>)</w:t>
+        <w:t xml:space="preserve"> No execvp()</w:t>
       </w:r>
     </w:p>
     <w:p>
@@ -2184,7 +1704,7 @@
           <w:szCs w:val="40"/>
         </w:rPr>
         <w:pict w14:anchorId="4A9A6B48">
-          <v:rect id="_x0000_i2113" style="width:0;height:1.5pt" o:hralign="center" o:hrstd="t" o:hr="t" fillcolor="#a0a0a0" stroked="f"/>
+          <v:rect id="_x0000_i1039" style="width:0;height:1.5pt" o:hralign="center" o:hrstd="t" o:hr="t" fillcolor="#a0a0a0" stroked="f"/>
         </w:pict>
       </w:r>
     </w:p>
@@ -2216,41 +1736,7 @@
           <w:sz w:val="40"/>
           <w:szCs w:val="40"/>
         </w:rPr>
-        <w:t xml:space="preserve"> Why NOT use </w:t>
-      </w:r>
-      <w:proofErr w:type="spellStart"/>
-      <w:proofErr w:type="gramStart"/>
-      <w:r>
-        <w:rPr>
-          <w:rFonts w:ascii="Times New Roman" w:hAnsi="Times New Roman" w:cs="Times New Roman"/>
-          <w:b/>
-          <w:bCs/>
-          <w:sz w:val="40"/>
-          <w:szCs w:val="40"/>
-        </w:rPr>
-        <w:t>execvp</w:t>
-      </w:r>
-      <w:proofErr w:type="spellEnd"/>
-      <w:r>
-        <w:rPr>
-          <w:rFonts w:ascii="Times New Roman" w:hAnsi="Times New Roman" w:cs="Times New Roman"/>
-          <w:b/>
-          <w:bCs/>
-          <w:sz w:val="40"/>
-          <w:szCs w:val="40"/>
-        </w:rPr>
-        <w:t>(</w:t>
-      </w:r>
-      <w:proofErr w:type="gramEnd"/>
-      <w:r>
-        <w:rPr>
-          <w:rFonts w:ascii="Times New Roman" w:hAnsi="Times New Roman" w:cs="Times New Roman"/>
-          <w:b/>
-          <w:bCs/>
-          <w:sz w:val="40"/>
-          <w:szCs w:val="40"/>
-        </w:rPr>
-        <w:t>) for cd?</w:t>
+        <w:t xml:space="preserve"> Why NOT use execvp() for cd?</w:t>
       </w:r>
     </w:p>
     <w:p>
@@ -2278,78 +1764,30 @@
           <w:szCs w:val="40"/>
         </w:rPr>
       </w:pPr>
-      <w:proofErr w:type="gramStart"/>
-      <w:r>
-        <w:rPr>
-          <w:rFonts w:ascii="Times New Roman" w:hAnsi="Times New Roman" w:cs="Times New Roman"/>
-          <w:sz w:val="40"/>
-          <w:szCs w:val="40"/>
-        </w:rPr>
-        <w:t>fork(</w:t>
-      </w:r>
-      <w:proofErr w:type="gramEnd"/>
-      <w:r>
-        <w:rPr>
-          <w:rFonts w:ascii="Times New Roman" w:hAnsi="Times New Roman" w:cs="Times New Roman"/>
-          <w:sz w:val="40"/>
-          <w:szCs w:val="40"/>
-        </w:rPr>
-        <w:t>);</w:t>
-      </w:r>
-    </w:p>
-    <w:p>
-      <w:pPr>
-        <w:rPr>
-          <w:rFonts w:ascii="Times New Roman" w:hAnsi="Times New Roman" w:cs="Times New Roman"/>
-          <w:sz w:val="40"/>
-          <w:szCs w:val="40"/>
-        </w:rPr>
-      </w:pPr>
-      <w:proofErr w:type="spellStart"/>
-      <w:proofErr w:type="gramStart"/>
-      <w:r>
-        <w:rPr>
-          <w:rFonts w:ascii="Times New Roman" w:hAnsi="Times New Roman" w:cs="Times New Roman"/>
-          <w:sz w:val="40"/>
-          <w:szCs w:val="40"/>
-        </w:rPr>
-        <w:t>execvp</w:t>
-      </w:r>
-      <w:proofErr w:type="spellEnd"/>
-      <w:r>
-        <w:rPr>
-          <w:rFonts w:ascii="Times New Roman" w:hAnsi="Times New Roman" w:cs="Times New Roman"/>
-          <w:sz w:val="40"/>
-          <w:szCs w:val="40"/>
-        </w:rPr>
-        <w:t>(</w:t>
-      </w:r>
-      <w:proofErr w:type="gramEnd"/>
-      <w:r>
-        <w:rPr>
-          <w:rFonts w:ascii="Times New Roman" w:hAnsi="Times New Roman" w:cs="Times New Roman"/>
-          <w:sz w:val="40"/>
-          <w:szCs w:val="40"/>
-        </w:rPr>
-        <w:t xml:space="preserve">"cd", </w:t>
-      </w:r>
-      <w:proofErr w:type="spellStart"/>
-      <w:r>
-        <w:rPr>
-          <w:rFonts w:ascii="Times New Roman" w:hAnsi="Times New Roman" w:cs="Times New Roman"/>
-          <w:sz w:val="40"/>
-          <w:szCs w:val="40"/>
-        </w:rPr>
-        <w:t>args</w:t>
-      </w:r>
-      <w:proofErr w:type="spellEnd"/>
-      <w:r>
-        <w:rPr>
-          <w:rFonts w:ascii="Times New Roman" w:hAnsi="Times New Roman" w:cs="Times New Roman"/>
-          <w:sz w:val="40"/>
-          <w:szCs w:val="40"/>
-        </w:rPr>
-        <w:t>);</w:t>
+      <w:r>
+        <w:rPr>
+          <w:rFonts w:ascii="Times New Roman" w:hAnsi="Times New Roman" w:cs="Times New Roman"/>
+          <w:sz w:val="40"/>
+          <w:szCs w:val="40"/>
+        </w:rPr>
+        <w:t>fork();</w:t>
+      </w:r>
+    </w:p>
+    <w:p>
+      <w:pPr>
+        <w:rPr>
+          <w:rFonts w:ascii="Times New Roman" w:hAnsi="Times New Roman" w:cs="Times New Roman"/>
+          <w:sz w:val="40"/>
+          <w:szCs w:val="40"/>
+        </w:rPr>
+      </w:pPr>
+      <w:r>
+        <w:rPr>
+          <w:rFonts w:ascii="Times New Roman" w:hAnsi="Times New Roman" w:cs="Times New Roman"/>
+          <w:sz w:val="40"/>
+          <w:szCs w:val="40"/>
+        </w:rPr>
+        <w:t>execvp("cd", args);</w:t>
       </w:r>
     </w:p>
     <w:p>
@@ -2505,7 +1943,7 @@
           <w:szCs w:val="40"/>
         </w:rPr>
         <w:pict w14:anchorId="21127FC7">
-          <v:rect id="_x0000_i2114" style="width:0;height:1.5pt" o:hralign="center" o:hrstd="t" o:hr="t" fillcolor="#a0a0a0" stroked="f"/>
+          <v:rect id="_x0000_i1040" style="width:0;height:1.5pt" o:hralign="center" o:hrstd="t" o:hr="t" fillcolor="#a0a0a0" stroked="f"/>
         </w:pict>
       </w:r>
     </w:p>
@@ -2597,7 +2035,7 @@
           <w:szCs w:val="40"/>
         </w:rPr>
         <w:pict w14:anchorId="5DBCA7DE">
-          <v:rect id="_x0000_i2115" style="width:0;height:1.5pt" o:hralign="center" o:hrstd="t" o:hr="t" fillcolor="#a0a0a0" stroked="f"/>
+          <v:rect id="_x0000_i1041" style="width:0;height:1.5pt" o:hralign="center" o:hrstd="t" o:hr="t" fillcolor="#a0a0a0" stroked="f"/>
         </w:pict>
       </w:r>
     </w:p>
@@ -2672,7 +2110,7 @@
           <w:szCs w:val="40"/>
         </w:rPr>
         <w:pict w14:anchorId="2980E0CB">
-          <v:rect id="_x0000_i2116" style="width:0;height:1.5pt" o:hralign="center" o:hrstd="t" o:hr="t" fillcolor="#a0a0a0" stroked="f"/>
+          <v:rect id="_x0000_i1042" style="width:0;height:1.5pt" o:hralign="center" o:hrstd="t" o:hr="t" fillcolor="#a0a0a0" stroked="f"/>
         </w:pict>
       </w:r>
     </w:p>
@@ -2721,71 +2159,7 @@
           <w:sz w:val="40"/>
           <w:szCs w:val="40"/>
         </w:rPr>
-        <w:t xml:space="preserve">cd → </w:t>
-      </w:r>
-      <w:proofErr w:type="spellStart"/>
-      <w:proofErr w:type="gramStart"/>
-      <w:r>
-        <w:rPr>
-          <w:rFonts w:ascii="Times New Roman" w:hAnsi="Times New Roman" w:cs="Times New Roman"/>
-          <w:sz w:val="40"/>
-          <w:szCs w:val="40"/>
-        </w:rPr>
-        <w:t>chdir</w:t>
-      </w:r>
-      <w:proofErr w:type="spellEnd"/>
-      <w:r>
-        <w:rPr>
-          <w:rFonts w:ascii="Times New Roman" w:hAnsi="Times New Roman" w:cs="Times New Roman"/>
-          <w:sz w:val="40"/>
-          <w:szCs w:val="40"/>
-        </w:rPr>
-        <w:t>(</w:t>
-      </w:r>
-      <w:proofErr w:type="gramEnd"/>
-      <w:r>
-        <w:rPr>
-          <w:rFonts w:ascii="Times New Roman" w:hAnsi="Times New Roman" w:cs="Times New Roman"/>
-          <w:sz w:val="40"/>
-          <w:szCs w:val="40"/>
-        </w:rPr>
-        <w:t xml:space="preserve">) → </w:t>
-      </w:r>
-      <w:proofErr w:type="gramStart"/>
-      <w:r>
-        <w:rPr>
-          <w:rFonts w:ascii="Times New Roman" w:hAnsi="Times New Roman" w:cs="Times New Roman"/>
-          <w:sz w:val="40"/>
-          <w:szCs w:val="40"/>
-        </w:rPr>
-        <w:t>fork(</w:t>
-      </w:r>
-      <w:proofErr w:type="gramEnd"/>
-      <w:r>
-        <w:rPr>
-          <w:rFonts w:ascii="Times New Roman" w:hAnsi="Times New Roman" w:cs="Times New Roman"/>
-          <w:sz w:val="40"/>
-          <w:szCs w:val="40"/>
-        </w:rPr>
-        <w:t xml:space="preserve">) → </w:t>
-      </w:r>
-      <w:proofErr w:type="spellStart"/>
-      <w:r>
-        <w:rPr>
-          <w:rFonts w:ascii="Times New Roman" w:hAnsi="Times New Roman" w:cs="Times New Roman"/>
-          <w:sz w:val="40"/>
-          <w:szCs w:val="40"/>
-        </w:rPr>
-        <w:t>execvp</w:t>
-      </w:r>
-      <w:proofErr w:type="spellEnd"/>
-      <w:r>
-        <w:rPr>
-          <w:rFonts w:ascii="Times New Roman" w:hAnsi="Times New Roman" w:cs="Times New Roman"/>
-          <w:sz w:val="40"/>
-          <w:szCs w:val="40"/>
-        </w:rPr>
-        <w:t>("cd") → ERROR</w:t>
+        <w:t>cd → chdir() → fork() → execvp("cd") → ERROR</w:t>
       </w:r>
     </w:p>
     <w:p>
@@ -2803,7 +2177,7 @@
           <w:szCs w:val="40"/>
         </w:rPr>
         <w:pict w14:anchorId="503C89DC">
-          <v:rect id="_x0000_i2117" style="width:0;height:1.5pt" o:hralign="center" o:hrstd="t" o:hr="t" fillcolor="#a0a0a0" stroked="f"/>
+          <v:rect id="_x0000_i1043" style="width:0;height:1.5pt" o:hralign="center" o:hrstd="t" o:hr="t" fillcolor="#a0a0a0" stroked="f"/>
         </w:pict>
       </w:r>
     </w:p>
@@ -2852,35 +2226,7 @@
           <w:sz w:val="40"/>
           <w:szCs w:val="40"/>
         </w:rPr>
-        <w:t xml:space="preserve">cd → </w:t>
-      </w:r>
-      <w:proofErr w:type="spellStart"/>
-      <w:proofErr w:type="gramStart"/>
-      <w:r>
-        <w:rPr>
-          <w:rFonts w:ascii="Times New Roman" w:hAnsi="Times New Roman" w:cs="Times New Roman"/>
-          <w:sz w:val="40"/>
-          <w:szCs w:val="40"/>
-        </w:rPr>
-        <w:t>chdir</w:t>
-      </w:r>
-      <w:proofErr w:type="spellEnd"/>
-      <w:r>
-        <w:rPr>
-          <w:rFonts w:ascii="Times New Roman" w:hAnsi="Times New Roman" w:cs="Times New Roman"/>
-          <w:sz w:val="40"/>
-          <w:szCs w:val="40"/>
-        </w:rPr>
-        <w:t>(</w:t>
-      </w:r>
-      <w:proofErr w:type="gramEnd"/>
-      <w:r>
-        <w:rPr>
-          <w:rFonts w:ascii="Times New Roman" w:hAnsi="Times New Roman" w:cs="Times New Roman"/>
-          <w:sz w:val="40"/>
-          <w:szCs w:val="40"/>
-        </w:rPr>
-        <w:t>) → continue → next prompt</w:t>
+        <w:t>cd → chdir() → continue → next prompt</w:t>
       </w:r>
     </w:p>
     <w:p>
@@ -2898,7 +2244,7 @@
           <w:szCs w:val="40"/>
         </w:rPr>
         <w:pict w14:anchorId="3D81AD04">
-          <v:rect id="_x0000_i2118" style="width:0;height:1.5pt" o:hralign="center" o:hrstd="t" o:hr="t" fillcolor="#a0a0a0" stroked="f"/>
+          <v:rect id="_x0000_i1044" style="width:0;height:1.5pt" o:hralign="center" o:hrstd="t" o:hr="t" fillcolor="#a0a0a0" stroked="f"/>
         </w:pict>
       </w:r>
     </w:p>
@@ -2974,7 +2320,7 @@
           <w:szCs w:val="40"/>
         </w:rPr>
         <w:pict w14:anchorId="32D7421A">
-          <v:rect id="_x0000_i2119" style="width:0;height:1.5pt" o:hralign="center" o:hrstd="t" o:hr="t" fillcolor="#a0a0a0" stroked="f"/>
+          <v:rect id="_x0000_i1045" style="width:0;height:1.5pt" o:hralign="center" o:hrstd="t" o:hr="t" fillcolor="#a0a0a0" stroked="f"/>
         </w:pict>
       </w:r>
     </w:p>
@@ -3058,7 +2404,7 @@
           <w:szCs w:val="40"/>
         </w:rPr>
         <w:pict w14:anchorId="070FBC83">
-          <v:rect id="_x0000_i2120" style="width:0;height:1.5pt" o:hralign="center" o:hrstd="t" o:hr="t" fillcolor="#a0a0a0" stroked="f"/>
+          <v:rect id="_x0000_i1046" style="width:0;height:1.5pt" o:hralign="center" o:hrstd="t" o:hr="t" fillcolor="#a0a0a0" stroked="f"/>
         </w:pict>
       </w:r>
     </w:p>
@@ -3097,133 +2443,41 @@
           <w:sz w:val="40"/>
           <w:szCs w:val="40"/>
         </w:rPr>
-        <w:t>if (</w:t>
-      </w:r>
-      <w:proofErr w:type="spellStart"/>
-      <w:r>
-        <w:rPr>
-          <w:rFonts w:ascii="Times New Roman" w:hAnsi="Times New Roman" w:cs="Times New Roman"/>
-          <w:sz w:val="40"/>
-          <w:szCs w:val="40"/>
-        </w:rPr>
-        <w:t>strcmp</w:t>
-      </w:r>
-      <w:proofErr w:type="spellEnd"/>
-      <w:r>
-        <w:rPr>
-          <w:rFonts w:ascii="Times New Roman" w:hAnsi="Times New Roman" w:cs="Times New Roman"/>
-          <w:sz w:val="40"/>
-          <w:szCs w:val="40"/>
-        </w:rPr>
-        <w:t>(</w:t>
-      </w:r>
-      <w:proofErr w:type="spellStart"/>
-      <w:proofErr w:type="gramStart"/>
-      <w:r>
-        <w:rPr>
-          <w:rFonts w:ascii="Times New Roman" w:hAnsi="Times New Roman" w:cs="Times New Roman"/>
-          <w:sz w:val="40"/>
-          <w:szCs w:val="40"/>
-        </w:rPr>
-        <w:t>args</w:t>
-      </w:r>
-      <w:proofErr w:type="spellEnd"/>
-      <w:r>
-        <w:rPr>
-          <w:rFonts w:ascii="Times New Roman" w:hAnsi="Times New Roman" w:cs="Times New Roman"/>
-          <w:sz w:val="40"/>
-          <w:szCs w:val="40"/>
-        </w:rPr>
-        <w:t>[</w:t>
-      </w:r>
-      <w:proofErr w:type="gramEnd"/>
-      <w:r>
-        <w:rPr>
-          <w:rFonts w:ascii="Times New Roman" w:hAnsi="Times New Roman" w:cs="Times New Roman"/>
-          <w:sz w:val="40"/>
-          <w:szCs w:val="40"/>
-        </w:rPr>
-        <w:t>0], "exit") == 0) {</w:t>
-      </w:r>
-    </w:p>
-    <w:p>
-      <w:pPr>
-        <w:rPr>
-          <w:rFonts w:ascii="Times New Roman" w:hAnsi="Times New Roman" w:cs="Times New Roman"/>
-          <w:sz w:val="40"/>
-          <w:szCs w:val="40"/>
-        </w:rPr>
-      </w:pPr>
-      <w:r>
-        <w:rPr>
-          <w:rFonts w:ascii="Times New Roman" w:hAnsi="Times New Roman" w:cs="Times New Roman"/>
-          <w:sz w:val="40"/>
-          <w:szCs w:val="40"/>
-        </w:rPr>
-        <w:t xml:space="preserve">    </w:t>
-      </w:r>
-      <w:proofErr w:type="spellStart"/>
-      <w:proofErr w:type="gramStart"/>
-      <w:r>
-        <w:rPr>
-          <w:rFonts w:ascii="Times New Roman" w:hAnsi="Times New Roman" w:cs="Times New Roman"/>
-          <w:sz w:val="40"/>
-          <w:szCs w:val="40"/>
-        </w:rPr>
-        <w:t>printf</w:t>
-      </w:r>
-      <w:proofErr w:type="spellEnd"/>
-      <w:r>
-        <w:rPr>
-          <w:rFonts w:ascii="Times New Roman" w:hAnsi="Times New Roman" w:cs="Times New Roman"/>
-          <w:sz w:val="40"/>
-          <w:szCs w:val="40"/>
-        </w:rPr>
-        <w:t>(</w:t>
-      </w:r>
-      <w:proofErr w:type="gramEnd"/>
-      <w:r>
-        <w:rPr>
-          <w:rFonts w:ascii="Times New Roman" w:hAnsi="Times New Roman" w:cs="Times New Roman"/>
-          <w:sz w:val="40"/>
-          <w:szCs w:val="40"/>
-        </w:rPr>
-        <w:t>"Exiting shell...\n");</w:t>
-      </w:r>
-    </w:p>
-    <w:p>
-      <w:pPr>
-        <w:rPr>
-          <w:rFonts w:ascii="Times New Roman" w:hAnsi="Times New Roman" w:cs="Times New Roman"/>
-          <w:sz w:val="40"/>
-          <w:szCs w:val="40"/>
-        </w:rPr>
-      </w:pPr>
-      <w:r>
-        <w:rPr>
-          <w:rFonts w:ascii="Times New Roman" w:hAnsi="Times New Roman" w:cs="Times New Roman"/>
-          <w:sz w:val="40"/>
-          <w:szCs w:val="40"/>
-        </w:rPr>
-        <w:t xml:space="preserve">    </w:t>
-      </w:r>
-      <w:proofErr w:type="gramStart"/>
-      <w:r>
-        <w:rPr>
-          <w:rFonts w:ascii="Times New Roman" w:hAnsi="Times New Roman" w:cs="Times New Roman"/>
-          <w:sz w:val="40"/>
-          <w:szCs w:val="40"/>
-        </w:rPr>
-        <w:t>exit(</w:t>
-      </w:r>
-      <w:proofErr w:type="gramEnd"/>
-      <w:r>
-        <w:rPr>
-          <w:rFonts w:ascii="Times New Roman" w:hAnsi="Times New Roman" w:cs="Times New Roman"/>
-          <w:sz w:val="40"/>
-          <w:szCs w:val="40"/>
-        </w:rPr>
-        <w:t>0);</w:t>
+        <w:t>if (strcmp(args[0], "exit") == 0) {</w:t>
+      </w:r>
+    </w:p>
+    <w:p>
+      <w:pPr>
+        <w:rPr>
+          <w:rFonts w:ascii="Times New Roman" w:hAnsi="Times New Roman" w:cs="Times New Roman"/>
+          <w:sz w:val="40"/>
+          <w:szCs w:val="40"/>
+        </w:rPr>
+      </w:pPr>
+      <w:r>
+        <w:rPr>
+          <w:rFonts w:ascii="Times New Roman" w:hAnsi="Times New Roman" w:cs="Times New Roman"/>
+          <w:sz w:val="40"/>
+          <w:szCs w:val="40"/>
+        </w:rPr>
+        <w:t xml:space="preserve">    printf("Exiting shell...\n");</w:t>
+      </w:r>
+    </w:p>
+    <w:p>
+      <w:pPr>
+        <w:rPr>
+          <w:rFonts w:ascii="Times New Roman" w:hAnsi="Times New Roman" w:cs="Times New Roman"/>
+          <w:sz w:val="40"/>
+          <w:szCs w:val="40"/>
+        </w:rPr>
+      </w:pPr>
+      <w:r>
+        <w:rPr>
+          <w:rFonts w:ascii="Times New Roman" w:hAnsi="Times New Roman" w:cs="Times New Roman"/>
+          <w:sz w:val="40"/>
+          <w:szCs w:val="40"/>
+        </w:rPr>
+        <w:t xml:space="preserve">    exit(0);</w:t>
       </w:r>
     </w:p>
     <w:p>
@@ -3258,7 +2512,7 @@
           <w:szCs w:val="40"/>
         </w:rPr>
         <w:pict w14:anchorId="01BF91A2">
-          <v:rect id="_x0000_i2121" style="width:0;height:1.5pt" o:hralign="center" o:hrstd="t" o:hr="t" fillcolor="#a0a0a0" stroked="f"/>
+          <v:rect id="_x0000_i1047" style="width:0;height:1.5pt" o:hralign="center" o:hrstd="t" o:hr="t" fillcolor="#a0a0a0" stroked="f"/>
         </w:pict>
       </w:r>
     </w:p>
@@ -3316,23 +2570,13 @@
           <w:szCs w:val="40"/>
         </w:rPr>
       </w:pPr>
-      <w:proofErr w:type="gramStart"/>
-      <w:r>
-        <w:rPr>
-          <w:rFonts w:ascii="Times New Roman" w:hAnsi="Times New Roman" w:cs="Times New Roman"/>
-          <w:sz w:val="40"/>
-          <w:szCs w:val="40"/>
-        </w:rPr>
-        <w:t>exit(</w:t>
-      </w:r>
-      <w:proofErr w:type="gramEnd"/>
-      <w:r>
-        <w:rPr>
-          <w:rFonts w:ascii="Times New Roman" w:hAnsi="Times New Roman" w:cs="Times New Roman"/>
-          <w:sz w:val="40"/>
-          <w:szCs w:val="40"/>
-        </w:rPr>
-        <w:t>0) runs</w:t>
+      <w:r>
+        <w:rPr>
+          <w:rFonts w:ascii="Times New Roman" w:hAnsi="Times New Roman" w:cs="Times New Roman"/>
+          <w:sz w:val="40"/>
+          <w:szCs w:val="40"/>
+        </w:rPr>
+        <w:t>exit(0) runs</w:t>
       </w:r>
     </w:p>
     <w:p>
@@ -3371,7 +2615,7 @@
           <w:szCs w:val="40"/>
         </w:rPr>
         <w:pict w14:anchorId="2D42B57D">
-          <v:rect id="_x0000_i2122" style="width:0;height:1.5pt" o:hralign="center" o:hrstd="t" o:hr="t" fillcolor="#a0a0a0" stroked="f"/>
+          <v:rect id="_x0000_i1048" style="width:0;height:1.5pt" o:hralign="center" o:hrstd="t" o:hr="t" fillcolor="#a0a0a0" stroked="f"/>
         </w:pict>
       </w:r>
     </w:p>
@@ -3428,25 +2672,7 @@
           <w:sz w:val="40"/>
           <w:szCs w:val="40"/>
         </w:rPr>
-        <w:t xml:space="preserve"> If you use </w:t>
-      </w:r>
-      <w:proofErr w:type="spellStart"/>
-      <w:r>
-        <w:rPr>
-          <w:rFonts w:ascii="Times New Roman" w:hAnsi="Times New Roman" w:cs="Times New Roman"/>
-          <w:sz w:val="40"/>
-          <w:szCs w:val="40"/>
-        </w:rPr>
-        <w:t>execvp</w:t>
-      </w:r>
-      <w:proofErr w:type="spellEnd"/>
-      <w:r>
-        <w:rPr>
-          <w:rFonts w:ascii="Times New Roman" w:hAnsi="Times New Roman" w:cs="Times New Roman"/>
-          <w:sz w:val="40"/>
-          <w:szCs w:val="40"/>
-        </w:rPr>
-        <w:t>("exit"):</w:t>
+        <w:t xml:space="preserve"> If you use execvp("exit"):</w:t>
       </w:r>
     </w:p>
     <w:p>
@@ -3523,7 +2749,7 @@
           <w:szCs w:val="40"/>
         </w:rPr>
         <w:pict w14:anchorId="73395ABF">
-          <v:rect id="_x0000_i2123" style="width:0;height:1.5pt" o:hralign="center" o:hrstd="t" o:hr="t" fillcolor="#a0a0a0" stroked="f"/>
+          <v:rect id="_x0000_i1049" style="width:0;height:1.5pt" o:hralign="center" o:hrstd="t" o:hr="t" fillcolor="#a0a0a0" stroked="f"/>
         </w:pict>
       </w:r>
     </w:p>
@@ -3555,51 +2781,7 @@
           <w:sz w:val="40"/>
           <w:szCs w:val="40"/>
         </w:rPr>
-        <w:t xml:space="preserve"> </w:t>
-      </w:r>
-      <w:proofErr w:type="gramStart"/>
-      <w:r>
-        <w:rPr>
-          <w:rFonts w:ascii="Times New Roman" w:hAnsi="Times New Roman" w:cs="Times New Roman"/>
-          <w:b/>
-          <w:bCs/>
-          <w:sz w:val="40"/>
-          <w:szCs w:val="40"/>
-        </w:rPr>
-        <w:t>exit(</w:t>
-      </w:r>
-      <w:proofErr w:type="gramEnd"/>
-      <w:r>
-        <w:rPr>
-          <w:rFonts w:ascii="Times New Roman" w:hAnsi="Times New Roman" w:cs="Times New Roman"/>
-          <w:b/>
-          <w:bCs/>
-          <w:sz w:val="40"/>
-          <w:szCs w:val="40"/>
-        </w:rPr>
-        <w:t xml:space="preserve">0) vs </w:t>
-      </w:r>
-      <w:proofErr w:type="gramStart"/>
-      <w:r>
-        <w:rPr>
-          <w:rFonts w:ascii="Times New Roman" w:hAnsi="Times New Roman" w:cs="Times New Roman"/>
-          <w:b/>
-          <w:bCs/>
-          <w:sz w:val="40"/>
-          <w:szCs w:val="40"/>
-        </w:rPr>
-        <w:t>exit(</w:t>
-      </w:r>
-      <w:proofErr w:type="gramEnd"/>
-      <w:r>
-        <w:rPr>
-          <w:rFonts w:ascii="Times New Roman" w:hAnsi="Times New Roman" w:cs="Times New Roman"/>
-          <w:b/>
-          <w:bCs/>
-          <w:sz w:val="40"/>
-          <w:szCs w:val="40"/>
-        </w:rPr>
-        <w:t>1)</w:t>
+        <w:t xml:space="preserve"> exit(0) vs exit(1)</w:t>
       </w:r>
     </w:p>
     <w:p>
@@ -3630,29 +2812,7 @@
           <w:sz w:val="40"/>
           <w:szCs w:val="40"/>
         </w:rPr>
-        <w:t xml:space="preserve"> </w:t>
-      </w:r>
-      <w:proofErr w:type="gramStart"/>
-      <w:r>
-        <w:rPr>
-          <w:rFonts w:ascii="Times New Roman" w:hAnsi="Times New Roman" w:cs="Times New Roman"/>
-          <w:b/>
-          <w:bCs/>
-          <w:sz w:val="40"/>
-          <w:szCs w:val="40"/>
-        </w:rPr>
-        <w:t>exit(</w:t>
-      </w:r>
-      <w:proofErr w:type="gramEnd"/>
-      <w:r>
-        <w:rPr>
-          <w:rFonts w:ascii="Times New Roman" w:hAnsi="Times New Roman" w:cs="Times New Roman"/>
-          <w:b/>
-          <w:bCs/>
-          <w:sz w:val="40"/>
-          <w:szCs w:val="40"/>
-        </w:rPr>
-        <w:t>0)</w:t>
+        <w:t xml:space="preserve"> exit(0)</w:t>
       </w:r>
     </w:p>
     <w:p>
@@ -3695,7 +2855,7 @@
           <w:szCs w:val="40"/>
         </w:rPr>
         <w:pict w14:anchorId="7A5B3629">
-          <v:rect id="_x0000_i2124" style="width:0;height:1.5pt" o:hralign="center" o:hrstd="t" o:hr="t" fillcolor="#a0a0a0" stroked="f"/>
+          <v:rect id="_x0000_i1050" style="width:0;height:1.5pt" o:hralign="center" o:hrstd="t" o:hr="t" fillcolor="#a0a0a0" stroked="f"/>
         </w:pict>
       </w:r>
     </w:p>
@@ -3727,29 +2887,7 @@
           <w:sz w:val="40"/>
           <w:szCs w:val="40"/>
         </w:rPr>
-        <w:t xml:space="preserve"> </w:t>
-      </w:r>
-      <w:proofErr w:type="gramStart"/>
-      <w:r>
-        <w:rPr>
-          <w:rFonts w:ascii="Times New Roman" w:hAnsi="Times New Roman" w:cs="Times New Roman"/>
-          <w:b/>
-          <w:bCs/>
-          <w:sz w:val="40"/>
-          <w:szCs w:val="40"/>
-        </w:rPr>
-        <w:t>exit(</w:t>
-      </w:r>
-      <w:proofErr w:type="gramEnd"/>
-      <w:r>
-        <w:rPr>
-          <w:rFonts w:ascii="Times New Roman" w:hAnsi="Times New Roman" w:cs="Times New Roman"/>
-          <w:b/>
-          <w:bCs/>
-          <w:sz w:val="40"/>
-          <w:szCs w:val="40"/>
-        </w:rPr>
-        <w:t>1)</w:t>
+        <w:t xml:space="preserve"> exit(1)</w:t>
       </w:r>
     </w:p>
     <w:p>
@@ -3792,7 +2930,7 @@
           <w:szCs w:val="40"/>
         </w:rPr>
         <w:pict w14:anchorId="1839CEF0">
-          <v:rect id="_x0000_i2125" style="width:0;height:1.5pt" o:hralign="center" o:hrstd="t" o:hr="t" fillcolor="#a0a0a0" stroked="f"/>
+          <v:rect id="_x0000_i1051" style="width:0;height:1.5pt" o:hralign="center" o:hrstd="t" o:hr="t" fillcolor="#a0a0a0" stroked="f"/>
         </w:pict>
       </w:r>
     </w:p>
@@ -3825,50 +2963,30 @@
           <w:szCs w:val="40"/>
         </w:rPr>
       </w:pPr>
-      <w:proofErr w:type="gramStart"/>
-      <w:r>
-        <w:rPr>
-          <w:rFonts w:ascii="Times New Roman" w:hAnsi="Times New Roman" w:cs="Times New Roman"/>
-          <w:sz w:val="40"/>
-          <w:szCs w:val="40"/>
-        </w:rPr>
-        <w:t>exit(</w:t>
-      </w:r>
-      <w:proofErr w:type="gramEnd"/>
-      <w:r>
-        <w:rPr>
-          <w:rFonts w:ascii="Times New Roman" w:hAnsi="Times New Roman" w:cs="Times New Roman"/>
-          <w:sz w:val="40"/>
-          <w:szCs w:val="40"/>
-        </w:rPr>
-        <w:t>0); // normal exit</w:t>
-      </w:r>
-    </w:p>
-    <w:p>
-      <w:pPr>
-        <w:rPr>
-          <w:rFonts w:ascii="Times New Roman" w:hAnsi="Times New Roman" w:cs="Times New Roman"/>
-          <w:sz w:val="40"/>
-          <w:szCs w:val="40"/>
-        </w:rPr>
-      </w:pPr>
-      <w:proofErr w:type="gramStart"/>
-      <w:r>
-        <w:rPr>
-          <w:rFonts w:ascii="Times New Roman" w:hAnsi="Times New Roman" w:cs="Times New Roman"/>
-          <w:sz w:val="40"/>
-          <w:szCs w:val="40"/>
-        </w:rPr>
-        <w:t>exit(</w:t>
-      </w:r>
-      <w:proofErr w:type="gramEnd"/>
-      <w:r>
-        <w:rPr>
-          <w:rFonts w:ascii="Times New Roman" w:hAnsi="Times New Roman" w:cs="Times New Roman"/>
-          <w:sz w:val="40"/>
-          <w:szCs w:val="40"/>
-        </w:rPr>
-        <w:t>1); // error exit</w:t>
+      <w:r>
+        <w:rPr>
+          <w:rFonts w:ascii="Times New Roman" w:hAnsi="Times New Roman" w:cs="Times New Roman"/>
+          <w:sz w:val="40"/>
+          <w:szCs w:val="40"/>
+        </w:rPr>
+        <w:t>exit(0); // normal exit</w:t>
+      </w:r>
+    </w:p>
+    <w:p>
+      <w:pPr>
+        <w:rPr>
+          <w:rFonts w:ascii="Times New Roman" w:hAnsi="Times New Roman" w:cs="Times New Roman"/>
+          <w:sz w:val="40"/>
+          <w:szCs w:val="40"/>
+        </w:rPr>
+      </w:pPr>
+      <w:r>
+        <w:rPr>
+          <w:rFonts w:ascii="Times New Roman" w:hAnsi="Times New Roman" w:cs="Times New Roman"/>
+          <w:sz w:val="40"/>
+          <w:szCs w:val="40"/>
+        </w:rPr>
+        <w:t>exit(1); // error exit</w:t>
       </w:r>
     </w:p>
     <w:p>
@@ -3886,7 +3004,7 @@
           <w:szCs w:val="40"/>
         </w:rPr>
         <w:pict w14:anchorId="7CC49364">
-          <v:rect id="_x0000_i2126" style="width:0;height:1.5pt" o:hralign="center" o:hrstd="t" o:hr="t" fillcolor="#a0a0a0" stroked="f"/>
+          <v:rect id="_x0000_i1052" style="width:0;height:1.5pt" o:hralign="center" o:hrstd="t" o:hr="t" fillcolor="#a0a0a0" stroked="f"/>
         </w:pict>
       </w:r>
     </w:p>
@@ -4191,7 +3309,7 @@
           <w:szCs w:val="40"/>
         </w:rPr>
         <w:pict w14:anchorId="1C576B1A">
-          <v:rect id="_x0000_i2127" style="width:0;height:1.5pt" o:hralign="center" o:hrstd="t" o:hr="t" fillcolor="#a0a0a0" stroked="f"/>
+          <v:rect id="_x0000_i1053" style="width:0;height:1.5pt" o:hralign="center" o:hrstd="t" o:hr="t" fillcolor="#a0a0a0" stroked="f"/>
         </w:pict>
       </w:r>
     </w:p>
@@ -4239,33 +3357,13 @@
           <w:szCs w:val="40"/>
         </w:rPr>
       </w:pPr>
-      <w:proofErr w:type="spellStart"/>
-      <w:proofErr w:type="gramStart"/>
-      <w:r>
-        <w:rPr>
-          <w:rFonts w:ascii="Times New Roman" w:hAnsi="Times New Roman" w:cs="Times New Roman"/>
-          <w:sz w:val="40"/>
-          <w:szCs w:val="40"/>
-        </w:rPr>
-        <w:t>execvp</w:t>
-      </w:r>
-      <w:proofErr w:type="spellEnd"/>
-      <w:r>
-        <w:rPr>
-          <w:rFonts w:ascii="Times New Roman" w:hAnsi="Times New Roman" w:cs="Times New Roman"/>
-          <w:sz w:val="40"/>
-          <w:szCs w:val="40"/>
-        </w:rPr>
-        <w:t>(</w:t>
-      </w:r>
-      <w:proofErr w:type="gramEnd"/>
-      <w:r>
-        <w:rPr>
-          <w:rFonts w:ascii="Times New Roman" w:hAnsi="Times New Roman" w:cs="Times New Roman"/>
-          <w:sz w:val="40"/>
-          <w:szCs w:val="40"/>
-        </w:rPr>
-        <w:t>) → replaces program</w:t>
+      <w:r>
+        <w:rPr>
+          <w:rFonts w:ascii="Times New Roman" w:hAnsi="Times New Roman" w:cs="Times New Roman"/>
+          <w:sz w:val="40"/>
+          <w:szCs w:val="40"/>
+        </w:rPr>
+        <w:t>execvp() → replaces program</w:t>
       </w:r>
     </w:p>
     <w:p>
@@ -4280,23 +3378,13 @@
           <w:szCs w:val="40"/>
         </w:rPr>
       </w:pPr>
-      <w:proofErr w:type="gramStart"/>
-      <w:r>
-        <w:rPr>
-          <w:rFonts w:ascii="Times New Roman" w:hAnsi="Times New Roman" w:cs="Times New Roman"/>
-          <w:sz w:val="40"/>
-          <w:szCs w:val="40"/>
-        </w:rPr>
-        <w:t>fork(</w:t>
-      </w:r>
-      <w:proofErr w:type="gramEnd"/>
-      <w:r>
-        <w:rPr>
-          <w:rFonts w:ascii="Times New Roman" w:hAnsi="Times New Roman" w:cs="Times New Roman"/>
-          <w:sz w:val="40"/>
-          <w:szCs w:val="40"/>
-        </w:rPr>
-        <w:t>) → creates new process</w:t>
+      <w:r>
+        <w:rPr>
+          <w:rFonts w:ascii="Times New Roman" w:hAnsi="Times New Roman" w:cs="Times New Roman"/>
+          <w:sz w:val="40"/>
+          <w:szCs w:val="40"/>
+        </w:rPr>
+        <w:t>fork() → creates new process</w:t>
       </w:r>
     </w:p>
     <w:p>
@@ -4356,7 +3444,7 @@
           <w:szCs w:val="40"/>
         </w:rPr>
         <w:pict w14:anchorId="60B47D04">
-          <v:rect id="_x0000_i2128" style="width:0;height:1.5pt" o:hralign="center" o:hrstd="t" o:hr="t" fillcolor="#a0a0a0" stroked="f"/>
+          <v:rect id="_x0000_i1054" style="width:0;height:1.5pt" o:hralign="center" o:hrstd="t" o:hr="t" fillcolor="#a0a0a0" stroked="f"/>
         </w:pict>
       </w:r>
     </w:p>
@@ -4435,6 +3523,4751 @@
           <w:szCs w:val="40"/>
         </w:rPr>
         <w:t xml:space="preserve"> the concept.</w:t>
+      </w:r>
+    </w:p>
+    <w:p>
+      <w:pPr>
+        <w:spacing w:before="100" w:beforeAutospacing="1" w:after="100" w:afterAutospacing="1" w:line="240" w:lineRule="auto"/>
+        <w:rPr>
+          <w:rFonts w:ascii="Times New Roman" w:eastAsia="Times New Roman" w:hAnsi="Times New Roman" w:cs="Times New Roman"/>
+          <w:kern w:val="0"/>
+          <w:sz w:val="24"/>
+          <w:szCs w:val="24"/>
+          <w:lang w:eastAsia="en-IN"/>
+          <w14:ligatures w14:val="none"/>
+        </w:rPr>
+      </w:pPr>
+      <w:r>
+        <w:rPr>
+          <w:rFonts w:ascii="Times New Roman" w:eastAsia="Times New Roman" w:hAnsi="Times New Roman" w:cs="Times New Roman"/>
+          <w:kern w:val="0"/>
+          <w:sz w:val="24"/>
+          <w:szCs w:val="24"/>
+          <w:lang w:eastAsia="en-IN"/>
+          <w14:ligatures w14:val="none"/>
+        </w:rPr>
+        <w:t xml:space="preserve">Nice—this is exactly how you turn raw learning into something </w:t>
+      </w:r>
+      <w:r>
+        <w:rPr>
+          <w:rFonts w:ascii="Times New Roman" w:eastAsia="Times New Roman" w:hAnsi="Times New Roman" w:cs="Times New Roman"/>
+          <w:b/>
+          <w:bCs/>
+          <w:kern w:val="0"/>
+          <w:sz w:val="24"/>
+          <w:szCs w:val="24"/>
+          <w:lang w:eastAsia="en-IN"/>
+          <w14:ligatures w14:val="none"/>
+        </w:rPr>
+        <w:t>resume + GitHub worthy</w:t>
+      </w:r>
+      <w:r>
+        <w:rPr>
+          <w:rFonts w:ascii="Times New Roman" w:eastAsia="Times New Roman" w:hAnsi="Times New Roman" w:cs="Times New Roman"/>
+          <w:kern w:val="0"/>
+          <w:sz w:val="24"/>
+          <w:szCs w:val="24"/>
+          <w:lang w:eastAsia="en-IN"/>
+          <w14:ligatures w14:val="none"/>
+        </w:rPr>
+        <w:t xml:space="preserve">. I’ll extend your notes with </w:t>
+      </w:r>
+      <w:r>
+        <w:rPr>
+          <w:rFonts w:ascii="Times New Roman" w:eastAsia="Times New Roman" w:hAnsi="Times New Roman" w:cs="Times New Roman"/>
+          <w:b/>
+          <w:bCs/>
+          <w:kern w:val="0"/>
+          <w:sz w:val="24"/>
+          <w:szCs w:val="24"/>
+          <w:lang w:eastAsia="en-IN"/>
+          <w14:ligatures w14:val="none"/>
+        </w:rPr>
+        <w:t>today’s redirection work</w:t>
+      </w:r>
+      <w:r>
+        <w:rPr>
+          <w:rFonts w:ascii="Times New Roman" w:eastAsia="Times New Roman" w:hAnsi="Times New Roman" w:cs="Times New Roman"/>
+          <w:kern w:val="0"/>
+          <w:sz w:val="24"/>
+          <w:szCs w:val="24"/>
+          <w:lang w:eastAsia="en-IN"/>
+          <w14:ligatures w14:val="none"/>
+        </w:rPr>
+        <w:t xml:space="preserve"> in the same clean style so you can drop it straight into your README or notes.</w:t>
+      </w:r>
+    </w:p>
+    <w:p>
+      <w:pPr>
+        <w:spacing w:after="0" w:line="240" w:lineRule="auto"/>
+        <w:rPr>
+          <w:rFonts w:ascii="Times New Roman" w:eastAsia="Times New Roman" w:hAnsi="Times New Roman" w:cs="Times New Roman"/>
+          <w:kern w:val="0"/>
+          <w:sz w:val="24"/>
+          <w:szCs w:val="24"/>
+          <w:lang w:eastAsia="en-IN"/>
+          <w14:ligatures w14:val="none"/>
+        </w:rPr>
+      </w:pPr>
+      <w:r>
+        <w:rPr>
+          <w:rFonts w:ascii="Times New Roman" w:eastAsia="Times New Roman" w:hAnsi="Times New Roman" w:cs="Times New Roman"/>
+          <w:kern w:val="0"/>
+          <w:sz w:val="24"/>
+          <w:szCs w:val="24"/>
+          <w:lang w:eastAsia="en-IN"/>
+          <w14:ligatures w14:val="none"/>
+        </w:rPr>
+        <w:pict w14:anchorId="60503549">
+          <v:rect id="_x0000_i1496" style="width:0;height:1.5pt" o:hralign="center" o:hrstd="t" o:hr="t" fillcolor="#a0a0a0" stroked="f"/>
+        </w:pict>
+      </w:r>
+    </w:p>
+    <w:p>
+      <w:pPr>
+        <w:spacing w:before="100" w:beforeAutospacing="1" w:after="100" w:afterAutospacing="1" w:line="240" w:lineRule="auto"/>
+        <w:outlineLvl w:val="0"/>
+        <w:rPr>
+          <w:rFonts w:ascii="Times New Roman" w:eastAsia="Times New Roman" w:hAnsi="Times New Roman" w:cs="Times New Roman"/>
+          <w:b/>
+          <w:bCs/>
+          <w:kern w:val="36"/>
+          <w:sz w:val="48"/>
+          <w:szCs w:val="48"/>
+          <w:lang w:eastAsia="en-IN"/>
+          <w14:ligatures w14:val="none"/>
+        </w:rPr>
+      </w:pPr>
+      <w:r>
+        <w:rPr>
+          <w:rFonts w:ascii="Segoe UI Emoji" w:eastAsia="Times New Roman" w:hAnsi="Segoe UI Emoji" w:cs="Segoe UI Emoji"/>
+          <w:b/>
+          <w:bCs/>
+          <w:kern w:val="36"/>
+          <w:sz w:val="48"/>
+          <w:szCs w:val="48"/>
+          <w:lang w:eastAsia="en-IN"/>
+          <w14:ligatures w14:val="none"/>
+        </w:rPr>
+        <w:t>🧩</w:t>
+      </w:r>
+      <w:r>
+        <w:rPr>
+          <w:rFonts w:ascii="Times New Roman" w:eastAsia="Times New Roman" w:hAnsi="Times New Roman" w:cs="Times New Roman"/>
+          <w:b/>
+          <w:bCs/>
+          <w:kern w:val="36"/>
+          <w:sz w:val="48"/>
+          <w:szCs w:val="48"/>
+          <w:lang w:eastAsia="en-IN"/>
+          <w14:ligatures w14:val="none"/>
+        </w:rPr>
+        <w:t xml:space="preserve"> </w:t>
+      </w:r>
+      <w:r>
+        <w:rPr>
+          <w:rFonts w:ascii="Segoe UI Emoji" w:eastAsia="Times New Roman" w:hAnsi="Segoe UI Emoji" w:cs="Segoe UI Emoji"/>
+          <w:b/>
+          <w:bCs/>
+          <w:kern w:val="36"/>
+          <w:sz w:val="48"/>
+          <w:szCs w:val="48"/>
+          <w:lang w:eastAsia="en-IN"/>
+          <w14:ligatures w14:val="none"/>
+        </w:rPr>
+        <w:t>🔥</w:t>
+      </w:r>
+      <w:r>
+        <w:rPr>
+          <w:rFonts w:ascii="Times New Roman" w:eastAsia="Times New Roman" w:hAnsi="Times New Roman" w:cs="Times New Roman"/>
+          <w:b/>
+          <w:bCs/>
+          <w:kern w:val="36"/>
+          <w:sz w:val="48"/>
+          <w:szCs w:val="48"/>
+          <w:lang w:eastAsia="en-IN"/>
+          <w14:ligatures w14:val="none"/>
+        </w:rPr>
+        <w:t xml:space="preserve"> NEW — Output Redirection (</w:t>
+      </w:r>
+      <w:r>
+        <w:rPr>
+          <w:rFonts w:ascii="Courier New" w:eastAsia="Times New Roman" w:hAnsi="Courier New" w:cs="Courier New"/>
+          <w:b/>
+          <w:bCs/>
+          <w:kern w:val="36"/>
+          <w:sz w:val="20"/>
+          <w:lang w:eastAsia="en-IN"/>
+          <w14:ligatures w14:val="none"/>
+        </w:rPr>
+        <w:t>&gt;</w:t>
+      </w:r>
+      <w:r>
+        <w:rPr>
+          <w:rFonts w:ascii="Times New Roman" w:eastAsia="Times New Roman" w:hAnsi="Times New Roman" w:cs="Times New Roman"/>
+          <w:b/>
+          <w:bCs/>
+          <w:kern w:val="36"/>
+          <w:sz w:val="48"/>
+          <w:szCs w:val="48"/>
+          <w:lang w:eastAsia="en-IN"/>
+          <w14:ligatures w14:val="none"/>
+        </w:rPr>
+        <w:t xml:space="preserve"> and </w:t>
+      </w:r>
+      <w:r>
+        <w:rPr>
+          <w:rFonts w:ascii="Courier New" w:eastAsia="Times New Roman" w:hAnsi="Courier New" w:cs="Courier New"/>
+          <w:b/>
+          <w:bCs/>
+          <w:kern w:val="36"/>
+          <w:sz w:val="20"/>
+          <w:lang w:eastAsia="en-IN"/>
+          <w14:ligatures w14:val="none"/>
+        </w:rPr>
+        <w:t>&gt;&gt;</w:t>
+      </w:r>
+      <w:r>
+        <w:rPr>
+          <w:rFonts w:ascii="Times New Roman" w:eastAsia="Times New Roman" w:hAnsi="Times New Roman" w:cs="Times New Roman"/>
+          <w:b/>
+          <w:bCs/>
+          <w:kern w:val="36"/>
+          <w:sz w:val="48"/>
+          <w:szCs w:val="48"/>
+          <w:lang w:eastAsia="en-IN"/>
+          <w14:ligatures w14:val="none"/>
+        </w:rPr>
+        <w:t>)</w:t>
+      </w:r>
+    </w:p>
+    <w:p>
+      <w:pPr>
+        <w:spacing w:after="0" w:line="240" w:lineRule="auto"/>
+        <w:rPr>
+          <w:rFonts w:ascii="Times New Roman" w:eastAsia="Times New Roman" w:hAnsi="Times New Roman" w:cs="Times New Roman"/>
+          <w:kern w:val="0"/>
+          <w:sz w:val="24"/>
+          <w:szCs w:val="24"/>
+          <w:lang w:eastAsia="en-IN"/>
+          <w14:ligatures w14:val="none"/>
+        </w:rPr>
+      </w:pPr>
+      <w:r>
+        <w:rPr>
+          <w:rFonts w:ascii="Times New Roman" w:eastAsia="Times New Roman" w:hAnsi="Times New Roman" w:cs="Times New Roman"/>
+          <w:kern w:val="0"/>
+          <w:sz w:val="24"/>
+          <w:szCs w:val="24"/>
+          <w:lang w:eastAsia="en-IN"/>
+          <w14:ligatures w14:val="none"/>
+        </w:rPr>
+        <w:pict w14:anchorId="001909A4">
+          <v:rect id="_x0000_i1497" style="width:0;height:1.5pt" o:hralign="center" o:hrstd="t" o:hr="t" fillcolor="#a0a0a0" stroked="f"/>
+        </w:pict>
+      </w:r>
+    </w:p>
+    <w:p>
+      <w:pPr>
+        <w:spacing w:before="100" w:beforeAutospacing="1" w:after="100" w:afterAutospacing="1" w:line="240" w:lineRule="auto"/>
+        <w:outlineLvl w:val="1"/>
+        <w:rPr>
+          <w:rFonts w:ascii="Times New Roman" w:eastAsia="Times New Roman" w:hAnsi="Times New Roman" w:cs="Times New Roman"/>
+          <w:b/>
+          <w:bCs/>
+          <w:kern w:val="0"/>
+          <w:sz w:val="36"/>
+          <w:szCs w:val="36"/>
+          <w:lang w:eastAsia="en-IN"/>
+          <w14:ligatures w14:val="none"/>
+        </w:rPr>
+      </w:pPr>
+      <w:r>
+        <w:rPr>
+          <w:rFonts w:ascii="Segoe UI Emoji" w:eastAsia="Times New Roman" w:hAnsi="Segoe UI Emoji" w:cs="Segoe UI Emoji"/>
+          <w:b/>
+          <w:bCs/>
+          <w:kern w:val="0"/>
+          <w:sz w:val="36"/>
+          <w:szCs w:val="36"/>
+          <w:lang w:eastAsia="en-IN"/>
+          <w14:ligatures w14:val="none"/>
+        </w:rPr>
+        <w:t>🔹</w:t>
+      </w:r>
+      <w:r>
+        <w:rPr>
+          <w:rFonts w:ascii="Times New Roman" w:eastAsia="Times New Roman" w:hAnsi="Times New Roman" w:cs="Times New Roman"/>
+          <w:b/>
+          <w:bCs/>
+          <w:kern w:val="0"/>
+          <w:sz w:val="36"/>
+          <w:szCs w:val="36"/>
+          <w:lang w:eastAsia="en-IN"/>
+          <w14:ligatures w14:val="none"/>
+        </w:rPr>
+        <w:t xml:space="preserve"> What is redirection?</w:t>
+      </w:r>
+    </w:p>
+    <w:p>
+      <w:pPr>
+        <w:spacing w:before="100" w:beforeAutospacing="1" w:after="100" w:afterAutospacing="1" w:line="240" w:lineRule="auto"/>
+        <w:rPr>
+          <w:rFonts w:ascii="Times New Roman" w:eastAsia="Times New Roman" w:hAnsi="Times New Roman" w:cs="Times New Roman"/>
+          <w:kern w:val="0"/>
+          <w:sz w:val="24"/>
+          <w:szCs w:val="24"/>
+          <w:lang w:eastAsia="en-IN"/>
+          <w14:ligatures w14:val="none"/>
+        </w:rPr>
+      </w:pPr>
+      <w:r>
+        <w:rPr>
+          <w:rFonts w:ascii="Segoe UI Emoji" w:eastAsia="Times New Roman" w:hAnsi="Segoe UI Emoji" w:cs="Segoe UI Emoji"/>
+          <w:kern w:val="0"/>
+          <w:sz w:val="24"/>
+          <w:szCs w:val="24"/>
+          <w:lang w:eastAsia="en-IN"/>
+          <w14:ligatures w14:val="none"/>
+        </w:rPr>
+        <w:t>👉</w:t>
+      </w:r>
+      <w:r>
+        <w:rPr>
+          <w:rFonts w:ascii="Times New Roman" w:eastAsia="Times New Roman" w:hAnsi="Times New Roman" w:cs="Times New Roman"/>
+          <w:kern w:val="0"/>
+          <w:sz w:val="24"/>
+          <w:szCs w:val="24"/>
+          <w:lang w:eastAsia="en-IN"/>
+          <w14:ligatures w14:val="none"/>
+        </w:rPr>
+        <w:t xml:space="preserve"> It changes where a program’s output goes</w:t>
+      </w:r>
+    </w:p>
+    <w:p>
+      <w:pPr>
+        <w:spacing w:before="100" w:beforeAutospacing="1" w:after="100" w:afterAutospacing="1" w:line="240" w:lineRule="auto"/>
+        <w:outlineLvl w:val="2"/>
+        <w:rPr>
+          <w:rFonts w:ascii="Times New Roman" w:eastAsia="Times New Roman" w:hAnsi="Times New Roman" w:cs="Times New Roman"/>
+          <w:b/>
+          <w:bCs/>
+          <w:kern w:val="0"/>
+          <w:sz w:val="27"/>
+          <w:szCs w:val="27"/>
+          <w:lang w:eastAsia="en-IN"/>
+          <w14:ligatures w14:val="none"/>
+        </w:rPr>
+      </w:pPr>
+      <w:r>
+        <w:rPr>
+          <w:rFonts w:ascii="Times New Roman" w:eastAsia="Times New Roman" w:hAnsi="Times New Roman" w:cs="Times New Roman"/>
+          <w:b/>
+          <w:bCs/>
+          <w:kern w:val="0"/>
+          <w:sz w:val="27"/>
+          <w:szCs w:val="27"/>
+          <w:lang w:eastAsia="en-IN"/>
+          <w14:ligatures w14:val="none"/>
+        </w:rPr>
+        <w:t>Normal:</w:t>
+      </w:r>
+    </w:p>
+    <w:p>
+      <w:pPr>
+        <w:tabs>
+          <w:tab w:val="left" w:pos="916"/>
+          <w:tab w:val="left" w:pos="1832"/>
+          <w:tab w:val="left" w:pos="2748"/>
+          <w:tab w:val="left" w:pos="3664"/>
+          <w:tab w:val="left" w:pos="4580"/>
+          <w:tab w:val="left" w:pos="5496"/>
+          <w:tab w:val="left" w:pos="6412"/>
+          <w:tab w:val="left" w:pos="7328"/>
+          <w:tab w:val="left" w:pos="8244"/>
+          <w:tab w:val="left" w:pos="9160"/>
+          <w:tab w:val="left" w:pos="10076"/>
+          <w:tab w:val="left" w:pos="10992"/>
+          <w:tab w:val="left" w:pos="11908"/>
+          <w:tab w:val="left" w:pos="12824"/>
+          <w:tab w:val="left" w:pos="13740"/>
+          <w:tab w:val="left" w:pos="14656"/>
+        </w:tabs>
+        <w:spacing w:after="0" w:line="240" w:lineRule="auto"/>
+        <w:rPr>
+          <w:rFonts w:ascii="Courier New" w:eastAsia="Times New Roman" w:hAnsi="Courier New" w:cs="Courier New"/>
+          <w:kern w:val="0"/>
+          <w:sz w:val="20"/>
+          <w:lang w:eastAsia="en-IN"/>
+          <w14:ligatures w14:val="none"/>
+        </w:rPr>
+      </w:pPr>
+      <w:r>
+        <w:rPr>
+          <w:rFonts w:ascii="Courier New" w:eastAsia="Times New Roman" w:hAnsi="Courier New" w:cs="Courier New"/>
+          <w:kern w:val="0"/>
+          <w:sz w:val="20"/>
+          <w:lang w:eastAsia="en-IN"/>
+          <w14:ligatures w14:val="none"/>
+        </w:rPr>
+        <w:t>ls</w:t>
+      </w:r>
+    </w:p>
+    <w:p>
+      <w:pPr>
+        <w:spacing w:before="100" w:beforeAutospacing="1" w:after="100" w:afterAutospacing="1" w:line="240" w:lineRule="auto"/>
+        <w:rPr>
+          <w:rFonts w:ascii="Times New Roman" w:eastAsia="Times New Roman" w:hAnsi="Times New Roman" w:cs="Times New Roman"/>
+          <w:kern w:val="0"/>
+          <w:sz w:val="24"/>
+          <w:szCs w:val="24"/>
+          <w:lang w:eastAsia="en-IN"/>
+          <w14:ligatures w14:val="none"/>
+        </w:rPr>
+      </w:pPr>
+      <w:r>
+        <w:rPr>
+          <w:rFonts w:ascii="Segoe UI Emoji" w:eastAsia="Times New Roman" w:hAnsi="Segoe UI Emoji" w:cs="Segoe UI Emoji"/>
+          <w:kern w:val="0"/>
+          <w:sz w:val="24"/>
+          <w:szCs w:val="24"/>
+          <w:lang w:eastAsia="en-IN"/>
+          <w14:ligatures w14:val="none"/>
+        </w:rPr>
+        <w:t>👉</w:t>
+      </w:r>
+      <w:r>
+        <w:rPr>
+          <w:rFonts w:ascii="Times New Roman" w:eastAsia="Times New Roman" w:hAnsi="Times New Roman" w:cs="Times New Roman"/>
+          <w:kern w:val="0"/>
+          <w:sz w:val="24"/>
+          <w:szCs w:val="24"/>
+          <w:lang w:eastAsia="en-IN"/>
+          <w14:ligatures w14:val="none"/>
+        </w:rPr>
+        <w:t xml:space="preserve"> Output → screen</w:t>
+      </w:r>
+    </w:p>
+    <w:p>
+      <w:pPr>
+        <w:spacing w:after="0" w:line="240" w:lineRule="auto"/>
+        <w:rPr>
+          <w:rFonts w:ascii="Times New Roman" w:eastAsia="Times New Roman" w:hAnsi="Times New Roman" w:cs="Times New Roman"/>
+          <w:kern w:val="0"/>
+          <w:sz w:val="24"/>
+          <w:szCs w:val="24"/>
+          <w:lang w:eastAsia="en-IN"/>
+          <w14:ligatures w14:val="none"/>
+        </w:rPr>
+      </w:pPr>
+      <w:r>
+        <w:rPr>
+          <w:rFonts w:ascii="Times New Roman" w:eastAsia="Times New Roman" w:hAnsi="Times New Roman" w:cs="Times New Roman"/>
+          <w:kern w:val="0"/>
+          <w:sz w:val="24"/>
+          <w:szCs w:val="24"/>
+          <w:lang w:eastAsia="en-IN"/>
+          <w14:ligatures w14:val="none"/>
+        </w:rPr>
+        <w:pict w14:anchorId="5B937D11">
+          <v:rect id="_x0000_i1498" style="width:0;height:1.5pt" o:hralign="center" o:hrstd="t" o:hr="t" fillcolor="#a0a0a0" stroked="f"/>
+        </w:pict>
+      </w:r>
+    </w:p>
+    <w:p>
+      <w:pPr>
+        <w:spacing w:before="100" w:beforeAutospacing="1" w:after="100" w:afterAutospacing="1" w:line="240" w:lineRule="auto"/>
+        <w:outlineLvl w:val="2"/>
+        <w:rPr>
+          <w:rFonts w:ascii="Times New Roman" w:eastAsia="Times New Roman" w:hAnsi="Times New Roman" w:cs="Times New Roman"/>
+          <w:b/>
+          <w:bCs/>
+          <w:kern w:val="0"/>
+          <w:sz w:val="27"/>
+          <w:szCs w:val="27"/>
+          <w:lang w:eastAsia="en-IN"/>
+          <w14:ligatures w14:val="none"/>
+        </w:rPr>
+      </w:pPr>
+      <w:r>
+        <w:rPr>
+          <w:rFonts w:ascii="Times New Roman" w:eastAsia="Times New Roman" w:hAnsi="Times New Roman" w:cs="Times New Roman"/>
+          <w:b/>
+          <w:bCs/>
+          <w:kern w:val="0"/>
+          <w:sz w:val="27"/>
+          <w:szCs w:val="27"/>
+          <w:lang w:eastAsia="en-IN"/>
+          <w14:ligatures w14:val="none"/>
+        </w:rPr>
+        <w:lastRenderedPageBreak/>
+        <w:t>With redirection:</w:t>
+      </w:r>
+    </w:p>
+    <w:p>
+      <w:pPr>
+        <w:tabs>
+          <w:tab w:val="left" w:pos="916"/>
+          <w:tab w:val="left" w:pos="1832"/>
+          <w:tab w:val="left" w:pos="2748"/>
+          <w:tab w:val="left" w:pos="3664"/>
+          <w:tab w:val="left" w:pos="4580"/>
+          <w:tab w:val="left" w:pos="5496"/>
+          <w:tab w:val="left" w:pos="6412"/>
+          <w:tab w:val="left" w:pos="7328"/>
+          <w:tab w:val="left" w:pos="8244"/>
+          <w:tab w:val="left" w:pos="9160"/>
+          <w:tab w:val="left" w:pos="10076"/>
+          <w:tab w:val="left" w:pos="10992"/>
+          <w:tab w:val="left" w:pos="11908"/>
+          <w:tab w:val="left" w:pos="12824"/>
+          <w:tab w:val="left" w:pos="13740"/>
+          <w:tab w:val="left" w:pos="14656"/>
+        </w:tabs>
+        <w:spacing w:after="0" w:line="240" w:lineRule="auto"/>
+        <w:rPr>
+          <w:rFonts w:ascii="Courier New" w:eastAsia="Times New Roman" w:hAnsi="Courier New" w:cs="Courier New"/>
+          <w:kern w:val="0"/>
+          <w:sz w:val="20"/>
+          <w:lang w:eastAsia="en-IN"/>
+          <w14:ligatures w14:val="none"/>
+        </w:rPr>
+      </w:pPr>
+      <w:r>
+        <w:rPr>
+          <w:rFonts w:ascii="Courier New" w:eastAsia="Times New Roman" w:hAnsi="Courier New" w:cs="Courier New"/>
+          <w:kern w:val="0"/>
+          <w:sz w:val="20"/>
+          <w:lang w:eastAsia="en-IN"/>
+          <w14:ligatures w14:val="none"/>
+        </w:rPr>
+        <w:t>ls &gt; file.txt</w:t>
+      </w:r>
+    </w:p>
+    <w:p>
+      <w:pPr>
+        <w:spacing w:before="100" w:beforeAutospacing="1" w:after="100" w:afterAutospacing="1" w:line="240" w:lineRule="auto"/>
+        <w:rPr>
+          <w:rFonts w:ascii="Times New Roman" w:eastAsia="Times New Roman" w:hAnsi="Times New Roman" w:cs="Times New Roman"/>
+          <w:kern w:val="0"/>
+          <w:sz w:val="24"/>
+          <w:szCs w:val="24"/>
+          <w:lang w:eastAsia="en-IN"/>
+          <w14:ligatures w14:val="none"/>
+        </w:rPr>
+      </w:pPr>
+      <w:r>
+        <w:rPr>
+          <w:rFonts w:ascii="Segoe UI Emoji" w:eastAsia="Times New Roman" w:hAnsi="Segoe UI Emoji" w:cs="Segoe UI Emoji"/>
+          <w:kern w:val="0"/>
+          <w:sz w:val="24"/>
+          <w:szCs w:val="24"/>
+          <w:lang w:eastAsia="en-IN"/>
+          <w14:ligatures w14:val="none"/>
+        </w:rPr>
+        <w:t>👉</w:t>
+      </w:r>
+      <w:r>
+        <w:rPr>
+          <w:rFonts w:ascii="Times New Roman" w:eastAsia="Times New Roman" w:hAnsi="Times New Roman" w:cs="Times New Roman"/>
+          <w:kern w:val="0"/>
+          <w:sz w:val="24"/>
+          <w:szCs w:val="24"/>
+          <w:lang w:eastAsia="en-IN"/>
+          <w14:ligatures w14:val="none"/>
+        </w:rPr>
+        <w:t xml:space="preserve"> Output → file (not screen)</w:t>
+      </w:r>
+    </w:p>
+    <w:p>
+      <w:pPr>
+        <w:spacing w:after="0" w:line="240" w:lineRule="auto"/>
+        <w:rPr>
+          <w:rFonts w:ascii="Times New Roman" w:eastAsia="Times New Roman" w:hAnsi="Times New Roman" w:cs="Times New Roman"/>
+          <w:kern w:val="0"/>
+          <w:sz w:val="24"/>
+          <w:szCs w:val="24"/>
+          <w:lang w:eastAsia="en-IN"/>
+          <w14:ligatures w14:val="none"/>
+        </w:rPr>
+      </w:pPr>
+      <w:r>
+        <w:rPr>
+          <w:rFonts w:ascii="Times New Roman" w:eastAsia="Times New Roman" w:hAnsi="Times New Roman" w:cs="Times New Roman"/>
+          <w:kern w:val="0"/>
+          <w:sz w:val="24"/>
+          <w:szCs w:val="24"/>
+          <w:lang w:eastAsia="en-IN"/>
+          <w14:ligatures w14:val="none"/>
+        </w:rPr>
+        <w:pict w14:anchorId="4431E0A0">
+          <v:rect id="_x0000_i1499" style="width:0;height:1.5pt" o:hralign="center" o:hrstd="t" o:hr="t" fillcolor="#a0a0a0" stroked="f"/>
+        </w:pict>
+      </w:r>
+    </w:p>
+    <w:p>
+      <w:pPr>
+        <w:spacing w:before="100" w:beforeAutospacing="1" w:after="100" w:afterAutospacing="1" w:line="240" w:lineRule="auto"/>
+        <w:outlineLvl w:val="0"/>
+        <w:rPr>
+          <w:rFonts w:ascii="Times New Roman" w:eastAsia="Times New Roman" w:hAnsi="Times New Roman" w:cs="Times New Roman"/>
+          <w:b/>
+          <w:bCs/>
+          <w:kern w:val="36"/>
+          <w:sz w:val="48"/>
+          <w:szCs w:val="48"/>
+          <w:lang w:eastAsia="en-IN"/>
+          <w14:ligatures w14:val="none"/>
+        </w:rPr>
+      </w:pPr>
+      <w:r>
+        <w:rPr>
+          <w:rFonts w:ascii="Segoe UI Emoji" w:eastAsia="Times New Roman" w:hAnsi="Segoe UI Emoji" w:cs="Segoe UI Emoji"/>
+          <w:b/>
+          <w:bCs/>
+          <w:kern w:val="36"/>
+          <w:sz w:val="48"/>
+          <w:szCs w:val="48"/>
+          <w:lang w:eastAsia="en-IN"/>
+          <w14:ligatures w14:val="none"/>
+        </w:rPr>
+        <w:t>🧠</w:t>
+      </w:r>
+      <w:r>
+        <w:rPr>
+          <w:rFonts w:ascii="Times New Roman" w:eastAsia="Times New Roman" w:hAnsi="Times New Roman" w:cs="Times New Roman"/>
+          <w:b/>
+          <w:bCs/>
+          <w:kern w:val="36"/>
+          <w:sz w:val="48"/>
+          <w:szCs w:val="48"/>
+          <w:lang w:eastAsia="en-IN"/>
+          <w14:ligatures w14:val="none"/>
+        </w:rPr>
+        <w:t xml:space="preserve"> Core idea</w:t>
+      </w:r>
+    </w:p>
+    <w:p>
+      <w:pPr>
+        <w:spacing w:before="100" w:beforeAutospacing="1" w:after="100" w:afterAutospacing="1" w:line="240" w:lineRule="auto"/>
+        <w:rPr>
+          <w:rFonts w:ascii="Times New Roman" w:eastAsia="Times New Roman" w:hAnsi="Times New Roman" w:cs="Times New Roman"/>
+          <w:kern w:val="0"/>
+          <w:sz w:val="24"/>
+          <w:szCs w:val="24"/>
+          <w:lang w:eastAsia="en-IN"/>
+          <w14:ligatures w14:val="none"/>
+        </w:rPr>
+      </w:pPr>
+      <w:r>
+        <w:rPr>
+          <w:rFonts w:ascii="Segoe UI Emoji" w:eastAsia="Times New Roman" w:hAnsi="Segoe UI Emoji" w:cs="Segoe UI Emoji"/>
+          <w:kern w:val="0"/>
+          <w:sz w:val="24"/>
+          <w:szCs w:val="24"/>
+          <w:lang w:eastAsia="en-IN"/>
+          <w14:ligatures w14:val="none"/>
+        </w:rPr>
+        <w:t>👉</w:t>
+      </w:r>
+      <w:r>
+        <w:rPr>
+          <w:rFonts w:ascii="Times New Roman" w:eastAsia="Times New Roman" w:hAnsi="Times New Roman" w:cs="Times New Roman"/>
+          <w:kern w:val="0"/>
+          <w:sz w:val="24"/>
+          <w:szCs w:val="24"/>
+          <w:lang w:eastAsia="en-IN"/>
+          <w14:ligatures w14:val="none"/>
+        </w:rPr>
+        <w:t xml:space="preserve"> Programs don’t print to screen directly</w:t>
+      </w:r>
+      <w:r>
+        <w:rPr>
+          <w:rFonts w:ascii="Times New Roman" w:eastAsia="Times New Roman" w:hAnsi="Times New Roman" w:cs="Times New Roman"/>
+          <w:kern w:val="0"/>
+          <w:sz w:val="24"/>
+          <w:szCs w:val="24"/>
+          <w:lang w:eastAsia="en-IN"/>
+          <w14:ligatures w14:val="none"/>
+        </w:rPr>
+        <w:br/>
+      </w:r>
+      <w:r>
+        <w:rPr>
+          <w:rFonts w:ascii="Segoe UI Emoji" w:eastAsia="Times New Roman" w:hAnsi="Segoe UI Emoji" w:cs="Segoe UI Emoji"/>
+          <w:kern w:val="0"/>
+          <w:sz w:val="24"/>
+          <w:szCs w:val="24"/>
+          <w:lang w:eastAsia="en-IN"/>
+          <w14:ligatures w14:val="none"/>
+        </w:rPr>
+        <w:t>👉</w:t>
+      </w:r>
+      <w:r>
+        <w:rPr>
+          <w:rFonts w:ascii="Times New Roman" w:eastAsia="Times New Roman" w:hAnsi="Times New Roman" w:cs="Times New Roman"/>
+          <w:kern w:val="0"/>
+          <w:sz w:val="24"/>
+          <w:szCs w:val="24"/>
+          <w:lang w:eastAsia="en-IN"/>
+          <w14:ligatures w14:val="none"/>
+        </w:rPr>
+        <w:t xml:space="preserve"> They write to </w:t>
+      </w:r>
+      <w:r>
+        <w:rPr>
+          <w:rFonts w:ascii="Times New Roman" w:eastAsia="Times New Roman" w:hAnsi="Times New Roman" w:cs="Times New Roman"/>
+          <w:b/>
+          <w:bCs/>
+          <w:kern w:val="0"/>
+          <w:sz w:val="24"/>
+          <w:szCs w:val="24"/>
+          <w:lang w:eastAsia="en-IN"/>
+          <w14:ligatures w14:val="none"/>
+        </w:rPr>
+        <w:t>stdout</w:t>
+      </w:r>
+    </w:p>
+    <w:p>
+      <w:pPr>
+        <w:tabs>
+          <w:tab w:val="left" w:pos="916"/>
+          <w:tab w:val="left" w:pos="1832"/>
+          <w:tab w:val="left" w:pos="2748"/>
+          <w:tab w:val="left" w:pos="3664"/>
+          <w:tab w:val="left" w:pos="4580"/>
+          <w:tab w:val="left" w:pos="5496"/>
+          <w:tab w:val="left" w:pos="6412"/>
+          <w:tab w:val="left" w:pos="7328"/>
+          <w:tab w:val="left" w:pos="8244"/>
+          <w:tab w:val="left" w:pos="9160"/>
+          <w:tab w:val="left" w:pos="10076"/>
+          <w:tab w:val="left" w:pos="10992"/>
+          <w:tab w:val="left" w:pos="11908"/>
+          <w:tab w:val="left" w:pos="12824"/>
+          <w:tab w:val="left" w:pos="13740"/>
+          <w:tab w:val="left" w:pos="14656"/>
+        </w:tabs>
+        <w:spacing w:after="0" w:line="240" w:lineRule="auto"/>
+        <w:rPr>
+          <w:rFonts w:ascii="Courier New" w:eastAsia="Times New Roman" w:hAnsi="Courier New" w:cs="Courier New"/>
+          <w:kern w:val="0"/>
+          <w:sz w:val="20"/>
+          <w:lang w:eastAsia="en-IN"/>
+          <w14:ligatures w14:val="none"/>
+        </w:rPr>
+      </w:pPr>
+      <w:r>
+        <w:rPr>
+          <w:rFonts w:ascii="Courier New" w:eastAsia="Times New Roman" w:hAnsi="Courier New" w:cs="Courier New"/>
+          <w:kern w:val="0"/>
+          <w:sz w:val="20"/>
+          <w:lang w:eastAsia="en-IN"/>
+          <w14:ligatures w14:val="none"/>
+        </w:rPr>
+        <w:t>stdout → screen (default)</w:t>
+      </w:r>
+    </w:p>
+    <w:p>
+      <w:pPr>
+        <w:tabs>
+          <w:tab w:val="left" w:pos="916"/>
+          <w:tab w:val="left" w:pos="1832"/>
+          <w:tab w:val="left" w:pos="2748"/>
+          <w:tab w:val="left" w:pos="3664"/>
+          <w:tab w:val="left" w:pos="4580"/>
+          <w:tab w:val="left" w:pos="5496"/>
+          <w:tab w:val="left" w:pos="6412"/>
+          <w:tab w:val="left" w:pos="7328"/>
+          <w:tab w:val="left" w:pos="8244"/>
+          <w:tab w:val="left" w:pos="9160"/>
+          <w:tab w:val="left" w:pos="10076"/>
+          <w:tab w:val="left" w:pos="10992"/>
+          <w:tab w:val="left" w:pos="11908"/>
+          <w:tab w:val="left" w:pos="12824"/>
+          <w:tab w:val="left" w:pos="13740"/>
+          <w:tab w:val="left" w:pos="14656"/>
+        </w:tabs>
+        <w:spacing w:after="0" w:line="240" w:lineRule="auto"/>
+        <w:rPr>
+          <w:rFonts w:ascii="Courier New" w:eastAsia="Times New Roman" w:hAnsi="Courier New" w:cs="Courier New"/>
+          <w:kern w:val="0"/>
+          <w:sz w:val="20"/>
+          <w:lang w:eastAsia="en-IN"/>
+          <w14:ligatures w14:val="none"/>
+        </w:rPr>
+      </w:pPr>
+      <w:r>
+        <w:rPr>
+          <w:rFonts w:ascii="Courier New" w:eastAsia="Times New Roman" w:hAnsi="Courier New" w:cs="Courier New"/>
+          <w:kern w:val="0"/>
+          <w:sz w:val="20"/>
+          <w:lang w:eastAsia="en-IN"/>
+          <w14:ligatures w14:val="none"/>
+        </w:rPr>
+        <w:t>stdout → file (after redirection)</w:t>
+      </w:r>
+    </w:p>
+    <w:p>
+      <w:pPr>
+        <w:spacing w:after="0" w:line="240" w:lineRule="auto"/>
+        <w:rPr>
+          <w:rFonts w:ascii="Times New Roman" w:eastAsia="Times New Roman" w:hAnsi="Times New Roman" w:cs="Times New Roman"/>
+          <w:kern w:val="0"/>
+          <w:sz w:val="24"/>
+          <w:szCs w:val="24"/>
+          <w:lang w:eastAsia="en-IN"/>
+          <w14:ligatures w14:val="none"/>
+        </w:rPr>
+      </w:pPr>
+      <w:r>
+        <w:rPr>
+          <w:rFonts w:ascii="Times New Roman" w:eastAsia="Times New Roman" w:hAnsi="Times New Roman" w:cs="Times New Roman"/>
+          <w:kern w:val="0"/>
+          <w:sz w:val="24"/>
+          <w:szCs w:val="24"/>
+          <w:lang w:eastAsia="en-IN"/>
+          <w14:ligatures w14:val="none"/>
+        </w:rPr>
+        <w:pict w14:anchorId="48832D5F">
+          <v:rect id="_x0000_i1500" style="width:0;height:1.5pt" o:hralign="center" o:hrstd="t" o:hr="t" fillcolor="#a0a0a0" stroked="f"/>
+        </w:pict>
+      </w:r>
+    </w:p>
+    <w:p>
+      <w:pPr>
+        <w:spacing w:before="100" w:beforeAutospacing="1" w:after="100" w:afterAutospacing="1" w:line="240" w:lineRule="auto"/>
+        <w:outlineLvl w:val="0"/>
+        <w:rPr>
+          <w:rFonts w:ascii="Times New Roman" w:eastAsia="Times New Roman" w:hAnsi="Times New Roman" w:cs="Times New Roman"/>
+          <w:b/>
+          <w:bCs/>
+          <w:kern w:val="36"/>
+          <w:sz w:val="48"/>
+          <w:szCs w:val="48"/>
+          <w:lang w:eastAsia="en-IN"/>
+          <w14:ligatures w14:val="none"/>
+        </w:rPr>
+      </w:pPr>
+      <w:r>
+        <w:rPr>
+          <w:rFonts w:ascii="Segoe UI Emoji" w:eastAsia="Times New Roman" w:hAnsi="Segoe UI Emoji" w:cs="Segoe UI Emoji"/>
+          <w:b/>
+          <w:bCs/>
+          <w:kern w:val="36"/>
+          <w:sz w:val="48"/>
+          <w:szCs w:val="48"/>
+          <w:lang w:eastAsia="en-IN"/>
+          <w14:ligatures w14:val="none"/>
+        </w:rPr>
+        <w:t>⚙️</w:t>
+      </w:r>
+      <w:r>
+        <w:rPr>
+          <w:rFonts w:ascii="Times New Roman" w:eastAsia="Times New Roman" w:hAnsi="Times New Roman" w:cs="Times New Roman"/>
+          <w:b/>
+          <w:bCs/>
+          <w:kern w:val="36"/>
+          <w:sz w:val="48"/>
+          <w:szCs w:val="48"/>
+          <w:lang w:eastAsia="en-IN"/>
+          <w14:ligatures w14:val="none"/>
+        </w:rPr>
+        <w:t xml:space="preserve"> How we implement it</w:t>
+      </w:r>
+    </w:p>
+    <w:p>
+      <w:pPr>
+        <w:spacing w:before="100" w:beforeAutospacing="1" w:after="100" w:afterAutospacing="1" w:line="240" w:lineRule="auto"/>
+        <w:rPr>
+          <w:rFonts w:ascii="Times New Roman" w:eastAsia="Times New Roman" w:hAnsi="Times New Roman" w:cs="Times New Roman"/>
+          <w:kern w:val="0"/>
+          <w:sz w:val="24"/>
+          <w:szCs w:val="24"/>
+          <w:lang w:eastAsia="en-IN"/>
+          <w14:ligatures w14:val="none"/>
+        </w:rPr>
+      </w:pPr>
+      <w:r>
+        <w:rPr>
+          <w:rFonts w:ascii="Times New Roman" w:eastAsia="Times New Roman" w:hAnsi="Times New Roman" w:cs="Times New Roman"/>
+          <w:kern w:val="0"/>
+          <w:sz w:val="24"/>
+          <w:szCs w:val="24"/>
+          <w:lang w:eastAsia="en-IN"/>
+          <w14:ligatures w14:val="none"/>
+        </w:rPr>
+        <w:t>We use:</w:t>
+      </w:r>
+    </w:p>
+    <w:p>
+      <w:pPr>
+        <w:numPr>
+          <w:ilvl w:val="0"/>
+          <w:numId w:val="42"/>
+        </w:numPr>
+        <w:spacing w:before="100" w:beforeAutospacing="1" w:after="100" w:afterAutospacing="1" w:line="240" w:lineRule="auto"/>
+        <w:rPr>
+          <w:rFonts w:ascii="Times New Roman" w:eastAsia="Times New Roman" w:hAnsi="Times New Roman" w:cs="Times New Roman"/>
+          <w:kern w:val="0"/>
+          <w:sz w:val="24"/>
+          <w:szCs w:val="24"/>
+          <w:lang w:eastAsia="en-IN"/>
+          <w14:ligatures w14:val="none"/>
+        </w:rPr>
+      </w:pPr>
+      <w:r>
+        <w:rPr>
+          <w:rFonts w:ascii="Courier New" w:eastAsia="Times New Roman" w:hAnsi="Courier New" w:cs="Courier New"/>
+          <w:kern w:val="0"/>
+          <w:sz w:val="20"/>
+          <w:lang w:eastAsia="en-IN"/>
+          <w14:ligatures w14:val="none"/>
+        </w:rPr>
+        <w:t>open()</w:t>
+      </w:r>
+      <w:r>
+        <w:rPr>
+          <w:rFonts w:ascii="Times New Roman" w:eastAsia="Times New Roman" w:hAnsi="Times New Roman" w:cs="Times New Roman"/>
+          <w:kern w:val="0"/>
+          <w:sz w:val="24"/>
+          <w:szCs w:val="24"/>
+          <w:lang w:eastAsia="en-IN"/>
+          <w14:ligatures w14:val="none"/>
+        </w:rPr>
+        <w:t xml:space="preserve"> → open file</w:t>
+      </w:r>
+    </w:p>
+    <w:p>
+      <w:pPr>
+        <w:numPr>
+          <w:ilvl w:val="0"/>
+          <w:numId w:val="42"/>
+        </w:numPr>
+        <w:spacing w:before="100" w:beforeAutospacing="1" w:after="100" w:afterAutospacing="1" w:line="240" w:lineRule="auto"/>
+        <w:rPr>
+          <w:rFonts w:ascii="Times New Roman" w:eastAsia="Times New Roman" w:hAnsi="Times New Roman" w:cs="Times New Roman"/>
+          <w:kern w:val="0"/>
+          <w:sz w:val="24"/>
+          <w:szCs w:val="24"/>
+          <w:lang w:eastAsia="en-IN"/>
+          <w14:ligatures w14:val="none"/>
+        </w:rPr>
+      </w:pPr>
+      <w:r>
+        <w:rPr>
+          <w:rFonts w:ascii="Courier New" w:eastAsia="Times New Roman" w:hAnsi="Courier New" w:cs="Courier New"/>
+          <w:kern w:val="0"/>
+          <w:sz w:val="20"/>
+          <w:lang w:eastAsia="en-IN"/>
+          <w14:ligatures w14:val="none"/>
+        </w:rPr>
+        <w:t>dup2()</w:t>
+      </w:r>
+      <w:r>
+        <w:rPr>
+          <w:rFonts w:ascii="Times New Roman" w:eastAsia="Times New Roman" w:hAnsi="Times New Roman" w:cs="Times New Roman"/>
+          <w:kern w:val="0"/>
+          <w:sz w:val="24"/>
+          <w:szCs w:val="24"/>
+          <w:lang w:eastAsia="en-IN"/>
+          <w14:ligatures w14:val="none"/>
+        </w:rPr>
+        <w:t xml:space="preserve"> → redirect output</w:t>
+      </w:r>
+    </w:p>
+    <w:p>
+      <w:pPr>
+        <w:numPr>
+          <w:ilvl w:val="0"/>
+          <w:numId w:val="42"/>
+        </w:numPr>
+        <w:spacing w:before="100" w:beforeAutospacing="1" w:after="100" w:afterAutospacing="1" w:line="240" w:lineRule="auto"/>
+        <w:rPr>
+          <w:rFonts w:ascii="Times New Roman" w:eastAsia="Times New Roman" w:hAnsi="Times New Roman" w:cs="Times New Roman"/>
+          <w:kern w:val="0"/>
+          <w:sz w:val="24"/>
+          <w:szCs w:val="24"/>
+          <w:lang w:eastAsia="en-IN"/>
+          <w14:ligatures w14:val="none"/>
+        </w:rPr>
+      </w:pPr>
+      <w:r>
+        <w:rPr>
+          <w:rFonts w:ascii="Courier New" w:eastAsia="Times New Roman" w:hAnsi="Courier New" w:cs="Courier New"/>
+          <w:kern w:val="0"/>
+          <w:sz w:val="20"/>
+          <w:lang w:eastAsia="en-IN"/>
+          <w14:ligatures w14:val="none"/>
+        </w:rPr>
+        <w:t>execvp()</w:t>
+      </w:r>
+      <w:r>
+        <w:rPr>
+          <w:rFonts w:ascii="Times New Roman" w:eastAsia="Times New Roman" w:hAnsi="Times New Roman" w:cs="Times New Roman"/>
+          <w:kern w:val="0"/>
+          <w:sz w:val="24"/>
+          <w:szCs w:val="24"/>
+          <w:lang w:eastAsia="en-IN"/>
+          <w14:ligatures w14:val="none"/>
+        </w:rPr>
+        <w:t xml:space="preserve"> → run command</w:t>
+      </w:r>
+    </w:p>
+    <w:p>
+      <w:pPr>
+        <w:spacing w:after="0" w:line="240" w:lineRule="auto"/>
+        <w:rPr>
+          <w:rFonts w:ascii="Times New Roman" w:eastAsia="Times New Roman" w:hAnsi="Times New Roman" w:cs="Times New Roman"/>
+          <w:kern w:val="0"/>
+          <w:sz w:val="24"/>
+          <w:szCs w:val="24"/>
+          <w:lang w:eastAsia="en-IN"/>
+          <w14:ligatures w14:val="none"/>
+        </w:rPr>
+      </w:pPr>
+      <w:r>
+        <w:rPr>
+          <w:rFonts w:ascii="Times New Roman" w:eastAsia="Times New Roman" w:hAnsi="Times New Roman" w:cs="Times New Roman"/>
+          <w:kern w:val="0"/>
+          <w:sz w:val="24"/>
+          <w:szCs w:val="24"/>
+          <w:lang w:eastAsia="en-IN"/>
+          <w14:ligatures w14:val="none"/>
+        </w:rPr>
+        <w:pict w14:anchorId="6B7067C8">
+          <v:rect id="_x0000_i1501" style="width:0;height:1.5pt" o:hralign="center" o:hrstd="t" o:hr="t" fillcolor="#a0a0a0" stroked="f"/>
+        </w:pict>
+      </w:r>
+    </w:p>
+    <w:p>
+      <w:pPr>
+        <w:spacing w:before="100" w:beforeAutospacing="1" w:after="100" w:afterAutospacing="1" w:line="240" w:lineRule="auto"/>
+        <w:outlineLvl w:val="0"/>
+        <w:rPr>
+          <w:rFonts w:ascii="Times New Roman" w:eastAsia="Times New Roman" w:hAnsi="Times New Roman" w:cs="Times New Roman"/>
+          <w:b/>
+          <w:bCs/>
+          <w:kern w:val="36"/>
+          <w:sz w:val="48"/>
+          <w:szCs w:val="48"/>
+          <w:lang w:eastAsia="en-IN"/>
+          <w14:ligatures w14:val="none"/>
+        </w:rPr>
+      </w:pPr>
+      <w:r>
+        <w:rPr>
+          <w:rFonts w:ascii="Segoe UI Emoji" w:eastAsia="Times New Roman" w:hAnsi="Segoe UI Emoji" w:cs="Segoe UI Emoji"/>
+          <w:b/>
+          <w:bCs/>
+          <w:kern w:val="36"/>
+          <w:sz w:val="48"/>
+          <w:szCs w:val="48"/>
+          <w:lang w:eastAsia="en-IN"/>
+          <w14:ligatures w14:val="none"/>
+        </w:rPr>
+        <w:t>🔥</w:t>
+      </w:r>
+      <w:r>
+        <w:rPr>
+          <w:rFonts w:ascii="Times New Roman" w:eastAsia="Times New Roman" w:hAnsi="Times New Roman" w:cs="Times New Roman"/>
+          <w:b/>
+          <w:bCs/>
+          <w:kern w:val="36"/>
+          <w:sz w:val="48"/>
+          <w:szCs w:val="48"/>
+          <w:lang w:eastAsia="en-IN"/>
+          <w14:ligatures w14:val="none"/>
+        </w:rPr>
+        <w:t xml:space="preserve"> What does </w:t>
+      </w:r>
+      <w:r>
+        <w:rPr>
+          <w:rFonts w:ascii="Courier New" w:eastAsia="Times New Roman" w:hAnsi="Courier New" w:cs="Courier New"/>
+          <w:b/>
+          <w:bCs/>
+          <w:kern w:val="36"/>
+          <w:sz w:val="20"/>
+          <w:lang w:eastAsia="en-IN"/>
+          <w14:ligatures w14:val="none"/>
+        </w:rPr>
+        <w:t>dup2()</w:t>
+      </w:r>
+      <w:r>
+        <w:rPr>
+          <w:rFonts w:ascii="Times New Roman" w:eastAsia="Times New Roman" w:hAnsi="Times New Roman" w:cs="Times New Roman"/>
+          <w:b/>
+          <w:bCs/>
+          <w:kern w:val="36"/>
+          <w:sz w:val="48"/>
+          <w:szCs w:val="48"/>
+          <w:lang w:eastAsia="en-IN"/>
+          <w14:ligatures w14:val="none"/>
+        </w:rPr>
+        <w:t xml:space="preserve"> do?</w:t>
+      </w:r>
+    </w:p>
+    <w:p>
+      <w:pPr>
+        <w:tabs>
+          <w:tab w:val="left" w:pos="916"/>
+          <w:tab w:val="left" w:pos="1832"/>
+          <w:tab w:val="left" w:pos="2748"/>
+          <w:tab w:val="left" w:pos="3664"/>
+          <w:tab w:val="left" w:pos="4580"/>
+          <w:tab w:val="left" w:pos="5496"/>
+          <w:tab w:val="left" w:pos="6412"/>
+          <w:tab w:val="left" w:pos="7328"/>
+          <w:tab w:val="left" w:pos="8244"/>
+          <w:tab w:val="left" w:pos="9160"/>
+          <w:tab w:val="left" w:pos="10076"/>
+          <w:tab w:val="left" w:pos="10992"/>
+          <w:tab w:val="left" w:pos="11908"/>
+          <w:tab w:val="left" w:pos="12824"/>
+          <w:tab w:val="left" w:pos="13740"/>
+          <w:tab w:val="left" w:pos="14656"/>
+        </w:tabs>
+        <w:spacing w:after="0" w:line="240" w:lineRule="auto"/>
+        <w:rPr>
+          <w:rFonts w:ascii="Courier New" w:eastAsia="Times New Roman" w:hAnsi="Courier New" w:cs="Courier New"/>
+          <w:kern w:val="0"/>
+          <w:sz w:val="20"/>
+          <w:lang w:eastAsia="en-IN"/>
+          <w14:ligatures w14:val="none"/>
+        </w:rPr>
+      </w:pPr>
+      <w:r>
+        <w:rPr>
+          <w:rFonts w:ascii="Courier New" w:eastAsia="Times New Roman" w:hAnsi="Courier New" w:cs="Courier New"/>
+          <w:kern w:val="0"/>
+          <w:sz w:val="20"/>
+          <w:lang w:eastAsia="en-IN"/>
+          <w14:ligatures w14:val="none"/>
+        </w:rPr>
+        <w:t>dup2(fd, STDOUT_FILENO);</w:t>
+      </w:r>
+    </w:p>
+    <w:p>
+      <w:pPr>
+        <w:spacing w:before="100" w:beforeAutospacing="1" w:after="100" w:afterAutospacing="1" w:line="240" w:lineRule="auto"/>
+        <w:rPr>
+          <w:rFonts w:ascii="Times New Roman" w:eastAsia="Times New Roman" w:hAnsi="Times New Roman" w:cs="Times New Roman"/>
+          <w:kern w:val="0"/>
+          <w:sz w:val="24"/>
+          <w:szCs w:val="24"/>
+          <w:lang w:eastAsia="en-IN"/>
+          <w14:ligatures w14:val="none"/>
+        </w:rPr>
+      </w:pPr>
+      <w:r>
+        <w:rPr>
+          <w:rFonts w:ascii="Segoe UI Emoji" w:eastAsia="Times New Roman" w:hAnsi="Segoe UI Emoji" w:cs="Segoe UI Emoji"/>
+          <w:kern w:val="0"/>
+          <w:sz w:val="24"/>
+          <w:szCs w:val="24"/>
+          <w:lang w:eastAsia="en-IN"/>
+          <w14:ligatures w14:val="none"/>
+        </w:rPr>
+        <w:t>👉</w:t>
+      </w:r>
+      <w:r>
+        <w:rPr>
+          <w:rFonts w:ascii="Times New Roman" w:eastAsia="Times New Roman" w:hAnsi="Times New Roman" w:cs="Times New Roman"/>
+          <w:kern w:val="0"/>
+          <w:sz w:val="24"/>
+          <w:szCs w:val="24"/>
+          <w:lang w:eastAsia="en-IN"/>
+          <w14:ligatures w14:val="none"/>
+        </w:rPr>
+        <w:t xml:space="preserve"> It means:</w:t>
+      </w:r>
+    </w:p>
+    <w:p>
+      <w:pPr>
+        <w:spacing w:before="100" w:beforeAutospacing="1" w:after="100" w:afterAutospacing="1" w:line="240" w:lineRule="auto"/>
+        <w:rPr>
+          <w:rFonts w:ascii="Times New Roman" w:eastAsia="Times New Roman" w:hAnsi="Times New Roman" w:cs="Times New Roman"/>
+          <w:kern w:val="0"/>
+          <w:sz w:val="24"/>
+          <w:szCs w:val="24"/>
+          <w:lang w:eastAsia="en-IN"/>
+          <w14:ligatures w14:val="none"/>
+        </w:rPr>
+      </w:pPr>
+      <w:r>
+        <w:rPr>
+          <w:rFonts w:ascii="Times New Roman" w:eastAsia="Times New Roman" w:hAnsi="Times New Roman" w:cs="Times New Roman"/>
+          <w:kern w:val="0"/>
+          <w:sz w:val="24"/>
+          <w:szCs w:val="24"/>
+          <w:lang w:eastAsia="en-IN"/>
+          <w14:ligatures w14:val="none"/>
+        </w:rPr>
+        <w:t>“Replace stdout with this file”</w:t>
+      </w:r>
+    </w:p>
+    <w:p>
+      <w:pPr>
+        <w:spacing w:after="0" w:line="240" w:lineRule="auto"/>
+        <w:rPr>
+          <w:rFonts w:ascii="Times New Roman" w:eastAsia="Times New Roman" w:hAnsi="Times New Roman" w:cs="Times New Roman"/>
+          <w:kern w:val="0"/>
+          <w:sz w:val="24"/>
+          <w:szCs w:val="24"/>
+          <w:lang w:eastAsia="en-IN"/>
+          <w14:ligatures w14:val="none"/>
+        </w:rPr>
+      </w:pPr>
+      <w:r>
+        <w:rPr>
+          <w:rFonts w:ascii="Times New Roman" w:eastAsia="Times New Roman" w:hAnsi="Times New Roman" w:cs="Times New Roman"/>
+          <w:kern w:val="0"/>
+          <w:sz w:val="24"/>
+          <w:szCs w:val="24"/>
+          <w:lang w:eastAsia="en-IN"/>
+          <w14:ligatures w14:val="none"/>
+        </w:rPr>
+        <w:pict w14:anchorId="524A4E6E">
+          <v:rect id="_x0000_i1502" style="width:0;height:1.5pt" o:hralign="center" o:hrstd="t" o:hr="t" fillcolor="#a0a0a0" stroked="f"/>
+        </w:pict>
+      </w:r>
+    </w:p>
+    <w:p>
+      <w:pPr>
+        <w:spacing w:before="100" w:beforeAutospacing="1" w:after="100" w:afterAutospacing="1" w:line="240" w:lineRule="auto"/>
+        <w:outlineLvl w:val="1"/>
+        <w:rPr>
+          <w:rFonts w:ascii="Times New Roman" w:eastAsia="Times New Roman" w:hAnsi="Times New Roman" w:cs="Times New Roman"/>
+          <w:b/>
+          <w:bCs/>
+          <w:kern w:val="0"/>
+          <w:sz w:val="36"/>
+          <w:szCs w:val="36"/>
+          <w:lang w:eastAsia="en-IN"/>
+          <w14:ligatures w14:val="none"/>
+        </w:rPr>
+      </w:pPr>
+      <w:r>
+        <w:rPr>
+          <w:rFonts w:ascii="Segoe UI Emoji" w:eastAsia="Times New Roman" w:hAnsi="Segoe UI Emoji" w:cs="Segoe UI Emoji"/>
+          <w:b/>
+          <w:bCs/>
+          <w:kern w:val="0"/>
+          <w:sz w:val="36"/>
+          <w:szCs w:val="36"/>
+          <w:lang w:eastAsia="en-IN"/>
+          <w14:ligatures w14:val="none"/>
+        </w:rPr>
+        <w:t>🧠</w:t>
+      </w:r>
+      <w:r>
+        <w:rPr>
+          <w:rFonts w:ascii="Times New Roman" w:eastAsia="Times New Roman" w:hAnsi="Times New Roman" w:cs="Times New Roman"/>
+          <w:b/>
+          <w:bCs/>
+          <w:kern w:val="0"/>
+          <w:sz w:val="36"/>
+          <w:szCs w:val="36"/>
+          <w:lang w:eastAsia="en-IN"/>
+          <w14:ligatures w14:val="none"/>
+        </w:rPr>
+        <w:t xml:space="preserve"> Before:</w:t>
+      </w:r>
+    </w:p>
+    <w:p>
+      <w:pPr>
+        <w:tabs>
+          <w:tab w:val="left" w:pos="916"/>
+          <w:tab w:val="left" w:pos="1832"/>
+          <w:tab w:val="left" w:pos="2748"/>
+          <w:tab w:val="left" w:pos="3664"/>
+          <w:tab w:val="left" w:pos="4580"/>
+          <w:tab w:val="left" w:pos="5496"/>
+          <w:tab w:val="left" w:pos="6412"/>
+          <w:tab w:val="left" w:pos="7328"/>
+          <w:tab w:val="left" w:pos="8244"/>
+          <w:tab w:val="left" w:pos="9160"/>
+          <w:tab w:val="left" w:pos="10076"/>
+          <w:tab w:val="left" w:pos="10992"/>
+          <w:tab w:val="left" w:pos="11908"/>
+          <w:tab w:val="left" w:pos="12824"/>
+          <w:tab w:val="left" w:pos="13740"/>
+          <w:tab w:val="left" w:pos="14656"/>
+        </w:tabs>
+        <w:spacing w:after="0" w:line="240" w:lineRule="auto"/>
+        <w:rPr>
+          <w:rFonts w:ascii="Courier New" w:eastAsia="Times New Roman" w:hAnsi="Courier New" w:cs="Courier New"/>
+          <w:kern w:val="0"/>
+          <w:sz w:val="20"/>
+          <w:lang w:eastAsia="en-IN"/>
+          <w14:ligatures w14:val="none"/>
+        </w:rPr>
+      </w:pPr>
+      <w:r>
+        <w:rPr>
+          <w:rFonts w:ascii="Courier New" w:eastAsia="Times New Roman" w:hAnsi="Courier New" w:cs="Courier New"/>
+          <w:kern w:val="0"/>
+          <w:sz w:val="20"/>
+          <w:lang w:eastAsia="en-IN"/>
+          <w14:ligatures w14:val="none"/>
+        </w:rPr>
+        <w:t>stdout → terminal</w:t>
+      </w:r>
+    </w:p>
+    <w:p>
+      <w:pPr>
+        <w:spacing w:before="100" w:beforeAutospacing="1" w:after="100" w:afterAutospacing="1" w:line="240" w:lineRule="auto"/>
+        <w:outlineLvl w:val="1"/>
+        <w:rPr>
+          <w:rFonts w:ascii="Times New Roman" w:eastAsia="Times New Roman" w:hAnsi="Times New Roman" w:cs="Times New Roman"/>
+          <w:b/>
+          <w:bCs/>
+          <w:kern w:val="0"/>
+          <w:sz w:val="36"/>
+          <w:szCs w:val="36"/>
+          <w:lang w:eastAsia="en-IN"/>
+          <w14:ligatures w14:val="none"/>
+        </w:rPr>
+      </w:pPr>
+      <w:r>
+        <w:rPr>
+          <w:rFonts w:ascii="Segoe UI Emoji" w:eastAsia="Times New Roman" w:hAnsi="Segoe UI Emoji" w:cs="Segoe UI Emoji"/>
+          <w:b/>
+          <w:bCs/>
+          <w:kern w:val="0"/>
+          <w:sz w:val="36"/>
+          <w:szCs w:val="36"/>
+          <w:lang w:eastAsia="en-IN"/>
+          <w14:ligatures w14:val="none"/>
+        </w:rPr>
+        <w:t>🧠</w:t>
+      </w:r>
+      <w:r>
+        <w:rPr>
+          <w:rFonts w:ascii="Times New Roman" w:eastAsia="Times New Roman" w:hAnsi="Times New Roman" w:cs="Times New Roman"/>
+          <w:b/>
+          <w:bCs/>
+          <w:kern w:val="0"/>
+          <w:sz w:val="36"/>
+          <w:szCs w:val="36"/>
+          <w:lang w:eastAsia="en-IN"/>
+          <w14:ligatures w14:val="none"/>
+        </w:rPr>
+        <w:t xml:space="preserve"> After:</w:t>
+      </w:r>
+    </w:p>
+    <w:p>
+      <w:pPr>
+        <w:tabs>
+          <w:tab w:val="left" w:pos="916"/>
+          <w:tab w:val="left" w:pos="1832"/>
+          <w:tab w:val="left" w:pos="2748"/>
+          <w:tab w:val="left" w:pos="3664"/>
+          <w:tab w:val="left" w:pos="4580"/>
+          <w:tab w:val="left" w:pos="5496"/>
+          <w:tab w:val="left" w:pos="6412"/>
+          <w:tab w:val="left" w:pos="7328"/>
+          <w:tab w:val="left" w:pos="8244"/>
+          <w:tab w:val="left" w:pos="9160"/>
+          <w:tab w:val="left" w:pos="10076"/>
+          <w:tab w:val="left" w:pos="10992"/>
+          <w:tab w:val="left" w:pos="11908"/>
+          <w:tab w:val="left" w:pos="12824"/>
+          <w:tab w:val="left" w:pos="13740"/>
+          <w:tab w:val="left" w:pos="14656"/>
+        </w:tabs>
+        <w:spacing w:after="0" w:line="240" w:lineRule="auto"/>
+        <w:rPr>
+          <w:rFonts w:ascii="Courier New" w:eastAsia="Times New Roman" w:hAnsi="Courier New" w:cs="Courier New"/>
+          <w:kern w:val="0"/>
+          <w:sz w:val="20"/>
+          <w:lang w:eastAsia="en-IN"/>
+          <w14:ligatures w14:val="none"/>
+        </w:rPr>
+      </w:pPr>
+      <w:r>
+        <w:rPr>
+          <w:rFonts w:ascii="Courier New" w:eastAsia="Times New Roman" w:hAnsi="Courier New" w:cs="Courier New"/>
+          <w:kern w:val="0"/>
+          <w:sz w:val="20"/>
+          <w:lang w:eastAsia="en-IN"/>
+          <w14:ligatures w14:val="none"/>
+        </w:rPr>
+        <w:t>stdout → file</w:t>
+      </w:r>
+    </w:p>
+    <w:p>
+      <w:pPr>
+        <w:spacing w:after="0" w:line="240" w:lineRule="auto"/>
+        <w:rPr>
+          <w:rFonts w:ascii="Times New Roman" w:eastAsia="Times New Roman" w:hAnsi="Times New Roman" w:cs="Times New Roman"/>
+          <w:kern w:val="0"/>
+          <w:sz w:val="24"/>
+          <w:szCs w:val="24"/>
+          <w:lang w:eastAsia="en-IN"/>
+          <w14:ligatures w14:val="none"/>
+        </w:rPr>
+      </w:pPr>
+      <w:r>
+        <w:rPr>
+          <w:rFonts w:ascii="Times New Roman" w:eastAsia="Times New Roman" w:hAnsi="Times New Roman" w:cs="Times New Roman"/>
+          <w:kern w:val="0"/>
+          <w:sz w:val="24"/>
+          <w:szCs w:val="24"/>
+          <w:lang w:eastAsia="en-IN"/>
+          <w14:ligatures w14:val="none"/>
+        </w:rPr>
+        <w:pict w14:anchorId="07AFA5A9">
+          <v:rect id="_x0000_i1503" style="width:0;height:1.5pt" o:hralign="center" o:hrstd="t" o:hr="t" fillcolor="#a0a0a0" stroked="f"/>
+        </w:pict>
+      </w:r>
+    </w:p>
+    <w:p>
+      <w:pPr>
+        <w:spacing w:before="100" w:beforeAutospacing="1" w:after="100" w:afterAutospacing="1" w:line="240" w:lineRule="auto"/>
+        <w:outlineLvl w:val="0"/>
+        <w:rPr>
+          <w:rFonts w:ascii="Times New Roman" w:eastAsia="Times New Roman" w:hAnsi="Times New Roman" w:cs="Times New Roman"/>
+          <w:b/>
+          <w:bCs/>
+          <w:kern w:val="36"/>
+          <w:sz w:val="48"/>
+          <w:szCs w:val="48"/>
+          <w:lang w:eastAsia="en-IN"/>
+          <w14:ligatures w14:val="none"/>
+        </w:rPr>
+      </w:pPr>
+      <w:r>
+        <w:rPr>
+          <w:rFonts w:ascii="Segoe UI Emoji" w:eastAsia="Times New Roman" w:hAnsi="Segoe UI Emoji" w:cs="Segoe UI Emoji"/>
+          <w:b/>
+          <w:bCs/>
+          <w:kern w:val="36"/>
+          <w:sz w:val="48"/>
+          <w:szCs w:val="48"/>
+          <w:lang w:eastAsia="en-IN"/>
+          <w14:ligatures w14:val="none"/>
+        </w:rPr>
+        <w:lastRenderedPageBreak/>
+        <w:t>⚠️</w:t>
+      </w:r>
+      <w:r>
+        <w:rPr>
+          <w:rFonts w:ascii="Times New Roman" w:eastAsia="Times New Roman" w:hAnsi="Times New Roman" w:cs="Times New Roman"/>
+          <w:b/>
+          <w:bCs/>
+          <w:kern w:val="36"/>
+          <w:sz w:val="48"/>
+          <w:szCs w:val="48"/>
+          <w:lang w:eastAsia="en-IN"/>
+          <w14:ligatures w14:val="none"/>
+        </w:rPr>
+        <w:t xml:space="preserve"> Important rule</w:t>
+      </w:r>
+    </w:p>
+    <w:p>
+      <w:pPr>
+        <w:spacing w:before="100" w:beforeAutospacing="1" w:after="100" w:afterAutospacing="1" w:line="240" w:lineRule="auto"/>
+        <w:rPr>
+          <w:rFonts w:ascii="Times New Roman" w:eastAsia="Times New Roman" w:hAnsi="Times New Roman" w:cs="Times New Roman"/>
+          <w:kern w:val="0"/>
+          <w:sz w:val="24"/>
+          <w:szCs w:val="24"/>
+          <w:lang w:eastAsia="en-IN"/>
+          <w14:ligatures w14:val="none"/>
+        </w:rPr>
+      </w:pPr>
+      <w:r>
+        <w:rPr>
+          <w:rFonts w:ascii="Segoe UI Emoji" w:eastAsia="Times New Roman" w:hAnsi="Segoe UI Emoji" w:cs="Segoe UI Emoji"/>
+          <w:kern w:val="0"/>
+          <w:sz w:val="24"/>
+          <w:szCs w:val="24"/>
+          <w:lang w:eastAsia="en-IN"/>
+          <w14:ligatures w14:val="none"/>
+        </w:rPr>
+        <w:t>👉</w:t>
+      </w:r>
+      <w:r>
+        <w:rPr>
+          <w:rFonts w:ascii="Times New Roman" w:eastAsia="Times New Roman" w:hAnsi="Times New Roman" w:cs="Times New Roman"/>
+          <w:kern w:val="0"/>
+          <w:sz w:val="24"/>
+          <w:szCs w:val="24"/>
+          <w:lang w:eastAsia="en-IN"/>
+          <w14:ligatures w14:val="none"/>
+        </w:rPr>
+        <w:t xml:space="preserve"> </w:t>
+      </w:r>
+      <w:r>
+        <w:rPr>
+          <w:rFonts w:ascii="Courier New" w:eastAsia="Times New Roman" w:hAnsi="Courier New" w:cs="Courier New"/>
+          <w:kern w:val="0"/>
+          <w:sz w:val="20"/>
+          <w:lang w:eastAsia="en-IN"/>
+          <w14:ligatures w14:val="none"/>
+        </w:rPr>
+        <w:t>dup2()</w:t>
+      </w:r>
+      <w:r>
+        <w:rPr>
+          <w:rFonts w:ascii="Times New Roman" w:eastAsia="Times New Roman" w:hAnsi="Times New Roman" w:cs="Times New Roman"/>
+          <w:kern w:val="0"/>
+          <w:sz w:val="24"/>
+          <w:szCs w:val="24"/>
+          <w:lang w:eastAsia="en-IN"/>
+          <w14:ligatures w14:val="none"/>
+        </w:rPr>
+        <w:t xml:space="preserve"> must be used </w:t>
+      </w:r>
+      <w:r>
+        <w:rPr>
+          <w:rFonts w:ascii="Times New Roman" w:eastAsia="Times New Roman" w:hAnsi="Times New Roman" w:cs="Times New Roman"/>
+          <w:b/>
+          <w:bCs/>
+          <w:kern w:val="0"/>
+          <w:sz w:val="24"/>
+          <w:szCs w:val="24"/>
+          <w:lang w:eastAsia="en-IN"/>
+          <w14:ligatures w14:val="none"/>
+        </w:rPr>
+        <w:t>inside child process</w:t>
+      </w:r>
+    </w:p>
+    <w:p>
+      <w:pPr>
+        <w:spacing w:before="100" w:beforeAutospacing="1" w:after="100" w:afterAutospacing="1" w:line="240" w:lineRule="auto"/>
+        <w:rPr>
+          <w:rFonts w:ascii="Times New Roman" w:eastAsia="Times New Roman" w:hAnsi="Times New Roman" w:cs="Times New Roman"/>
+          <w:kern w:val="0"/>
+          <w:sz w:val="24"/>
+          <w:szCs w:val="24"/>
+          <w:lang w:eastAsia="en-IN"/>
+          <w14:ligatures w14:val="none"/>
+        </w:rPr>
+      </w:pPr>
+      <w:r>
+        <w:rPr>
+          <w:rFonts w:ascii="Times New Roman" w:eastAsia="Times New Roman" w:hAnsi="Times New Roman" w:cs="Times New Roman"/>
+          <w:kern w:val="0"/>
+          <w:sz w:val="24"/>
+          <w:szCs w:val="24"/>
+          <w:lang w:eastAsia="en-IN"/>
+          <w14:ligatures w14:val="none"/>
+        </w:rPr>
+        <w:t>Why?</w:t>
+      </w:r>
+    </w:p>
+    <w:p>
+      <w:pPr>
+        <w:numPr>
+          <w:ilvl w:val="0"/>
+          <w:numId w:val="43"/>
+        </w:numPr>
+        <w:spacing w:before="100" w:beforeAutospacing="1" w:after="100" w:afterAutospacing="1" w:line="240" w:lineRule="auto"/>
+        <w:rPr>
+          <w:rFonts w:ascii="Times New Roman" w:eastAsia="Times New Roman" w:hAnsi="Times New Roman" w:cs="Times New Roman"/>
+          <w:kern w:val="0"/>
+          <w:sz w:val="24"/>
+          <w:szCs w:val="24"/>
+          <w:lang w:eastAsia="en-IN"/>
+          <w14:ligatures w14:val="none"/>
+        </w:rPr>
+      </w:pPr>
+      <w:r>
+        <w:rPr>
+          <w:rFonts w:ascii="Times New Roman" w:eastAsia="Times New Roman" w:hAnsi="Times New Roman" w:cs="Times New Roman"/>
+          <w:kern w:val="0"/>
+          <w:sz w:val="24"/>
+          <w:szCs w:val="24"/>
+          <w:lang w:eastAsia="en-IN"/>
+          <w14:ligatures w14:val="none"/>
+        </w:rPr>
+        <w:t>We only want command output redirected</w:t>
+      </w:r>
+    </w:p>
+    <w:p>
+      <w:pPr>
+        <w:numPr>
+          <w:ilvl w:val="0"/>
+          <w:numId w:val="43"/>
+        </w:numPr>
+        <w:spacing w:before="100" w:beforeAutospacing="1" w:after="100" w:afterAutospacing="1" w:line="240" w:lineRule="auto"/>
+        <w:rPr>
+          <w:rFonts w:ascii="Times New Roman" w:eastAsia="Times New Roman" w:hAnsi="Times New Roman" w:cs="Times New Roman"/>
+          <w:kern w:val="0"/>
+          <w:sz w:val="24"/>
+          <w:szCs w:val="24"/>
+          <w:lang w:eastAsia="en-IN"/>
+          <w14:ligatures w14:val="none"/>
+        </w:rPr>
+      </w:pPr>
+      <w:r>
+        <w:rPr>
+          <w:rFonts w:ascii="Times New Roman" w:eastAsia="Times New Roman" w:hAnsi="Times New Roman" w:cs="Times New Roman"/>
+          <w:kern w:val="0"/>
+          <w:sz w:val="24"/>
+          <w:szCs w:val="24"/>
+          <w:lang w:eastAsia="en-IN"/>
+          <w14:ligatures w14:val="none"/>
+        </w:rPr>
+        <w:t>Not the whole shell</w:t>
+      </w:r>
+    </w:p>
+    <w:p>
+      <w:pPr>
+        <w:spacing w:after="0" w:line="240" w:lineRule="auto"/>
+        <w:rPr>
+          <w:rFonts w:ascii="Times New Roman" w:eastAsia="Times New Roman" w:hAnsi="Times New Roman" w:cs="Times New Roman"/>
+          <w:kern w:val="0"/>
+          <w:sz w:val="24"/>
+          <w:szCs w:val="24"/>
+          <w:lang w:eastAsia="en-IN"/>
+          <w14:ligatures w14:val="none"/>
+        </w:rPr>
+      </w:pPr>
+      <w:r>
+        <w:rPr>
+          <w:rFonts w:ascii="Times New Roman" w:eastAsia="Times New Roman" w:hAnsi="Times New Roman" w:cs="Times New Roman"/>
+          <w:kern w:val="0"/>
+          <w:sz w:val="24"/>
+          <w:szCs w:val="24"/>
+          <w:lang w:eastAsia="en-IN"/>
+          <w14:ligatures w14:val="none"/>
+        </w:rPr>
+        <w:pict w14:anchorId="7872F3BF">
+          <v:rect id="_x0000_i1504" style="width:0;height:1.5pt" o:hralign="center" o:hrstd="t" o:hr="t" fillcolor="#a0a0a0" stroked="f"/>
+        </w:pict>
+      </w:r>
+    </w:p>
+    <w:p>
+      <w:pPr>
+        <w:spacing w:before="100" w:beforeAutospacing="1" w:after="100" w:afterAutospacing="1" w:line="240" w:lineRule="auto"/>
+        <w:outlineLvl w:val="0"/>
+        <w:rPr>
+          <w:rFonts w:ascii="Times New Roman" w:eastAsia="Times New Roman" w:hAnsi="Times New Roman" w:cs="Times New Roman"/>
+          <w:b/>
+          <w:bCs/>
+          <w:kern w:val="36"/>
+          <w:sz w:val="48"/>
+          <w:szCs w:val="48"/>
+          <w:lang w:eastAsia="en-IN"/>
+          <w14:ligatures w14:val="none"/>
+        </w:rPr>
+      </w:pPr>
+      <w:r>
+        <w:rPr>
+          <w:rFonts w:ascii="Segoe UI Emoji" w:eastAsia="Times New Roman" w:hAnsi="Segoe UI Emoji" w:cs="Segoe UI Emoji"/>
+          <w:b/>
+          <w:bCs/>
+          <w:kern w:val="36"/>
+          <w:sz w:val="48"/>
+          <w:szCs w:val="48"/>
+          <w:lang w:eastAsia="en-IN"/>
+          <w14:ligatures w14:val="none"/>
+        </w:rPr>
+        <w:t>🔁</w:t>
+      </w:r>
+      <w:r>
+        <w:rPr>
+          <w:rFonts w:ascii="Times New Roman" w:eastAsia="Times New Roman" w:hAnsi="Times New Roman" w:cs="Times New Roman"/>
+          <w:b/>
+          <w:bCs/>
+          <w:kern w:val="36"/>
+          <w:sz w:val="48"/>
+          <w:szCs w:val="48"/>
+          <w:lang w:eastAsia="en-IN"/>
+          <w14:ligatures w14:val="none"/>
+        </w:rPr>
+        <w:t xml:space="preserve"> Full execution flow</w:t>
+      </w:r>
+    </w:p>
+    <w:p>
+      <w:pPr>
+        <w:spacing w:before="100" w:beforeAutospacing="1" w:after="100" w:afterAutospacing="1" w:line="240" w:lineRule="auto"/>
+        <w:rPr>
+          <w:rFonts w:ascii="Times New Roman" w:eastAsia="Times New Roman" w:hAnsi="Times New Roman" w:cs="Times New Roman"/>
+          <w:kern w:val="0"/>
+          <w:sz w:val="24"/>
+          <w:szCs w:val="24"/>
+          <w:lang w:eastAsia="en-IN"/>
+          <w14:ligatures w14:val="none"/>
+        </w:rPr>
+      </w:pPr>
+      <w:r>
+        <w:rPr>
+          <w:rFonts w:ascii="Times New Roman" w:eastAsia="Times New Roman" w:hAnsi="Times New Roman" w:cs="Times New Roman"/>
+          <w:kern w:val="0"/>
+          <w:sz w:val="24"/>
+          <w:szCs w:val="24"/>
+          <w:lang w:eastAsia="en-IN"/>
+          <w14:ligatures w14:val="none"/>
+        </w:rPr>
+        <w:t>User types:</w:t>
+      </w:r>
+    </w:p>
+    <w:p>
+      <w:pPr>
+        <w:tabs>
+          <w:tab w:val="left" w:pos="916"/>
+          <w:tab w:val="left" w:pos="1832"/>
+          <w:tab w:val="left" w:pos="2748"/>
+          <w:tab w:val="left" w:pos="3664"/>
+          <w:tab w:val="left" w:pos="4580"/>
+          <w:tab w:val="left" w:pos="5496"/>
+          <w:tab w:val="left" w:pos="6412"/>
+          <w:tab w:val="left" w:pos="7328"/>
+          <w:tab w:val="left" w:pos="8244"/>
+          <w:tab w:val="left" w:pos="9160"/>
+          <w:tab w:val="left" w:pos="10076"/>
+          <w:tab w:val="left" w:pos="10992"/>
+          <w:tab w:val="left" w:pos="11908"/>
+          <w:tab w:val="left" w:pos="12824"/>
+          <w:tab w:val="left" w:pos="13740"/>
+          <w:tab w:val="left" w:pos="14656"/>
+        </w:tabs>
+        <w:spacing w:after="0" w:line="240" w:lineRule="auto"/>
+        <w:rPr>
+          <w:rFonts w:ascii="Courier New" w:eastAsia="Times New Roman" w:hAnsi="Courier New" w:cs="Courier New"/>
+          <w:kern w:val="0"/>
+          <w:sz w:val="20"/>
+          <w:lang w:eastAsia="en-IN"/>
+          <w14:ligatures w14:val="none"/>
+        </w:rPr>
+      </w:pPr>
+      <w:r>
+        <w:rPr>
+          <w:rFonts w:ascii="Courier New" w:eastAsia="Times New Roman" w:hAnsi="Courier New" w:cs="Courier New"/>
+          <w:kern w:val="0"/>
+          <w:sz w:val="20"/>
+          <w:lang w:eastAsia="en-IN"/>
+          <w14:ligatures w14:val="none"/>
+        </w:rPr>
+        <w:t>ls &gt; file.txt</w:t>
+      </w:r>
+    </w:p>
+    <w:p>
+      <w:pPr>
+        <w:spacing w:after="0" w:line="240" w:lineRule="auto"/>
+        <w:rPr>
+          <w:rFonts w:ascii="Times New Roman" w:eastAsia="Times New Roman" w:hAnsi="Times New Roman" w:cs="Times New Roman"/>
+          <w:kern w:val="0"/>
+          <w:sz w:val="24"/>
+          <w:szCs w:val="24"/>
+          <w:lang w:eastAsia="en-IN"/>
+          <w14:ligatures w14:val="none"/>
+        </w:rPr>
+      </w:pPr>
+      <w:r>
+        <w:rPr>
+          <w:rFonts w:ascii="Times New Roman" w:eastAsia="Times New Roman" w:hAnsi="Times New Roman" w:cs="Times New Roman"/>
+          <w:kern w:val="0"/>
+          <w:sz w:val="24"/>
+          <w:szCs w:val="24"/>
+          <w:lang w:eastAsia="en-IN"/>
+          <w14:ligatures w14:val="none"/>
+        </w:rPr>
+        <w:pict w14:anchorId="6CFDDECB">
+          <v:rect id="_x0000_i1505" style="width:0;height:1.5pt" o:hralign="center" o:hrstd="t" o:hr="t" fillcolor="#a0a0a0" stroked="f"/>
+        </w:pict>
+      </w:r>
+    </w:p>
+    <w:p>
+      <w:pPr>
+        <w:spacing w:before="100" w:beforeAutospacing="1" w:after="100" w:afterAutospacing="1" w:line="240" w:lineRule="auto"/>
+        <w:outlineLvl w:val="2"/>
+        <w:rPr>
+          <w:rFonts w:ascii="Times New Roman" w:eastAsia="Times New Roman" w:hAnsi="Times New Roman" w:cs="Times New Roman"/>
+          <w:b/>
+          <w:bCs/>
+          <w:kern w:val="0"/>
+          <w:sz w:val="27"/>
+          <w:szCs w:val="27"/>
+          <w:lang w:eastAsia="en-IN"/>
+          <w14:ligatures w14:val="none"/>
+        </w:rPr>
+      </w:pPr>
+      <w:r>
+        <w:rPr>
+          <w:rFonts w:ascii="Times New Roman" w:eastAsia="Times New Roman" w:hAnsi="Times New Roman" w:cs="Times New Roman"/>
+          <w:b/>
+          <w:bCs/>
+          <w:kern w:val="0"/>
+          <w:sz w:val="27"/>
+          <w:szCs w:val="27"/>
+          <w:lang w:eastAsia="en-IN"/>
+          <w14:ligatures w14:val="none"/>
+        </w:rPr>
+        <w:t>Step-by-step:</w:t>
+      </w:r>
+    </w:p>
+    <w:p>
+      <w:pPr>
+        <w:numPr>
+          <w:ilvl w:val="0"/>
+          <w:numId w:val="44"/>
+        </w:numPr>
+        <w:spacing w:before="100" w:beforeAutospacing="1" w:after="100" w:afterAutospacing="1" w:line="240" w:lineRule="auto"/>
+        <w:rPr>
+          <w:rFonts w:ascii="Times New Roman" w:eastAsia="Times New Roman" w:hAnsi="Times New Roman" w:cs="Times New Roman"/>
+          <w:kern w:val="0"/>
+          <w:sz w:val="24"/>
+          <w:szCs w:val="24"/>
+          <w:lang w:eastAsia="en-IN"/>
+          <w14:ligatures w14:val="none"/>
+        </w:rPr>
+      </w:pPr>
+      <w:r>
+        <w:rPr>
+          <w:rFonts w:ascii="Times New Roman" w:eastAsia="Times New Roman" w:hAnsi="Times New Roman" w:cs="Times New Roman"/>
+          <w:kern w:val="0"/>
+          <w:sz w:val="24"/>
+          <w:szCs w:val="24"/>
+          <w:lang w:eastAsia="en-IN"/>
+          <w14:ligatures w14:val="none"/>
+        </w:rPr>
+        <w:t>Parse input</w:t>
+      </w:r>
+    </w:p>
+    <w:p>
+      <w:pPr>
+        <w:numPr>
+          <w:ilvl w:val="0"/>
+          <w:numId w:val="44"/>
+        </w:numPr>
+        <w:spacing w:before="100" w:beforeAutospacing="1" w:after="100" w:afterAutospacing="1" w:line="240" w:lineRule="auto"/>
+        <w:rPr>
+          <w:rFonts w:ascii="Times New Roman" w:eastAsia="Times New Roman" w:hAnsi="Times New Roman" w:cs="Times New Roman"/>
+          <w:kern w:val="0"/>
+          <w:sz w:val="24"/>
+          <w:szCs w:val="24"/>
+          <w:lang w:eastAsia="en-IN"/>
+          <w14:ligatures w14:val="none"/>
+        </w:rPr>
+      </w:pPr>
+      <w:r>
+        <w:rPr>
+          <w:rFonts w:ascii="Times New Roman" w:eastAsia="Times New Roman" w:hAnsi="Times New Roman" w:cs="Times New Roman"/>
+          <w:kern w:val="0"/>
+          <w:sz w:val="24"/>
+          <w:szCs w:val="24"/>
+          <w:lang w:eastAsia="en-IN"/>
+          <w14:ligatures w14:val="none"/>
+        </w:rPr>
+        <w:t xml:space="preserve">Detect </w:t>
+      </w:r>
+      <w:r>
+        <w:rPr>
+          <w:rFonts w:ascii="Courier New" w:eastAsia="Times New Roman" w:hAnsi="Courier New" w:cs="Courier New"/>
+          <w:kern w:val="0"/>
+          <w:sz w:val="20"/>
+          <w:lang w:eastAsia="en-IN"/>
+          <w14:ligatures w14:val="none"/>
+        </w:rPr>
+        <w:t>&gt;</w:t>
+      </w:r>
+    </w:p>
+    <w:p>
+      <w:pPr>
+        <w:numPr>
+          <w:ilvl w:val="0"/>
+          <w:numId w:val="44"/>
+        </w:numPr>
+        <w:spacing w:before="100" w:beforeAutospacing="1" w:after="100" w:afterAutospacing="1" w:line="240" w:lineRule="auto"/>
+        <w:rPr>
+          <w:rFonts w:ascii="Times New Roman" w:eastAsia="Times New Roman" w:hAnsi="Times New Roman" w:cs="Times New Roman"/>
+          <w:kern w:val="0"/>
+          <w:sz w:val="24"/>
+          <w:szCs w:val="24"/>
+          <w:lang w:eastAsia="en-IN"/>
+          <w14:ligatures w14:val="none"/>
+        </w:rPr>
+      </w:pPr>
+      <w:r>
+        <w:rPr>
+          <w:rFonts w:ascii="Times New Roman" w:eastAsia="Times New Roman" w:hAnsi="Times New Roman" w:cs="Times New Roman"/>
+          <w:kern w:val="0"/>
+          <w:sz w:val="24"/>
+          <w:szCs w:val="24"/>
+          <w:lang w:eastAsia="en-IN"/>
+          <w14:ligatures w14:val="none"/>
+        </w:rPr>
+        <w:t>Extract filename</w:t>
+      </w:r>
+    </w:p>
+    <w:p>
+      <w:pPr>
+        <w:numPr>
+          <w:ilvl w:val="0"/>
+          <w:numId w:val="44"/>
+        </w:numPr>
+        <w:spacing w:before="100" w:beforeAutospacing="1" w:after="100" w:afterAutospacing="1" w:line="240" w:lineRule="auto"/>
+        <w:rPr>
+          <w:rFonts w:ascii="Times New Roman" w:eastAsia="Times New Roman" w:hAnsi="Times New Roman" w:cs="Times New Roman"/>
+          <w:kern w:val="0"/>
+          <w:sz w:val="24"/>
+          <w:szCs w:val="24"/>
+          <w:lang w:eastAsia="en-IN"/>
+          <w14:ligatures w14:val="none"/>
+        </w:rPr>
+      </w:pPr>
+      <w:r>
+        <w:rPr>
+          <w:rFonts w:ascii="Times New Roman" w:eastAsia="Times New Roman" w:hAnsi="Times New Roman" w:cs="Times New Roman"/>
+          <w:kern w:val="0"/>
+          <w:sz w:val="24"/>
+          <w:szCs w:val="24"/>
+          <w:lang w:eastAsia="en-IN"/>
+          <w14:ligatures w14:val="none"/>
+        </w:rPr>
+        <w:t xml:space="preserve">Remove </w:t>
+      </w:r>
+      <w:r>
+        <w:rPr>
+          <w:rFonts w:ascii="Courier New" w:eastAsia="Times New Roman" w:hAnsi="Courier New" w:cs="Courier New"/>
+          <w:kern w:val="0"/>
+          <w:sz w:val="20"/>
+          <w:lang w:eastAsia="en-IN"/>
+          <w14:ligatures w14:val="none"/>
+        </w:rPr>
+        <w:t>&gt;</w:t>
+      </w:r>
+      <w:r>
+        <w:rPr>
+          <w:rFonts w:ascii="Times New Roman" w:eastAsia="Times New Roman" w:hAnsi="Times New Roman" w:cs="Times New Roman"/>
+          <w:kern w:val="0"/>
+          <w:sz w:val="24"/>
+          <w:szCs w:val="24"/>
+          <w:lang w:eastAsia="en-IN"/>
+          <w14:ligatures w14:val="none"/>
+        </w:rPr>
+        <w:t xml:space="preserve"> from args</w:t>
+      </w:r>
+    </w:p>
+    <w:p>
+      <w:pPr>
+        <w:numPr>
+          <w:ilvl w:val="0"/>
+          <w:numId w:val="44"/>
+        </w:numPr>
+        <w:spacing w:before="100" w:beforeAutospacing="1" w:after="100" w:afterAutospacing="1" w:line="240" w:lineRule="auto"/>
+        <w:rPr>
+          <w:rFonts w:ascii="Times New Roman" w:eastAsia="Times New Roman" w:hAnsi="Times New Roman" w:cs="Times New Roman"/>
+          <w:kern w:val="0"/>
+          <w:sz w:val="24"/>
+          <w:szCs w:val="24"/>
+          <w:lang w:eastAsia="en-IN"/>
+          <w14:ligatures w14:val="none"/>
+        </w:rPr>
+      </w:pPr>
+      <w:r>
+        <w:rPr>
+          <w:rFonts w:ascii="Courier New" w:eastAsia="Times New Roman" w:hAnsi="Courier New" w:cs="Courier New"/>
+          <w:kern w:val="0"/>
+          <w:sz w:val="20"/>
+          <w:lang w:eastAsia="en-IN"/>
+          <w14:ligatures w14:val="none"/>
+        </w:rPr>
+        <w:t>fork()</w:t>
+      </w:r>
+    </w:p>
+    <w:p>
+      <w:pPr>
+        <w:numPr>
+          <w:ilvl w:val="0"/>
+          <w:numId w:val="44"/>
+        </w:numPr>
+        <w:spacing w:before="100" w:beforeAutospacing="1" w:after="100" w:afterAutospacing="1" w:line="240" w:lineRule="auto"/>
+        <w:rPr>
+          <w:rFonts w:ascii="Times New Roman" w:eastAsia="Times New Roman" w:hAnsi="Times New Roman" w:cs="Times New Roman"/>
+          <w:kern w:val="0"/>
+          <w:sz w:val="24"/>
+          <w:szCs w:val="24"/>
+          <w:lang w:eastAsia="en-IN"/>
+          <w14:ligatures w14:val="none"/>
+        </w:rPr>
+      </w:pPr>
+      <w:r>
+        <w:rPr>
+          <w:rFonts w:ascii="Times New Roman" w:eastAsia="Times New Roman" w:hAnsi="Times New Roman" w:cs="Times New Roman"/>
+          <w:kern w:val="0"/>
+          <w:sz w:val="24"/>
+          <w:szCs w:val="24"/>
+          <w:lang w:eastAsia="en-IN"/>
+          <w14:ligatures w14:val="none"/>
+        </w:rPr>
+        <w:t>Child:</w:t>
+      </w:r>
+    </w:p>
+    <w:p>
+      <w:pPr>
+        <w:numPr>
+          <w:ilvl w:val="1"/>
+          <w:numId w:val="44"/>
+        </w:numPr>
+        <w:spacing w:before="100" w:beforeAutospacing="1" w:after="100" w:afterAutospacing="1" w:line="240" w:lineRule="auto"/>
+        <w:rPr>
+          <w:rFonts w:ascii="Times New Roman" w:eastAsia="Times New Roman" w:hAnsi="Times New Roman" w:cs="Times New Roman"/>
+          <w:kern w:val="0"/>
+          <w:sz w:val="24"/>
+          <w:szCs w:val="24"/>
+          <w:lang w:eastAsia="en-IN"/>
+          <w14:ligatures w14:val="none"/>
+        </w:rPr>
+      </w:pPr>
+      <w:r>
+        <w:rPr>
+          <w:rFonts w:ascii="Courier New" w:eastAsia="Times New Roman" w:hAnsi="Courier New" w:cs="Courier New"/>
+          <w:kern w:val="0"/>
+          <w:sz w:val="20"/>
+          <w:lang w:eastAsia="en-IN"/>
+          <w14:ligatures w14:val="none"/>
+        </w:rPr>
+        <w:t>open(file)</w:t>
+      </w:r>
+    </w:p>
+    <w:p>
+      <w:pPr>
+        <w:numPr>
+          <w:ilvl w:val="1"/>
+          <w:numId w:val="44"/>
+        </w:numPr>
+        <w:spacing w:before="100" w:beforeAutospacing="1" w:after="100" w:afterAutospacing="1" w:line="240" w:lineRule="auto"/>
+        <w:rPr>
+          <w:rFonts w:ascii="Times New Roman" w:eastAsia="Times New Roman" w:hAnsi="Times New Roman" w:cs="Times New Roman"/>
+          <w:kern w:val="0"/>
+          <w:sz w:val="24"/>
+          <w:szCs w:val="24"/>
+          <w:lang w:eastAsia="en-IN"/>
+          <w14:ligatures w14:val="none"/>
+        </w:rPr>
+      </w:pPr>
+      <w:r>
+        <w:rPr>
+          <w:rFonts w:ascii="Courier New" w:eastAsia="Times New Roman" w:hAnsi="Courier New" w:cs="Courier New"/>
+          <w:kern w:val="0"/>
+          <w:sz w:val="20"/>
+          <w:lang w:eastAsia="en-IN"/>
+          <w14:ligatures w14:val="none"/>
+        </w:rPr>
+        <w:t>dup2(file → stdout)</w:t>
+      </w:r>
+    </w:p>
+    <w:p>
+      <w:pPr>
+        <w:numPr>
+          <w:ilvl w:val="1"/>
+          <w:numId w:val="44"/>
+        </w:numPr>
+        <w:spacing w:before="100" w:beforeAutospacing="1" w:after="100" w:afterAutospacing="1" w:line="240" w:lineRule="auto"/>
+        <w:rPr>
+          <w:rFonts w:ascii="Times New Roman" w:eastAsia="Times New Roman" w:hAnsi="Times New Roman" w:cs="Times New Roman"/>
+          <w:kern w:val="0"/>
+          <w:sz w:val="24"/>
+          <w:szCs w:val="24"/>
+          <w:lang w:eastAsia="en-IN"/>
+          <w14:ligatures w14:val="none"/>
+        </w:rPr>
+      </w:pPr>
+      <w:r>
+        <w:rPr>
+          <w:rFonts w:ascii="Courier New" w:eastAsia="Times New Roman" w:hAnsi="Courier New" w:cs="Courier New"/>
+          <w:kern w:val="0"/>
+          <w:sz w:val="20"/>
+          <w:lang w:eastAsia="en-IN"/>
+          <w14:ligatures w14:val="none"/>
+        </w:rPr>
+        <w:t>execvp(ls)</w:t>
+      </w:r>
+    </w:p>
+    <w:p>
+      <w:pPr>
+        <w:numPr>
+          <w:ilvl w:val="0"/>
+          <w:numId w:val="44"/>
+        </w:numPr>
+        <w:spacing w:before="100" w:beforeAutospacing="1" w:after="100" w:afterAutospacing="1" w:line="240" w:lineRule="auto"/>
+        <w:rPr>
+          <w:rFonts w:ascii="Times New Roman" w:eastAsia="Times New Roman" w:hAnsi="Times New Roman" w:cs="Times New Roman"/>
+          <w:kern w:val="0"/>
+          <w:sz w:val="24"/>
+          <w:szCs w:val="24"/>
+          <w:lang w:eastAsia="en-IN"/>
+          <w14:ligatures w14:val="none"/>
+        </w:rPr>
+      </w:pPr>
+      <w:r>
+        <w:rPr>
+          <w:rFonts w:ascii="Times New Roman" w:eastAsia="Times New Roman" w:hAnsi="Times New Roman" w:cs="Times New Roman"/>
+          <w:kern w:val="0"/>
+          <w:sz w:val="24"/>
+          <w:szCs w:val="24"/>
+          <w:lang w:eastAsia="en-IN"/>
+          <w14:ligatures w14:val="none"/>
+        </w:rPr>
+        <w:t>Parent waits</w:t>
+      </w:r>
+    </w:p>
+    <w:p>
+      <w:pPr>
+        <w:spacing w:after="0" w:line="240" w:lineRule="auto"/>
+        <w:rPr>
+          <w:rFonts w:ascii="Times New Roman" w:eastAsia="Times New Roman" w:hAnsi="Times New Roman" w:cs="Times New Roman"/>
+          <w:kern w:val="0"/>
+          <w:sz w:val="24"/>
+          <w:szCs w:val="24"/>
+          <w:lang w:eastAsia="en-IN"/>
+          <w14:ligatures w14:val="none"/>
+        </w:rPr>
+      </w:pPr>
+      <w:r>
+        <w:rPr>
+          <w:rFonts w:ascii="Times New Roman" w:eastAsia="Times New Roman" w:hAnsi="Times New Roman" w:cs="Times New Roman"/>
+          <w:kern w:val="0"/>
+          <w:sz w:val="24"/>
+          <w:szCs w:val="24"/>
+          <w:lang w:eastAsia="en-IN"/>
+          <w14:ligatures w14:val="none"/>
+        </w:rPr>
+        <w:pict w14:anchorId="62590E0D">
+          <v:rect id="_x0000_i1506" style="width:0;height:1.5pt" o:hralign="center" o:hrstd="t" o:hr="t" fillcolor="#a0a0a0" stroked="f"/>
+        </w:pict>
+      </w:r>
+    </w:p>
+    <w:p>
+      <w:pPr>
+        <w:spacing w:before="100" w:beforeAutospacing="1" w:after="100" w:afterAutospacing="1" w:line="240" w:lineRule="auto"/>
+        <w:outlineLvl w:val="0"/>
+        <w:rPr>
+          <w:rFonts w:ascii="Times New Roman" w:eastAsia="Times New Roman" w:hAnsi="Times New Roman" w:cs="Times New Roman"/>
+          <w:b/>
+          <w:bCs/>
+          <w:kern w:val="36"/>
+          <w:sz w:val="48"/>
+          <w:szCs w:val="48"/>
+          <w:lang w:eastAsia="en-IN"/>
+          <w14:ligatures w14:val="none"/>
+        </w:rPr>
+      </w:pPr>
+      <w:r>
+        <w:rPr>
+          <w:rFonts w:ascii="Segoe UI Emoji" w:eastAsia="Times New Roman" w:hAnsi="Segoe UI Emoji" w:cs="Segoe UI Emoji"/>
+          <w:b/>
+          <w:bCs/>
+          <w:kern w:val="36"/>
+          <w:sz w:val="48"/>
+          <w:szCs w:val="48"/>
+          <w:lang w:eastAsia="en-IN"/>
+          <w14:ligatures w14:val="none"/>
+        </w:rPr>
+        <w:t>⚠️</w:t>
+      </w:r>
+      <w:r>
+        <w:rPr>
+          <w:rFonts w:ascii="Times New Roman" w:eastAsia="Times New Roman" w:hAnsi="Times New Roman" w:cs="Times New Roman"/>
+          <w:b/>
+          <w:bCs/>
+          <w:kern w:val="36"/>
+          <w:sz w:val="48"/>
+          <w:szCs w:val="48"/>
+          <w:lang w:eastAsia="en-IN"/>
+          <w14:ligatures w14:val="none"/>
+        </w:rPr>
+        <w:t xml:space="preserve"> Why remove </w:t>
+      </w:r>
+      <w:r>
+        <w:rPr>
+          <w:rFonts w:ascii="Courier New" w:eastAsia="Times New Roman" w:hAnsi="Courier New" w:cs="Courier New"/>
+          <w:b/>
+          <w:bCs/>
+          <w:kern w:val="36"/>
+          <w:sz w:val="20"/>
+          <w:lang w:eastAsia="en-IN"/>
+          <w14:ligatures w14:val="none"/>
+        </w:rPr>
+        <w:t>&gt;</w:t>
+      </w:r>
+      <w:r>
+        <w:rPr>
+          <w:rFonts w:ascii="Times New Roman" w:eastAsia="Times New Roman" w:hAnsi="Times New Roman" w:cs="Times New Roman"/>
+          <w:b/>
+          <w:bCs/>
+          <w:kern w:val="36"/>
+          <w:sz w:val="48"/>
+          <w:szCs w:val="48"/>
+          <w:lang w:eastAsia="en-IN"/>
+          <w14:ligatures w14:val="none"/>
+        </w:rPr>
+        <w:t xml:space="preserve"> from args?</w:t>
+      </w:r>
+    </w:p>
+    <w:p>
+      <w:pPr>
+        <w:spacing w:before="100" w:beforeAutospacing="1" w:after="100" w:afterAutospacing="1" w:line="240" w:lineRule="auto"/>
+        <w:rPr>
+          <w:rFonts w:ascii="Times New Roman" w:eastAsia="Times New Roman" w:hAnsi="Times New Roman" w:cs="Times New Roman"/>
+          <w:kern w:val="0"/>
+          <w:sz w:val="24"/>
+          <w:szCs w:val="24"/>
+          <w:lang w:eastAsia="en-IN"/>
+          <w14:ligatures w14:val="none"/>
+        </w:rPr>
+      </w:pPr>
+      <w:r>
+        <w:rPr>
+          <w:rFonts w:ascii="Times New Roman" w:eastAsia="Times New Roman" w:hAnsi="Times New Roman" w:cs="Times New Roman"/>
+          <w:kern w:val="0"/>
+          <w:sz w:val="24"/>
+          <w:szCs w:val="24"/>
+          <w:lang w:eastAsia="en-IN"/>
+          <w14:ligatures w14:val="none"/>
+        </w:rPr>
+        <w:t>Original:</w:t>
+      </w:r>
+    </w:p>
+    <w:p>
+      <w:pPr>
+        <w:tabs>
+          <w:tab w:val="left" w:pos="916"/>
+          <w:tab w:val="left" w:pos="1832"/>
+          <w:tab w:val="left" w:pos="2748"/>
+          <w:tab w:val="left" w:pos="3664"/>
+          <w:tab w:val="left" w:pos="4580"/>
+          <w:tab w:val="left" w:pos="5496"/>
+          <w:tab w:val="left" w:pos="6412"/>
+          <w:tab w:val="left" w:pos="7328"/>
+          <w:tab w:val="left" w:pos="8244"/>
+          <w:tab w:val="left" w:pos="9160"/>
+          <w:tab w:val="left" w:pos="10076"/>
+          <w:tab w:val="left" w:pos="10992"/>
+          <w:tab w:val="left" w:pos="11908"/>
+          <w:tab w:val="left" w:pos="12824"/>
+          <w:tab w:val="left" w:pos="13740"/>
+          <w:tab w:val="left" w:pos="14656"/>
+        </w:tabs>
+        <w:spacing w:after="0" w:line="240" w:lineRule="auto"/>
+        <w:rPr>
+          <w:rFonts w:ascii="Courier New" w:eastAsia="Times New Roman" w:hAnsi="Courier New" w:cs="Courier New"/>
+          <w:kern w:val="0"/>
+          <w:sz w:val="20"/>
+          <w:lang w:eastAsia="en-IN"/>
+          <w14:ligatures w14:val="none"/>
+        </w:rPr>
+      </w:pPr>
+      <w:r>
+        <w:rPr>
+          <w:rFonts w:ascii="Courier New" w:eastAsia="Times New Roman" w:hAnsi="Courier New" w:cs="Courier New"/>
+          <w:kern w:val="0"/>
+          <w:sz w:val="20"/>
+          <w:lang w:eastAsia="en-IN"/>
+          <w14:ligatures w14:val="none"/>
+        </w:rPr>
+        <w:t>["ls", "&gt;", "file.txt"]</w:t>
+      </w:r>
+    </w:p>
+    <w:p>
+      <w:pPr>
+        <w:spacing w:before="100" w:beforeAutospacing="1" w:after="100" w:afterAutospacing="1" w:line="240" w:lineRule="auto"/>
+        <w:rPr>
+          <w:rFonts w:ascii="Times New Roman" w:eastAsia="Times New Roman" w:hAnsi="Times New Roman" w:cs="Times New Roman"/>
+          <w:kern w:val="0"/>
+          <w:sz w:val="24"/>
+          <w:szCs w:val="24"/>
+          <w:lang w:eastAsia="en-IN"/>
+          <w14:ligatures w14:val="none"/>
+        </w:rPr>
+      </w:pPr>
+      <w:r>
+        <w:rPr>
+          <w:rFonts w:ascii="Times New Roman" w:eastAsia="Times New Roman" w:hAnsi="Times New Roman" w:cs="Times New Roman"/>
+          <w:kern w:val="0"/>
+          <w:sz w:val="24"/>
+          <w:szCs w:val="24"/>
+          <w:lang w:eastAsia="en-IN"/>
+          <w14:ligatures w14:val="none"/>
+        </w:rPr>
+        <w:t>After:</w:t>
+      </w:r>
+    </w:p>
+    <w:p>
+      <w:pPr>
+        <w:tabs>
+          <w:tab w:val="left" w:pos="916"/>
+          <w:tab w:val="left" w:pos="1832"/>
+          <w:tab w:val="left" w:pos="2748"/>
+          <w:tab w:val="left" w:pos="3664"/>
+          <w:tab w:val="left" w:pos="4580"/>
+          <w:tab w:val="left" w:pos="5496"/>
+          <w:tab w:val="left" w:pos="6412"/>
+          <w:tab w:val="left" w:pos="7328"/>
+          <w:tab w:val="left" w:pos="8244"/>
+          <w:tab w:val="left" w:pos="9160"/>
+          <w:tab w:val="left" w:pos="10076"/>
+          <w:tab w:val="left" w:pos="10992"/>
+          <w:tab w:val="left" w:pos="11908"/>
+          <w:tab w:val="left" w:pos="12824"/>
+          <w:tab w:val="left" w:pos="13740"/>
+          <w:tab w:val="left" w:pos="14656"/>
+        </w:tabs>
+        <w:spacing w:after="0" w:line="240" w:lineRule="auto"/>
+        <w:rPr>
+          <w:rFonts w:ascii="Courier New" w:eastAsia="Times New Roman" w:hAnsi="Courier New" w:cs="Courier New"/>
+          <w:kern w:val="0"/>
+          <w:sz w:val="20"/>
+          <w:lang w:eastAsia="en-IN"/>
+          <w14:ligatures w14:val="none"/>
+        </w:rPr>
+      </w:pPr>
+      <w:r>
+        <w:rPr>
+          <w:rFonts w:ascii="Courier New" w:eastAsia="Times New Roman" w:hAnsi="Courier New" w:cs="Courier New"/>
+          <w:kern w:val="0"/>
+          <w:sz w:val="20"/>
+          <w:lang w:eastAsia="en-IN"/>
+          <w14:ligatures w14:val="none"/>
+        </w:rPr>
+        <w:t>["ls", NULL]</w:t>
+      </w:r>
+    </w:p>
+    <w:p>
+      <w:pPr>
+        <w:spacing w:before="100" w:beforeAutospacing="1" w:after="100" w:afterAutospacing="1" w:line="240" w:lineRule="auto"/>
+        <w:rPr>
+          <w:rFonts w:ascii="Times New Roman" w:eastAsia="Times New Roman" w:hAnsi="Times New Roman" w:cs="Times New Roman"/>
+          <w:kern w:val="0"/>
+          <w:sz w:val="24"/>
+          <w:szCs w:val="24"/>
+          <w:lang w:eastAsia="en-IN"/>
+          <w14:ligatures w14:val="none"/>
+        </w:rPr>
+      </w:pPr>
+      <w:r>
+        <w:rPr>
+          <w:rFonts w:ascii="Segoe UI Emoji" w:eastAsia="Times New Roman" w:hAnsi="Segoe UI Emoji" w:cs="Segoe UI Emoji"/>
+          <w:kern w:val="0"/>
+          <w:sz w:val="24"/>
+          <w:szCs w:val="24"/>
+          <w:lang w:eastAsia="en-IN"/>
+          <w14:ligatures w14:val="none"/>
+        </w:rPr>
+        <w:t>👉</w:t>
+      </w:r>
+      <w:r>
+        <w:rPr>
+          <w:rFonts w:ascii="Times New Roman" w:eastAsia="Times New Roman" w:hAnsi="Times New Roman" w:cs="Times New Roman"/>
+          <w:kern w:val="0"/>
+          <w:sz w:val="24"/>
+          <w:szCs w:val="24"/>
+          <w:lang w:eastAsia="en-IN"/>
+          <w14:ligatures w14:val="none"/>
+        </w:rPr>
+        <w:t xml:space="preserve"> Required for </w:t>
+      </w:r>
+      <w:r>
+        <w:rPr>
+          <w:rFonts w:ascii="Courier New" w:eastAsia="Times New Roman" w:hAnsi="Courier New" w:cs="Courier New"/>
+          <w:kern w:val="0"/>
+          <w:sz w:val="20"/>
+          <w:lang w:eastAsia="en-IN"/>
+          <w14:ligatures w14:val="none"/>
+        </w:rPr>
+        <w:t>execvp</w:t>
+      </w:r>
+    </w:p>
+    <w:p>
+      <w:pPr>
+        <w:spacing w:after="0" w:line="240" w:lineRule="auto"/>
+        <w:rPr>
+          <w:rFonts w:ascii="Times New Roman" w:eastAsia="Times New Roman" w:hAnsi="Times New Roman" w:cs="Times New Roman"/>
+          <w:kern w:val="0"/>
+          <w:sz w:val="24"/>
+          <w:szCs w:val="24"/>
+          <w:lang w:eastAsia="en-IN"/>
+          <w14:ligatures w14:val="none"/>
+        </w:rPr>
+      </w:pPr>
+      <w:r>
+        <w:rPr>
+          <w:rFonts w:ascii="Times New Roman" w:eastAsia="Times New Roman" w:hAnsi="Times New Roman" w:cs="Times New Roman"/>
+          <w:kern w:val="0"/>
+          <w:sz w:val="24"/>
+          <w:szCs w:val="24"/>
+          <w:lang w:eastAsia="en-IN"/>
+          <w14:ligatures w14:val="none"/>
+        </w:rPr>
+        <w:pict w14:anchorId="0D7CEFC1">
+          <v:rect id="_x0000_i1507" style="width:0;height:1.5pt" o:hralign="center" o:hrstd="t" o:hr="t" fillcolor="#a0a0a0" stroked="f"/>
+        </w:pict>
+      </w:r>
+    </w:p>
+    <w:p>
+      <w:pPr>
+        <w:spacing w:before="100" w:beforeAutospacing="1" w:after="100" w:afterAutospacing="1" w:line="240" w:lineRule="auto"/>
+        <w:outlineLvl w:val="0"/>
+        <w:rPr>
+          <w:rFonts w:ascii="Times New Roman" w:eastAsia="Times New Roman" w:hAnsi="Times New Roman" w:cs="Times New Roman"/>
+          <w:b/>
+          <w:bCs/>
+          <w:kern w:val="36"/>
+          <w:sz w:val="48"/>
+          <w:szCs w:val="48"/>
+          <w:lang w:eastAsia="en-IN"/>
+          <w14:ligatures w14:val="none"/>
+        </w:rPr>
+      </w:pPr>
+      <w:r>
+        <w:rPr>
+          <w:rFonts w:ascii="Segoe UI Emoji" w:eastAsia="Times New Roman" w:hAnsi="Segoe UI Emoji" w:cs="Segoe UI Emoji"/>
+          <w:b/>
+          <w:bCs/>
+          <w:kern w:val="36"/>
+          <w:sz w:val="48"/>
+          <w:szCs w:val="48"/>
+          <w:lang w:eastAsia="en-IN"/>
+          <w14:ligatures w14:val="none"/>
+        </w:rPr>
+        <w:lastRenderedPageBreak/>
+        <w:t>🧩</w:t>
+      </w:r>
+      <w:r>
+        <w:rPr>
+          <w:rFonts w:ascii="Times New Roman" w:eastAsia="Times New Roman" w:hAnsi="Times New Roman" w:cs="Times New Roman"/>
+          <w:b/>
+          <w:bCs/>
+          <w:kern w:val="36"/>
+          <w:sz w:val="48"/>
+          <w:szCs w:val="48"/>
+          <w:lang w:eastAsia="en-IN"/>
+          <w14:ligatures w14:val="none"/>
+        </w:rPr>
+        <w:t xml:space="preserve"> </w:t>
+      </w:r>
+      <w:r>
+        <w:rPr>
+          <w:rFonts w:ascii="Courier New" w:eastAsia="Times New Roman" w:hAnsi="Courier New" w:cs="Courier New"/>
+          <w:b/>
+          <w:bCs/>
+          <w:kern w:val="36"/>
+          <w:sz w:val="20"/>
+          <w:lang w:eastAsia="en-IN"/>
+          <w14:ligatures w14:val="none"/>
+        </w:rPr>
+        <w:t>&gt;</w:t>
+      </w:r>
+      <w:r>
+        <w:rPr>
+          <w:rFonts w:ascii="Times New Roman" w:eastAsia="Times New Roman" w:hAnsi="Times New Roman" w:cs="Times New Roman"/>
+          <w:b/>
+          <w:bCs/>
+          <w:kern w:val="36"/>
+          <w:sz w:val="48"/>
+          <w:szCs w:val="48"/>
+          <w:lang w:eastAsia="en-IN"/>
+          <w14:ligatures w14:val="none"/>
+        </w:rPr>
+        <w:t xml:space="preserve"> vs </w:t>
+      </w:r>
+      <w:r>
+        <w:rPr>
+          <w:rFonts w:ascii="Courier New" w:eastAsia="Times New Roman" w:hAnsi="Courier New" w:cs="Courier New"/>
+          <w:b/>
+          <w:bCs/>
+          <w:kern w:val="36"/>
+          <w:sz w:val="20"/>
+          <w:lang w:eastAsia="en-IN"/>
+          <w14:ligatures w14:val="none"/>
+        </w:rPr>
+        <w:t>&gt;&gt;</w:t>
+      </w:r>
+    </w:p>
+    <w:tbl>
+      <w:tblPr>
+        <w:tblW w:w="0" w:type="auto"/>
+        <w:tblCellSpacing w:w="15" w:type="dxa"/>
+        <w:tblCellMar>
+          <w:top w:w="15" w:type="dxa"/>
+          <w:left w:w="15" w:type="dxa"/>
+          <w:bottom w:w="15" w:type="dxa"/>
+          <w:right w:w="15" w:type="dxa"/>
+        </w:tblCellMar>
+        <w:tblLook w:val="04A0" w:firstRow="1" w:lastRow="0" w:firstColumn="1" w:lastColumn="0" w:noHBand="0" w:noVBand="1"/>
+      </w:tblPr>
+      <w:tblGrid>
+        <w:gridCol w:w="849"/>
+        <w:gridCol w:w="1395"/>
+      </w:tblGrid>
+      <w:tr>
+        <w:trPr>
+          <w:tblHeader/>
+          <w:tblCellSpacing w:w="15" w:type="dxa"/>
+        </w:trPr>
+        <w:tc>
+          <w:tcPr>
+            <w:tcW w:w="0" w:type="auto"/>
+            <w:vAlign w:val="center"/>
+            <w:hideMark/>
+          </w:tcPr>
+          <w:p>
+            <w:pPr>
+              <w:spacing w:after="0" w:line="240" w:lineRule="auto"/>
+              <w:jc w:val="center"/>
+              <w:rPr>
+                <w:rFonts w:ascii="Times New Roman" w:eastAsia="Times New Roman" w:hAnsi="Times New Roman" w:cs="Times New Roman"/>
+                <w:b/>
+                <w:bCs/>
+                <w:kern w:val="0"/>
+                <w:sz w:val="24"/>
+                <w:szCs w:val="24"/>
+                <w:lang w:eastAsia="en-IN"/>
+                <w14:ligatures w14:val="none"/>
+              </w:rPr>
+            </w:pPr>
+            <w:r>
+              <w:rPr>
+                <w:rFonts w:ascii="Times New Roman" w:eastAsia="Times New Roman" w:hAnsi="Times New Roman" w:cs="Times New Roman"/>
+                <w:b/>
+                <w:bCs/>
+                <w:kern w:val="0"/>
+                <w:sz w:val="24"/>
+                <w:szCs w:val="24"/>
+                <w:lang w:eastAsia="en-IN"/>
+                <w14:ligatures w14:val="none"/>
+              </w:rPr>
+              <w:t>Symbol</w:t>
+            </w:r>
+          </w:p>
+        </w:tc>
+        <w:tc>
+          <w:tcPr>
+            <w:tcW w:w="0" w:type="auto"/>
+            <w:vAlign w:val="center"/>
+            <w:hideMark/>
+          </w:tcPr>
+          <w:p>
+            <w:pPr>
+              <w:spacing w:after="0" w:line="240" w:lineRule="auto"/>
+              <w:jc w:val="center"/>
+              <w:rPr>
+                <w:rFonts w:ascii="Times New Roman" w:eastAsia="Times New Roman" w:hAnsi="Times New Roman" w:cs="Times New Roman"/>
+                <w:b/>
+                <w:bCs/>
+                <w:kern w:val="0"/>
+                <w:sz w:val="24"/>
+                <w:szCs w:val="24"/>
+                <w:lang w:eastAsia="en-IN"/>
+                <w14:ligatures w14:val="none"/>
+              </w:rPr>
+            </w:pPr>
+            <w:r>
+              <w:rPr>
+                <w:rFonts w:ascii="Times New Roman" w:eastAsia="Times New Roman" w:hAnsi="Times New Roman" w:cs="Times New Roman"/>
+                <w:b/>
+                <w:bCs/>
+                <w:kern w:val="0"/>
+                <w:sz w:val="24"/>
+                <w:szCs w:val="24"/>
+                <w:lang w:eastAsia="en-IN"/>
+                <w14:ligatures w14:val="none"/>
+              </w:rPr>
+              <w:t>Meaning</w:t>
+            </w:r>
+          </w:p>
+        </w:tc>
+      </w:tr>
+      <w:tr>
+        <w:trPr>
+          <w:tblCellSpacing w:w="15" w:type="dxa"/>
+        </w:trPr>
+        <w:tc>
+          <w:tcPr>
+            <w:tcW w:w="0" w:type="auto"/>
+            <w:vAlign w:val="center"/>
+            <w:hideMark/>
+          </w:tcPr>
+          <w:p>
+            <w:pPr>
+              <w:spacing w:after="0" w:line="240" w:lineRule="auto"/>
+              <w:rPr>
+                <w:rFonts w:ascii="Times New Roman" w:eastAsia="Times New Roman" w:hAnsi="Times New Roman" w:cs="Times New Roman"/>
+                <w:kern w:val="0"/>
+                <w:sz w:val="24"/>
+                <w:szCs w:val="24"/>
+                <w:lang w:eastAsia="en-IN"/>
+                <w14:ligatures w14:val="none"/>
+              </w:rPr>
+            </w:pPr>
+            <w:r>
+              <w:rPr>
+                <w:rFonts w:ascii="Courier New" w:eastAsia="Times New Roman" w:hAnsi="Courier New" w:cs="Courier New"/>
+                <w:kern w:val="0"/>
+                <w:sz w:val="20"/>
+                <w:lang w:eastAsia="en-IN"/>
+                <w14:ligatures w14:val="none"/>
+              </w:rPr>
+              <w:t>&gt;</w:t>
+            </w:r>
+          </w:p>
+        </w:tc>
+        <w:tc>
+          <w:tcPr>
+            <w:tcW w:w="0" w:type="auto"/>
+            <w:vAlign w:val="center"/>
+            <w:hideMark/>
+          </w:tcPr>
+          <w:p>
+            <w:pPr>
+              <w:spacing w:after="0" w:line="240" w:lineRule="auto"/>
+              <w:rPr>
+                <w:rFonts w:ascii="Times New Roman" w:eastAsia="Times New Roman" w:hAnsi="Times New Roman" w:cs="Times New Roman"/>
+                <w:kern w:val="0"/>
+                <w:sz w:val="24"/>
+                <w:szCs w:val="24"/>
+                <w:lang w:eastAsia="en-IN"/>
+                <w14:ligatures w14:val="none"/>
+              </w:rPr>
+            </w:pPr>
+            <w:r>
+              <w:rPr>
+                <w:rFonts w:ascii="Times New Roman" w:eastAsia="Times New Roman" w:hAnsi="Times New Roman" w:cs="Times New Roman"/>
+                <w:kern w:val="0"/>
+                <w:sz w:val="24"/>
+                <w:szCs w:val="24"/>
+                <w:lang w:eastAsia="en-IN"/>
+                <w14:ligatures w14:val="none"/>
+              </w:rPr>
+              <w:t>overwrite file</w:t>
+            </w:r>
+          </w:p>
+        </w:tc>
+      </w:tr>
+      <w:tr>
+        <w:trPr>
+          <w:tblCellSpacing w:w="15" w:type="dxa"/>
+        </w:trPr>
+        <w:tc>
+          <w:tcPr>
+            <w:tcW w:w="0" w:type="auto"/>
+            <w:vAlign w:val="center"/>
+            <w:hideMark/>
+          </w:tcPr>
+          <w:p>
+            <w:pPr>
+              <w:spacing w:after="0" w:line="240" w:lineRule="auto"/>
+              <w:rPr>
+                <w:rFonts w:ascii="Times New Roman" w:eastAsia="Times New Roman" w:hAnsi="Times New Roman" w:cs="Times New Roman"/>
+                <w:kern w:val="0"/>
+                <w:sz w:val="24"/>
+                <w:szCs w:val="24"/>
+                <w:lang w:eastAsia="en-IN"/>
+                <w14:ligatures w14:val="none"/>
+              </w:rPr>
+            </w:pPr>
+            <w:r>
+              <w:rPr>
+                <w:rFonts w:ascii="Courier New" w:eastAsia="Times New Roman" w:hAnsi="Courier New" w:cs="Courier New"/>
+                <w:kern w:val="0"/>
+                <w:sz w:val="20"/>
+                <w:lang w:eastAsia="en-IN"/>
+                <w14:ligatures w14:val="none"/>
+              </w:rPr>
+              <w:t>&gt;&gt;</w:t>
+            </w:r>
+          </w:p>
+        </w:tc>
+        <w:tc>
+          <w:tcPr>
+            <w:tcW w:w="0" w:type="auto"/>
+            <w:vAlign w:val="center"/>
+            <w:hideMark/>
+          </w:tcPr>
+          <w:p>
+            <w:pPr>
+              <w:spacing w:after="0" w:line="240" w:lineRule="auto"/>
+              <w:rPr>
+                <w:rFonts w:ascii="Times New Roman" w:eastAsia="Times New Roman" w:hAnsi="Times New Roman" w:cs="Times New Roman"/>
+                <w:kern w:val="0"/>
+                <w:sz w:val="24"/>
+                <w:szCs w:val="24"/>
+                <w:lang w:eastAsia="en-IN"/>
+                <w14:ligatures w14:val="none"/>
+              </w:rPr>
+            </w:pPr>
+            <w:r>
+              <w:rPr>
+                <w:rFonts w:ascii="Times New Roman" w:eastAsia="Times New Roman" w:hAnsi="Times New Roman" w:cs="Times New Roman"/>
+                <w:kern w:val="0"/>
+                <w:sz w:val="24"/>
+                <w:szCs w:val="24"/>
+                <w:lang w:eastAsia="en-IN"/>
+                <w14:ligatures w14:val="none"/>
+              </w:rPr>
+              <w:t>append to file</w:t>
+            </w:r>
+          </w:p>
+        </w:tc>
+      </w:tr>
+    </w:tbl>
+    <w:p>
+      <w:pPr>
+        <w:spacing w:after="0" w:line="240" w:lineRule="auto"/>
+        <w:rPr>
+          <w:rFonts w:ascii="Times New Roman" w:eastAsia="Times New Roman" w:hAnsi="Times New Roman" w:cs="Times New Roman"/>
+          <w:kern w:val="0"/>
+          <w:sz w:val="24"/>
+          <w:szCs w:val="24"/>
+          <w:lang w:eastAsia="en-IN"/>
+          <w14:ligatures w14:val="none"/>
+        </w:rPr>
+      </w:pPr>
+      <w:r>
+        <w:rPr>
+          <w:rFonts w:ascii="Times New Roman" w:eastAsia="Times New Roman" w:hAnsi="Times New Roman" w:cs="Times New Roman"/>
+          <w:kern w:val="0"/>
+          <w:sz w:val="24"/>
+          <w:szCs w:val="24"/>
+          <w:lang w:eastAsia="en-IN"/>
+          <w14:ligatures w14:val="none"/>
+        </w:rPr>
+        <w:pict w14:anchorId="0D06693A">
+          <v:rect id="_x0000_i1508" style="width:0;height:1.5pt" o:hralign="center" o:hrstd="t" o:hr="t" fillcolor="#a0a0a0" stroked="f"/>
+        </w:pict>
+      </w:r>
+    </w:p>
+    <w:p>
+      <w:pPr>
+        <w:spacing w:before="100" w:beforeAutospacing="1" w:after="100" w:afterAutospacing="1" w:line="240" w:lineRule="auto"/>
+        <w:outlineLvl w:val="1"/>
+        <w:rPr>
+          <w:rFonts w:ascii="Times New Roman" w:eastAsia="Times New Roman" w:hAnsi="Times New Roman" w:cs="Times New Roman"/>
+          <w:b/>
+          <w:bCs/>
+          <w:kern w:val="0"/>
+          <w:sz w:val="36"/>
+          <w:szCs w:val="36"/>
+          <w:lang w:eastAsia="en-IN"/>
+          <w14:ligatures w14:val="none"/>
+        </w:rPr>
+      </w:pPr>
+      <w:r>
+        <w:rPr>
+          <w:rFonts w:ascii="Times New Roman" w:eastAsia="Times New Roman" w:hAnsi="Times New Roman" w:cs="Times New Roman"/>
+          <w:b/>
+          <w:bCs/>
+          <w:kern w:val="0"/>
+          <w:sz w:val="36"/>
+          <w:szCs w:val="36"/>
+          <w:lang w:eastAsia="en-IN"/>
+          <w14:ligatures w14:val="none"/>
+        </w:rPr>
+        <w:t>Example:</w:t>
+      </w:r>
+    </w:p>
+    <w:p>
+      <w:pPr>
+        <w:tabs>
+          <w:tab w:val="left" w:pos="916"/>
+          <w:tab w:val="left" w:pos="1832"/>
+          <w:tab w:val="left" w:pos="2748"/>
+          <w:tab w:val="left" w:pos="3664"/>
+          <w:tab w:val="left" w:pos="4580"/>
+          <w:tab w:val="left" w:pos="5496"/>
+          <w:tab w:val="left" w:pos="6412"/>
+          <w:tab w:val="left" w:pos="7328"/>
+          <w:tab w:val="left" w:pos="8244"/>
+          <w:tab w:val="left" w:pos="9160"/>
+          <w:tab w:val="left" w:pos="10076"/>
+          <w:tab w:val="left" w:pos="10992"/>
+          <w:tab w:val="left" w:pos="11908"/>
+          <w:tab w:val="left" w:pos="12824"/>
+          <w:tab w:val="left" w:pos="13740"/>
+          <w:tab w:val="left" w:pos="14656"/>
+        </w:tabs>
+        <w:spacing w:after="0" w:line="240" w:lineRule="auto"/>
+        <w:rPr>
+          <w:rFonts w:ascii="Courier New" w:eastAsia="Times New Roman" w:hAnsi="Courier New" w:cs="Courier New"/>
+          <w:kern w:val="0"/>
+          <w:sz w:val="20"/>
+          <w:lang w:eastAsia="en-IN"/>
+          <w14:ligatures w14:val="none"/>
+        </w:rPr>
+      </w:pPr>
+      <w:r>
+        <w:rPr>
+          <w:rFonts w:ascii="Courier New" w:eastAsia="Times New Roman" w:hAnsi="Courier New" w:cs="Courier New"/>
+          <w:kern w:val="0"/>
+          <w:sz w:val="20"/>
+          <w:lang w:eastAsia="en-IN"/>
+          <w14:ligatures w14:val="none"/>
+        </w:rPr>
+        <w:t>echo hi &gt; a.txt</w:t>
+      </w:r>
+    </w:p>
+    <w:p>
+      <w:pPr>
+        <w:spacing w:before="100" w:beforeAutospacing="1" w:after="100" w:afterAutospacing="1" w:line="240" w:lineRule="auto"/>
+        <w:rPr>
+          <w:rFonts w:ascii="Times New Roman" w:eastAsia="Times New Roman" w:hAnsi="Times New Roman" w:cs="Times New Roman"/>
+          <w:kern w:val="0"/>
+          <w:sz w:val="24"/>
+          <w:szCs w:val="24"/>
+          <w:lang w:eastAsia="en-IN"/>
+          <w14:ligatures w14:val="none"/>
+        </w:rPr>
+      </w:pPr>
+      <w:r>
+        <w:rPr>
+          <w:rFonts w:ascii="Segoe UI Emoji" w:eastAsia="Times New Roman" w:hAnsi="Segoe UI Emoji" w:cs="Segoe UI Emoji"/>
+          <w:kern w:val="0"/>
+          <w:sz w:val="24"/>
+          <w:szCs w:val="24"/>
+          <w:lang w:eastAsia="en-IN"/>
+          <w14:ligatures w14:val="none"/>
+        </w:rPr>
+        <w:t>👉</w:t>
+      </w:r>
+      <w:r>
+        <w:rPr>
+          <w:rFonts w:ascii="Times New Roman" w:eastAsia="Times New Roman" w:hAnsi="Times New Roman" w:cs="Times New Roman"/>
+          <w:kern w:val="0"/>
+          <w:sz w:val="24"/>
+          <w:szCs w:val="24"/>
+          <w:lang w:eastAsia="en-IN"/>
+          <w14:ligatures w14:val="none"/>
+        </w:rPr>
+        <w:t xml:space="preserve"> file becomes:</w:t>
+      </w:r>
+    </w:p>
+    <w:p>
+      <w:pPr>
+        <w:tabs>
+          <w:tab w:val="left" w:pos="916"/>
+          <w:tab w:val="left" w:pos="1832"/>
+          <w:tab w:val="left" w:pos="2748"/>
+          <w:tab w:val="left" w:pos="3664"/>
+          <w:tab w:val="left" w:pos="4580"/>
+          <w:tab w:val="left" w:pos="5496"/>
+          <w:tab w:val="left" w:pos="6412"/>
+          <w:tab w:val="left" w:pos="7328"/>
+          <w:tab w:val="left" w:pos="8244"/>
+          <w:tab w:val="left" w:pos="9160"/>
+          <w:tab w:val="left" w:pos="10076"/>
+          <w:tab w:val="left" w:pos="10992"/>
+          <w:tab w:val="left" w:pos="11908"/>
+          <w:tab w:val="left" w:pos="12824"/>
+          <w:tab w:val="left" w:pos="13740"/>
+          <w:tab w:val="left" w:pos="14656"/>
+        </w:tabs>
+        <w:spacing w:after="0" w:line="240" w:lineRule="auto"/>
+        <w:rPr>
+          <w:rFonts w:ascii="Courier New" w:eastAsia="Times New Roman" w:hAnsi="Courier New" w:cs="Courier New"/>
+          <w:kern w:val="0"/>
+          <w:sz w:val="20"/>
+          <w:lang w:eastAsia="en-IN"/>
+          <w14:ligatures w14:val="none"/>
+        </w:rPr>
+      </w:pPr>
+      <w:r>
+        <w:rPr>
+          <w:rFonts w:ascii="Courier New" w:eastAsia="Times New Roman" w:hAnsi="Courier New" w:cs="Courier New"/>
+          <w:kern w:val="0"/>
+          <w:sz w:val="20"/>
+          <w:lang w:eastAsia="en-IN"/>
+          <w14:ligatures w14:val="none"/>
+        </w:rPr>
+        <w:t>hi</w:t>
+      </w:r>
+    </w:p>
+    <w:p>
+      <w:pPr>
+        <w:spacing w:after="0" w:line="240" w:lineRule="auto"/>
+        <w:rPr>
+          <w:rFonts w:ascii="Times New Roman" w:eastAsia="Times New Roman" w:hAnsi="Times New Roman" w:cs="Times New Roman"/>
+          <w:kern w:val="0"/>
+          <w:sz w:val="24"/>
+          <w:szCs w:val="24"/>
+          <w:lang w:eastAsia="en-IN"/>
+          <w14:ligatures w14:val="none"/>
+        </w:rPr>
+      </w:pPr>
+      <w:r>
+        <w:rPr>
+          <w:rFonts w:ascii="Times New Roman" w:eastAsia="Times New Roman" w:hAnsi="Times New Roman" w:cs="Times New Roman"/>
+          <w:kern w:val="0"/>
+          <w:sz w:val="24"/>
+          <w:szCs w:val="24"/>
+          <w:lang w:eastAsia="en-IN"/>
+          <w14:ligatures w14:val="none"/>
+        </w:rPr>
+        <w:pict w14:anchorId="49FF8CB1">
+          <v:rect id="_x0000_i1509" style="width:0;height:1.5pt" o:hralign="center" o:hrstd="t" o:hr="t" fillcolor="#a0a0a0" stroked="f"/>
+        </w:pict>
+      </w:r>
+    </w:p>
+    <w:p>
+      <w:pPr>
+        <w:tabs>
+          <w:tab w:val="left" w:pos="916"/>
+          <w:tab w:val="left" w:pos="1832"/>
+          <w:tab w:val="left" w:pos="2748"/>
+          <w:tab w:val="left" w:pos="3664"/>
+          <w:tab w:val="left" w:pos="4580"/>
+          <w:tab w:val="left" w:pos="5496"/>
+          <w:tab w:val="left" w:pos="6412"/>
+          <w:tab w:val="left" w:pos="7328"/>
+          <w:tab w:val="left" w:pos="8244"/>
+          <w:tab w:val="left" w:pos="9160"/>
+          <w:tab w:val="left" w:pos="10076"/>
+          <w:tab w:val="left" w:pos="10992"/>
+          <w:tab w:val="left" w:pos="11908"/>
+          <w:tab w:val="left" w:pos="12824"/>
+          <w:tab w:val="left" w:pos="13740"/>
+          <w:tab w:val="left" w:pos="14656"/>
+        </w:tabs>
+        <w:spacing w:after="0" w:line="240" w:lineRule="auto"/>
+        <w:rPr>
+          <w:rFonts w:ascii="Courier New" w:eastAsia="Times New Roman" w:hAnsi="Courier New" w:cs="Courier New"/>
+          <w:kern w:val="0"/>
+          <w:sz w:val="20"/>
+          <w:lang w:eastAsia="en-IN"/>
+          <w14:ligatures w14:val="none"/>
+        </w:rPr>
+      </w:pPr>
+      <w:r>
+        <w:rPr>
+          <w:rFonts w:ascii="Courier New" w:eastAsia="Times New Roman" w:hAnsi="Courier New" w:cs="Courier New"/>
+          <w:kern w:val="0"/>
+          <w:sz w:val="20"/>
+          <w:lang w:eastAsia="en-IN"/>
+          <w14:ligatures w14:val="none"/>
+        </w:rPr>
+        <w:t>echo hello &gt;&gt; a.txt</w:t>
+      </w:r>
+    </w:p>
+    <w:p>
+      <w:pPr>
+        <w:spacing w:before="100" w:beforeAutospacing="1" w:after="100" w:afterAutospacing="1" w:line="240" w:lineRule="auto"/>
+        <w:rPr>
+          <w:rFonts w:ascii="Times New Roman" w:eastAsia="Times New Roman" w:hAnsi="Times New Roman" w:cs="Times New Roman"/>
+          <w:kern w:val="0"/>
+          <w:sz w:val="24"/>
+          <w:szCs w:val="24"/>
+          <w:lang w:eastAsia="en-IN"/>
+          <w14:ligatures w14:val="none"/>
+        </w:rPr>
+      </w:pPr>
+      <w:r>
+        <w:rPr>
+          <w:rFonts w:ascii="Segoe UI Emoji" w:eastAsia="Times New Roman" w:hAnsi="Segoe UI Emoji" w:cs="Segoe UI Emoji"/>
+          <w:kern w:val="0"/>
+          <w:sz w:val="24"/>
+          <w:szCs w:val="24"/>
+          <w:lang w:eastAsia="en-IN"/>
+          <w14:ligatures w14:val="none"/>
+        </w:rPr>
+        <w:t>👉</w:t>
+      </w:r>
+      <w:r>
+        <w:rPr>
+          <w:rFonts w:ascii="Times New Roman" w:eastAsia="Times New Roman" w:hAnsi="Times New Roman" w:cs="Times New Roman"/>
+          <w:kern w:val="0"/>
+          <w:sz w:val="24"/>
+          <w:szCs w:val="24"/>
+          <w:lang w:eastAsia="en-IN"/>
+          <w14:ligatures w14:val="none"/>
+        </w:rPr>
+        <w:t xml:space="preserve"> file becomes:</w:t>
+      </w:r>
+    </w:p>
+    <w:p>
+      <w:pPr>
+        <w:tabs>
+          <w:tab w:val="left" w:pos="916"/>
+          <w:tab w:val="left" w:pos="1832"/>
+          <w:tab w:val="left" w:pos="2748"/>
+          <w:tab w:val="left" w:pos="3664"/>
+          <w:tab w:val="left" w:pos="4580"/>
+          <w:tab w:val="left" w:pos="5496"/>
+          <w:tab w:val="left" w:pos="6412"/>
+          <w:tab w:val="left" w:pos="7328"/>
+          <w:tab w:val="left" w:pos="8244"/>
+          <w:tab w:val="left" w:pos="9160"/>
+          <w:tab w:val="left" w:pos="10076"/>
+          <w:tab w:val="left" w:pos="10992"/>
+          <w:tab w:val="left" w:pos="11908"/>
+          <w:tab w:val="left" w:pos="12824"/>
+          <w:tab w:val="left" w:pos="13740"/>
+          <w:tab w:val="left" w:pos="14656"/>
+        </w:tabs>
+        <w:spacing w:after="0" w:line="240" w:lineRule="auto"/>
+        <w:rPr>
+          <w:rFonts w:ascii="Courier New" w:eastAsia="Times New Roman" w:hAnsi="Courier New" w:cs="Courier New"/>
+          <w:kern w:val="0"/>
+          <w:sz w:val="20"/>
+          <w:lang w:eastAsia="en-IN"/>
+          <w14:ligatures w14:val="none"/>
+        </w:rPr>
+      </w:pPr>
+      <w:r>
+        <w:rPr>
+          <w:rFonts w:ascii="Courier New" w:eastAsia="Times New Roman" w:hAnsi="Courier New" w:cs="Courier New"/>
+          <w:kern w:val="0"/>
+          <w:sz w:val="20"/>
+          <w:lang w:eastAsia="en-IN"/>
+          <w14:ligatures w14:val="none"/>
+        </w:rPr>
+        <w:t>hi</w:t>
+      </w:r>
+    </w:p>
+    <w:p>
+      <w:pPr>
+        <w:tabs>
+          <w:tab w:val="left" w:pos="916"/>
+          <w:tab w:val="left" w:pos="1832"/>
+          <w:tab w:val="left" w:pos="2748"/>
+          <w:tab w:val="left" w:pos="3664"/>
+          <w:tab w:val="left" w:pos="4580"/>
+          <w:tab w:val="left" w:pos="5496"/>
+          <w:tab w:val="left" w:pos="6412"/>
+          <w:tab w:val="left" w:pos="7328"/>
+          <w:tab w:val="left" w:pos="8244"/>
+          <w:tab w:val="left" w:pos="9160"/>
+          <w:tab w:val="left" w:pos="10076"/>
+          <w:tab w:val="left" w:pos="10992"/>
+          <w:tab w:val="left" w:pos="11908"/>
+          <w:tab w:val="left" w:pos="12824"/>
+          <w:tab w:val="left" w:pos="13740"/>
+          <w:tab w:val="left" w:pos="14656"/>
+        </w:tabs>
+        <w:spacing w:after="0" w:line="240" w:lineRule="auto"/>
+        <w:rPr>
+          <w:rFonts w:ascii="Courier New" w:eastAsia="Times New Roman" w:hAnsi="Courier New" w:cs="Courier New"/>
+          <w:kern w:val="0"/>
+          <w:sz w:val="20"/>
+          <w:lang w:eastAsia="en-IN"/>
+          <w14:ligatures w14:val="none"/>
+        </w:rPr>
+      </w:pPr>
+      <w:r>
+        <w:rPr>
+          <w:rFonts w:ascii="Courier New" w:eastAsia="Times New Roman" w:hAnsi="Courier New" w:cs="Courier New"/>
+          <w:kern w:val="0"/>
+          <w:sz w:val="20"/>
+          <w:lang w:eastAsia="en-IN"/>
+          <w14:ligatures w14:val="none"/>
+        </w:rPr>
+        <w:t>hello</w:t>
+      </w:r>
+    </w:p>
+    <w:p>
+      <w:pPr>
+        <w:spacing w:after="0" w:line="240" w:lineRule="auto"/>
+        <w:rPr>
+          <w:rFonts w:ascii="Times New Roman" w:eastAsia="Times New Roman" w:hAnsi="Times New Roman" w:cs="Times New Roman"/>
+          <w:kern w:val="0"/>
+          <w:sz w:val="24"/>
+          <w:szCs w:val="24"/>
+          <w:lang w:eastAsia="en-IN"/>
+          <w14:ligatures w14:val="none"/>
+        </w:rPr>
+      </w:pPr>
+      <w:r>
+        <w:rPr>
+          <w:rFonts w:ascii="Times New Roman" w:eastAsia="Times New Roman" w:hAnsi="Times New Roman" w:cs="Times New Roman"/>
+          <w:kern w:val="0"/>
+          <w:sz w:val="24"/>
+          <w:szCs w:val="24"/>
+          <w:lang w:eastAsia="en-IN"/>
+          <w14:ligatures w14:val="none"/>
+        </w:rPr>
+        <w:pict w14:anchorId="6BC54C19">
+          <v:rect id="_x0000_i1510" style="width:0;height:1.5pt" o:hralign="center" o:hrstd="t" o:hr="t" fillcolor="#a0a0a0" stroked="f"/>
+        </w:pict>
+      </w:r>
+    </w:p>
+    <w:p>
+      <w:pPr>
+        <w:spacing w:before="100" w:beforeAutospacing="1" w:after="100" w:afterAutospacing="1" w:line="240" w:lineRule="auto"/>
+        <w:outlineLvl w:val="0"/>
+        <w:rPr>
+          <w:rFonts w:ascii="Times New Roman" w:eastAsia="Times New Roman" w:hAnsi="Times New Roman" w:cs="Times New Roman"/>
+          <w:b/>
+          <w:bCs/>
+          <w:kern w:val="36"/>
+          <w:sz w:val="48"/>
+          <w:szCs w:val="48"/>
+          <w:lang w:eastAsia="en-IN"/>
+          <w14:ligatures w14:val="none"/>
+        </w:rPr>
+      </w:pPr>
+      <w:r>
+        <w:rPr>
+          <w:rFonts w:ascii="Segoe UI Emoji" w:eastAsia="Times New Roman" w:hAnsi="Segoe UI Emoji" w:cs="Segoe UI Emoji"/>
+          <w:b/>
+          <w:bCs/>
+          <w:kern w:val="36"/>
+          <w:sz w:val="48"/>
+          <w:szCs w:val="48"/>
+          <w:lang w:eastAsia="en-IN"/>
+          <w14:ligatures w14:val="none"/>
+        </w:rPr>
+        <w:t>🧠</w:t>
+      </w:r>
+      <w:r>
+        <w:rPr>
+          <w:rFonts w:ascii="Times New Roman" w:eastAsia="Times New Roman" w:hAnsi="Times New Roman" w:cs="Times New Roman"/>
+          <w:b/>
+          <w:bCs/>
+          <w:kern w:val="36"/>
+          <w:sz w:val="48"/>
+          <w:szCs w:val="48"/>
+          <w:lang w:eastAsia="en-IN"/>
+          <w14:ligatures w14:val="none"/>
+        </w:rPr>
+        <w:t xml:space="preserve"> Internal understanding</w:t>
+      </w:r>
+    </w:p>
+    <w:p>
+      <w:pPr>
+        <w:spacing w:before="100" w:beforeAutospacing="1" w:after="100" w:afterAutospacing="1" w:line="240" w:lineRule="auto"/>
+        <w:rPr>
+          <w:rFonts w:ascii="Times New Roman" w:eastAsia="Times New Roman" w:hAnsi="Times New Roman" w:cs="Times New Roman"/>
+          <w:kern w:val="0"/>
+          <w:sz w:val="24"/>
+          <w:szCs w:val="24"/>
+          <w:lang w:eastAsia="en-IN"/>
+          <w14:ligatures w14:val="none"/>
+        </w:rPr>
+      </w:pPr>
+      <w:r>
+        <w:rPr>
+          <w:rFonts w:ascii="Segoe UI Emoji" w:eastAsia="Times New Roman" w:hAnsi="Segoe UI Emoji" w:cs="Segoe UI Emoji"/>
+          <w:kern w:val="0"/>
+          <w:sz w:val="24"/>
+          <w:szCs w:val="24"/>
+          <w:lang w:eastAsia="en-IN"/>
+          <w14:ligatures w14:val="none"/>
+        </w:rPr>
+        <w:t>👉</w:t>
+      </w:r>
+      <w:r>
+        <w:rPr>
+          <w:rFonts w:ascii="Times New Roman" w:eastAsia="Times New Roman" w:hAnsi="Times New Roman" w:cs="Times New Roman"/>
+          <w:kern w:val="0"/>
+          <w:sz w:val="24"/>
+          <w:szCs w:val="24"/>
+          <w:lang w:eastAsia="en-IN"/>
+          <w14:ligatures w14:val="none"/>
+        </w:rPr>
+        <w:t xml:space="preserve"> You are NOT modifying </w:t>
+      </w:r>
+      <w:r>
+        <w:rPr>
+          <w:rFonts w:ascii="Courier New" w:eastAsia="Times New Roman" w:hAnsi="Courier New" w:cs="Courier New"/>
+          <w:kern w:val="0"/>
+          <w:sz w:val="20"/>
+          <w:lang w:eastAsia="en-IN"/>
+          <w14:ligatures w14:val="none"/>
+        </w:rPr>
+        <w:t>ls</w:t>
+      </w:r>
+      <w:r>
+        <w:rPr>
+          <w:rFonts w:ascii="Times New Roman" w:eastAsia="Times New Roman" w:hAnsi="Times New Roman" w:cs="Times New Roman"/>
+          <w:kern w:val="0"/>
+          <w:sz w:val="24"/>
+          <w:szCs w:val="24"/>
+          <w:lang w:eastAsia="en-IN"/>
+          <w14:ligatures w14:val="none"/>
+        </w:rPr>
+        <w:t xml:space="preserve"> or </w:t>
+      </w:r>
+      <w:r>
+        <w:rPr>
+          <w:rFonts w:ascii="Courier New" w:eastAsia="Times New Roman" w:hAnsi="Courier New" w:cs="Courier New"/>
+          <w:kern w:val="0"/>
+          <w:sz w:val="20"/>
+          <w:lang w:eastAsia="en-IN"/>
+          <w14:ligatures w14:val="none"/>
+        </w:rPr>
+        <w:t>echo</w:t>
+      </w:r>
+      <w:r>
+        <w:rPr>
+          <w:rFonts w:ascii="Times New Roman" w:eastAsia="Times New Roman" w:hAnsi="Times New Roman" w:cs="Times New Roman"/>
+          <w:kern w:val="0"/>
+          <w:sz w:val="24"/>
+          <w:szCs w:val="24"/>
+          <w:lang w:eastAsia="en-IN"/>
+          <w14:ligatures w14:val="none"/>
+        </w:rPr>
+        <w:br/>
+      </w:r>
+      <w:r>
+        <w:rPr>
+          <w:rFonts w:ascii="Segoe UI Emoji" w:eastAsia="Times New Roman" w:hAnsi="Segoe UI Emoji" w:cs="Segoe UI Emoji"/>
+          <w:kern w:val="0"/>
+          <w:sz w:val="24"/>
+          <w:szCs w:val="24"/>
+          <w:lang w:eastAsia="en-IN"/>
+          <w14:ligatures w14:val="none"/>
+        </w:rPr>
+        <w:t>👉</w:t>
+      </w:r>
+      <w:r>
+        <w:rPr>
+          <w:rFonts w:ascii="Times New Roman" w:eastAsia="Times New Roman" w:hAnsi="Times New Roman" w:cs="Times New Roman"/>
+          <w:kern w:val="0"/>
+          <w:sz w:val="24"/>
+          <w:szCs w:val="24"/>
+          <w:lang w:eastAsia="en-IN"/>
+          <w14:ligatures w14:val="none"/>
+        </w:rPr>
+        <w:t xml:space="preserve"> You are modifying </w:t>
+      </w:r>
+      <w:r>
+        <w:rPr>
+          <w:rFonts w:ascii="Times New Roman" w:eastAsia="Times New Roman" w:hAnsi="Times New Roman" w:cs="Times New Roman"/>
+          <w:b/>
+          <w:bCs/>
+          <w:kern w:val="0"/>
+          <w:sz w:val="24"/>
+          <w:szCs w:val="24"/>
+          <w:lang w:eastAsia="en-IN"/>
+          <w14:ligatures w14:val="none"/>
+        </w:rPr>
+        <w:t>where their output goes</w:t>
+      </w:r>
+    </w:p>
+    <w:p>
+      <w:pPr>
+        <w:spacing w:after="0" w:line="240" w:lineRule="auto"/>
+        <w:rPr>
+          <w:rFonts w:ascii="Times New Roman" w:eastAsia="Times New Roman" w:hAnsi="Times New Roman" w:cs="Times New Roman"/>
+          <w:kern w:val="0"/>
+          <w:sz w:val="24"/>
+          <w:szCs w:val="24"/>
+          <w:lang w:eastAsia="en-IN"/>
+          <w14:ligatures w14:val="none"/>
+        </w:rPr>
+      </w:pPr>
+      <w:r>
+        <w:rPr>
+          <w:rFonts w:ascii="Times New Roman" w:eastAsia="Times New Roman" w:hAnsi="Times New Roman" w:cs="Times New Roman"/>
+          <w:kern w:val="0"/>
+          <w:sz w:val="24"/>
+          <w:szCs w:val="24"/>
+          <w:lang w:eastAsia="en-IN"/>
+          <w14:ligatures w14:val="none"/>
+        </w:rPr>
+        <w:pict w14:anchorId="0B054735">
+          <v:rect id="_x0000_i1511" style="width:0;height:1.5pt" o:hralign="center" o:hrstd="t" o:hr="t" fillcolor="#a0a0a0" stroked="f"/>
+        </w:pict>
+      </w:r>
+    </w:p>
+    <w:p>
+      <w:pPr>
+        <w:spacing w:before="100" w:beforeAutospacing="1" w:after="100" w:afterAutospacing="1" w:line="240" w:lineRule="auto"/>
+        <w:outlineLvl w:val="0"/>
+        <w:rPr>
+          <w:rFonts w:ascii="Times New Roman" w:eastAsia="Times New Roman" w:hAnsi="Times New Roman" w:cs="Times New Roman"/>
+          <w:b/>
+          <w:bCs/>
+          <w:kern w:val="36"/>
+          <w:sz w:val="48"/>
+          <w:szCs w:val="48"/>
+          <w:lang w:eastAsia="en-IN"/>
+          <w14:ligatures w14:val="none"/>
+        </w:rPr>
+      </w:pPr>
+      <w:r>
+        <w:rPr>
+          <w:rFonts w:ascii="Segoe UI Emoji" w:eastAsia="Times New Roman" w:hAnsi="Segoe UI Emoji" w:cs="Segoe UI Emoji"/>
+          <w:b/>
+          <w:bCs/>
+          <w:kern w:val="36"/>
+          <w:sz w:val="48"/>
+          <w:szCs w:val="48"/>
+          <w:lang w:eastAsia="en-IN"/>
+          <w14:ligatures w14:val="none"/>
+        </w:rPr>
+        <w:t>💣</w:t>
+      </w:r>
+      <w:r>
+        <w:rPr>
+          <w:rFonts w:ascii="Times New Roman" w:eastAsia="Times New Roman" w:hAnsi="Times New Roman" w:cs="Times New Roman"/>
+          <w:b/>
+          <w:bCs/>
+          <w:kern w:val="36"/>
+          <w:sz w:val="48"/>
+          <w:szCs w:val="48"/>
+          <w:lang w:eastAsia="en-IN"/>
+          <w14:ligatures w14:val="none"/>
+        </w:rPr>
+        <w:t xml:space="preserve"> Common mistakes</w:t>
+      </w:r>
+    </w:p>
+    <w:p>
+      <w:pPr>
+        <w:spacing w:before="100" w:beforeAutospacing="1" w:after="100" w:afterAutospacing="1" w:line="240" w:lineRule="auto"/>
+        <w:rPr>
+          <w:rFonts w:ascii="Times New Roman" w:eastAsia="Times New Roman" w:hAnsi="Times New Roman" w:cs="Times New Roman"/>
+          <w:kern w:val="0"/>
+          <w:sz w:val="24"/>
+          <w:szCs w:val="24"/>
+          <w:lang w:eastAsia="en-IN"/>
+          <w14:ligatures w14:val="none"/>
+        </w:rPr>
+      </w:pPr>
+      <w:r>
+        <w:rPr>
+          <w:rFonts w:ascii="Segoe UI Emoji" w:eastAsia="Times New Roman" w:hAnsi="Segoe UI Emoji" w:cs="Segoe UI Emoji"/>
+          <w:kern w:val="0"/>
+          <w:sz w:val="24"/>
+          <w:szCs w:val="24"/>
+          <w:lang w:eastAsia="en-IN"/>
+          <w14:ligatures w14:val="none"/>
+        </w:rPr>
+        <w:t>❌</w:t>
+      </w:r>
+      <w:r>
+        <w:rPr>
+          <w:rFonts w:ascii="Times New Roman" w:eastAsia="Times New Roman" w:hAnsi="Times New Roman" w:cs="Times New Roman"/>
+          <w:kern w:val="0"/>
+          <w:sz w:val="24"/>
+          <w:szCs w:val="24"/>
+          <w:lang w:eastAsia="en-IN"/>
+          <w14:ligatures w14:val="none"/>
+        </w:rPr>
+        <w:t xml:space="preserve"> Doing redirection in parent</w:t>
+      </w:r>
+      <w:r>
+        <w:rPr>
+          <w:rFonts w:ascii="Times New Roman" w:eastAsia="Times New Roman" w:hAnsi="Times New Roman" w:cs="Times New Roman"/>
+          <w:kern w:val="0"/>
+          <w:sz w:val="24"/>
+          <w:szCs w:val="24"/>
+          <w:lang w:eastAsia="en-IN"/>
+          <w14:ligatures w14:val="none"/>
+        </w:rPr>
+        <w:br/>
+        <w:t>→ breaks shell output</w:t>
+      </w:r>
+    </w:p>
+    <w:p>
+      <w:pPr>
+        <w:spacing w:before="100" w:beforeAutospacing="1" w:after="100" w:afterAutospacing="1" w:line="240" w:lineRule="auto"/>
+        <w:rPr>
+          <w:rFonts w:ascii="Times New Roman" w:eastAsia="Times New Roman" w:hAnsi="Times New Roman" w:cs="Times New Roman"/>
+          <w:kern w:val="0"/>
+          <w:sz w:val="24"/>
+          <w:szCs w:val="24"/>
+          <w:lang w:eastAsia="en-IN"/>
+          <w14:ligatures w14:val="none"/>
+        </w:rPr>
+      </w:pPr>
+      <w:r>
+        <w:rPr>
+          <w:rFonts w:ascii="Segoe UI Emoji" w:eastAsia="Times New Roman" w:hAnsi="Segoe UI Emoji" w:cs="Segoe UI Emoji"/>
+          <w:kern w:val="0"/>
+          <w:sz w:val="24"/>
+          <w:szCs w:val="24"/>
+          <w:lang w:eastAsia="en-IN"/>
+          <w14:ligatures w14:val="none"/>
+        </w:rPr>
+        <w:t>❌</w:t>
+      </w:r>
+      <w:r>
+        <w:rPr>
+          <w:rFonts w:ascii="Times New Roman" w:eastAsia="Times New Roman" w:hAnsi="Times New Roman" w:cs="Times New Roman"/>
+          <w:kern w:val="0"/>
+          <w:sz w:val="24"/>
+          <w:szCs w:val="24"/>
+          <w:lang w:eastAsia="en-IN"/>
+          <w14:ligatures w14:val="none"/>
+        </w:rPr>
+        <w:t xml:space="preserve"> Forgetting:</w:t>
+      </w:r>
+    </w:p>
+    <w:p>
+      <w:pPr>
+        <w:tabs>
+          <w:tab w:val="left" w:pos="916"/>
+          <w:tab w:val="left" w:pos="1832"/>
+          <w:tab w:val="left" w:pos="2748"/>
+          <w:tab w:val="left" w:pos="3664"/>
+          <w:tab w:val="left" w:pos="4580"/>
+          <w:tab w:val="left" w:pos="5496"/>
+          <w:tab w:val="left" w:pos="6412"/>
+          <w:tab w:val="left" w:pos="7328"/>
+          <w:tab w:val="left" w:pos="8244"/>
+          <w:tab w:val="left" w:pos="9160"/>
+          <w:tab w:val="left" w:pos="10076"/>
+          <w:tab w:val="left" w:pos="10992"/>
+          <w:tab w:val="left" w:pos="11908"/>
+          <w:tab w:val="left" w:pos="12824"/>
+          <w:tab w:val="left" w:pos="13740"/>
+          <w:tab w:val="left" w:pos="14656"/>
+        </w:tabs>
+        <w:spacing w:after="0" w:line="240" w:lineRule="auto"/>
+        <w:rPr>
+          <w:rFonts w:ascii="Courier New" w:eastAsia="Times New Roman" w:hAnsi="Courier New" w:cs="Courier New"/>
+          <w:kern w:val="0"/>
+          <w:sz w:val="20"/>
+          <w:lang w:eastAsia="en-IN"/>
+          <w14:ligatures w14:val="none"/>
+        </w:rPr>
+      </w:pPr>
+      <w:r>
+        <w:rPr>
+          <w:rFonts w:ascii="Courier New" w:eastAsia="Times New Roman" w:hAnsi="Courier New" w:cs="Courier New"/>
+          <w:kern w:val="0"/>
+          <w:sz w:val="20"/>
+          <w:lang w:eastAsia="en-IN"/>
+          <w14:ligatures w14:val="none"/>
+        </w:rPr>
+        <w:t>args[j] = NULL;</w:t>
+      </w:r>
+    </w:p>
+    <w:p>
+      <w:pPr>
+        <w:spacing w:before="100" w:beforeAutospacing="1" w:after="100" w:afterAutospacing="1" w:line="240" w:lineRule="auto"/>
+        <w:rPr>
+          <w:rFonts w:ascii="Times New Roman" w:eastAsia="Times New Roman" w:hAnsi="Times New Roman" w:cs="Times New Roman"/>
+          <w:kern w:val="0"/>
+          <w:sz w:val="24"/>
+          <w:szCs w:val="24"/>
+          <w:lang w:eastAsia="en-IN"/>
+          <w14:ligatures w14:val="none"/>
+        </w:rPr>
+      </w:pPr>
+      <w:r>
+        <w:rPr>
+          <w:rFonts w:ascii="Segoe UI Emoji" w:eastAsia="Times New Roman" w:hAnsi="Segoe UI Emoji" w:cs="Segoe UI Emoji"/>
+          <w:kern w:val="0"/>
+          <w:sz w:val="24"/>
+          <w:szCs w:val="24"/>
+          <w:lang w:eastAsia="en-IN"/>
+          <w14:ligatures w14:val="none"/>
+        </w:rPr>
+        <w:t>❌</w:t>
+      </w:r>
+      <w:r>
+        <w:rPr>
+          <w:rFonts w:ascii="Times New Roman" w:eastAsia="Times New Roman" w:hAnsi="Times New Roman" w:cs="Times New Roman"/>
+          <w:kern w:val="0"/>
+          <w:sz w:val="24"/>
+          <w:szCs w:val="24"/>
+          <w:lang w:eastAsia="en-IN"/>
+          <w14:ligatures w14:val="none"/>
+        </w:rPr>
+        <w:t xml:space="preserve"> Not closing file descriptor</w:t>
+      </w:r>
+    </w:p>
+    <w:p>
+      <w:pPr>
+        <w:spacing w:after="0" w:line="240" w:lineRule="auto"/>
+        <w:rPr>
+          <w:rFonts w:ascii="Times New Roman" w:eastAsia="Times New Roman" w:hAnsi="Times New Roman" w:cs="Times New Roman"/>
+          <w:kern w:val="0"/>
+          <w:sz w:val="24"/>
+          <w:szCs w:val="24"/>
+          <w:lang w:eastAsia="en-IN"/>
+          <w14:ligatures w14:val="none"/>
+        </w:rPr>
+      </w:pPr>
+      <w:r>
+        <w:rPr>
+          <w:rFonts w:ascii="Times New Roman" w:eastAsia="Times New Roman" w:hAnsi="Times New Roman" w:cs="Times New Roman"/>
+          <w:kern w:val="0"/>
+          <w:sz w:val="24"/>
+          <w:szCs w:val="24"/>
+          <w:lang w:eastAsia="en-IN"/>
+          <w14:ligatures w14:val="none"/>
+        </w:rPr>
+        <w:pict w14:anchorId="648973EC">
+          <v:rect id="_x0000_i1512" style="width:0;height:1.5pt" o:hralign="center" o:hrstd="t" o:hr="t" fillcolor="#a0a0a0" stroked="f"/>
+        </w:pict>
+      </w:r>
+    </w:p>
+    <w:p>
+      <w:pPr>
+        <w:spacing w:before="100" w:beforeAutospacing="1" w:after="100" w:afterAutospacing="1" w:line="240" w:lineRule="auto"/>
+        <w:outlineLvl w:val="0"/>
+        <w:rPr>
+          <w:rFonts w:ascii="Times New Roman" w:eastAsia="Times New Roman" w:hAnsi="Times New Roman" w:cs="Times New Roman"/>
+          <w:b/>
+          <w:bCs/>
+          <w:kern w:val="36"/>
+          <w:sz w:val="48"/>
+          <w:szCs w:val="48"/>
+          <w:lang w:eastAsia="en-IN"/>
+          <w14:ligatures w14:val="none"/>
+        </w:rPr>
+      </w:pPr>
+      <w:r>
+        <w:rPr>
+          <w:rFonts w:ascii="Segoe UI Emoji" w:eastAsia="Times New Roman" w:hAnsi="Segoe UI Emoji" w:cs="Segoe UI Emoji"/>
+          <w:b/>
+          <w:bCs/>
+          <w:kern w:val="36"/>
+          <w:sz w:val="48"/>
+          <w:szCs w:val="48"/>
+          <w:lang w:eastAsia="en-IN"/>
+          <w14:ligatures w14:val="none"/>
+        </w:rPr>
+        <w:lastRenderedPageBreak/>
+        <w:t>🎯</w:t>
+      </w:r>
+      <w:r>
+        <w:rPr>
+          <w:rFonts w:ascii="Times New Roman" w:eastAsia="Times New Roman" w:hAnsi="Times New Roman" w:cs="Times New Roman"/>
+          <w:b/>
+          <w:bCs/>
+          <w:kern w:val="36"/>
+          <w:sz w:val="48"/>
+          <w:szCs w:val="48"/>
+          <w:lang w:eastAsia="en-IN"/>
+          <w14:ligatures w14:val="none"/>
+        </w:rPr>
+        <w:t xml:space="preserve"> One-line summary</w:t>
+      </w:r>
+    </w:p>
+    <w:p>
+      <w:pPr>
+        <w:spacing w:before="100" w:beforeAutospacing="1" w:after="100" w:afterAutospacing="1" w:line="240" w:lineRule="auto"/>
+        <w:rPr>
+          <w:rFonts w:ascii="Times New Roman" w:eastAsia="Times New Roman" w:hAnsi="Times New Roman" w:cs="Times New Roman"/>
+          <w:kern w:val="0"/>
+          <w:sz w:val="24"/>
+          <w:szCs w:val="24"/>
+          <w:lang w:eastAsia="en-IN"/>
+          <w14:ligatures w14:val="none"/>
+        </w:rPr>
+      </w:pPr>
+      <w:r>
+        <w:rPr>
+          <w:rFonts w:ascii="Segoe UI Emoji" w:eastAsia="Times New Roman" w:hAnsi="Segoe UI Emoji" w:cs="Segoe UI Emoji"/>
+          <w:kern w:val="0"/>
+          <w:sz w:val="24"/>
+          <w:szCs w:val="24"/>
+          <w:lang w:eastAsia="en-IN"/>
+          <w14:ligatures w14:val="none"/>
+        </w:rPr>
+        <w:t>👉</w:t>
+      </w:r>
+      <w:r>
+        <w:rPr>
+          <w:rFonts w:ascii="Times New Roman" w:eastAsia="Times New Roman" w:hAnsi="Times New Roman" w:cs="Times New Roman"/>
+          <w:kern w:val="0"/>
+          <w:sz w:val="24"/>
+          <w:szCs w:val="24"/>
+          <w:lang w:eastAsia="en-IN"/>
+          <w14:ligatures w14:val="none"/>
+        </w:rPr>
+        <w:t xml:space="preserve"> Redirection =</w:t>
+      </w:r>
+      <w:r>
+        <w:rPr>
+          <w:rFonts w:ascii="Times New Roman" w:eastAsia="Times New Roman" w:hAnsi="Times New Roman" w:cs="Times New Roman"/>
+          <w:kern w:val="0"/>
+          <w:sz w:val="24"/>
+          <w:szCs w:val="24"/>
+          <w:lang w:eastAsia="en-IN"/>
+          <w14:ligatures w14:val="none"/>
+        </w:rPr>
+        <w:br/>
+      </w:r>
+      <w:r>
+        <w:rPr>
+          <w:rFonts w:ascii="Times New Roman" w:eastAsia="Times New Roman" w:hAnsi="Times New Roman" w:cs="Times New Roman"/>
+          <w:b/>
+          <w:bCs/>
+          <w:kern w:val="0"/>
+          <w:sz w:val="24"/>
+          <w:szCs w:val="24"/>
+          <w:lang w:eastAsia="en-IN"/>
+          <w14:ligatures w14:val="none"/>
+        </w:rPr>
+        <w:t>“Change stdout before running the command”</w:t>
+      </w:r>
+    </w:p>
+    <w:p>
+      <w:pPr>
+        <w:spacing w:after="0" w:line="240" w:lineRule="auto"/>
+        <w:rPr>
+          <w:rFonts w:ascii="Times New Roman" w:eastAsia="Times New Roman" w:hAnsi="Times New Roman" w:cs="Times New Roman"/>
+          <w:kern w:val="0"/>
+          <w:sz w:val="24"/>
+          <w:szCs w:val="24"/>
+          <w:lang w:eastAsia="en-IN"/>
+          <w14:ligatures w14:val="none"/>
+        </w:rPr>
+      </w:pPr>
+      <w:r>
+        <w:rPr>
+          <w:rFonts w:ascii="Times New Roman" w:eastAsia="Times New Roman" w:hAnsi="Times New Roman" w:cs="Times New Roman"/>
+          <w:kern w:val="0"/>
+          <w:sz w:val="24"/>
+          <w:szCs w:val="24"/>
+          <w:lang w:eastAsia="en-IN"/>
+          <w14:ligatures w14:val="none"/>
+        </w:rPr>
+        <w:pict w14:anchorId="0831235E">
+          <v:rect id="_x0000_i1513" style="width:0;height:1.5pt" o:hralign="center" o:hrstd="t" o:hr="t" fillcolor="#a0a0a0" stroked="f"/>
+        </w:pict>
+      </w:r>
+    </w:p>
+    <w:p>
+      <w:pPr>
+        <w:spacing w:before="100" w:beforeAutospacing="1" w:after="100" w:afterAutospacing="1" w:line="240" w:lineRule="auto"/>
+        <w:outlineLvl w:val="0"/>
+        <w:rPr>
+          <w:rFonts w:ascii="Times New Roman" w:eastAsia="Times New Roman" w:hAnsi="Times New Roman" w:cs="Times New Roman"/>
+          <w:b/>
+          <w:bCs/>
+          <w:kern w:val="36"/>
+          <w:sz w:val="48"/>
+          <w:szCs w:val="48"/>
+          <w:lang w:eastAsia="en-IN"/>
+          <w14:ligatures w14:val="none"/>
+        </w:rPr>
+      </w:pPr>
+      <w:r>
+        <w:rPr>
+          <w:rFonts w:ascii="Segoe UI Emoji" w:eastAsia="Times New Roman" w:hAnsi="Segoe UI Emoji" w:cs="Segoe UI Emoji"/>
+          <w:b/>
+          <w:bCs/>
+          <w:kern w:val="36"/>
+          <w:sz w:val="48"/>
+          <w:szCs w:val="48"/>
+          <w:lang w:eastAsia="en-IN"/>
+          <w14:ligatures w14:val="none"/>
+        </w:rPr>
+        <w:t>🧠</w:t>
+      </w:r>
+      <w:r>
+        <w:rPr>
+          <w:rFonts w:ascii="Times New Roman" w:eastAsia="Times New Roman" w:hAnsi="Times New Roman" w:cs="Times New Roman"/>
+          <w:b/>
+          <w:bCs/>
+          <w:kern w:val="36"/>
+          <w:sz w:val="48"/>
+          <w:szCs w:val="48"/>
+          <w:lang w:eastAsia="en-IN"/>
+          <w14:ligatures w14:val="none"/>
+        </w:rPr>
+        <w:t xml:space="preserve"> Big concept connection</w:t>
+      </w:r>
+    </w:p>
+    <w:tbl>
+      <w:tblPr>
+        <w:tblW w:w="0" w:type="auto"/>
+        <w:tblCellSpacing w:w="15" w:type="dxa"/>
+        <w:tblCellMar>
+          <w:top w:w="15" w:type="dxa"/>
+          <w:left w:w="15" w:type="dxa"/>
+          <w:bottom w:w="15" w:type="dxa"/>
+          <w:right w:w="15" w:type="dxa"/>
+        </w:tblCellMar>
+        <w:tblLook w:val="04A0" w:firstRow="1" w:lastRow="0" w:firstColumn="1" w:lastColumn="0" w:noHBand="0" w:noVBand="1"/>
+      </w:tblPr>
+      <w:tblGrid>
+        <w:gridCol w:w="929"/>
+        <w:gridCol w:w="1575"/>
+      </w:tblGrid>
+      <w:tr>
+        <w:trPr>
+          <w:tblHeader/>
+          <w:tblCellSpacing w:w="15" w:type="dxa"/>
+        </w:trPr>
+        <w:tc>
+          <w:tcPr>
+            <w:tcW w:w="0" w:type="auto"/>
+            <w:vAlign w:val="center"/>
+            <w:hideMark/>
+          </w:tcPr>
+          <w:p>
+            <w:pPr>
+              <w:spacing w:after="0" w:line="240" w:lineRule="auto"/>
+              <w:jc w:val="center"/>
+              <w:rPr>
+                <w:rFonts w:ascii="Times New Roman" w:eastAsia="Times New Roman" w:hAnsi="Times New Roman" w:cs="Times New Roman"/>
+                <w:b/>
+                <w:bCs/>
+                <w:kern w:val="0"/>
+                <w:sz w:val="24"/>
+                <w:szCs w:val="24"/>
+                <w:lang w:eastAsia="en-IN"/>
+                <w14:ligatures w14:val="none"/>
+              </w:rPr>
+            </w:pPr>
+            <w:r>
+              <w:rPr>
+                <w:rFonts w:ascii="Times New Roman" w:eastAsia="Times New Roman" w:hAnsi="Times New Roman" w:cs="Times New Roman"/>
+                <w:b/>
+                <w:bCs/>
+                <w:kern w:val="0"/>
+                <w:sz w:val="24"/>
+                <w:szCs w:val="24"/>
+                <w:lang w:eastAsia="en-IN"/>
+                <w14:ligatures w14:val="none"/>
+              </w:rPr>
+              <w:t>Concept</w:t>
+            </w:r>
+          </w:p>
+        </w:tc>
+        <w:tc>
+          <w:tcPr>
+            <w:tcW w:w="0" w:type="auto"/>
+            <w:vAlign w:val="center"/>
+            <w:hideMark/>
+          </w:tcPr>
+          <w:p>
+            <w:pPr>
+              <w:spacing w:after="0" w:line="240" w:lineRule="auto"/>
+              <w:jc w:val="center"/>
+              <w:rPr>
+                <w:rFonts w:ascii="Times New Roman" w:eastAsia="Times New Roman" w:hAnsi="Times New Roman" w:cs="Times New Roman"/>
+                <w:b/>
+                <w:bCs/>
+                <w:kern w:val="0"/>
+                <w:sz w:val="24"/>
+                <w:szCs w:val="24"/>
+                <w:lang w:eastAsia="en-IN"/>
+                <w14:ligatures w14:val="none"/>
+              </w:rPr>
+            </w:pPr>
+            <w:r>
+              <w:rPr>
+                <w:rFonts w:ascii="Times New Roman" w:eastAsia="Times New Roman" w:hAnsi="Times New Roman" w:cs="Times New Roman"/>
+                <w:b/>
+                <w:bCs/>
+                <w:kern w:val="0"/>
+                <w:sz w:val="24"/>
+                <w:szCs w:val="24"/>
+                <w:lang w:eastAsia="en-IN"/>
+                <w14:ligatures w14:val="none"/>
+              </w:rPr>
+              <w:t>Role</w:t>
+            </w:r>
+          </w:p>
+        </w:tc>
+      </w:tr>
+      <w:tr>
+        <w:trPr>
+          <w:tblCellSpacing w:w="15" w:type="dxa"/>
+        </w:trPr>
+        <w:tc>
+          <w:tcPr>
+            <w:tcW w:w="0" w:type="auto"/>
+            <w:vAlign w:val="center"/>
+            <w:hideMark/>
+          </w:tcPr>
+          <w:p>
+            <w:pPr>
+              <w:spacing w:after="0" w:line="240" w:lineRule="auto"/>
+              <w:rPr>
+                <w:rFonts w:ascii="Times New Roman" w:eastAsia="Times New Roman" w:hAnsi="Times New Roman" w:cs="Times New Roman"/>
+                <w:kern w:val="0"/>
+                <w:sz w:val="24"/>
+                <w:szCs w:val="24"/>
+                <w:lang w:eastAsia="en-IN"/>
+                <w14:ligatures w14:val="none"/>
+              </w:rPr>
+            </w:pPr>
+            <w:r>
+              <w:rPr>
+                <w:rFonts w:ascii="Times New Roman" w:eastAsia="Times New Roman" w:hAnsi="Times New Roman" w:cs="Times New Roman"/>
+                <w:kern w:val="0"/>
+                <w:sz w:val="24"/>
+                <w:szCs w:val="24"/>
+                <w:lang w:eastAsia="en-IN"/>
+                <w14:ligatures w14:val="none"/>
+              </w:rPr>
+              <w:t>fork()</w:t>
+            </w:r>
+          </w:p>
+        </w:tc>
+        <w:tc>
+          <w:tcPr>
+            <w:tcW w:w="0" w:type="auto"/>
+            <w:vAlign w:val="center"/>
+            <w:hideMark/>
+          </w:tcPr>
+          <w:p>
+            <w:pPr>
+              <w:spacing w:after="0" w:line="240" w:lineRule="auto"/>
+              <w:rPr>
+                <w:rFonts w:ascii="Times New Roman" w:eastAsia="Times New Roman" w:hAnsi="Times New Roman" w:cs="Times New Roman"/>
+                <w:kern w:val="0"/>
+                <w:sz w:val="24"/>
+                <w:szCs w:val="24"/>
+                <w:lang w:eastAsia="en-IN"/>
+                <w14:ligatures w14:val="none"/>
+              </w:rPr>
+            </w:pPr>
+            <w:r>
+              <w:rPr>
+                <w:rFonts w:ascii="Times New Roman" w:eastAsia="Times New Roman" w:hAnsi="Times New Roman" w:cs="Times New Roman"/>
+                <w:kern w:val="0"/>
+                <w:sz w:val="24"/>
+                <w:szCs w:val="24"/>
+                <w:lang w:eastAsia="en-IN"/>
+                <w14:ligatures w14:val="none"/>
+              </w:rPr>
+              <w:t>creates process</w:t>
+            </w:r>
+          </w:p>
+        </w:tc>
+      </w:tr>
+      <w:tr>
+        <w:trPr>
+          <w:tblCellSpacing w:w="15" w:type="dxa"/>
+        </w:trPr>
+        <w:tc>
+          <w:tcPr>
+            <w:tcW w:w="0" w:type="auto"/>
+            <w:vAlign w:val="center"/>
+            <w:hideMark/>
+          </w:tcPr>
+          <w:p>
+            <w:pPr>
+              <w:spacing w:after="0" w:line="240" w:lineRule="auto"/>
+              <w:rPr>
+                <w:rFonts w:ascii="Times New Roman" w:eastAsia="Times New Roman" w:hAnsi="Times New Roman" w:cs="Times New Roman"/>
+                <w:kern w:val="0"/>
+                <w:sz w:val="24"/>
+                <w:szCs w:val="24"/>
+                <w:lang w:eastAsia="en-IN"/>
+                <w14:ligatures w14:val="none"/>
+              </w:rPr>
+            </w:pPr>
+            <w:r>
+              <w:rPr>
+                <w:rFonts w:ascii="Times New Roman" w:eastAsia="Times New Roman" w:hAnsi="Times New Roman" w:cs="Times New Roman"/>
+                <w:kern w:val="0"/>
+                <w:sz w:val="24"/>
+                <w:szCs w:val="24"/>
+                <w:lang w:eastAsia="en-IN"/>
+                <w14:ligatures w14:val="none"/>
+              </w:rPr>
+              <w:t>execvp()</w:t>
+            </w:r>
+          </w:p>
+        </w:tc>
+        <w:tc>
+          <w:tcPr>
+            <w:tcW w:w="0" w:type="auto"/>
+            <w:vAlign w:val="center"/>
+            <w:hideMark/>
+          </w:tcPr>
+          <w:p>
+            <w:pPr>
+              <w:spacing w:after="0" w:line="240" w:lineRule="auto"/>
+              <w:rPr>
+                <w:rFonts w:ascii="Times New Roman" w:eastAsia="Times New Roman" w:hAnsi="Times New Roman" w:cs="Times New Roman"/>
+                <w:kern w:val="0"/>
+                <w:sz w:val="24"/>
+                <w:szCs w:val="24"/>
+                <w:lang w:eastAsia="en-IN"/>
+                <w14:ligatures w14:val="none"/>
+              </w:rPr>
+            </w:pPr>
+            <w:r>
+              <w:rPr>
+                <w:rFonts w:ascii="Times New Roman" w:eastAsia="Times New Roman" w:hAnsi="Times New Roman" w:cs="Times New Roman"/>
+                <w:kern w:val="0"/>
+                <w:sz w:val="24"/>
+                <w:szCs w:val="24"/>
+                <w:lang w:eastAsia="en-IN"/>
+                <w14:ligatures w14:val="none"/>
+              </w:rPr>
+              <w:t>runs program</w:t>
+            </w:r>
+          </w:p>
+        </w:tc>
+      </w:tr>
+      <w:tr>
+        <w:trPr>
+          <w:tblCellSpacing w:w="15" w:type="dxa"/>
+        </w:trPr>
+        <w:tc>
+          <w:tcPr>
+            <w:tcW w:w="0" w:type="auto"/>
+            <w:vAlign w:val="center"/>
+            <w:hideMark/>
+          </w:tcPr>
+          <w:p>
+            <w:pPr>
+              <w:spacing w:after="0" w:line="240" w:lineRule="auto"/>
+              <w:rPr>
+                <w:rFonts w:ascii="Times New Roman" w:eastAsia="Times New Roman" w:hAnsi="Times New Roman" w:cs="Times New Roman"/>
+                <w:kern w:val="0"/>
+                <w:sz w:val="24"/>
+                <w:szCs w:val="24"/>
+                <w:lang w:eastAsia="en-IN"/>
+                <w14:ligatures w14:val="none"/>
+              </w:rPr>
+            </w:pPr>
+            <w:r>
+              <w:rPr>
+                <w:rFonts w:ascii="Times New Roman" w:eastAsia="Times New Roman" w:hAnsi="Times New Roman" w:cs="Times New Roman"/>
+                <w:kern w:val="0"/>
+                <w:sz w:val="24"/>
+                <w:szCs w:val="24"/>
+                <w:lang w:eastAsia="en-IN"/>
+                <w14:ligatures w14:val="none"/>
+              </w:rPr>
+              <w:t>dup2()</w:t>
+            </w:r>
+          </w:p>
+        </w:tc>
+        <w:tc>
+          <w:tcPr>
+            <w:tcW w:w="0" w:type="auto"/>
+            <w:vAlign w:val="center"/>
+            <w:hideMark/>
+          </w:tcPr>
+          <w:p>
+            <w:pPr>
+              <w:spacing w:after="0" w:line="240" w:lineRule="auto"/>
+              <w:rPr>
+                <w:rFonts w:ascii="Times New Roman" w:eastAsia="Times New Roman" w:hAnsi="Times New Roman" w:cs="Times New Roman"/>
+                <w:kern w:val="0"/>
+                <w:sz w:val="24"/>
+                <w:szCs w:val="24"/>
+                <w:lang w:eastAsia="en-IN"/>
+                <w14:ligatures w14:val="none"/>
+              </w:rPr>
+            </w:pPr>
+            <w:r>
+              <w:rPr>
+                <w:rFonts w:ascii="Times New Roman" w:eastAsia="Times New Roman" w:hAnsi="Times New Roman" w:cs="Times New Roman"/>
+                <w:kern w:val="0"/>
+                <w:sz w:val="24"/>
+                <w:szCs w:val="24"/>
+                <w:lang w:eastAsia="en-IN"/>
+                <w14:ligatures w14:val="none"/>
+              </w:rPr>
+              <w:t>redirects output</w:t>
+            </w:r>
+          </w:p>
+        </w:tc>
+      </w:tr>
+      <w:tr>
+        <w:trPr>
+          <w:tblCellSpacing w:w="15" w:type="dxa"/>
+        </w:trPr>
+        <w:tc>
+          <w:tcPr>
+            <w:tcW w:w="0" w:type="auto"/>
+            <w:vAlign w:val="center"/>
+            <w:hideMark/>
+          </w:tcPr>
+          <w:p>
+            <w:pPr>
+              <w:spacing w:after="0" w:line="240" w:lineRule="auto"/>
+              <w:rPr>
+                <w:rFonts w:ascii="Times New Roman" w:eastAsia="Times New Roman" w:hAnsi="Times New Roman" w:cs="Times New Roman"/>
+                <w:kern w:val="0"/>
+                <w:sz w:val="24"/>
+                <w:szCs w:val="24"/>
+                <w:lang w:eastAsia="en-IN"/>
+                <w14:ligatures w14:val="none"/>
+              </w:rPr>
+            </w:pPr>
+            <w:r>
+              <w:rPr>
+                <w:rFonts w:ascii="Times New Roman" w:eastAsia="Times New Roman" w:hAnsi="Times New Roman" w:cs="Times New Roman"/>
+                <w:kern w:val="0"/>
+                <w:sz w:val="24"/>
+                <w:szCs w:val="24"/>
+                <w:lang w:eastAsia="en-IN"/>
+                <w14:ligatures w14:val="none"/>
+              </w:rPr>
+              <w:t>open()</w:t>
+            </w:r>
+          </w:p>
+        </w:tc>
+        <w:tc>
+          <w:tcPr>
+            <w:tcW w:w="0" w:type="auto"/>
+            <w:vAlign w:val="center"/>
+            <w:hideMark/>
+          </w:tcPr>
+          <w:p>
+            <w:pPr>
+              <w:spacing w:after="0" w:line="240" w:lineRule="auto"/>
+              <w:rPr>
+                <w:rFonts w:ascii="Times New Roman" w:eastAsia="Times New Roman" w:hAnsi="Times New Roman" w:cs="Times New Roman"/>
+                <w:kern w:val="0"/>
+                <w:sz w:val="24"/>
+                <w:szCs w:val="24"/>
+                <w:lang w:eastAsia="en-IN"/>
+                <w14:ligatures w14:val="none"/>
+              </w:rPr>
+            </w:pPr>
+            <w:r>
+              <w:rPr>
+                <w:rFonts w:ascii="Times New Roman" w:eastAsia="Times New Roman" w:hAnsi="Times New Roman" w:cs="Times New Roman"/>
+                <w:kern w:val="0"/>
+                <w:sz w:val="24"/>
+                <w:szCs w:val="24"/>
+                <w:lang w:eastAsia="en-IN"/>
+                <w14:ligatures w14:val="none"/>
+              </w:rPr>
+              <w:t>connects file</w:t>
+            </w:r>
+          </w:p>
+        </w:tc>
+      </w:tr>
+    </w:tbl>
+    <w:p>
+      <w:pPr>
+        <w:spacing w:after="0" w:line="240" w:lineRule="auto"/>
+        <w:rPr>
+          <w:rFonts w:ascii="Times New Roman" w:eastAsia="Times New Roman" w:hAnsi="Times New Roman" w:cs="Times New Roman"/>
+          <w:kern w:val="0"/>
+          <w:sz w:val="24"/>
+          <w:szCs w:val="24"/>
+          <w:lang w:eastAsia="en-IN"/>
+          <w14:ligatures w14:val="none"/>
+        </w:rPr>
+      </w:pPr>
+      <w:r>
+        <w:rPr>
+          <w:rFonts w:ascii="Times New Roman" w:eastAsia="Times New Roman" w:hAnsi="Times New Roman" w:cs="Times New Roman"/>
+          <w:kern w:val="0"/>
+          <w:sz w:val="24"/>
+          <w:szCs w:val="24"/>
+          <w:lang w:eastAsia="en-IN"/>
+          <w14:ligatures w14:val="none"/>
+        </w:rPr>
+        <w:pict w14:anchorId="60267F93">
+          <v:rect id="_x0000_i1514" style="width:0;height:1.5pt" o:hralign="center" o:hrstd="t" o:hr="t" fillcolor="#a0a0a0" stroked="f"/>
+        </w:pict>
+      </w:r>
+    </w:p>
+    <w:p>
+      <w:pPr>
+        <w:spacing w:before="100" w:beforeAutospacing="1" w:after="100" w:afterAutospacing="1" w:line="240" w:lineRule="auto"/>
+        <w:outlineLvl w:val="0"/>
+        <w:rPr>
+          <w:rFonts w:ascii="Times New Roman" w:eastAsia="Times New Roman" w:hAnsi="Times New Roman" w:cs="Times New Roman"/>
+          <w:b/>
+          <w:bCs/>
+          <w:kern w:val="36"/>
+          <w:sz w:val="48"/>
+          <w:szCs w:val="48"/>
+          <w:lang w:eastAsia="en-IN"/>
+          <w14:ligatures w14:val="none"/>
+        </w:rPr>
+      </w:pPr>
+      <w:r>
+        <w:rPr>
+          <w:rFonts w:ascii="Segoe UI Emoji" w:eastAsia="Times New Roman" w:hAnsi="Segoe UI Emoji" w:cs="Segoe UI Emoji"/>
+          <w:b/>
+          <w:bCs/>
+          <w:kern w:val="36"/>
+          <w:sz w:val="48"/>
+          <w:szCs w:val="48"/>
+          <w:lang w:eastAsia="en-IN"/>
+          <w14:ligatures w14:val="none"/>
+        </w:rPr>
+        <w:t>🚀</w:t>
+      </w:r>
+      <w:r>
+        <w:rPr>
+          <w:rFonts w:ascii="Times New Roman" w:eastAsia="Times New Roman" w:hAnsi="Times New Roman" w:cs="Times New Roman"/>
+          <w:b/>
+          <w:bCs/>
+          <w:kern w:val="36"/>
+          <w:sz w:val="48"/>
+          <w:szCs w:val="48"/>
+          <w:lang w:eastAsia="en-IN"/>
+          <w14:ligatures w14:val="none"/>
+        </w:rPr>
+        <w:t xml:space="preserve"> Final updated takeaway (complete)</w:t>
+      </w:r>
+    </w:p>
+    <w:p>
+      <w:pPr>
+        <w:spacing w:before="100" w:beforeAutospacing="1" w:after="100" w:afterAutospacing="1" w:line="240" w:lineRule="auto"/>
+        <w:rPr>
+          <w:rFonts w:ascii="Times New Roman" w:eastAsia="Times New Roman" w:hAnsi="Times New Roman" w:cs="Times New Roman"/>
+          <w:kern w:val="0"/>
+          <w:sz w:val="24"/>
+          <w:szCs w:val="24"/>
+          <w:lang w:eastAsia="en-IN"/>
+          <w14:ligatures w14:val="none"/>
+        </w:rPr>
+      </w:pPr>
+      <w:r>
+        <w:rPr>
+          <w:rFonts w:ascii="Segoe UI Emoji" w:eastAsia="Times New Roman" w:hAnsi="Segoe UI Emoji" w:cs="Segoe UI Emoji"/>
+          <w:kern w:val="0"/>
+          <w:sz w:val="24"/>
+          <w:szCs w:val="24"/>
+          <w:lang w:eastAsia="en-IN"/>
+          <w14:ligatures w14:val="none"/>
+        </w:rPr>
+        <w:t>👉</w:t>
+      </w:r>
+      <w:r>
+        <w:rPr>
+          <w:rFonts w:ascii="Times New Roman" w:eastAsia="Times New Roman" w:hAnsi="Times New Roman" w:cs="Times New Roman"/>
+          <w:kern w:val="0"/>
+          <w:sz w:val="24"/>
+          <w:szCs w:val="24"/>
+          <w:lang w:eastAsia="en-IN"/>
+          <w14:ligatures w14:val="none"/>
+        </w:rPr>
+        <w:t xml:space="preserve"> </w:t>
+      </w:r>
+      <w:r>
+        <w:rPr>
+          <w:rFonts w:ascii="Courier New" w:eastAsia="Times New Roman" w:hAnsi="Courier New" w:cs="Courier New"/>
+          <w:kern w:val="0"/>
+          <w:sz w:val="20"/>
+          <w:lang w:eastAsia="en-IN"/>
+          <w14:ligatures w14:val="none"/>
+        </w:rPr>
+        <w:t>fork()</w:t>
+      </w:r>
+      <w:r>
+        <w:rPr>
+          <w:rFonts w:ascii="Times New Roman" w:eastAsia="Times New Roman" w:hAnsi="Times New Roman" w:cs="Times New Roman"/>
+          <w:kern w:val="0"/>
+          <w:sz w:val="24"/>
+          <w:szCs w:val="24"/>
+          <w:lang w:eastAsia="en-IN"/>
+          <w14:ligatures w14:val="none"/>
+        </w:rPr>
+        <w:t xml:space="preserve"> → creates new process</w:t>
+      </w:r>
+      <w:r>
+        <w:rPr>
+          <w:rFonts w:ascii="Times New Roman" w:eastAsia="Times New Roman" w:hAnsi="Times New Roman" w:cs="Times New Roman"/>
+          <w:kern w:val="0"/>
+          <w:sz w:val="24"/>
+          <w:szCs w:val="24"/>
+          <w:lang w:eastAsia="en-IN"/>
+          <w14:ligatures w14:val="none"/>
+        </w:rPr>
+        <w:br/>
+      </w:r>
+      <w:r>
+        <w:rPr>
+          <w:rFonts w:ascii="Segoe UI Emoji" w:eastAsia="Times New Roman" w:hAnsi="Segoe UI Emoji" w:cs="Segoe UI Emoji"/>
+          <w:kern w:val="0"/>
+          <w:sz w:val="24"/>
+          <w:szCs w:val="24"/>
+          <w:lang w:eastAsia="en-IN"/>
+          <w14:ligatures w14:val="none"/>
+        </w:rPr>
+        <w:t>👉</w:t>
+      </w:r>
+      <w:r>
+        <w:rPr>
+          <w:rFonts w:ascii="Times New Roman" w:eastAsia="Times New Roman" w:hAnsi="Times New Roman" w:cs="Times New Roman"/>
+          <w:kern w:val="0"/>
+          <w:sz w:val="24"/>
+          <w:szCs w:val="24"/>
+          <w:lang w:eastAsia="en-IN"/>
+          <w14:ligatures w14:val="none"/>
+        </w:rPr>
+        <w:t xml:space="preserve"> </w:t>
+      </w:r>
+      <w:r>
+        <w:rPr>
+          <w:rFonts w:ascii="Courier New" w:eastAsia="Times New Roman" w:hAnsi="Courier New" w:cs="Courier New"/>
+          <w:kern w:val="0"/>
+          <w:sz w:val="20"/>
+          <w:lang w:eastAsia="en-IN"/>
+          <w14:ligatures w14:val="none"/>
+        </w:rPr>
+        <w:t>execvp()</w:t>
+      </w:r>
+      <w:r>
+        <w:rPr>
+          <w:rFonts w:ascii="Times New Roman" w:eastAsia="Times New Roman" w:hAnsi="Times New Roman" w:cs="Times New Roman"/>
+          <w:kern w:val="0"/>
+          <w:sz w:val="24"/>
+          <w:szCs w:val="24"/>
+          <w:lang w:eastAsia="en-IN"/>
+          <w14:ligatures w14:val="none"/>
+        </w:rPr>
+        <w:t xml:space="preserve"> → replaces program</w:t>
+      </w:r>
+      <w:r>
+        <w:rPr>
+          <w:rFonts w:ascii="Times New Roman" w:eastAsia="Times New Roman" w:hAnsi="Times New Roman" w:cs="Times New Roman"/>
+          <w:kern w:val="0"/>
+          <w:sz w:val="24"/>
+          <w:szCs w:val="24"/>
+          <w:lang w:eastAsia="en-IN"/>
+          <w14:ligatures w14:val="none"/>
+        </w:rPr>
+        <w:br/>
+      </w:r>
+      <w:r>
+        <w:rPr>
+          <w:rFonts w:ascii="Segoe UI Emoji" w:eastAsia="Times New Roman" w:hAnsi="Segoe UI Emoji" w:cs="Segoe UI Emoji"/>
+          <w:kern w:val="0"/>
+          <w:sz w:val="24"/>
+          <w:szCs w:val="24"/>
+          <w:lang w:eastAsia="en-IN"/>
+          <w14:ligatures w14:val="none"/>
+        </w:rPr>
+        <w:t>👉</w:t>
+      </w:r>
+      <w:r>
+        <w:rPr>
+          <w:rFonts w:ascii="Times New Roman" w:eastAsia="Times New Roman" w:hAnsi="Times New Roman" w:cs="Times New Roman"/>
+          <w:kern w:val="0"/>
+          <w:sz w:val="24"/>
+          <w:szCs w:val="24"/>
+          <w:lang w:eastAsia="en-IN"/>
+          <w14:ligatures w14:val="none"/>
+        </w:rPr>
+        <w:t xml:space="preserve"> </w:t>
+      </w:r>
+      <w:r>
+        <w:rPr>
+          <w:rFonts w:ascii="Courier New" w:eastAsia="Times New Roman" w:hAnsi="Courier New" w:cs="Courier New"/>
+          <w:kern w:val="0"/>
+          <w:sz w:val="20"/>
+          <w:lang w:eastAsia="en-IN"/>
+          <w14:ligatures w14:val="none"/>
+        </w:rPr>
+        <w:t>cd</w:t>
+      </w:r>
+      <w:r>
+        <w:rPr>
+          <w:rFonts w:ascii="Times New Roman" w:eastAsia="Times New Roman" w:hAnsi="Times New Roman" w:cs="Times New Roman"/>
+          <w:kern w:val="0"/>
+          <w:sz w:val="24"/>
+          <w:szCs w:val="24"/>
+          <w:lang w:eastAsia="en-IN"/>
+          <w14:ligatures w14:val="none"/>
+        </w:rPr>
+        <w:t xml:space="preserve">, </w:t>
+      </w:r>
+      <w:r>
+        <w:rPr>
+          <w:rFonts w:ascii="Courier New" w:eastAsia="Times New Roman" w:hAnsi="Courier New" w:cs="Courier New"/>
+          <w:kern w:val="0"/>
+          <w:sz w:val="20"/>
+          <w:lang w:eastAsia="en-IN"/>
+          <w14:ligatures w14:val="none"/>
+        </w:rPr>
+        <w:t>exit</w:t>
+      </w:r>
+      <w:r>
+        <w:rPr>
+          <w:rFonts w:ascii="Times New Roman" w:eastAsia="Times New Roman" w:hAnsi="Times New Roman" w:cs="Times New Roman"/>
+          <w:kern w:val="0"/>
+          <w:sz w:val="24"/>
+          <w:szCs w:val="24"/>
+          <w:lang w:eastAsia="en-IN"/>
+          <w14:ligatures w14:val="none"/>
+        </w:rPr>
+        <w:t xml:space="preserve"> → built-in</w:t>
+      </w:r>
+      <w:r>
+        <w:rPr>
+          <w:rFonts w:ascii="Times New Roman" w:eastAsia="Times New Roman" w:hAnsi="Times New Roman" w:cs="Times New Roman"/>
+          <w:kern w:val="0"/>
+          <w:sz w:val="24"/>
+          <w:szCs w:val="24"/>
+          <w:lang w:eastAsia="en-IN"/>
+          <w14:ligatures w14:val="none"/>
+        </w:rPr>
+        <w:br/>
+      </w:r>
+      <w:r>
+        <w:rPr>
+          <w:rFonts w:ascii="Segoe UI Emoji" w:eastAsia="Times New Roman" w:hAnsi="Segoe UI Emoji" w:cs="Segoe UI Emoji"/>
+          <w:kern w:val="0"/>
+          <w:sz w:val="24"/>
+          <w:szCs w:val="24"/>
+          <w:lang w:eastAsia="en-IN"/>
+          <w14:ligatures w14:val="none"/>
+        </w:rPr>
+        <w:t>👉</w:t>
+      </w:r>
+      <w:r>
+        <w:rPr>
+          <w:rFonts w:ascii="Times New Roman" w:eastAsia="Times New Roman" w:hAnsi="Times New Roman" w:cs="Times New Roman"/>
+          <w:kern w:val="0"/>
+          <w:sz w:val="24"/>
+          <w:szCs w:val="24"/>
+          <w:lang w:eastAsia="en-IN"/>
+          <w14:ligatures w14:val="none"/>
+        </w:rPr>
+        <w:t xml:space="preserve"> </w:t>
+      </w:r>
+      <w:r>
+        <w:rPr>
+          <w:rFonts w:ascii="Courier New" w:eastAsia="Times New Roman" w:hAnsi="Courier New" w:cs="Courier New"/>
+          <w:kern w:val="0"/>
+          <w:sz w:val="20"/>
+          <w:lang w:eastAsia="en-IN"/>
+          <w14:ligatures w14:val="none"/>
+        </w:rPr>
+        <w:t>continue</w:t>
+      </w:r>
+      <w:r>
+        <w:rPr>
+          <w:rFonts w:ascii="Times New Roman" w:eastAsia="Times New Roman" w:hAnsi="Times New Roman" w:cs="Times New Roman"/>
+          <w:kern w:val="0"/>
+          <w:sz w:val="24"/>
+          <w:szCs w:val="24"/>
+          <w:lang w:eastAsia="en-IN"/>
+          <w14:ligatures w14:val="none"/>
+        </w:rPr>
+        <w:t xml:space="preserve"> → prevents wrong execution</w:t>
+      </w:r>
+      <w:r>
+        <w:rPr>
+          <w:rFonts w:ascii="Times New Roman" w:eastAsia="Times New Roman" w:hAnsi="Times New Roman" w:cs="Times New Roman"/>
+          <w:kern w:val="0"/>
+          <w:sz w:val="24"/>
+          <w:szCs w:val="24"/>
+          <w:lang w:eastAsia="en-IN"/>
+          <w14:ligatures w14:val="none"/>
+        </w:rPr>
+        <w:br/>
+      </w:r>
+      <w:r>
+        <w:rPr>
+          <w:rFonts w:ascii="Segoe UI Emoji" w:eastAsia="Times New Roman" w:hAnsi="Segoe UI Emoji" w:cs="Segoe UI Emoji"/>
+          <w:kern w:val="0"/>
+          <w:sz w:val="24"/>
+          <w:szCs w:val="24"/>
+          <w:lang w:eastAsia="en-IN"/>
+          <w14:ligatures w14:val="none"/>
+        </w:rPr>
+        <w:t>👉</w:t>
+      </w:r>
+      <w:r>
+        <w:rPr>
+          <w:rFonts w:ascii="Times New Roman" w:eastAsia="Times New Roman" w:hAnsi="Times New Roman" w:cs="Times New Roman"/>
+          <w:kern w:val="0"/>
+          <w:sz w:val="24"/>
+          <w:szCs w:val="24"/>
+          <w:lang w:eastAsia="en-IN"/>
+          <w14:ligatures w14:val="none"/>
+        </w:rPr>
+        <w:t xml:space="preserve"> </w:t>
+      </w:r>
+      <w:r>
+        <w:rPr>
+          <w:rFonts w:ascii="Courier New" w:eastAsia="Times New Roman" w:hAnsi="Courier New" w:cs="Courier New"/>
+          <w:kern w:val="0"/>
+          <w:sz w:val="20"/>
+          <w:lang w:eastAsia="en-IN"/>
+          <w14:ligatures w14:val="none"/>
+        </w:rPr>
+        <w:t>dup2()</w:t>
+      </w:r>
+      <w:r>
+        <w:rPr>
+          <w:rFonts w:ascii="Times New Roman" w:eastAsia="Times New Roman" w:hAnsi="Times New Roman" w:cs="Times New Roman"/>
+          <w:kern w:val="0"/>
+          <w:sz w:val="24"/>
+          <w:szCs w:val="24"/>
+          <w:lang w:eastAsia="en-IN"/>
+          <w14:ligatures w14:val="none"/>
+        </w:rPr>
+        <w:t xml:space="preserve"> → redirects output</w:t>
+      </w:r>
+    </w:p>
+    <w:p>
+      <w:pPr>
+        <w:spacing w:after="0" w:line="240" w:lineRule="auto"/>
+        <w:rPr>
+          <w:rFonts w:ascii="Times New Roman" w:eastAsia="Times New Roman" w:hAnsi="Times New Roman" w:cs="Times New Roman"/>
+          <w:kern w:val="0"/>
+          <w:sz w:val="24"/>
+          <w:szCs w:val="24"/>
+          <w:lang w:eastAsia="en-IN"/>
+          <w14:ligatures w14:val="none"/>
+        </w:rPr>
+      </w:pPr>
+      <w:r>
+        <w:rPr>
+          <w:rFonts w:ascii="Times New Roman" w:eastAsia="Times New Roman" w:hAnsi="Times New Roman" w:cs="Times New Roman"/>
+          <w:kern w:val="0"/>
+          <w:sz w:val="24"/>
+          <w:szCs w:val="24"/>
+          <w:lang w:eastAsia="en-IN"/>
+          <w14:ligatures w14:val="none"/>
+        </w:rPr>
+        <w:pict w14:anchorId="3FF90D9C">
+          <v:rect id="_x0000_i1515" style="width:0;height:1.5pt" o:hralign="center" o:hrstd="t" o:hr="t" fillcolor="#a0a0a0" stroked="f"/>
+        </w:pict>
+      </w:r>
+    </w:p>
+    <w:p>
+      <w:pPr>
+        <w:spacing w:before="100" w:beforeAutospacing="1" w:after="100" w:afterAutospacing="1" w:line="240" w:lineRule="auto"/>
+        <w:outlineLvl w:val="0"/>
+        <w:rPr>
+          <w:rFonts w:ascii="Times New Roman" w:eastAsia="Times New Roman" w:hAnsi="Times New Roman" w:cs="Times New Roman"/>
+          <w:b/>
+          <w:bCs/>
+          <w:kern w:val="36"/>
+          <w:sz w:val="48"/>
+          <w:szCs w:val="48"/>
+          <w:lang w:eastAsia="en-IN"/>
+          <w14:ligatures w14:val="none"/>
+        </w:rPr>
+      </w:pPr>
+      <w:r>
+        <w:rPr>
+          <w:rFonts w:ascii="Segoe UI Emoji" w:eastAsia="Times New Roman" w:hAnsi="Segoe UI Emoji" w:cs="Segoe UI Emoji"/>
+          <w:b/>
+          <w:bCs/>
+          <w:kern w:val="36"/>
+          <w:sz w:val="48"/>
+          <w:szCs w:val="48"/>
+          <w:lang w:eastAsia="en-IN"/>
+          <w14:ligatures w14:val="none"/>
+        </w:rPr>
+        <w:t>👊</w:t>
+      </w:r>
+      <w:r>
+        <w:rPr>
+          <w:rFonts w:ascii="Times New Roman" w:eastAsia="Times New Roman" w:hAnsi="Times New Roman" w:cs="Times New Roman"/>
+          <w:b/>
+          <w:bCs/>
+          <w:kern w:val="36"/>
+          <w:sz w:val="48"/>
+          <w:szCs w:val="48"/>
+          <w:lang w:eastAsia="en-IN"/>
+          <w14:ligatures w14:val="none"/>
+        </w:rPr>
+        <w:t xml:space="preserve"> Now your thinking check</w:t>
+      </w:r>
+    </w:p>
+    <w:p>
+      <w:pPr>
+        <w:spacing w:before="100" w:beforeAutospacing="1" w:after="100" w:afterAutospacing="1" w:line="240" w:lineRule="auto"/>
+        <w:rPr>
+          <w:rFonts w:ascii="Times New Roman" w:eastAsia="Times New Roman" w:hAnsi="Times New Roman" w:cs="Times New Roman"/>
+          <w:kern w:val="0"/>
+          <w:sz w:val="24"/>
+          <w:szCs w:val="24"/>
+          <w:lang w:eastAsia="en-IN"/>
+          <w14:ligatures w14:val="none"/>
+        </w:rPr>
+      </w:pPr>
+      <w:r>
+        <w:rPr>
+          <w:rFonts w:ascii="Segoe UI Emoji" w:eastAsia="Times New Roman" w:hAnsi="Segoe UI Emoji" w:cs="Segoe UI Emoji"/>
+          <w:kern w:val="0"/>
+          <w:sz w:val="24"/>
+          <w:szCs w:val="24"/>
+          <w:lang w:eastAsia="en-IN"/>
+          <w14:ligatures w14:val="none"/>
+        </w:rPr>
+        <w:t>👉</w:t>
+      </w:r>
+      <w:r>
+        <w:rPr>
+          <w:rFonts w:ascii="Times New Roman" w:eastAsia="Times New Roman" w:hAnsi="Times New Roman" w:cs="Times New Roman"/>
+          <w:kern w:val="0"/>
+          <w:sz w:val="24"/>
+          <w:szCs w:val="24"/>
+          <w:lang w:eastAsia="en-IN"/>
+          <w14:ligatures w14:val="none"/>
+        </w:rPr>
+        <w:t xml:space="preserve"> If we do this:</w:t>
+      </w:r>
+    </w:p>
+    <w:p>
+      <w:pPr>
+        <w:tabs>
+          <w:tab w:val="left" w:pos="916"/>
+          <w:tab w:val="left" w:pos="1832"/>
+          <w:tab w:val="left" w:pos="2748"/>
+          <w:tab w:val="left" w:pos="3664"/>
+          <w:tab w:val="left" w:pos="4580"/>
+          <w:tab w:val="left" w:pos="5496"/>
+          <w:tab w:val="left" w:pos="6412"/>
+          <w:tab w:val="left" w:pos="7328"/>
+          <w:tab w:val="left" w:pos="8244"/>
+          <w:tab w:val="left" w:pos="9160"/>
+          <w:tab w:val="left" w:pos="10076"/>
+          <w:tab w:val="left" w:pos="10992"/>
+          <w:tab w:val="left" w:pos="11908"/>
+          <w:tab w:val="left" w:pos="12824"/>
+          <w:tab w:val="left" w:pos="13740"/>
+          <w:tab w:val="left" w:pos="14656"/>
+        </w:tabs>
+        <w:spacing w:after="0" w:line="240" w:lineRule="auto"/>
+        <w:rPr>
+          <w:rFonts w:ascii="Courier New" w:eastAsia="Times New Roman" w:hAnsi="Courier New" w:cs="Courier New"/>
+          <w:kern w:val="0"/>
+          <w:sz w:val="20"/>
+          <w:lang w:eastAsia="en-IN"/>
+          <w14:ligatures w14:val="none"/>
+        </w:rPr>
+      </w:pPr>
+      <w:r>
+        <w:rPr>
+          <w:rFonts w:ascii="Courier New" w:eastAsia="Times New Roman" w:hAnsi="Courier New" w:cs="Courier New"/>
+          <w:kern w:val="0"/>
+          <w:sz w:val="20"/>
+          <w:lang w:eastAsia="en-IN"/>
+          <w14:ligatures w14:val="none"/>
+        </w:rPr>
+        <w:t>dup2(fd, STDOUT_FILENO);</w:t>
+      </w:r>
+    </w:p>
+    <w:p>
+      <w:pPr>
+        <w:tabs>
+          <w:tab w:val="left" w:pos="916"/>
+          <w:tab w:val="left" w:pos="1832"/>
+          <w:tab w:val="left" w:pos="2748"/>
+          <w:tab w:val="left" w:pos="3664"/>
+          <w:tab w:val="left" w:pos="4580"/>
+          <w:tab w:val="left" w:pos="5496"/>
+          <w:tab w:val="left" w:pos="6412"/>
+          <w:tab w:val="left" w:pos="7328"/>
+          <w:tab w:val="left" w:pos="8244"/>
+          <w:tab w:val="left" w:pos="9160"/>
+          <w:tab w:val="left" w:pos="10076"/>
+          <w:tab w:val="left" w:pos="10992"/>
+          <w:tab w:val="left" w:pos="11908"/>
+          <w:tab w:val="left" w:pos="12824"/>
+          <w:tab w:val="left" w:pos="13740"/>
+          <w:tab w:val="left" w:pos="14656"/>
+        </w:tabs>
+        <w:spacing w:after="0" w:line="240" w:lineRule="auto"/>
+        <w:rPr>
+          <w:rFonts w:ascii="Courier New" w:eastAsia="Times New Roman" w:hAnsi="Courier New" w:cs="Courier New"/>
+          <w:kern w:val="0"/>
+          <w:sz w:val="20"/>
+          <w:lang w:eastAsia="en-IN"/>
+          <w14:ligatures w14:val="none"/>
+        </w:rPr>
+      </w:pPr>
+      <w:r>
+        <w:rPr>
+          <w:rFonts w:ascii="Courier New" w:eastAsia="Times New Roman" w:hAnsi="Courier New" w:cs="Courier New"/>
+          <w:kern w:val="0"/>
+          <w:sz w:val="20"/>
+          <w:lang w:eastAsia="en-IN"/>
+          <w14:ligatures w14:val="none"/>
+        </w:rPr>
+        <w:t>dup2(fd, STDERR_FILENO);</w:t>
+      </w:r>
+    </w:p>
+    <w:p>
+      <w:pPr>
+        <w:spacing w:before="100" w:beforeAutospacing="1" w:after="100" w:afterAutospacing="1" w:line="240" w:lineRule="auto"/>
+        <w:rPr>
+          <w:rFonts w:ascii="Times New Roman" w:eastAsia="Times New Roman" w:hAnsi="Times New Roman" w:cs="Times New Roman"/>
+          <w:kern w:val="0"/>
+          <w:sz w:val="24"/>
+          <w:szCs w:val="24"/>
+          <w:lang w:eastAsia="en-IN"/>
+          <w14:ligatures w14:val="none"/>
+        </w:rPr>
+      </w:pPr>
+      <w:r>
+        <w:rPr>
+          <w:rFonts w:ascii="Segoe UI Emoji" w:eastAsia="Times New Roman" w:hAnsi="Segoe UI Emoji" w:cs="Segoe UI Emoji"/>
+          <w:kern w:val="0"/>
+          <w:sz w:val="24"/>
+          <w:szCs w:val="24"/>
+          <w:lang w:eastAsia="en-IN"/>
+          <w14:ligatures w14:val="none"/>
+        </w:rPr>
+        <w:t>👉</w:t>
+      </w:r>
+      <w:r>
+        <w:rPr>
+          <w:rFonts w:ascii="Times New Roman" w:eastAsia="Times New Roman" w:hAnsi="Times New Roman" w:cs="Times New Roman"/>
+          <w:kern w:val="0"/>
+          <w:sz w:val="24"/>
+          <w:szCs w:val="24"/>
+          <w:lang w:eastAsia="en-IN"/>
+          <w14:ligatures w14:val="none"/>
+        </w:rPr>
+        <w:t xml:space="preserve"> What will happen to errors?</w:t>
+      </w:r>
+    </w:p>
+    <w:p>
+      <w:pPr>
+        <w:spacing w:after="0" w:line="240" w:lineRule="auto"/>
+        <w:rPr>
+          <w:rFonts w:ascii="Times New Roman" w:eastAsia="Times New Roman" w:hAnsi="Times New Roman" w:cs="Times New Roman"/>
+          <w:kern w:val="0"/>
+          <w:sz w:val="24"/>
+          <w:szCs w:val="24"/>
+          <w:lang w:eastAsia="en-IN"/>
+          <w14:ligatures w14:val="none"/>
+        </w:rPr>
+      </w:pPr>
+      <w:r>
+        <w:rPr>
+          <w:rFonts w:ascii="Times New Roman" w:eastAsia="Times New Roman" w:hAnsi="Times New Roman" w:cs="Times New Roman"/>
+          <w:kern w:val="0"/>
+          <w:sz w:val="24"/>
+          <w:szCs w:val="24"/>
+          <w:lang w:eastAsia="en-IN"/>
+          <w14:ligatures w14:val="none"/>
+        </w:rPr>
+        <w:pict w14:anchorId="508BE007">
+          <v:rect id="_x0000_i1516" style="width:0;height:1.5pt" o:hralign="center" o:hrstd="t" o:hr="t" fillcolor="#a0a0a0" stroked="f"/>
+        </w:pict>
+      </w:r>
+    </w:p>
+    <w:p>
+      <w:pPr>
+        <w:spacing w:before="100" w:beforeAutospacing="1" w:after="100" w:afterAutospacing="1" w:line="240" w:lineRule="auto"/>
+        <w:rPr>
+          <w:rFonts w:ascii="Times New Roman" w:eastAsia="Times New Roman" w:hAnsi="Times New Roman" w:cs="Times New Roman"/>
+          <w:kern w:val="0"/>
+          <w:sz w:val="24"/>
+          <w:szCs w:val="24"/>
+          <w:lang w:eastAsia="en-IN"/>
+          <w14:ligatures w14:val="none"/>
+        </w:rPr>
+      </w:pPr>
+      <w:r>
+        <w:rPr>
+          <w:rFonts w:ascii="Times New Roman" w:eastAsia="Times New Roman" w:hAnsi="Times New Roman" w:cs="Times New Roman"/>
+          <w:kern w:val="0"/>
+          <w:sz w:val="24"/>
+          <w:szCs w:val="24"/>
+          <w:lang w:eastAsia="en-IN"/>
+          <w14:ligatures w14:val="none"/>
+        </w:rPr>
+        <w:t xml:space="preserve">If you answer that correctly, you’ve </w:t>
+      </w:r>
+      <w:r>
+        <w:rPr>
+          <w:rFonts w:ascii="Times New Roman" w:eastAsia="Times New Roman" w:hAnsi="Times New Roman" w:cs="Times New Roman"/>
+          <w:b/>
+          <w:bCs/>
+          <w:kern w:val="0"/>
+          <w:sz w:val="24"/>
+          <w:szCs w:val="24"/>
+          <w:lang w:eastAsia="en-IN"/>
+          <w14:ligatures w14:val="none"/>
+        </w:rPr>
+        <w:t>fully mastered redirection</w:t>
+      </w:r>
+      <w:r>
+        <w:rPr>
+          <w:rFonts w:ascii="Times New Roman" w:eastAsia="Times New Roman" w:hAnsi="Times New Roman" w:cs="Times New Roman"/>
+          <w:kern w:val="0"/>
+          <w:sz w:val="24"/>
+          <w:szCs w:val="24"/>
+          <w:lang w:eastAsia="en-IN"/>
+          <w14:ligatures w14:val="none"/>
+        </w:rPr>
+        <w:t>.</w:t>
+      </w:r>
+    </w:p>
+    <w:p>
+      <w:pPr>
+        <w:spacing w:before="100" w:beforeAutospacing="1" w:after="100" w:afterAutospacing="1" w:line="240" w:lineRule="auto"/>
+        <w:rPr>
+          <w:rFonts w:ascii="Times New Roman" w:eastAsia="Times New Roman" w:hAnsi="Times New Roman" w:cs="Times New Roman"/>
+          <w:kern w:val="0"/>
+          <w:sz w:val="24"/>
+          <w:szCs w:val="24"/>
+          <w:lang w:eastAsia="en-IN"/>
+          <w14:ligatures w14:val="none"/>
+        </w:rPr>
+      </w:pPr>
+      <w:r>
+        <w:rPr>
+          <w:rFonts w:ascii="Times New Roman" w:eastAsia="Times New Roman" w:hAnsi="Times New Roman" w:cs="Times New Roman"/>
+          <w:kern w:val="0"/>
+          <w:sz w:val="24"/>
+          <w:szCs w:val="24"/>
+          <w:lang w:eastAsia="en-IN"/>
+          <w14:ligatures w14:val="none"/>
+        </w:rPr>
+        <w:t>After that, we move to:</w:t>
+      </w:r>
+      <w:r>
+        <w:rPr>
+          <w:rFonts w:ascii="Times New Roman" w:eastAsia="Times New Roman" w:hAnsi="Times New Roman" w:cs="Times New Roman"/>
+          <w:kern w:val="0"/>
+          <w:sz w:val="24"/>
+          <w:szCs w:val="24"/>
+          <w:lang w:eastAsia="en-IN"/>
+          <w14:ligatures w14:val="none"/>
+        </w:rPr>
+        <w:br/>
+      </w:r>
+      <w:r>
+        <w:rPr>
+          <w:rFonts w:ascii="Segoe UI Emoji" w:eastAsia="Times New Roman" w:hAnsi="Segoe UI Emoji" w:cs="Segoe UI Emoji"/>
+          <w:kern w:val="0"/>
+          <w:sz w:val="24"/>
+          <w:szCs w:val="24"/>
+          <w:lang w:eastAsia="en-IN"/>
+          <w14:ligatures w14:val="none"/>
+        </w:rPr>
+        <w:t>🔥</w:t>
+      </w:r>
+      <w:r>
+        <w:rPr>
+          <w:rFonts w:ascii="Times New Roman" w:eastAsia="Times New Roman" w:hAnsi="Times New Roman" w:cs="Times New Roman"/>
+          <w:kern w:val="0"/>
+          <w:sz w:val="24"/>
+          <w:szCs w:val="24"/>
+          <w:lang w:eastAsia="en-IN"/>
+          <w14:ligatures w14:val="none"/>
+        </w:rPr>
+        <w:t xml:space="preserve"> </w:t>
+      </w:r>
+      <w:r>
+        <w:rPr>
+          <w:rFonts w:ascii="Times New Roman" w:eastAsia="Times New Roman" w:hAnsi="Times New Roman" w:cs="Times New Roman"/>
+          <w:b/>
+          <w:bCs/>
+          <w:kern w:val="0"/>
+          <w:sz w:val="24"/>
+          <w:szCs w:val="24"/>
+          <w:lang w:eastAsia="en-IN"/>
+          <w14:ligatures w14:val="none"/>
+        </w:rPr>
+        <w:t>Pipes (</w:t>
+      </w:r>
+      <w:r>
+        <w:rPr>
+          <w:rFonts w:ascii="Courier New" w:eastAsia="Times New Roman" w:hAnsi="Courier New" w:cs="Courier New"/>
+          <w:b/>
+          <w:bCs/>
+          <w:kern w:val="0"/>
+          <w:sz w:val="20"/>
+          <w:lang w:eastAsia="en-IN"/>
+          <w14:ligatures w14:val="none"/>
+        </w:rPr>
+        <w:t>|</w:t>
+      </w:r>
+      <w:r>
+        <w:rPr>
+          <w:rFonts w:ascii="Times New Roman" w:eastAsia="Times New Roman" w:hAnsi="Times New Roman" w:cs="Times New Roman"/>
+          <w:b/>
+          <w:bCs/>
+          <w:kern w:val="0"/>
+          <w:sz w:val="24"/>
+          <w:szCs w:val="24"/>
+          <w:lang w:eastAsia="en-IN"/>
+          <w14:ligatures w14:val="none"/>
+        </w:rPr>
+        <w:t>) — next level IPC</w:t>
       </w:r>
     </w:p>
     <w:p/>
@@ -5458,6 +9291,155 @@
     </w:lvl>
   </w:abstractNum>
   <w:abstractNum w:abstractNumId="7" w15:restartNumberingAfterBreak="0">
+    <w:nsid w:val="22AE2386"/>
+    <w:multiLevelType w:val="multilevel"/>
+    <w:tmpl w:val="25D2518C"/>
+    <w:lvl w:ilvl="0">
+      <w:start w:val="1"/>
+      <w:numFmt w:val="bullet"/>
+      <w:lvlText w:val=""/>
+      <w:lvlJc w:val="left"/>
+      <w:pPr>
+        <w:tabs>
+          <w:tab w:val="num" w:pos="720"/>
+        </w:tabs>
+        <w:ind w:left="720" w:hanging="360"/>
+      </w:pPr>
+      <w:rPr>
+        <w:rFonts w:ascii="Symbol" w:hAnsi="Symbol" w:hint="default"/>
+        <w:sz w:val="20"/>
+      </w:rPr>
+    </w:lvl>
+    <w:lvl w:ilvl="1" w:tentative="1">
+      <w:start w:val="1"/>
+      <w:numFmt w:val="bullet"/>
+      <w:lvlText w:val="o"/>
+      <w:lvlJc w:val="left"/>
+      <w:pPr>
+        <w:tabs>
+          <w:tab w:val="num" w:pos="1440"/>
+        </w:tabs>
+        <w:ind w:left="1440" w:hanging="360"/>
+      </w:pPr>
+      <w:rPr>
+        <w:rFonts w:ascii="Courier New" w:hAnsi="Courier New" w:hint="default"/>
+        <w:sz w:val="20"/>
+      </w:rPr>
+    </w:lvl>
+    <w:lvl w:ilvl="2" w:tentative="1">
+      <w:start w:val="1"/>
+      <w:numFmt w:val="bullet"/>
+      <w:lvlText w:val=""/>
+      <w:lvlJc w:val="left"/>
+      <w:pPr>
+        <w:tabs>
+          <w:tab w:val="num" w:pos="2160"/>
+        </w:tabs>
+        <w:ind w:left="2160" w:hanging="360"/>
+      </w:pPr>
+      <w:rPr>
+        <w:rFonts w:ascii="Wingdings" w:hAnsi="Wingdings" w:hint="default"/>
+        <w:sz w:val="20"/>
+      </w:rPr>
+    </w:lvl>
+    <w:lvl w:ilvl="3" w:tentative="1">
+      <w:start w:val="1"/>
+      <w:numFmt w:val="bullet"/>
+      <w:lvlText w:val=""/>
+      <w:lvlJc w:val="left"/>
+      <w:pPr>
+        <w:tabs>
+          <w:tab w:val="num" w:pos="2880"/>
+        </w:tabs>
+        <w:ind w:left="2880" w:hanging="360"/>
+      </w:pPr>
+      <w:rPr>
+        <w:rFonts w:ascii="Wingdings" w:hAnsi="Wingdings" w:hint="default"/>
+        <w:sz w:val="20"/>
+      </w:rPr>
+    </w:lvl>
+    <w:lvl w:ilvl="4" w:tentative="1">
+      <w:start w:val="1"/>
+      <w:numFmt w:val="bullet"/>
+      <w:lvlText w:val=""/>
+      <w:lvlJc w:val="left"/>
+      <w:pPr>
+        <w:tabs>
+          <w:tab w:val="num" w:pos="3600"/>
+        </w:tabs>
+        <w:ind w:left="3600" w:hanging="360"/>
+      </w:pPr>
+      <w:rPr>
+        <w:rFonts w:ascii="Wingdings" w:hAnsi="Wingdings" w:hint="default"/>
+        <w:sz w:val="20"/>
+      </w:rPr>
+    </w:lvl>
+    <w:lvl w:ilvl="5" w:tentative="1">
+      <w:start w:val="1"/>
+      <w:numFmt w:val="bullet"/>
+      <w:lvlText w:val=""/>
+      <w:lvlJc w:val="left"/>
+      <w:pPr>
+        <w:tabs>
+          <w:tab w:val="num" w:pos="4320"/>
+        </w:tabs>
+        <w:ind w:left="4320" w:hanging="360"/>
+      </w:pPr>
+      <w:rPr>
+        <w:rFonts w:ascii="Wingdings" w:hAnsi="Wingdings" w:hint="default"/>
+        <w:sz w:val="20"/>
+      </w:rPr>
+    </w:lvl>
+    <w:lvl w:ilvl="6" w:tentative="1">
+      <w:start w:val="1"/>
+      <w:numFmt w:val="bullet"/>
+      <w:lvlText w:val=""/>
+      <w:lvlJc w:val="left"/>
+      <w:pPr>
+        <w:tabs>
+          <w:tab w:val="num" w:pos="5040"/>
+        </w:tabs>
+        <w:ind w:left="5040" w:hanging="360"/>
+      </w:pPr>
+      <w:rPr>
+        <w:rFonts w:ascii="Wingdings" w:hAnsi="Wingdings" w:hint="default"/>
+        <w:sz w:val="20"/>
+      </w:rPr>
+    </w:lvl>
+    <w:lvl w:ilvl="7" w:tentative="1">
+      <w:start w:val="1"/>
+      <w:numFmt w:val="bullet"/>
+      <w:lvlText w:val=""/>
+      <w:lvlJc w:val="left"/>
+      <w:pPr>
+        <w:tabs>
+          <w:tab w:val="num" w:pos="5760"/>
+        </w:tabs>
+        <w:ind w:left="5760" w:hanging="360"/>
+      </w:pPr>
+      <w:rPr>
+        <w:rFonts w:ascii="Wingdings" w:hAnsi="Wingdings" w:hint="default"/>
+        <w:sz w:val="20"/>
+      </w:rPr>
+    </w:lvl>
+    <w:lvl w:ilvl="8" w:tentative="1">
+      <w:start w:val="1"/>
+      <w:numFmt w:val="bullet"/>
+      <w:lvlText w:val=""/>
+      <w:lvlJc w:val="left"/>
+      <w:pPr>
+        <w:tabs>
+          <w:tab w:val="num" w:pos="6480"/>
+        </w:tabs>
+        <w:ind w:left="6480" w:hanging="360"/>
+      </w:pPr>
+      <w:rPr>
+        <w:rFonts w:ascii="Wingdings" w:hAnsi="Wingdings" w:hint="default"/>
+        <w:sz w:val="20"/>
+      </w:rPr>
+    </w:lvl>
+  </w:abstractNum>
+  <w:abstractNum w:abstractNumId="8" w15:restartNumberingAfterBreak="0">
     <w:nsid w:val="266B0DE8"/>
     <w:multiLevelType w:val="multilevel"/>
     <w:tmpl w:val="595EDDFC"/>
@@ -5570,7 +9552,7 @@
       </w:pPr>
     </w:lvl>
   </w:abstractNum>
-  <w:abstractNum w:abstractNumId="8" w15:restartNumberingAfterBreak="0">
+  <w:abstractNum w:abstractNumId="9" w15:restartNumberingAfterBreak="0">
     <w:nsid w:val="27CA2254"/>
     <w:multiLevelType w:val="multilevel"/>
     <w:tmpl w:val="3FBA5036"/>
@@ -5719,7 +9701,7 @@
       </w:rPr>
     </w:lvl>
   </w:abstractNum>
-  <w:abstractNum w:abstractNumId="9" w15:restartNumberingAfterBreak="0">
+  <w:abstractNum w:abstractNumId="10" w15:restartNumberingAfterBreak="0">
     <w:nsid w:val="27CA3B25"/>
     <w:multiLevelType w:val="multilevel"/>
     <w:tmpl w:val="64847952"/>
@@ -5868,7 +9850,7 @@
       </w:rPr>
     </w:lvl>
   </w:abstractNum>
-  <w:abstractNum w:abstractNumId="10" w15:restartNumberingAfterBreak="0">
+  <w:abstractNum w:abstractNumId="11" w15:restartNumberingAfterBreak="0">
     <w:nsid w:val="32DC5B94"/>
     <w:multiLevelType w:val="multilevel"/>
     <w:tmpl w:val="20408C82"/>
@@ -6017,7 +9999,7 @@
       </w:rPr>
     </w:lvl>
   </w:abstractNum>
-  <w:abstractNum w:abstractNumId="11" w15:restartNumberingAfterBreak="0">
+  <w:abstractNum w:abstractNumId="12" w15:restartNumberingAfterBreak="0">
     <w:nsid w:val="33ED5A1C"/>
     <w:multiLevelType w:val="multilevel"/>
     <w:tmpl w:val="7D22268E"/>
@@ -6166,7 +10148,7 @@
       </w:rPr>
     </w:lvl>
   </w:abstractNum>
-  <w:abstractNum w:abstractNumId="12" w15:restartNumberingAfterBreak="0">
+  <w:abstractNum w:abstractNumId="13" w15:restartNumberingAfterBreak="0">
     <w:nsid w:val="36982AA7"/>
     <w:multiLevelType w:val="multilevel"/>
     <w:tmpl w:val="EB04B5D2"/>
@@ -6315,7 +10297,7 @@
       </w:rPr>
     </w:lvl>
   </w:abstractNum>
-  <w:abstractNum w:abstractNumId="13" w15:restartNumberingAfterBreak="0">
+  <w:abstractNum w:abstractNumId="14" w15:restartNumberingAfterBreak="0">
     <w:nsid w:val="39552EF1"/>
     <w:multiLevelType w:val="multilevel"/>
     <w:tmpl w:val="3B208E2A"/>
@@ -6428,7 +10410,156 @@
       </w:pPr>
     </w:lvl>
   </w:abstractNum>
-  <w:abstractNum w:abstractNumId="14" w15:restartNumberingAfterBreak="0">
+  <w:abstractNum w:abstractNumId="15" w15:restartNumberingAfterBreak="0">
+    <w:nsid w:val="3AEB7858"/>
+    <w:multiLevelType w:val="multilevel"/>
+    <w:tmpl w:val="4CF492D2"/>
+    <w:lvl w:ilvl="0">
+      <w:start w:val="1"/>
+      <w:numFmt w:val="bullet"/>
+      <w:lvlText w:val=""/>
+      <w:lvlJc w:val="left"/>
+      <w:pPr>
+        <w:tabs>
+          <w:tab w:val="num" w:pos="720"/>
+        </w:tabs>
+        <w:ind w:left="720" w:hanging="360"/>
+      </w:pPr>
+      <w:rPr>
+        <w:rFonts w:ascii="Symbol" w:hAnsi="Symbol" w:hint="default"/>
+        <w:sz w:val="20"/>
+      </w:rPr>
+    </w:lvl>
+    <w:lvl w:ilvl="1" w:tentative="1">
+      <w:start w:val="1"/>
+      <w:numFmt w:val="bullet"/>
+      <w:lvlText w:val="o"/>
+      <w:lvlJc w:val="left"/>
+      <w:pPr>
+        <w:tabs>
+          <w:tab w:val="num" w:pos="1440"/>
+        </w:tabs>
+        <w:ind w:left="1440" w:hanging="360"/>
+      </w:pPr>
+      <w:rPr>
+        <w:rFonts w:ascii="Courier New" w:hAnsi="Courier New" w:hint="default"/>
+        <w:sz w:val="20"/>
+      </w:rPr>
+    </w:lvl>
+    <w:lvl w:ilvl="2" w:tentative="1">
+      <w:start w:val="1"/>
+      <w:numFmt w:val="bullet"/>
+      <w:lvlText w:val=""/>
+      <w:lvlJc w:val="left"/>
+      <w:pPr>
+        <w:tabs>
+          <w:tab w:val="num" w:pos="2160"/>
+        </w:tabs>
+        <w:ind w:left="2160" w:hanging="360"/>
+      </w:pPr>
+      <w:rPr>
+        <w:rFonts w:ascii="Wingdings" w:hAnsi="Wingdings" w:hint="default"/>
+        <w:sz w:val="20"/>
+      </w:rPr>
+    </w:lvl>
+    <w:lvl w:ilvl="3" w:tentative="1">
+      <w:start w:val="1"/>
+      <w:numFmt w:val="bullet"/>
+      <w:lvlText w:val=""/>
+      <w:lvlJc w:val="left"/>
+      <w:pPr>
+        <w:tabs>
+          <w:tab w:val="num" w:pos="2880"/>
+        </w:tabs>
+        <w:ind w:left="2880" w:hanging="360"/>
+      </w:pPr>
+      <w:rPr>
+        <w:rFonts w:ascii="Wingdings" w:hAnsi="Wingdings" w:hint="default"/>
+        <w:sz w:val="20"/>
+      </w:rPr>
+    </w:lvl>
+    <w:lvl w:ilvl="4" w:tentative="1">
+      <w:start w:val="1"/>
+      <w:numFmt w:val="bullet"/>
+      <w:lvlText w:val=""/>
+      <w:lvlJc w:val="left"/>
+      <w:pPr>
+        <w:tabs>
+          <w:tab w:val="num" w:pos="3600"/>
+        </w:tabs>
+        <w:ind w:left="3600" w:hanging="360"/>
+      </w:pPr>
+      <w:rPr>
+        <w:rFonts w:ascii="Wingdings" w:hAnsi="Wingdings" w:hint="default"/>
+        <w:sz w:val="20"/>
+      </w:rPr>
+    </w:lvl>
+    <w:lvl w:ilvl="5" w:tentative="1">
+      <w:start w:val="1"/>
+      <w:numFmt w:val="bullet"/>
+      <w:lvlText w:val=""/>
+      <w:lvlJc w:val="left"/>
+      <w:pPr>
+        <w:tabs>
+          <w:tab w:val="num" w:pos="4320"/>
+        </w:tabs>
+        <w:ind w:left="4320" w:hanging="360"/>
+      </w:pPr>
+      <w:rPr>
+        <w:rFonts w:ascii="Wingdings" w:hAnsi="Wingdings" w:hint="default"/>
+        <w:sz w:val="20"/>
+      </w:rPr>
+    </w:lvl>
+    <w:lvl w:ilvl="6" w:tentative="1">
+      <w:start w:val="1"/>
+      <w:numFmt w:val="bullet"/>
+      <w:lvlText w:val=""/>
+      <w:lvlJc w:val="left"/>
+      <w:pPr>
+        <w:tabs>
+          <w:tab w:val="num" w:pos="5040"/>
+        </w:tabs>
+        <w:ind w:left="5040" w:hanging="360"/>
+      </w:pPr>
+      <w:rPr>
+        <w:rFonts w:ascii="Wingdings" w:hAnsi="Wingdings" w:hint="default"/>
+        <w:sz w:val="20"/>
+      </w:rPr>
+    </w:lvl>
+    <w:lvl w:ilvl="7" w:tentative="1">
+      <w:start w:val="1"/>
+      <w:numFmt w:val="bullet"/>
+      <w:lvlText w:val=""/>
+      <w:lvlJc w:val="left"/>
+      <w:pPr>
+        <w:tabs>
+          <w:tab w:val="num" w:pos="5760"/>
+        </w:tabs>
+        <w:ind w:left="5760" w:hanging="360"/>
+      </w:pPr>
+      <w:rPr>
+        <w:rFonts w:ascii="Wingdings" w:hAnsi="Wingdings" w:hint="default"/>
+        <w:sz w:val="20"/>
+      </w:rPr>
+    </w:lvl>
+    <w:lvl w:ilvl="8" w:tentative="1">
+      <w:start w:val="1"/>
+      <w:numFmt w:val="bullet"/>
+      <w:lvlText w:val=""/>
+      <w:lvlJc w:val="left"/>
+      <w:pPr>
+        <w:tabs>
+          <w:tab w:val="num" w:pos="6480"/>
+        </w:tabs>
+        <w:ind w:left="6480" w:hanging="360"/>
+      </w:pPr>
+      <w:rPr>
+        <w:rFonts w:ascii="Wingdings" w:hAnsi="Wingdings" w:hint="default"/>
+        <w:sz w:val="20"/>
+      </w:rPr>
+    </w:lvl>
+  </w:abstractNum>
+  <w:abstractNum w:abstractNumId="16" w15:restartNumberingAfterBreak="0">
     <w:nsid w:val="3DC27107"/>
     <w:multiLevelType w:val="multilevel"/>
     <w:tmpl w:val="C76E4722"/>
@@ -6577,7 +10708,7 @@
       </w:rPr>
     </w:lvl>
   </w:abstractNum>
-  <w:abstractNum w:abstractNumId="15" w15:restartNumberingAfterBreak="0">
+  <w:abstractNum w:abstractNumId="17" w15:restartNumberingAfterBreak="0">
     <w:nsid w:val="44C214BB"/>
     <w:multiLevelType w:val="multilevel"/>
     <w:tmpl w:val="0478EE96"/>
@@ -6690,7 +10821,124 @@
       </w:pPr>
     </w:lvl>
   </w:abstractNum>
-  <w:abstractNum w:abstractNumId="16" w15:restartNumberingAfterBreak="0">
+  <w:abstractNum w:abstractNumId="18" w15:restartNumberingAfterBreak="0">
+    <w:nsid w:val="4542433D"/>
+    <w:multiLevelType w:val="multilevel"/>
+    <w:tmpl w:val="56D6E496"/>
+    <w:lvl w:ilvl="0">
+      <w:start w:val="1"/>
+      <w:numFmt w:val="decimal"/>
+      <w:lvlText w:val="%1."/>
+      <w:lvlJc w:val="left"/>
+      <w:pPr>
+        <w:tabs>
+          <w:tab w:val="num" w:pos="720"/>
+        </w:tabs>
+        <w:ind w:left="720" w:hanging="360"/>
+      </w:pPr>
+    </w:lvl>
+    <w:lvl w:ilvl="1">
+      <w:start w:val="1"/>
+      <w:numFmt w:val="bullet"/>
+      <w:lvlText w:val="o"/>
+      <w:lvlJc w:val="left"/>
+      <w:pPr>
+        <w:tabs>
+          <w:tab w:val="num" w:pos="1440"/>
+        </w:tabs>
+        <w:ind w:left="1440" w:hanging="360"/>
+      </w:pPr>
+      <w:rPr>
+        <w:rFonts w:ascii="Courier New" w:hAnsi="Courier New" w:hint="default"/>
+        <w:sz w:val="20"/>
+      </w:rPr>
+    </w:lvl>
+    <w:lvl w:ilvl="2" w:tentative="1">
+      <w:start w:val="1"/>
+      <w:numFmt w:val="decimal"/>
+      <w:lvlText w:val="%3."/>
+      <w:lvlJc w:val="left"/>
+      <w:pPr>
+        <w:tabs>
+          <w:tab w:val="num" w:pos="2160"/>
+        </w:tabs>
+        <w:ind w:left="2160" w:hanging="360"/>
+      </w:pPr>
+    </w:lvl>
+    <w:lvl w:ilvl="3" w:tentative="1">
+      <w:start w:val="1"/>
+      <w:numFmt w:val="decimal"/>
+      <w:lvlText w:val="%4."/>
+      <w:lvlJc w:val="left"/>
+      <w:pPr>
+        <w:tabs>
+          <w:tab w:val="num" w:pos="2880"/>
+        </w:tabs>
+        <w:ind w:left="2880" w:hanging="360"/>
+      </w:pPr>
+    </w:lvl>
+    <w:lvl w:ilvl="4" w:tentative="1">
+      <w:start w:val="1"/>
+      <w:numFmt w:val="decimal"/>
+      <w:lvlText w:val="%5."/>
+      <w:lvlJc w:val="left"/>
+      <w:pPr>
+        <w:tabs>
+          <w:tab w:val="num" w:pos="3600"/>
+        </w:tabs>
+        <w:ind w:left="3600" w:hanging="360"/>
+      </w:pPr>
+    </w:lvl>
+    <w:lvl w:ilvl="5" w:tentative="1">
+      <w:start w:val="1"/>
+      <w:numFmt w:val="decimal"/>
+      <w:lvlText w:val="%6."/>
+      <w:lvlJc w:val="left"/>
+      <w:pPr>
+        <w:tabs>
+          <w:tab w:val="num" w:pos="4320"/>
+        </w:tabs>
+        <w:ind w:left="4320" w:hanging="360"/>
+      </w:pPr>
+    </w:lvl>
+    <w:lvl w:ilvl="6" w:tentative="1">
+      <w:start w:val="1"/>
+      <w:numFmt w:val="decimal"/>
+      <w:lvlText w:val="%7."/>
+      <w:lvlJc w:val="left"/>
+      <w:pPr>
+        <w:tabs>
+          <w:tab w:val="num" w:pos="5040"/>
+        </w:tabs>
+        <w:ind w:left="5040" w:hanging="360"/>
+      </w:pPr>
+    </w:lvl>
+    <w:lvl w:ilvl="7" w:tentative="1">
+      <w:start w:val="1"/>
+      <w:numFmt w:val="decimal"/>
+      <w:lvlText w:val="%8."/>
+      <w:lvlJc w:val="left"/>
+      <w:pPr>
+        <w:tabs>
+          <w:tab w:val="num" w:pos="5760"/>
+        </w:tabs>
+        <w:ind w:left="5760" w:hanging="360"/>
+      </w:pPr>
+    </w:lvl>
+    <w:lvl w:ilvl="8" w:tentative="1">
+      <w:start w:val="1"/>
+      <w:numFmt w:val="decimal"/>
+      <w:lvlText w:val="%9."/>
+      <w:lvlJc w:val="left"/>
+      <w:pPr>
+        <w:tabs>
+          <w:tab w:val="num" w:pos="6480"/>
+        </w:tabs>
+        <w:ind w:left="6480" w:hanging="360"/>
+      </w:pPr>
+    </w:lvl>
+  </w:abstractNum>
+  <w:abstractNum w:abstractNumId="19" w15:restartNumberingAfterBreak="0">
     <w:nsid w:val="476F22B8"/>
     <w:multiLevelType w:val="multilevel"/>
     <w:tmpl w:val="6E9835E4"/>
@@ -6839,7 +11087,7 @@
       </w:rPr>
     </w:lvl>
   </w:abstractNum>
-  <w:abstractNum w:abstractNumId="17" w15:restartNumberingAfterBreak="0">
+  <w:abstractNum w:abstractNumId="20" w15:restartNumberingAfterBreak="0">
     <w:nsid w:val="4B287A7E"/>
     <w:multiLevelType w:val="multilevel"/>
     <w:tmpl w:val="1E30859C"/>
@@ -6988,7 +11236,7 @@
       </w:rPr>
     </w:lvl>
   </w:abstractNum>
-  <w:abstractNum w:abstractNumId="18" w15:restartNumberingAfterBreak="0">
+  <w:abstractNum w:abstractNumId="21" w15:restartNumberingAfterBreak="0">
     <w:nsid w:val="512717CF"/>
     <w:multiLevelType w:val="multilevel"/>
     <w:tmpl w:val="3D205B6C"/>
@@ -7137,7 +11385,7 @@
       </w:rPr>
     </w:lvl>
   </w:abstractNum>
-  <w:abstractNum w:abstractNumId="19" w15:restartNumberingAfterBreak="0">
+  <w:abstractNum w:abstractNumId="22" w15:restartNumberingAfterBreak="0">
     <w:nsid w:val="52EF5BAA"/>
     <w:multiLevelType w:val="multilevel"/>
     <w:tmpl w:val="83025338"/>
@@ -7250,7 +11498,7 @@
       </w:pPr>
     </w:lvl>
   </w:abstractNum>
-  <w:abstractNum w:abstractNumId="20" w15:restartNumberingAfterBreak="0">
+  <w:abstractNum w:abstractNumId="23" w15:restartNumberingAfterBreak="0">
     <w:nsid w:val="5422667F"/>
     <w:multiLevelType w:val="multilevel"/>
     <w:tmpl w:val="CBA4EA20"/>
@@ -7399,7 +11647,7 @@
       </w:rPr>
     </w:lvl>
   </w:abstractNum>
-  <w:abstractNum w:abstractNumId="21" w15:restartNumberingAfterBreak="0">
+  <w:abstractNum w:abstractNumId="24" w15:restartNumberingAfterBreak="0">
     <w:nsid w:val="5711029D"/>
     <w:multiLevelType w:val="multilevel"/>
     <w:tmpl w:val="F0547120"/>
@@ -7548,7 +11796,7 @@
       </w:rPr>
     </w:lvl>
   </w:abstractNum>
-  <w:abstractNum w:abstractNumId="22" w15:restartNumberingAfterBreak="0">
+  <w:abstractNum w:abstractNumId="25" w15:restartNumberingAfterBreak="0">
     <w:nsid w:val="59A258E8"/>
     <w:multiLevelType w:val="multilevel"/>
     <w:tmpl w:val="11B0E72A"/>
@@ -7697,7 +11945,7 @@
       </w:rPr>
     </w:lvl>
   </w:abstractNum>
-  <w:abstractNum w:abstractNumId="23" w15:restartNumberingAfterBreak="0">
+  <w:abstractNum w:abstractNumId="26" w15:restartNumberingAfterBreak="0">
     <w:nsid w:val="5BF33A07"/>
     <w:multiLevelType w:val="multilevel"/>
     <w:tmpl w:val="C1649DE4"/>
@@ -7810,7 +12058,7 @@
       </w:pPr>
     </w:lvl>
   </w:abstractNum>
-  <w:abstractNum w:abstractNumId="24" w15:restartNumberingAfterBreak="0">
+  <w:abstractNum w:abstractNumId="27" w15:restartNumberingAfterBreak="0">
     <w:nsid w:val="60FF5F99"/>
     <w:multiLevelType w:val="multilevel"/>
     <w:tmpl w:val="84D2F10C"/>
@@ -7959,7 +12207,7 @@
       </w:rPr>
     </w:lvl>
   </w:abstractNum>
-  <w:abstractNum w:abstractNumId="25" w15:restartNumberingAfterBreak="0">
+  <w:abstractNum w:abstractNumId="28" w15:restartNumberingAfterBreak="0">
     <w:nsid w:val="6174638C"/>
     <w:multiLevelType w:val="multilevel"/>
     <w:tmpl w:val="58FA0AEE"/>
@@ -8072,7 +12320,7 @@
       </w:pPr>
     </w:lvl>
   </w:abstractNum>
-  <w:abstractNum w:abstractNumId="26" w15:restartNumberingAfterBreak="0">
+  <w:abstractNum w:abstractNumId="29" w15:restartNumberingAfterBreak="0">
     <w:nsid w:val="618279C9"/>
     <w:multiLevelType w:val="multilevel"/>
     <w:tmpl w:val="BB789F64"/>
@@ -8185,7 +12433,7 @@
       </w:pPr>
     </w:lvl>
   </w:abstractNum>
-  <w:abstractNum w:abstractNumId="27" w15:restartNumberingAfterBreak="0">
+  <w:abstractNum w:abstractNumId="30" w15:restartNumberingAfterBreak="0">
     <w:nsid w:val="62A10AEA"/>
     <w:multiLevelType w:val="multilevel"/>
     <w:tmpl w:val="E91A20E6"/>
@@ -8298,7 +12546,7 @@
       </w:pPr>
     </w:lvl>
   </w:abstractNum>
-  <w:abstractNum w:abstractNumId="28" w15:restartNumberingAfterBreak="0">
+  <w:abstractNum w:abstractNumId="31" w15:restartNumberingAfterBreak="0">
     <w:nsid w:val="64B25F08"/>
     <w:multiLevelType w:val="multilevel"/>
     <w:tmpl w:val="01709D1C"/>
@@ -8411,7 +12659,7 @@
       </w:pPr>
     </w:lvl>
   </w:abstractNum>
-  <w:abstractNum w:abstractNumId="29" w15:restartNumberingAfterBreak="0">
+  <w:abstractNum w:abstractNumId="32" w15:restartNumberingAfterBreak="0">
     <w:nsid w:val="667C6EB0"/>
     <w:multiLevelType w:val="multilevel"/>
     <w:tmpl w:val="67966E2C"/>
@@ -8524,7 +12772,7 @@
       </w:pPr>
     </w:lvl>
   </w:abstractNum>
-  <w:abstractNum w:abstractNumId="30" w15:restartNumberingAfterBreak="0">
+  <w:abstractNum w:abstractNumId="33" w15:restartNumberingAfterBreak="0">
     <w:nsid w:val="67271360"/>
     <w:multiLevelType w:val="multilevel"/>
     <w:tmpl w:val="0D3896CE"/>
@@ -8673,7 +12921,7 @@
       </w:rPr>
     </w:lvl>
   </w:abstractNum>
-  <w:abstractNum w:abstractNumId="31" w15:restartNumberingAfterBreak="0">
+  <w:abstractNum w:abstractNumId="34" w15:restartNumberingAfterBreak="0">
     <w:nsid w:val="67D119B6"/>
     <w:multiLevelType w:val="multilevel"/>
     <w:tmpl w:val="1E1ED9CE"/>
@@ -8822,7 +13070,7 @@
       </w:rPr>
     </w:lvl>
   </w:abstractNum>
-  <w:abstractNum w:abstractNumId="32" w15:restartNumberingAfterBreak="0">
+  <w:abstractNum w:abstractNumId="35" w15:restartNumberingAfterBreak="0">
     <w:nsid w:val="68F678EF"/>
     <w:multiLevelType w:val="multilevel"/>
     <w:tmpl w:val="53D23B24"/>
@@ -8971,7 +13219,7 @@
       </w:rPr>
     </w:lvl>
   </w:abstractNum>
-  <w:abstractNum w:abstractNumId="33" w15:restartNumberingAfterBreak="0">
+  <w:abstractNum w:abstractNumId="36" w15:restartNumberingAfterBreak="0">
     <w:nsid w:val="695D7430"/>
     <w:multiLevelType w:val="multilevel"/>
     <w:tmpl w:val="556EBB7E"/>
@@ -9120,7 +13368,7 @@
       </w:rPr>
     </w:lvl>
   </w:abstractNum>
-  <w:abstractNum w:abstractNumId="34" w15:restartNumberingAfterBreak="0">
+  <w:abstractNum w:abstractNumId="37" w15:restartNumberingAfterBreak="0">
     <w:nsid w:val="7254554C"/>
     <w:multiLevelType w:val="multilevel"/>
     <w:tmpl w:val="2B723CA8"/>
@@ -9269,7 +13517,7 @@
       </w:rPr>
     </w:lvl>
   </w:abstractNum>
-  <w:abstractNum w:abstractNumId="35" w15:restartNumberingAfterBreak="0">
+  <w:abstractNum w:abstractNumId="38" w15:restartNumberingAfterBreak="0">
     <w:nsid w:val="75B45185"/>
     <w:multiLevelType w:val="multilevel"/>
     <w:tmpl w:val="3B5C97AC"/>
@@ -9418,7 +13666,7 @@
       </w:rPr>
     </w:lvl>
   </w:abstractNum>
-  <w:abstractNum w:abstractNumId="36" w15:restartNumberingAfterBreak="0">
+  <w:abstractNum w:abstractNumId="39" w15:restartNumberingAfterBreak="0">
     <w:nsid w:val="75EF302B"/>
     <w:multiLevelType w:val="multilevel"/>
     <w:tmpl w:val="4D1208A4"/>
@@ -9567,7 +13815,7 @@
       </w:rPr>
     </w:lvl>
   </w:abstractNum>
-  <w:abstractNum w:abstractNumId="37" w15:restartNumberingAfterBreak="0">
+  <w:abstractNum w:abstractNumId="40" w15:restartNumberingAfterBreak="0">
     <w:nsid w:val="775552F6"/>
     <w:multiLevelType w:val="multilevel"/>
     <w:tmpl w:val="EC701C02"/>
@@ -9716,7 +13964,7 @@
       </w:rPr>
     </w:lvl>
   </w:abstractNum>
-  <w:abstractNum w:abstractNumId="38" w15:restartNumberingAfterBreak="0">
+  <w:abstractNum w:abstractNumId="41" w15:restartNumberingAfterBreak="0">
     <w:nsid w:val="7820387E"/>
     <w:multiLevelType w:val="multilevel"/>
     <w:tmpl w:val="D2884062"/>
@@ -9865,7 +14113,7 @@
       </w:rPr>
     </w:lvl>
   </w:abstractNum>
-  <w:abstractNum w:abstractNumId="39" w15:restartNumberingAfterBreak="0">
+  <w:abstractNum w:abstractNumId="42" w15:restartNumberingAfterBreak="0">
     <w:nsid w:val="787B69BD"/>
     <w:multiLevelType w:val="multilevel"/>
     <w:tmpl w:val="85686466"/>
@@ -10014,7 +14262,7 @@
       </w:rPr>
     </w:lvl>
   </w:abstractNum>
-  <w:abstractNum w:abstractNumId="40" w15:restartNumberingAfterBreak="0">
+  <w:abstractNum w:abstractNumId="43" w15:restartNumberingAfterBreak="0">
     <w:nsid w:val="7CA467E6"/>
     <w:multiLevelType w:val="multilevel"/>
     <w:tmpl w:val="7F80ED6E"/>
@@ -10164,88 +14412,88 @@
     </w:lvl>
   </w:abstractNum>
   <w:num w:numId="1" w16cid:durableId="1254165088">
-    <w:abstractNumId w:val="25"/>
+    <w:abstractNumId w:val="28"/>
   </w:num>
   <w:num w:numId="2" w16cid:durableId="1105927812">
-    <w:abstractNumId w:val="8"/>
+    <w:abstractNumId w:val="9"/>
   </w:num>
   <w:num w:numId="3" w16cid:durableId="58599766">
-    <w:abstractNumId w:val="39"/>
+    <w:abstractNumId w:val="42"/>
   </w:num>
   <w:num w:numId="4" w16cid:durableId="710614513">
-    <w:abstractNumId w:val="34"/>
+    <w:abstractNumId w:val="37"/>
   </w:num>
   <w:num w:numId="5" w16cid:durableId="745493885">
-    <w:abstractNumId w:val="20"/>
+    <w:abstractNumId w:val="23"/>
   </w:num>
   <w:num w:numId="6" w16cid:durableId="1538350684">
-    <w:abstractNumId w:val="23"/>
+    <w:abstractNumId w:val="26"/>
   </w:num>
   <w:num w:numId="7" w16cid:durableId="1585803739">
-    <w:abstractNumId w:val="12"/>
+    <w:abstractNumId w:val="13"/>
   </w:num>
   <w:num w:numId="8" w16cid:durableId="1382748586">
-    <w:abstractNumId w:val="9"/>
+    <w:abstractNumId w:val="10"/>
   </w:num>
   <w:num w:numId="9" w16cid:durableId="2060518181">
-    <w:abstractNumId w:val="19"/>
+    <w:abstractNumId w:val="22"/>
   </w:num>
   <w:num w:numId="10" w16cid:durableId="1930694357">
-    <w:abstractNumId w:val="28"/>
+    <w:abstractNumId w:val="31"/>
   </w:num>
   <w:num w:numId="11" w16cid:durableId="866913520">
-    <w:abstractNumId w:val="14"/>
+    <w:abstractNumId w:val="16"/>
   </w:num>
   <w:num w:numId="12" w16cid:durableId="2111000323">
     <w:abstractNumId w:val="1"/>
   </w:num>
   <w:num w:numId="13" w16cid:durableId="1286890397">
-    <w:abstractNumId w:val="27"/>
+    <w:abstractNumId w:val="30"/>
   </w:num>
   <w:num w:numId="14" w16cid:durableId="1022821991">
-    <w:abstractNumId w:val="13"/>
+    <w:abstractNumId w:val="14"/>
   </w:num>
   <w:num w:numId="15" w16cid:durableId="473059816">
-    <w:abstractNumId w:val="17"/>
+    <w:abstractNumId w:val="20"/>
   </w:num>
   <w:num w:numId="16" w16cid:durableId="2111312245">
-    <w:abstractNumId w:val="37"/>
+    <w:abstractNumId w:val="40"/>
   </w:num>
   <w:num w:numId="17" w16cid:durableId="881787913">
-    <w:abstractNumId w:val="31"/>
+    <w:abstractNumId w:val="34"/>
   </w:num>
   <w:num w:numId="18" w16cid:durableId="478494239">
-    <w:abstractNumId w:val="35"/>
+    <w:abstractNumId w:val="38"/>
   </w:num>
   <w:num w:numId="19" w16cid:durableId="444352994">
-    <w:abstractNumId w:val="32"/>
+    <w:abstractNumId w:val="35"/>
   </w:num>
   <w:num w:numId="20" w16cid:durableId="168565626">
     <w:abstractNumId w:val="6"/>
   </w:num>
   <w:num w:numId="21" w16cid:durableId="1543130474">
-    <w:abstractNumId w:val="16"/>
+    <w:abstractNumId w:val="19"/>
   </w:num>
   <w:num w:numId="22" w16cid:durableId="278222338">
     <w:abstractNumId w:val="4"/>
   </w:num>
   <w:num w:numId="23" w16cid:durableId="710808621">
+    <w:abstractNumId w:val="24"/>
+  </w:num>
+  <w:num w:numId="24" w16cid:durableId="1241864800">
+    <w:abstractNumId w:val="8"/>
+  </w:num>
+  <w:num w:numId="25" w16cid:durableId="1229919627">
     <w:abstractNumId w:val="21"/>
   </w:num>
-  <w:num w:numId="24" w16cid:durableId="1241864800">
-    <w:abstractNumId w:val="7"/>
-  </w:num>
-  <w:num w:numId="25" w16cid:durableId="1229919627">
-    <w:abstractNumId w:val="18"/>
-  </w:num>
   <w:num w:numId="26" w16cid:durableId="1709643658">
-    <w:abstractNumId w:val="10"/>
+    <w:abstractNumId w:val="11"/>
   </w:num>
   <w:num w:numId="27" w16cid:durableId="1402024363">
     <w:abstractNumId w:val="2"/>
   </w:num>
   <w:num w:numId="28" w16cid:durableId="875241276">
-    <w:abstractNumId w:val="11"/>
+    <w:abstractNumId w:val="12"/>
   </w:num>
   <w:num w:numId="29" w16cid:durableId="1499345223">
     <w:abstractNumId w:val="0"/>
@@ -10254,37 +14502,46 @@
     <w:abstractNumId w:val="5"/>
   </w:num>
   <w:num w:numId="31" w16cid:durableId="1114790527">
-    <w:abstractNumId w:val="33"/>
+    <w:abstractNumId w:val="36"/>
   </w:num>
   <w:num w:numId="32" w16cid:durableId="1933969595">
-    <w:abstractNumId w:val="30"/>
+    <w:abstractNumId w:val="33"/>
   </w:num>
   <w:num w:numId="33" w16cid:durableId="962156531">
     <w:abstractNumId w:val="3"/>
   </w:num>
   <w:num w:numId="34" w16cid:durableId="328559214">
-    <w:abstractNumId w:val="26"/>
+    <w:abstractNumId w:val="29"/>
   </w:num>
   <w:num w:numId="35" w16cid:durableId="1189375389">
+    <w:abstractNumId w:val="17"/>
+  </w:num>
+  <w:num w:numId="36" w16cid:durableId="1647279965">
+    <w:abstractNumId w:val="39"/>
+  </w:num>
+  <w:num w:numId="37" w16cid:durableId="860123429">
+    <w:abstractNumId w:val="41"/>
+  </w:num>
+  <w:num w:numId="38" w16cid:durableId="2063209291">
+    <w:abstractNumId w:val="27"/>
+  </w:num>
+  <w:num w:numId="39" w16cid:durableId="162553601">
+    <w:abstractNumId w:val="32"/>
+  </w:num>
+  <w:num w:numId="40" w16cid:durableId="710039437">
+    <w:abstractNumId w:val="43"/>
+  </w:num>
+  <w:num w:numId="41" w16cid:durableId="2073456442">
+    <w:abstractNumId w:val="25"/>
+  </w:num>
+  <w:num w:numId="42" w16cid:durableId="86923804">
     <w:abstractNumId w:val="15"/>
   </w:num>
-  <w:num w:numId="36" w16cid:durableId="1647279965">
-    <w:abstractNumId w:val="36"/>
+  <w:num w:numId="43" w16cid:durableId="1873616408">
+    <w:abstractNumId w:val="7"/>
   </w:num>
-  <w:num w:numId="37" w16cid:durableId="860123429">
-    <w:abstractNumId w:val="38"/>
-  </w:num>
-  <w:num w:numId="38" w16cid:durableId="2063209291">
-    <w:abstractNumId w:val="24"/>
-  </w:num>
-  <w:num w:numId="39" w16cid:durableId="162553601">
-    <w:abstractNumId w:val="29"/>
-  </w:num>
-  <w:num w:numId="40" w16cid:durableId="710039437">
-    <w:abstractNumId w:val="40"/>
-  </w:num>
-  <w:num w:numId="41" w16cid:durableId="2073456442">
-    <w:abstractNumId w:val="22"/>
+  <w:num w:numId="44" w16cid:durableId="2111587672">
+    <w:abstractNumId w:val="18"/>
   </w:num>
 </w:numbering>
 </file>
@@ -10891,6 +15148,7 @@
   <w:style w:type="character" w:default="1" w:styleId="DefaultParagraphFont">
     <w:name w:val="Default Paragraph Font"/>
     <w:uiPriority w:val="1"/>
+    <w:semiHidden/>
     <w:unhideWhenUsed/>
   </w:style>
   <w:style w:type="table" w:default="1" w:styleId="TableNormal">

--- a/Documentation.docx
+++ b/Documentation.docx
@@ -283,7 +283,7 @@
       <w:pPr>
         <w:numPr>
           <w:ilvl w:val="0"/>
-          <w:numId w:val="34"/>
+          <w:numId w:val="1"/>
         </w:numPr>
         <w:rPr>
           <w:rFonts w:ascii="Times New Roman" w:hAnsi="Times New Roman" w:cs="Times New Roman"/>
@@ -306,7 +306,7 @@
       <w:pPr>
         <w:numPr>
           <w:ilvl w:val="0"/>
-          <w:numId w:val="34"/>
+          <w:numId w:val="1"/>
         </w:numPr>
         <w:rPr>
           <w:rFonts w:ascii="Times New Roman" w:hAnsi="Times New Roman" w:cs="Times New Roman"/>
@@ -335,7 +335,7 @@
       <w:pPr>
         <w:numPr>
           <w:ilvl w:val="0"/>
-          <w:numId w:val="34"/>
+          <w:numId w:val="1"/>
         </w:numPr>
         <w:rPr>
           <w:rFonts w:ascii="Times New Roman" w:hAnsi="Times New Roman" w:cs="Times New Roman"/>
@@ -364,7 +364,7 @@
       <w:pPr>
         <w:numPr>
           <w:ilvl w:val="0"/>
-          <w:numId w:val="34"/>
+          <w:numId w:val="1"/>
         </w:numPr>
         <w:rPr>
           <w:rFonts w:ascii="Times New Roman" w:hAnsi="Times New Roman" w:cs="Times New Roman"/>
@@ -1026,7 +1026,7 @@
       <w:pPr>
         <w:numPr>
           <w:ilvl w:val="0"/>
-          <w:numId w:val="35"/>
+          <w:numId w:val="2"/>
         </w:numPr>
         <w:rPr>
           <w:rFonts w:ascii="Times New Roman" w:hAnsi="Times New Roman" w:cs="Times New Roman"/>
@@ -1047,7 +1047,7 @@
       <w:pPr>
         <w:numPr>
           <w:ilvl w:val="0"/>
-          <w:numId w:val="35"/>
+          <w:numId w:val="2"/>
         </w:numPr>
         <w:rPr>
           <w:rFonts w:ascii="Times New Roman" w:hAnsi="Times New Roman" w:cs="Times New Roman"/>
@@ -1093,7 +1093,7 @@
       <w:pPr>
         <w:numPr>
           <w:ilvl w:val="0"/>
-          <w:numId w:val="36"/>
+          <w:numId w:val="3"/>
         </w:numPr>
         <w:rPr>
           <w:rFonts w:ascii="Times New Roman" w:hAnsi="Times New Roman" w:cs="Times New Roman"/>
@@ -1114,7 +1114,7 @@
       <w:pPr>
         <w:numPr>
           <w:ilvl w:val="0"/>
-          <w:numId w:val="36"/>
+          <w:numId w:val="3"/>
         </w:numPr>
         <w:rPr>
           <w:rFonts w:ascii="Times New Roman" w:hAnsi="Times New Roman" w:cs="Times New Roman"/>
@@ -1819,7 +1819,7 @@
       <w:pPr>
         <w:numPr>
           <w:ilvl w:val="0"/>
-          <w:numId w:val="37"/>
+          <w:numId w:val="4"/>
         </w:numPr>
         <w:rPr>
           <w:rFonts w:ascii="Times New Roman" w:hAnsi="Times New Roman" w:cs="Times New Roman"/>
@@ -1848,7 +1848,7 @@
       <w:pPr>
         <w:numPr>
           <w:ilvl w:val="0"/>
-          <w:numId w:val="37"/>
+          <w:numId w:val="4"/>
         </w:numPr>
         <w:rPr>
           <w:rFonts w:ascii="Times New Roman" w:hAnsi="Times New Roman" w:cs="Times New Roman"/>
@@ -1878,7 +1878,7 @@
       <w:pPr>
         <w:numPr>
           <w:ilvl w:val="0"/>
-          <w:numId w:val="37"/>
+          <w:numId w:val="4"/>
         </w:numPr>
         <w:rPr>
           <w:rFonts w:ascii="Times New Roman" w:hAnsi="Times New Roman" w:cs="Times New Roman"/>
@@ -1982,7 +1982,7 @@
       <w:pPr>
         <w:numPr>
           <w:ilvl w:val="0"/>
-          <w:numId w:val="38"/>
+          <w:numId w:val="5"/>
         </w:numPr>
         <w:rPr>
           <w:rFonts w:ascii="Times New Roman" w:hAnsi="Times New Roman" w:cs="Times New Roman"/>
@@ -2003,7 +2003,7 @@
       <w:pPr>
         <w:numPr>
           <w:ilvl w:val="0"/>
-          <w:numId w:val="38"/>
+          <w:numId w:val="5"/>
         </w:numPr>
         <w:rPr>
           <w:rFonts w:ascii="Times New Roman" w:hAnsi="Times New Roman" w:cs="Times New Roman"/>
@@ -2541,7 +2541,7 @@
       <w:pPr>
         <w:numPr>
           <w:ilvl w:val="0"/>
-          <w:numId w:val="39"/>
+          <w:numId w:val="6"/>
         </w:numPr>
         <w:rPr>
           <w:rFonts w:ascii="Times New Roman" w:hAnsi="Times New Roman" w:cs="Times New Roman"/>
@@ -2562,7 +2562,7 @@
       <w:pPr>
         <w:numPr>
           <w:ilvl w:val="0"/>
-          <w:numId w:val="39"/>
+          <w:numId w:val="6"/>
         </w:numPr>
         <w:rPr>
           <w:rFonts w:ascii="Times New Roman" w:hAnsi="Times New Roman" w:cs="Times New Roman"/>
@@ -2583,7 +2583,7 @@
       <w:pPr>
         <w:numPr>
           <w:ilvl w:val="0"/>
-          <w:numId w:val="39"/>
+          <w:numId w:val="6"/>
         </w:numPr>
         <w:rPr>
           <w:rFonts w:ascii="Times New Roman" w:hAnsi="Times New Roman" w:cs="Times New Roman"/>
@@ -2679,7 +2679,7 @@
       <w:pPr>
         <w:numPr>
           <w:ilvl w:val="0"/>
-          <w:numId w:val="40"/>
+          <w:numId w:val="7"/>
         </w:numPr>
         <w:rPr>
           <w:rFonts w:ascii="Times New Roman" w:hAnsi="Times New Roman" w:cs="Times New Roman"/>
@@ -2708,7 +2708,7 @@
       <w:pPr>
         <w:numPr>
           <w:ilvl w:val="0"/>
-          <w:numId w:val="40"/>
+          <w:numId w:val="7"/>
         </w:numPr>
         <w:rPr>
           <w:rFonts w:ascii="Times New Roman" w:hAnsi="Times New Roman" w:cs="Times New Roman"/>
@@ -3349,7 +3349,7 @@
       <w:pPr>
         <w:numPr>
           <w:ilvl w:val="0"/>
-          <w:numId w:val="41"/>
+          <w:numId w:val="8"/>
         </w:numPr>
         <w:rPr>
           <w:rFonts w:ascii="Times New Roman" w:hAnsi="Times New Roman" w:cs="Times New Roman"/>
@@ -3370,7 +3370,7 @@
       <w:pPr>
         <w:numPr>
           <w:ilvl w:val="0"/>
-          <w:numId w:val="41"/>
+          <w:numId w:val="8"/>
         </w:numPr>
         <w:rPr>
           <w:rFonts w:ascii="Times New Roman" w:hAnsi="Times New Roman" w:cs="Times New Roman"/>
@@ -3391,7 +3391,7 @@
       <w:pPr>
         <w:numPr>
           <w:ilvl w:val="0"/>
-          <w:numId w:val="41"/>
+          <w:numId w:val="8"/>
         </w:numPr>
         <w:rPr>
           <w:rFonts w:ascii="Times New Roman" w:hAnsi="Times New Roman" w:cs="Times New Roman"/>
@@ -3412,7 +3412,7 @@
       <w:pPr>
         <w:numPr>
           <w:ilvl w:val="0"/>
-          <w:numId w:val="41"/>
+          <w:numId w:val="8"/>
         </w:numPr>
         <w:rPr>
           <w:rFonts w:ascii="Times New Roman" w:hAnsi="Times New Roman" w:cs="Times New Roman"/>
@@ -3619,7 +3619,7 @@
           <w14:ligatures w14:val="none"/>
         </w:rPr>
         <w:pict w14:anchorId="60503549">
-          <v:rect id="_x0000_i1496" style="width:0;height:1.5pt" o:hralign="center" o:hrstd="t" o:hr="t" fillcolor="#a0a0a0" stroked="f"/>
+          <v:rect id="_x0000_i1055" style="width:0;height:1.5pt" o:hralign="center" o:hrstd="t" o:hr="t" fillcolor="#a0a0a0" stroked="f"/>
         </w:pict>
       </w:r>
     </w:p>
@@ -3763,7 +3763,7 @@
           <w14:ligatures w14:val="none"/>
         </w:rPr>
         <w:pict w14:anchorId="001909A4">
-          <v:rect id="_x0000_i1497" style="width:0;height:1.5pt" o:hralign="center" o:hrstd="t" o:hr="t" fillcolor="#a0a0a0" stroked="f"/>
+          <v:rect id="_x0000_i1056" style="width:0;height:1.5pt" o:hralign="center" o:hrstd="t" o:hr="t" fillcolor="#a0a0a0" stroked="f"/>
         </w:pict>
       </w:r>
     </w:p>
@@ -3970,7 +3970,7 @@
           <w14:ligatures w14:val="none"/>
         </w:rPr>
         <w:pict w14:anchorId="5B937D11">
-          <v:rect id="_x0000_i1498" style="width:0;height:1.5pt" o:hralign="center" o:hrstd="t" o:hr="t" fillcolor="#a0a0a0" stroked="f"/>
+          <v:rect id="_x0000_i1057" style="width:0;height:1.5pt" o:hralign="center" o:hrstd="t" o:hr="t" fillcolor="#a0a0a0" stroked="f"/>
         </w:pict>
       </w:r>
     </w:p>
@@ -4101,7 +4101,7 @@
           <w14:ligatures w14:val="none"/>
         </w:rPr>
         <w:pict w14:anchorId="4431E0A0">
-          <v:rect id="_x0000_i1499" style="width:0;height:1.5pt" o:hralign="center" o:hrstd="t" o:hr="t" fillcolor="#a0a0a0" stroked="f"/>
+          <v:rect id="_x0000_i1058" style="width:0;height:1.5pt" o:hralign="center" o:hrstd="t" o:hr="t" fillcolor="#a0a0a0" stroked="f"/>
         </w:pict>
       </w:r>
     </w:p>
@@ -4330,7 +4330,7 @@
           <w14:ligatures w14:val="none"/>
         </w:rPr>
         <w:pict w14:anchorId="48832D5F">
-          <v:rect id="_x0000_i1500" style="width:0;height:1.5pt" o:hralign="center" o:hrstd="t" o:hr="t" fillcolor="#a0a0a0" stroked="f"/>
+          <v:rect id="_x0000_i1059" style="width:0;height:1.5pt" o:hralign="center" o:hrstd="t" o:hr="t" fillcolor="#a0a0a0" stroked="f"/>
         </w:pict>
       </w:r>
     </w:p>
@@ -4404,7 +4404,7 @@
       <w:pPr>
         <w:numPr>
           <w:ilvl w:val="0"/>
-          <w:numId w:val="42"/>
+          <w:numId w:val="9"/>
         </w:numPr>
         <w:spacing w:before="100" w:beforeAutospacing="1" w:after="100" w:afterAutospacing="1" w:line="240" w:lineRule="auto"/>
         <w:rPr>
@@ -4442,7 +4442,7 @@
       <w:pPr>
         <w:numPr>
           <w:ilvl w:val="0"/>
-          <w:numId w:val="42"/>
+          <w:numId w:val="9"/>
         </w:numPr>
         <w:spacing w:before="100" w:beforeAutospacing="1" w:after="100" w:afterAutospacing="1" w:line="240" w:lineRule="auto"/>
         <w:rPr>
@@ -4480,7 +4480,7 @@
       <w:pPr>
         <w:numPr>
           <w:ilvl w:val="0"/>
-          <w:numId w:val="42"/>
+          <w:numId w:val="9"/>
         </w:numPr>
         <w:spacing w:before="100" w:beforeAutospacing="1" w:after="100" w:afterAutospacing="1" w:line="240" w:lineRule="auto"/>
         <w:rPr>
@@ -4536,7 +4536,7 @@
           <w14:ligatures w14:val="none"/>
         </w:rPr>
         <w:pict w14:anchorId="6B7067C8">
-          <v:rect id="_x0000_i1501" style="width:0;height:1.5pt" o:hralign="center" o:hrstd="t" o:hr="t" fillcolor="#a0a0a0" stroked="f"/>
+          <v:rect id="_x0000_i1060" style="width:0;height:1.5pt" o:hralign="center" o:hrstd="t" o:hr="t" fillcolor="#a0a0a0" stroked="f"/>
         </w:pict>
       </w:r>
     </w:p>
@@ -4728,7 +4728,7 @@
           <w14:ligatures w14:val="none"/>
         </w:rPr>
         <w:pict w14:anchorId="524A4E6E">
-          <v:rect id="_x0000_i1502" style="width:0;height:1.5pt" o:hralign="center" o:hrstd="t" o:hr="t" fillcolor="#a0a0a0" stroked="f"/>
+          <v:rect id="_x0000_i1061" style="width:0;height:1.5pt" o:hralign="center" o:hrstd="t" o:hr="t" fillcolor="#a0a0a0" stroked="f"/>
         </w:pict>
       </w:r>
     </w:p>
@@ -4918,7 +4918,7 @@
           <w14:ligatures w14:val="none"/>
         </w:rPr>
         <w:pict w14:anchorId="07AFA5A9">
-          <v:rect id="_x0000_i1503" style="width:0;height:1.5pt" o:hralign="center" o:hrstd="t" o:hr="t" fillcolor="#a0a0a0" stroked="f"/>
+          <v:rect id="_x0000_i1062" style="width:0;height:1.5pt" o:hralign="center" o:hrstd="t" o:hr="t" fillcolor="#a0a0a0" stroked="f"/>
         </w:pict>
       </w:r>
     </w:p>
@@ -5062,7 +5062,7 @@
       <w:pPr>
         <w:numPr>
           <w:ilvl w:val="0"/>
-          <w:numId w:val="43"/>
+          <w:numId w:val="10"/>
         </w:numPr>
         <w:spacing w:before="100" w:beforeAutospacing="1" w:after="100" w:afterAutospacing="1" w:line="240" w:lineRule="auto"/>
         <w:rPr>
@@ -5090,7 +5090,7 @@
       <w:pPr>
         <w:numPr>
           <w:ilvl w:val="0"/>
-          <w:numId w:val="43"/>
+          <w:numId w:val="10"/>
         </w:numPr>
         <w:spacing w:before="100" w:beforeAutospacing="1" w:after="100" w:afterAutospacing="1" w:line="240" w:lineRule="auto"/>
         <w:rPr>
@@ -5136,7 +5136,7 @@
           <w14:ligatures w14:val="none"/>
         </w:rPr>
         <w:pict w14:anchorId="7872F3BF">
-          <v:rect id="_x0000_i1504" style="width:0;height:1.5pt" o:hralign="center" o:hrstd="t" o:hr="t" fillcolor="#a0a0a0" stroked="f"/>
+          <v:rect id="_x0000_i1063" style="width:0;height:1.5pt" o:hralign="center" o:hrstd="t" o:hr="t" fillcolor="#a0a0a0" stroked="f"/>
         </w:pict>
       </w:r>
     </w:p>
@@ -5268,7 +5268,7 @@
           <w14:ligatures w14:val="none"/>
         </w:rPr>
         <w:pict w14:anchorId="6CFDDECB">
-          <v:rect id="_x0000_i1505" style="width:0;height:1.5pt" o:hralign="center" o:hrstd="t" o:hr="t" fillcolor="#a0a0a0" stroked="f"/>
+          <v:rect id="_x0000_i1064" style="width:0;height:1.5pt" o:hralign="center" o:hrstd="t" o:hr="t" fillcolor="#a0a0a0" stroked="f"/>
         </w:pict>
       </w:r>
     </w:p>
@@ -5305,7 +5305,7 @@
       <w:pPr>
         <w:numPr>
           <w:ilvl w:val="0"/>
-          <w:numId w:val="44"/>
+          <w:numId w:val="11"/>
         </w:numPr>
         <w:spacing w:before="100" w:beforeAutospacing="1" w:after="100" w:afterAutospacing="1" w:line="240" w:lineRule="auto"/>
         <w:rPr>
@@ -5333,7 +5333,7 @@
       <w:pPr>
         <w:numPr>
           <w:ilvl w:val="0"/>
-          <w:numId w:val="44"/>
+          <w:numId w:val="11"/>
         </w:numPr>
         <w:spacing w:before="100" w:beforeAutospacing="1" w:after="100" w:afterAutospacing="1" w:line="240" w:lineRule="auto"/>
         <w:rPr>
@@ -5371,7 +5371,7 @@
       <w:pPr>
         <w:numPr>
           <w:ilvl w:val="0"/>
-          <w:numId w:val="44"/>
+          <w:numId w:val="11"/>
         </w:numPr>
         <w:spacing w:before="100" w:beforeAutospacing="1" w:after="100" w:afterAutospacing="1" w:line="240" w:lineRule="auto"/>
         <w:rPr>
@@ -5399,7 +5399,7 @@
       <w:pPr>
         <w:numPr>
           <w:ilvl w:val="0"/>
-          <w:numId w:val="44"/>
+          <w:numId w:val="11"/>
         </w:numPr>
         <w:spacing w:before="100" w:beforeAutospacing="1" w:after="100" w:afterAutospacing="1" w:line="240" w:lineRule="auto"/>
         <w:rPr>
@@ -5448,7 +5448,7 @@
       <w:pPr>
         <w:numPr>
           <w:ilvl w:val="0"/>
-          <w:numId w:val="44"/>
+          <w:numId w:val="11"/>
         </w:numPr>
         <w:spacing w:before="100" w:beforeAutospacing="1" w:after="100" w:afterAutospacing="1" w:line="240" w:lineRule="auto"/>
         <w:rPr>
@@ -5475,7 +5475,7 @@
       <w:pPr>
         <w:numPr>
           <w:ilvl w:val="0"/>
-          <w:numId w:val="44"/>
+          <w:numId w:val="11"/>
         </w:numPr>
         <w:spacing w:before="100" w:beforeAutospacing="1" w:after="100" w:afterAutospacing="1" w:line="240" w:lineRule="auto"/>
         <w:rPr>
@@ -5503,7 +5503,7 @@
       <w:pPr>
         <w:numPr>
           <w:ilvl w:val="1"/>
-          <w:numId w:val="44"/>
+          <w:numId w:val="11"/>
         </w:numPr>
         <w:spacing w:before="100" w:beforeAutospacing="1" w:after="100" w:afterAutospacing="1" w:line="240" w:lineRule="auto"/>
         <w:rPr>
@@ -5530,7 +5530,7 @@
       <w:pPr>
         <w:numPr>
           <w:ilvl w:val="1"/>
-          <w:numId w:val="44"/>
+          <w:numId w:val="11"/>
         </w:numPr>
         <w:spacing w:before="100" w:beforeAutospacing="1" w:after="100" w:afterAutospacing="1" w:line="240" w:lineRule="auto"/>
         <w:rPr>
@@ -5557,7 +5557,7 @@
       <w:pPr>
         <w:numPr>
           <w:ilvl w:val="1"/>
-          <w:numId w:val="44"/>
+          <w:numId w:val="11"/>
         </w:numPr>
         <w:spacing w:before="100" w:beforeAutospacing="1" w:after="100" w:afterAutospacing="1" w:line="240" w:lineRule="auto"/>
         <w:rPr>
@@ -5584,7 +5584,7 @@
       <w:pPr>
         <w:numPr>
           <w:ilvl w:val="0"/>
-          <w:numId w:val="44"/>
+          <w:numId w:val="11"/>
         </w:numPr>
         <w:spacing w:before="100" w:beforeAutospacing="1" w:after="100" w:afterAutospacing="1" w:line="240" w:lineRule="auto"/>
         <w:rPr>
@@ -5630,7 +5630,7 @@
           <w14:ligatures w14:val="none"/>
         </w:rPr>
         <w:pict w14:anchorId="62590E0D">
-          <v:rect id="_x0000_i1506" style="width:0;height:1.5pt" o:hralign="center" o:hrstd="t" o:hr="t" fillcolor="#a0a0a0" stroked="f"/>
+          <v:rect id="_x0000_i1065" style="width:0;height:1.5pt" o:hralign="center" o:hrstd="t" o:hr="t" fillcolor="#a0a0a0" stroked="f"/>
         </w:pict>
       </w:r>
     </w:p>
@@ -5896,7 +5896,7 @@
           <w14:ligatures w14:val="none"/>
         </w:rPr>
         <w:pict w14:anchorId="0D7CEFC1">
-          <v:rect id="_x0000_i1507" style="width:0;height:1.5pt" o:hralign="center" o:hrstd="t" o:hr="t" fillcolor="#a0a0a0" stroked="f"/>
+          <v:rect id="_x0000_i1066" style="width:0;height:1.5pt" o:hralign="center" o:hrstd="t" o:hr="t" fillcolor="#a0a0a0" stroked="f"/>
         </w:pict>
       </w:r>
     </w:p>
@@ -6229,7 +6229,7 @@
           <w14:ligatures w14:val="none"/>
         </w:rPr>
         <w:pict w14:anchorId="0D06693A">
-          <v:rect id="_x0000_i1508" style="width:0;height:1.5pt" o:hralign="center" o:hrstd="t" o:hr="t" fillcolor="#a0a0a0" stroked="f"/>
+          <v:rect id="_x0000_i1067" style="width:0;height:1.5pt" o:hralign="center" o:hrstd="t" o:hr="t" fillcolor="#a0a0a0" stroked="f"/>
         </w:pict>
       </w:r>
     </w:p>
@@ -6399,7 +6399,7 @@
           <w14:ligatures w14:val="none"/>
         </w:rPr>
         <w:pict w14:anchorId="49FF8CB1">
-          <v:rect id="_x0000_i1509" style="width:0;height:1.5pt" o:hralign="center" o:hrstd="t" o:hr="t" fillcolor="#a0a0a0" stroked="f"/>
+          <v:rect id="_x0000_i1068" style="width:0;height:1.5pt" o:hralign="center" o:hrstd="t" o:hr="t" fillcolor="#a0a0a0" stroked="f"/>
         </w:pict>
       </w:r>
     </w:p>
@@ -6580,7 +6580,7 @@
           <w14:ligatures w14:val="none"/>
         </w:rPr>
         <w:pict w14:anchorId="6BC54C19">
-          <v:rect id="_x0000_i1510" style="width:0;height:1.5pt" o:hralign="center" o:hrstd="t" o:hr="t" fillcolor="#a0a0a0" stroked="f"/>
+          <v:rect id="_x0000_i1069" style="width:0;height:1.5pt" o:hralign="center" o:hrstd="t" o:hr="t" fillcolor="#a0a0a0" stroked="f"/>
         </w:pict>
       </w:r>
     </w:p>
@@ -6760,7 +6760,7 @@
           <w14:ligatures w14:val="none"/>
         </w:rPr>
         <w:pict w14:anchorId="0B054735">
-          <v:rect id="_x0000_i1511" style="width:0;height:1.5pt" o:hralign="center" o:hrstd="t" o:hr="t" fillcolor="#a0a0a0" stroked="f"/>
+          <v:rect id="_x0000_i1070" style="width:0;height:1.5pt" o:hralign="center" o:hrstd="t" o:hr="t" fillcolor="#a0a0a0" stroked="f"/>
         </w:pict>
       </w:r>
     </w:p>
@@ -6985,7 +6985,7 @@
           <w14:ligatures w14:val="none"/>
         </w:rPr>
         <w:pict w14:anchorId="648973EC">
-          <v:rect id="_x0000_i1512" style="width:0;height:1.5pt" o:hralign="center" o:hrstd="t" o:hr="t" fillcolor="#a0a0a0" stroked="f"/>
+          <v:rect id="_x0000_i1071" style="width:0;height:1.5pt" o:hralign="center" o:hrstd="t" o:hr="t" fillcolor="#a0a0a0" stroked="f"/>
         </w:pict>
       </w:r>
     </w:p>
@@ -7113,7 +7113,7 @@
           <w14:ligatures w14:val="none"/>
         </w:rPr>
         <w:pict w14:anchorId="0831235E">
-          <v:rect id="_x0000_i1513" style="width:0;height:1.5pt" o:hralign="center" o:hrstd="t" o:hr="t" fillcolor="#a0a0a0" stroked="f"/>
+          <v:rect id="_x0000_i1072" style="width:0;height:1.5pt" o:hralign="center" o:hrstd="t" o:hr="t" fillcolor="#a0a0a0" stroked="f"/>
         </w:pict>
       </w:r>
     </w:p>
@@ -7544,7 +7544,7 @@
           <w14:ligatures w14:val="none"/>
         </w:rPr>
         <w:pict w14:anchorId="60267F93">
-          <v:rect id="_x0000_i1514" style="width:0;height:1.5pt" o:hralign="center" o:hrstd="t" o:hr="t" fillcolor="#a0a0a0" stroked="f"/>
+          <v:rect id="_x0000_i1073" style="width:0;height:1.5pt" o:hralign="center" o:hrstd="t" o:hr="t" fillcolor="#a0a0a0" stroked="f"/>
         </w:pict>
       </w:r>
     </w:p>
@@ -7905,7 +7905,7 @@
           <w14:ligatures w14:val="none"/>
         </w:rPr>
         <w:pict w14:anchorId="3FF90D9C">
-          <v:rect id="_x0000_i1515" style="width:0;height:1.5pt" o:hralign="center" o:hrstd="t" o:hr="t" fillcolor="#a0a0a0" stroked="f"/>
+          <v:rect id="_x0000_i1074" style="width:0;height:1.5pt" o:hralign="center" o:hrstd="t" o:hr="t" fillcolor="#a0a0a0" stroked="f"/>
         </w:pict>
       </w:r>
     </w:p>
@@ -8123,7 +8123,7 @@
           <w14:ligatures w14:val="none"/>
         </w:rPr>
         <w:pict w14:anchorId="508BE007">
-          <v:rect id="_x0000_i1516" style="width:0;height:1.5pt" o:hralign="center" o:hrstd="t" o:hr="t" fillcolor="#a0a0a0" stroked="f"/>
+          <v:rect id="_x0000_i1075" style="width:0;height:1.5pt" o:hralign="center" o:hrstd="t" o:hr="t" fillcolor="#a0a0a0" stroked="f"/>
         </w:pict>
       </w:r>
     </w:p>
@@ -8268,6 +8268,5320 @@
           <w14:ligatures w14:val="none"/>
         </w:rPr>
         <w:t>) — next level IPC</w:t>
+      </w:r>
+    </w:p>
+    <w:p>
+      <w:pPr>
+        <w:spacing w:before="100" w:beforeAutospacing="1" w:after="100" w:afterAutospacing="1" w:line="240" w:lineRule="auto"/>
+        <w:outlineLvl w:val="0"/>
+        <w:rPr>
+          <w:rFonts w:ascii="Times New Roman" w:eastAsia="Times New Roman" w:hAnsi="Times New Roman" w:cs="Times New Roman"/>
+          <w:b/>
+          <w:bCs/>
+          <w:kern w:val="36"/>
+          <w:sz w:val="48"/>
+          <w:szCs w:val="48"/>
+          <w:lang w:eastAsia="en-IN"/>
+          <w14:ligatures w14:val="none"/>
+        </w:rPr>
+      </w:pPr>
+      <w:r>
+        <w:rPr>
+          <w:rFonts w:ascii="Segoe UI Emoji" w:eastAsia="Times New Roman" w:hAnsi="Segoe UI Emoji" w:cs="Segoe UI Emoji"/>
+          <w:b/>
+          <w:bCs/>
+          <w:kern w:val="36"/>
+          <w:sz w:val="48"/>
+          <w:szCs w:val="48"/>
+          <w:lang w:eastAsia="en-IN"/>
+          <w14:ligatures w14:val="none"/>
+        </w:rPr>
+        <w:lastRenderedPageBreak/>
+        <w:t>📘</w:t>
+      </w:r>
+      <w:r>
+        <w:rPr>
+          <w:rFonts w:ascii="Times New Roman" w:eastAsia="Times New Roman" w:hAnsi="Times New Roman" w:cs="Times New Roman"/>
+          <w:b/>
+          <w:bCs/>
+          <w:kern w:val="36"/>
+          <w:sz w:val="48"/>
+          <w:szCs w:val="48"/>
+          <w:lang w:eastAsia="en-IN"/>
+          <w14:ligatures w14:val="none"/>
+        </w:rPr>
+        <w:t xml:space="preserve"> Daily Work Report — Custom Unix Shell (C)</w:t>
+      </w:r>
+    </w:p>
+    <w:p>
+      <w:pPr>
+        <w:spacing w:before="100" w:beforeAutospacing="1" w:after="100" w:afterAutospacing="1" w:line="240" w:lineRule="auto"/>
+        <w:outlineLvl w:val="1"/>
+        <w:rPr>
+          <w:rFonts w:ascii="Times New Roman" w:eastAsia="Times New Roman" w:hAnsi="Times New Roman" w:cs="Times New Roman"/>
+          <w:b/>
+          <w:bCs/>
+          <w:kern w:val="0"/>
+          <w:sz w:val="36"/>
+          <w:szCs w:val="36"/>
+          <w:lang w:eastAsia="en-IN"/>
+          <w14:ligatures w14:val="none"/>
+        </w:rPr>
+      </w:pPr>
+      <w:r>
+        <w:rPr>
+          <w:rFonts w:ascii="Segoe UI Emoji" w:eastAsia="Times New Roman" w:hAnsi="Segoe UI Emoji" w:cs="Segoe UI Emoji"/>
+          <w:b/>
+          <w:bCs/>
+          <w:kern w:val="0"/>
+          <w:sz w:val="36"/>
+          <w:szCs w:val="36"/>
+          <w:lang w:eastAsia="en-IN"/>
+          <w14:ligatures w14:val="none"/>
+        </w:rPr>
+        <w:t>🗓️</w:t>
+      </w:r>
+      <w:r>
+        <w:rPr>
+          <w:rFonts w:ascii="Times New Roman" w:eastAsia="Times New Roman" w:hAnsi="Times New Roman" w:cs="Times New Roman"/>
+          <w:b/>
+          <w:bCs/>
+          <w:kern w:val="0"/>
+          <w:sz w:val="36"/>
+          <w:szCs w:val="36"/>
+          <w:lang w:eastAsia="en-IN"/>
+          <w14:ligatures w14:val="none"/>
+        </w:rPr>
+        <w:t xml:space="preserve"> Date</w:t>
+      </w:r>
+    </w:p>
+    <w:p>
+      <w:pPr>
+        <w:spacing w:before="100" w:beforeAutospacing="1" w:after="100" w:afterAutospacing="1" w:line="240" w:lineRule="auto"/>
+        <w:rPr>
+          <w:rFonts w:ascii="Times New Roman" w:eastAsia="Times New Roman" w:hAnsi="Times New Roman" w:cs="Times New Roman"/>
+          <w:kern w:val="0"/>
+          <w:sz w:val="24"/>
+          <w:szCs w:val="24"/>
+          <w:lang w:eastAsia="en-IN"/>
+          <w14:ligatures w14:val="none"/>
+        </w:rPr>
+      </w:pPr>
+      <w:r>
+        <w:rPr>
+          <w:rFonts w:ascii="Times New Roman" w:eastAsia="Times New Roman" w:hAnsi="Times New Roman" w:cs="Times New Roman"/>
+          <w:kern w:val="0"/>
+          <w:sz w:val="24"/>
+          <w:szCs w:val="24"/>
+          <w:lang w:eastAsia="en-IN"/>
+          <w14:ligatures w14:val="none"/>
+        </w:rPr>
+        <w:t>Today</w:t>
+      </w:r>
+    </w:p>
+    <w:p>
+      <w:pPr>
+        <w:spacing w:after="0" w:line="240" w:lineRule="auto"/>
+        <w:rPr>
+          <w:rFonts w:ascii="Times New Roman" w:eastAsia="Times New Roman" w:hAnsi="Times New Roman" w:cs="Times New Roman"/>
+          <w:kern w:val="0"/>
+          <w:sz w:val="24"/>
+          <w:szCs w:val="24"/>
+          <w:lang w:eastAsia="en-IN"/>
+          <w14:ligatures w14:val="none"/>
+        </w:rPr>
+      </w:pPr>
+      <w:r>
+        <w:rPr>
+          <w:rFonts w:ascii="Times New Roman" w:eastAsia="Times New Roman" w:hAnsi="Times New Roman" w:cs="Times New Roman"/>
+          <w:kern w:val="0"/>
+          <w:sz w:val="24"/>
+          <w:szCs w:val="24"/>
+          <w:lang w:eastAsia="en-IN"/>
+          <w14:ligatures w14:val="none"/>
+        </w:rPr>
+        <w:pict w14:anchorId="24B53CF1">
+          <v:rect id="_x0000_i1076" style="width:0;height:1.5pt" o:hralign="center" o:hrstd="t" o:hr="t" fillcolor="#a0a0a0" stroked="f"/>
+        </w:pict>
+      </w:r>
+    </w:p>
+    <w:p>
+      <w:pPr>
+        <w:spacing w:before="100" w:beforeAutospacing="1" w:after="100" w:afterAutospacing="1" w:line="240" w:lineRule="auto"/>
+        <w:outlineLvl w:val="0"/>
+        <w:rPr>
+          <w:rFonts w:ascii="Times New Roman" w:eastAsia="Times New Roman" w:hAnsi="Times New Roman" w:cs="Times New Roman"/>
+          <w:b/>
+          <w:bCs/>
+          <w:kern w:val="36"/>
+          <w:sz w:val="48"/>
+          <w:szCs w:val="48"/>
+          <w:lang w:eastAsia="en-IN"/>
+          <w14:ligatures w14:val="none"/>
+        </w:rPr>
+      </w:pPr>
+      <w:r>
+        <w:rPr>
+          <w:rFonts w:ascii="Segoe UI Emoji" w:eastAsia="Times New Roman" w:hAnsi="Segoe UI Emoji" w:cs="Segoe UI Emoji"/>
+          <w:b/>
+          <w:bCs/>
+          <w:kern w:val="36"/>
+          <w:sz w:val="48"/>
+          <w:szCs w:val="48"/>
+          <w:lang w:eastAsia="en-IN"/>
+          <w14:ligatures w14:val="none"/>
+        </w:rPr>
+        <w:t>🚀</w:t>
+      </w:r>
+      <w:r>
+        <w:rPr>
+          <w:rFonts w:ascii="Times New Roman" w:eastAsia="Times New Roman" w:hAnsi="Times New Roman" w:cs="Times New Roman"/>
+          <w:b/>
+          <w:bCs/>
+          <w:kern w:val="36"/>
+          <w:sz w:val="48"/>
+          <w:szCs w:val="48"/>
+          <w:lang w:eastAsia="en-IN"/>
+          <w14:ligatures w14:val="none"/>
+        </w:rPr>
+        <w:t xml:space="preserve"> Work Completed</w:t>
+      </w:r>
+    </w:p>
+    <w:p>
+      <w:pPr>
+        <w:spacing w:before="100" w:beforeAutospacing="1" w:after="100" w:afterAutospacing="1" w:line="240" w:lineRule="auto"/>
+        <w:outlineLvl w:val="1"/>
+        <w:rPr>
+          <w:rFonts w:ascii="Times New Roman" w:eastAsia="Times New Roman" w:hAnsi="Times New Roman" w:cs="Times New Roman"/>
+          <w:b/>
+          <w:bCs/>
+          <w:kern w:val="0"/>
+          <w:sz w:val="36"/>
+          <w:szCs w:val="36"/>
+          <w:lang w:eastAsia="en-IN"/>
+          <w14:ligatures w14:val="none"/>
+        </w:rPr>
+      </w:pPr>
+      <w:r>
+        <w:rPr>
+          <w:rFonts w:ascii="Times New Roman" w:eastAsia="Times New Roman" w:hAnsi="Times New Roman" w:cs="Times New Roman"/>
+          <w:b/>
+          <w:bCs/>
+          <w:kern w:val="0"/>
+          <w:sz w:val="36"/>
+          <w:szCs w:val="36"/>
+          <w:lang w:eastAsia="en-IN"/>
+          <w14:ligatures w14:val="none"/>
+        </w:rPr>
+        <w:t>1. Modularization of Shell</w:t>
+      </w:r>
+    </w:p>
+    <w:p>
+      <w:pPr>
+        <w:numPr>
+          <w:ilvl w:val="0"/>
+          <w:numId w:val="12"/>
+        </w:numPr>
+        <w:spacing w:before="100" w:beforeAutospacing="1" w:after="100" w:afterAutospacing="1" w:line="240" w:lineRule="auto"/>
+        <w:rPr>
+          <w:rFonts w:ascii="Times New Roman" w:eastAsia="Times New Roman" w:hAnsi="Times New Roman" w:cs="Times New Roman"/>
+          <w:kern w:val="0"/>
+          <w:sz w:val="24"/>
+          <w:szCs w:val="24"/>
+          <w:lang w:eastAsia="en-IN"/>
+          <w14:ligatures w14:val="none"/>
+        </w:rPr>
+      </w:pPr>
+      <w:r>
+        <w:rPr>
+          <w:rFonts w:ascii="Times New Roman" w:eastAsia="Times New Roman" w:hAnsi="Times New Roman" w:cs="Times New Roman"/>
+          <w:kern w:val="0"/>
+          <w:sz w:val="24"/>
+          <w:szCs w:val="24"/>
+          <w:lang w:eastAsia="en-IN"/>
+          <w14:ligatures w14:val="none"/>
+        </w:rPr>
+        <w:t xml:space="preserve">Converted single-file shell into </w:t>
+      </w:r>
+      <w:r>
+        <w:rPr>
+          <w:rFonts w:ascii="Times New Roman" w:eastAsia="Times New Roman" w:hAnsi="Times New Roman" w:cs="Times New Roman"/>
+          <w:b/>
+          <w:bCs/>
+          <w:kern w:val="0"/>
+          <w:sz w:val="24"/>
+          <w:szCs w:val="24"/>
+          <w:lang w:eastAsia="en-IN"/>
+          <w14:ligatures w14:val="none"/>
+        </w:rPr>
+        <w:t>multi-file architecture</w:t>
+      </w:r>
+    </w:p>
+    <w:p>
+      <w:pPr>
+        <w:numPr>
+          <w:ilvl w:val="0"/>
+          <w:numId w:val="12"/>
+        </w:numPr>
+        <w:spacing w:before="100" w:beforeAutospacing="1" w:after="100" w:afterAutospacing="1" w:line="240" w:lineRule="auto"/>
+        <w:rPr>
+          <w:rFonts w:ascii="Times New Roman" w:eastAsia="Times New Roman" w:hAnsi="Times New Roman" w:cs="Times New Roman"/>
+          <w:kern w:val="0"/>
+          <w:sz w:val="24"/>
+          <w:szCs w:val="24"/>
+          <w:lang w:eastAsia="en-IN"/>
+          <w14:ligatures w14:val="none"/>
+        </w:rPr>
+      </w:pPr>
+      <w:r>
+        <w:rPr>
+          <w:rFonts w:ascii="Times New Roman" w:eastAsia="Times New Roman" w:hAnsi="Times New Roman" w:cs="Times New Roman"/>
+          <w:kern w:val="0"/>
+          <w:sz w:val="24"/>
+          <w:szCs w:val="24"/>
+          <w:lang w:eastAsia="en-IN"/>
+          <w14:ligatures w14:val="none"/>
+        </w:rPr>
+        <w:t>Created separate modules:</w:t>
+      </w:r>
+    </w:p>
+    <w:p>
+      <w:pPr>
+        <w:numPr>
+          <w:ilvl w:val="1"/>
+          <w:numId w:val="12"/>
+        </w:numPr>
+        <w:spacing w:before="100" w:beforeAutospacing="1" w:after="100" w:afterAutospacing="1" w:line="240" w:lineRule="auto"/>
+        <w:rPr>
+          <w:rFonts w:ascii="Times New Roman" w:eastAsia="Times New Roman" w:hAnsi="Times New Roman" w:cs="Times New Roman"/>
+          <w:kern w:val="0"/>
+          <w:sz w:val="24"/>
+          <w:szCs w:val="24"/>
+          <w:lang w:eastAsia="en-IN"/>
+          <w14:ligatures w14:val="none"/>
+        </w:rPr>
+      </w:pPr>
+      <w:r>
+        <w:rPr>
+          <w:rFonts w:ascii="Courier New" w:eastAsia="Times New Roman" w:hAnsi="Courier New" w:cs="Courier New"/>
+          <w:kern w:val="0"/>
+          <w:sz w:val="20"/>
+          <w:lang w:eastAsia="en-IN"/>
+          <w14:ligatures w14:val="none"/>
+        </w:rPr>
+        <w:t>input.c</w:t>
+      </w:r>
+      <w:r>
+        <w:rPr>
+          <w:rFonts w:ascii="Times New Roman" w:eastAsia="Times New Roman" w:hAnsi="Times New Roman" w:cs="Times New Roman"/>
+          <w:kern w:val="0"/>
+          <w:sz w:val="24"/>
+          <w:szCs w:val="24"/>
+          <w:lang w:eastAsia="en-IN"/>
+          <w14:ligatures w14:val="none"/>
+        </w:rPr>
+        <w:t xml:space="preserve"> → input handling</w:t>
+      </w:r>
+    </w:p>
+    <w:p>
+      <w:pPr>
+        <w:numPr>
+          <w:ilvl w:val="1"/>
+          <w:numId w:val="12"/>
+        </w:numPr>
+        <w:spacing w:before="100" w:beforeAutospacing="1" w:after="100" w:afterAutospacing="1" w:line="240" w:lineRule="auto"/>
+        <w:rPr>
+          <w:rFonts w:ascii="Times New Roman" w:eastAsia="Times New Roman" w:hAnsi="Times New Roman" w:cs="Times New Roman"/>
+          <w:kern w:val="0"/>
+          <w:sz w:val="24"/>
+          <w:szCs w:val="24"/>
+          <w:lang w:eastAsia="en-IN"/>
+          <w14:ligatures w14:val="none"/>
+        </w:rPr>
+      </w:pPr>
+      <w:r>
+        <w:rPr>
+          <w:rFonts w:ascii="Courier New" w:eastAsia="Times New Roman" w:hAnsi="Courier New" w:cs="Courier New"/>
+          <w:kern w:val="0"/>
+          <w:sz w:val="20"/>
+          <w:lang w:eastAsia="en-IN"/>
+          <w14:ligatures w14:val="none"/>
+        </w:rPr>
+        <w:t>parser.c</w:t>
+      </w:r>
+      <w:r>
+        <w:rPr>
+          <w:rFonts w:ascii="Times New Roman" w:eastAsia="Times New Roman" w:hAnsi="Times New Roman" w:cs="Times New Roman"/>
+          <w:kern w:val="0"/>
+          <w:sz w:val="24"/>
+          <w:szCs w:val="24"/>
+          <w:lang w:eastAsia="en-IN"/>
+          <w14:ligatures w14:val="none"/>
+        </w:rPr>
+        <w:t xml:space="preserve"> → command parsing</w:t>
+      </w:r>
+    </w:p>
+    <w:p>
+      <w:pPr>
+        <w:numPr>
+          <w:ilvl w:val="1"/>
+          <w:numId w:val="12"/>
+        </w:numPr>
+        <w:spacing w:before="100" w:beforeAutospacing="1" w:after="100" w:afterAutospacing="1" w:line="240" w:lineRule="auto"/>
+        <w:rPr>
+          <w:rFonts w:ascii="Times New Roman" w:eastAsia="Times New Roman" w:hAnsi="Times New Roman" w:cs="Times New Roman"/>
+          <w:kern w:val="0"/>
+          <w:sz w:val="24"/>
+          <w:szCs w:val="24"/>
+          <w:lang w:eastAsia="en-IN"/>
+          <w14:ligatures w14:val="none"/>
+        </w:rPr>
+      </w:pPr>
+      <w:r>
+        <w:rPr>
+          <w:rFonts w:ascii="Courier New" w:eastAsia="Times New Roman" w:hAnsi="Courier New" w:cs="Courier New"/>
+          <w:kern w:val="0"/>
+          <w:sz w:val="20"/>
+          <w:lang w:eastAsia="en-IN"/>
+          <w14:ligatures w14:val="none"/>
+        </w:rPr>
+        <w:t>builtin.c</w:t>
+      </w:r>
+      <w:r>
+        <w:rPr>
+          <w:rFonts w:ascii="Times New Roman" w:eastAsia="Times New Roman" w:hAnsi="Times New Roman" w:cs="Times New Roman"/>
+          <w:kern w:val="0"/>
+          <w:sz w:val="24"/>
+          <w:szCs w:val="24"/>
+          <w:lang w:eastAsia="en-IN"/>
+          <w14:ligatures w14:val="none"/>
+        </w:rPr>
+        <w:t xml:space="preserve"> → built-in commands (</w:t>
+      </w:r>
+      <w:r>
+        <w:rPr>
+          <w:rFonts w:ascii="Courier New" w:eastAsia="Times New Roman" w:hAnsi="Courier New" w:cs="Courier New"/>
+          <w:kern w:val="0"/>
+          <w:sz w:val="20"/>
+          <w:lang w:eastAsia="en-IN"/>
+          <w14:ligatures w14:val="none"/>
+        </w:rPr>
+        <w:t>cd</w:t>
+      </w:r>
+      <w:r>
+        <w:rPr>
+          <w:rFonts w:ascii="Times New Roman" w:eastAsia="Times New Roman" w:hAnsi="Times New Roman" w:cs="Times New Roman"/>
+          <w:kern w:val="0"/>
+          <w:sz w:val="24"/>
+          <w:szCs w:val="24"/>
+          <w:lang w:eastAsia="en-IN"/>
+          <w14:ligatures w14:val="none"/>
+        </w:rPr>
+        <w:t xml:space="preserve">, </w:t>
+      </w:r>
+      <w:r>
+        <w:rPr>
+          <w:rFonts w:ascii="Courier New" w:eastAsia="Times New Roman" w:hAnsi="Courier New" w:cs="Courier New"/>
+          <w:kern w:val="0"/>
+          <w:sz w:val="20"/>
+          <w:lang w:eastAsia="en-IN"/>
+          <w14:ligatures w14:val="none"/>
+        </w:rPr>
+        <w:t>exit</w:t>
+      </w:r>
+      <w:r>
+        <w:rPr>
+          <w:rFonts w:ascii="Times New Roman" w:eastAsia="Times New Roman" w:hAnsi="Times New Roman" w:cs="Times New Roman"/>
+          <w:kern w:val="0"/>
+          <w:sz w:val="24"/>
+          <w:szCs w:val="24"/>
+          <w:lang w:eastAsia="en-IN"/>
+          <w14:ligatures w14:val="none"/>
+        </w:rPr>
+        <w:t xml:space="preserve">, </w:t>
+      </w:r>
+      <w:r>
+        <w:rPr>
+          <w:rFonts w:ascii="Courier New" w:eastAsia="Times New Roman" w:hAnsi="Courier New" w:cs="Courier New"/>
+          <w:kern w:val="0"/>
+          <w:sz w:val="20"/>
+          <w:lang w:eastAsia="en-IN"/>
+          <w14:ligatures w14:val="none"/>
+        </w:rPr>
+        <w:t>history</w:t>
+      </w:r>
+      <w:r>
+        <w:rPr>
+          <w:rFonts w:ascii="Times New Roman" w:eastAsia="Times New Roman" w:hAnsi="Times New Roman" w:cs="Times New Roman"/>
+          <w:kern w:val="0"/>
+          <w:sz w:val="24"/>
+          <w:szCs w:val="24"/>
+          <w:lang w:eastAsia="en-IN"/>
+          <w14:ligatures w14:val="none"/>
+        </w:rPr>
+        <w:t>)</w:t>
+      </w:r>
+    </w:p>
+    <w:p>
+      <w:pPr>
+        <w:numPr>
+          <w:ilvl w:val="1"/>
+          <w:numId w:val="12"/>
+        </w:numPr>
+        <w:spacing w:before="100" w:beforeAutospacing="1" w:after="100" w:afterAutospacing="1" w:line="240" w:lineRule="auto"/>
+        <w:rPr>
+          <w:rFonts w:ascii="Times New Roman" w:eastAsia="Times New Roman" w:hAnsi="Times New Roman" w:cs="Times New Roman"/>
+          <w:kern w:val="0"/>
+          <w:sz w:val="24"/>
+          <w:szCs w:val="24"/>
+          <w:lang w:eastAsia="en-IN"/>
+          <w14:ligatures w14:val="none"/>
+        </w:rPr>
+      </w:pPr>
+      <w:r>
+        <w:rPr>
+          <w:rFonts w:ascii="Courier New" w:eastAsia="Times New Roman" w:hAnsi="Courier New" w:cs="Courier New"/>
+          <w:kern w:val="0"/>
+          <w:sz w:val="20"/>
+          <w:lang w:eastAsia="en-IN"/>
+          <w14:ligatures w14:val="none"/>
+        </w:rPr>
+        <w:t>execute.c</w:t>
+      </w:r>
+      <w:r>
+        <w:rPr>
+          <w:rFonts w:ascii="Times New Roman" w:eastAsia="Times New Roman" w:hAnsi="Times New Roman" w:cs="Times New Roman"/>
+          <w:kern w:val="0"/>
+          <w:sz w:val="24"/>
+          <w:szCs w:val="24"/>
+          <w:lang w:eastAsia="en-IN"/>
+          <w14:ligatures w14:val="none"/>
+        </w:rPr>
+        <w:t xml:space="preserve"> → command execution + redirection</w:t>
+      </w:r>
+    </w:p>
+    <w:p>
+      <w:pPr>
+        <w:numPr>
+          <w:ilvl w:val="1"/>
+          <w:numId w:val="12"/>
+        </w:numPr>
+        <w:spacing w:before="100" w:beforeAutospacing="1" w:after="100" w:afterAutospacing="1" w:line="240" w:lineRule="auto"/>
+        <w:rPr>
+          <w:rFonts w:ascii="Times New Roman" w:eastAsia="Times New Roman" w:hAnsi="Times New Roman" w:cs="Times New Roman"/>
+          <w:kern w:val="0"/>
+          <w:sz w:val="24"/>
+          <w:szCs w:val="24"/>
+          <w:lang w:eastAsia="en-IN"/>
+          <w14:ligatures w14:val="none"/>
+        </w:rPr>
+      </w:pPr>
+      <w:r>
+        <w:rPr>
+          <w:rFonts w:ascii="Courier New" w:eastAsia="Times New Roman" w:hAnsi="Courier New" w:cs="Courier New"/>
+          <w:kern w:val="0"/>
+          <w:sz w:val="20"/>
+          <w:lang w:eastAsia="en-IN"/>
+          <w14:ligatures w14:val="none"/>
+        </w:rPr>
+        <w:t>pipe.c</w:t>
+      </w:r>
+      <w:r>
+        <w:rPr>
+          <w:rFonts w:ascii="Times New Roman" w:eastAsia="Times New Roman" w:hAnsi="Times New Roman" w:cs="Times New Roman"/>
+          <w:kern w:val="0"/>
+          <w:sz w:val="24"/>
+          <w:szCs w:val="24"/>
+          <w:lang w:eastAsia="en-IN"/>
+          <w14:ligatures w14:val="none"/>
+        </w:rPr>
+        <w:t xml:space="preserve"> → pipe handling</w:t>
+      </w:r>
+    </w:p>
+    <w:p>
+      <w:pPr>
+        <w:numPr>
+          <w:ilvl w:val="1"/>
+          <w:numId w:val="12"/>
+        </w:numPr>
+        <w:spacing w:before="100" w:beforeAutospacing="1" w:after="100" w:afterAutospacing="1" w:line="240" w:lineRule="auto"/>
+        <w:rPr>
+          <w:rFonts w:ascii="Times New Roman" w:eastAsia="Times New Roman" w:hAnsi="Times New Roman" w:cs="Times New Roman"/>
+          <w:kern w:val="0"/>
+          <w:sz w:val="24"/>
+          <w:szCs w:val="24"/>
+          <w:lang w:eastAsia="en-IN"/>
+          <w14:ligatures w14:val="none"/>
+        </w:rPr>
+      </w:pPr>
+      <w:r>
+        <w:rPr>
+          <w:rFonts w:ascii="Courier New" w:eastAsia="Times New Roman" w:hAnsi="Courier New" w:cs="Courier New"/>
+          <w:kern w:val="0"/>
+          <w:sz w:val="20"/>
+          <w:lang w:eastAsia="en-IN"/>
+          <w14:ligatures w14:val="none"/>
+        </w:rPr>
+        <w:t>history.c</w:t>
+      </w:r>
+      <w:r>
+        <w:rPr>
+          <w:rFonts w:ascii="Times New Roman" w:eastAsia="Times New Roman" w:hAnsi="Times New Roman" w:cs="Times New Roman"/>
+          <w:kern w:val="0"/>
+          <w:sz w:val="24"/>
+          <w:szCs w:val="24"/>
+          <w:lang w:eastAsia="en-IN"/>
+          <w14:ligatures w14:val="none"/>
+        </w:rPr>
+        <w:t xml:space="preserve"> → command history management</w:t>
+      </w:r>
+    </w:p>
+    <w:p>
+      <w:pPr>
+        <w:numPr>
+          <w:ilvl w:val="1"/>
+          <w:numId w:val="12"/>
+        </w:numPr>
+        <w:spacing w:before="100" w:beforeAutospacing="1" w:after="100" w:afterAutospacing="1" w:line="240" w:lineRule="auto"/>
+        <w:rPr>
+          <w:rFonts w:ascii="Times New Roman" w:eastAsia="Times New Roman" w:hAnsi="Times New Roman" w:cs="Times New Roman"/>
+          <w:kern w:val="0"/>
+          <w:sz w:val="24"/>
+          <w:szCs w:val="24"/>
+          <w:lang w:eastAsia="en-IN"/>
+          <w14:ligatures w14:val="none"/>
+        </w:rPr>
+      </w:pPr>
+      <w:r>
+        <w:rPr>
+          <w:rFonts w:ascii="Courier New" w:eastAsia="Times New Roman" w:hAnsi="Courier New" w:cs="Courier New"/>
+          <w:kern w:val="0"/>
+          <w:sz w:val="20"/>
+          <w:lang w:eastAsia="en-IN"/>
+          <w14:ligatures w14:val="none"/>
+        </w:rPr>
+        <w:t>shell.h</w:t>
+      </w:r>
+      <w:r>
+        <w:rPr>
+          <w:rFonts w:ascii="Times New Roman" w:eastAsia="Times New Roman" w:hAnsi="Times New Roman" w:cs="Times New Roman"/>
+          <w:kern w:val="0"/>
+          <w:sz w:val="24"/>
+          <w:szCs w:val="24"/>
+          <w:lang w:eastAsia="en-IN"/>
+          <w14:ligatures w14:val="none"/>
+        </w:rPr>
+        <w:t xml:space="preserve"> → common interface</w:t>
+      </w:r>
+    </w:p>
+    <w:p>
+      <w:pPr>
+        <w:spacing w:before="100" w:beforeAutospacing="1" w:after="100" w:afterAutospacing="1" w:line="240" w:lineRule="auto"/>
+        <w:rPr>
+          <w:rFonts w:ascii="Times New Roman" w:eastAsia="Times New Roman" w:hAnsi="Times New Roman" w:cs="Times New Roman"/>
+          <w:kern w:val="0"/>
+          <w:sz w:val="24"/>
+          <w:szCs w:val="24"/>
+          <w:lang w:eastAsia="en-IN"/>
+          <w14:ligatures w14:val="none"/>
+        </w:rPr>
+      </w:pPr>
+      <w:r>
+        <w:rPr>
+          <w:rFonts w:ascii="Segoe UI Emoji" w:eastAsia="Times New Roman" w:hAnsi="Segoe UI Emoji" w:cs="Segoe UI Emoji"/>
+          <w:kern w:val="0"/>
+          <w:sz w:val="24"/>
+          <w:szCs w:val="24"/>
+          <w:lang w:eastAsia="en-IN"/>
+          <w14:ligatures w14:val="none"/>
+        </w:rPr>
+        <w:t>👉</w:t>
+      </w:r>
+      <w:r>
+        <w:rPr>
+          <w:rFonts w:ascii="Times New Roman" w:eastAsia="Times New Roman" w:hAnsi="Times New Roman" w:cs="Times New Roman"/>
+          <w:kern w:val="0"/>
+          <w:sz w:val="24"/>
+          <w:szCs w:val="24"/>
+          <w:lang w:eastAsia="en-IN"/>
+          <w14:ligatures w14:val="none"/>
+        </w:rPr>
+        <w:t xml:space="preserve"> Result: Clean separation of concerns, easier debugging and extension.</w:t>
+      </w:r>
+    </w:p>
+    <w:p>
+      <w:pPr>
+        <w:spacing w:after="0" w:line="240" w:lineRule="auto"/>
+        <w:rPr>
+          <w:rFonts w:ascii="Times New Roman" w:eastAsia="Times New Roman" w:hAnsi="Times New Roman" w:cs="Times New Roman"/>
+          <w:kern w:val="0"/>
+          <w:sz w:val="24"/>
+          <w:szCs w:val="24"/>
+          <w:lang w:eastAsia="en-IN"/>
+          <w14:ligatures w14:val="none"/>
+        </w:rPr>
+      </w:pPr>
+      <w:r>
+        <w:rPr>
+          <w:rFonts w:ascii="Times New Roman" w:eastAsia="Times New Roman" w:hAnsi="Times New Roman" w:cs="Times New Roman"/>
+          <w:kern w:val="0"/>
+          <w:sz w:val="24"/>
+          <w:szCs w:val="24"/>
+          <w:lang w:eastAsia="en-IN"/>
+          <w14:ligatures w14:val="none"/>
+        </w:rPr>
+        <w:pict w14:anchorId="57EFA03F">
+          <v:rect id="_x0000_i1077" style="width:0;height:1.5pt" o:hralign="center" o:hrstd="t" o:hr="t" fillcolor="#a0a0a0" stroked="f"/>
+        </w:pict>
+      </w:r>
+    </w:p>
+    <w:p>
+      <w:pPr>
+        <w:spacing w:before="100" w:beforeAutospacing="1" w:after="100" w:afterAutospacing="1" w:line="240" w:lineRule="auto"/>
+        <w:outlineLvl w:val="1"/>
+        <w:rPr>
+          <w:rFonts w:ascii="Times New Roman" w:eastAsia="Times New Roman" w:hAnsi="Times New Roman" w:cs="Times New Roman"/>
+          <w:b/>
+          <w:bCs/>
+          <w:kern w:val="0"/>
+          <w:sz w:val="36"/>
+          <w:szCs w:val="36"/>
+          <w:lang w:eastAsia="en-IN"/>
+          <w14:ligatures w14:val="none"/>
+        </w:rPr>
+      </w:pPr>
+      <w:r>
+        <w:rPr>
+          <w:rFonts w:ascii="Times New Roman" w:eastAsia="Times New Roman" w:hAnsi="Times New Roman" w:cs="Times New Roman"/>
+          <w:b/>
+          <w:bCs/>
+          <w:kern w:val="0"/>
+          <w:sz w:val="36"/>
+          <w:szCs w:val="36"/>
+          <w:lang w:eastAsia="en-IN"/>
+          <w14:ligatures w14:val="none"/>
+        </w:rPr>
+        <w:t>2. Build System using Makefile</w:t>
+      </w:r>
+    </w:p>
+    <w:p>
+      <w:pPr>
+        <w:numPr>
+          <w:ilvl w:val="0"/>
+          <w:numId w:val="13"/>
+        </w:numPr>
+        <w:spacing w:before="100" w:beforeAutospacing="1" w:after="100" w:afterAutospacing="1" w:line="240" w:lineRule="auto"/>
+        <w:rPr>
+          <w:rFonts w:ascii="Times New Roman" w:eastAsia="Times New Roman" w:hAnsi="Times New Roman" w:cs="Times New Roman"/>
+          <w:kern w:val="0"/>
+          <w:sz w:val="24"/>
+          <w:szCs w:val="24"/>
+          <w:lang w:eastAsia="en-IN"/>
+          <w14:ligatures w14:val="none"/>
+        </w:rPr>
+      </w:pPr>
+      <w:r>
+        <w:rPr>
+          <w:rFonts w:ascii="Times New Roman" w:eastAsia="Times New Roman" w:hAnsi="Times New Roman" w:cs="Times New Roman"/>
+          <w:kern w:val="0"/>
+          <w:sz w:val="24"/>
+          <w:szCs w:val="24"/>
+          <w:lang w:eastAsia="en-IN"/>
+          <w14:ligatures w14:val="none"/>
+        </w:rPr>
+        <w:t xml:space="preserve">Created </w:t>
+      </w:r>
+      <w:r>
+        <w:rPr>
+          <w:rFonts w:ascii="Courier New" w:eastAsia="Times New Roman" w:hAnsi="Courier New" w:cs="Courier New"/>
+          <w:kern w:val="0"/>
+          <w:sz w:val="20"/>
+          <w:lang w:eastAsia="en-IN"/>
+          <w14:ligatures w14:val="none"/>
+        </w:rPr>
+        <w:t>Makefile</w:t>
+      </w:r>
+      <w:r>
+        <w:rPr>
+          <w:rFonts w:ascii="Times New Roman" w:eastAsia="Times New Roman" w:hAnsi="Times New Roman" w:cs="Times New Roman"/>
+          <w:kern w:val="0"/>
+          <w:sz w:val="24"/>
+          <w:szCs w:val="24"/>
+          <w:lang w:eastAsia="en-IN"/>
+          <w14:ligatures w14:val="none"/>
+        </w:rPr>
+        <w:t xml:space="preserve"> for automated compilation</w:t>
+      </w:r>
+    </w:p>
+    <w:p>
+      <w:pPr>
+        <w:numPr>
+          <w:ilvl w:val="0"/>
+          <w:numId w:val="13"/>
+        </w:numPr>
+        <w:spacing w:before="100" w:beforeAutospacing="1" w:after="100" w:afterAutospacing="1" w:line="240" w:lineRule="auto"/>
+        <w:rPr>
+          <w:rFonts w:ascii="Times New Roman" w:eastAsia="Times New Roman" w:hAnsi="Times New Roman" w:cs="Times New Roman"/>
+          <w:kern w:val="0"/>
+          <w:sz w:val="24"/>
+          <w:szCs w:val="24"/>
+          <w:lang w:eastAsia="en-IN"/>
+          <w14:ligatures w14:val="none"/>
+        </w:rPr>
+      </w:pPr>
+      <w:r>
+        <w:rPr>
+          <w:rFonts w:ascii="Times New Roman" w:eastAsia="Times New Roman" w:hAnsi="Times New Roman" w:cs="Times New Roman"/>
+          <w:kern w:val="0"/>
+          <w:sz w:val="24"/>
+          <w:szCs w:val="24"/>
+          <w:lang w:eastAsia="en-IN"/>
+          <w14:ligatures w14:val="none"/>
+        </w:rPr>
+        <w:t>Implemented:</w:t>
+      </w:r>
+    </w:p>
+    <w:p>
+      <w:pPr>
+        <w:numPr>
+          <w:ilvl w:val="1"/>
+          <w:numId w:val="13"/>
+        </w:numPr>
+        <w:spacing w:before="100" w:beforeAutospacing="1" w:after="100" w:afterAutospacing="1" w:line="240" w:lineRule="auto"/>
+        <w:rPr>
+          <w:rFonts w:ascii="Times New Roman" w:eastAsia="Times New Roman" w:hAnsi="Times New Roman" w:cs="Times New Roman"/>
+          <w:kern w:val="0"/>
+          <w:sz w:val="24"/>
+          <w:szCs w:val="24"/>
+          <w:lang w:eastAsia="en-IN"/>
+          <w14:ligatures w14:val="none"/>
+        </w:rPr>
+      </w:pPr>
+      <w:r>
+        <w:rPr>
+          <w:rFonts w:ascii="Times New Roman" w:eastAsia="Times New Roman" w:hAnsi="Times New Roman" w:cs="Times New Roman"/>
+          <w:kern w:val="0"/>
+          <w:sz w:val="24"/>
+          <w:szCs w:val="24"/>
+          <w:lang w:eastAsia="en-IN"/>
+          <w14:ligatures w14:val="none"/>
+        </w:rPr>
+        <w:t>Object file generation (</w:t>
+      </w:r>
+      <w:r>
+        <w:rPr>
+          <w:rFonts w:ascii="Courier New" w:eastAsia="Times New Roman" w:hAnsi="Courier New" w:cs="Courier New"/>
+          <w:kern w:val="0"/>
+          <w:sz w:val="20"/>
+          <w:lang w:eastAsia="en-IN"/>
+          <w14:ligatures w14:val="none"/>
+        </w:rPr>
+        <w:t>.o</w:t>
+      </w:r>
+      <w:r>
+        <w:rPr>
+          <w:rFonts w:ascii="Times New Roman" w:eastAsia="Times New Roman" w:hAnsi="Times New Roman" w:cs="Times New Roman"/>
+          <w:kern w:val="0"/>
+          <w:sz w:val="24"/>
+          <w:szCs w:val="24"/>
+          <w:lang w:eastAsia="en-IN"/>
+          <w14:ligatures w14:val="none"/>
+        </w:rPr>
+        <w:t>)</w:t>
+      </w:r>
+    </w:p>
+    <w:p>
+      <w:pPr>
+        <w:numPr>
+          <w:ilvl w:val="1"/>
+          <w:numId w:val="13"/>
+        </w:numPr>
+        <w:spacing w:before="100" w:beforeAutospacing="1" w:after="100" w:afterAutospacing="1" w:line="240" w:lineRule="auto"/>
+        <w:rPr>
+          <w:rFonts w:ascii="Times New Roman" w:eastAsia="Times New Roman" w:hAnsi="Times New Roman" w:cs="Times New Roman"/>
+          <w:kern w:val="0"/>
+          <w:sz w:val="24"/>
+          <w:szCs w:val="24"/>
+          <w:lang w:eastAsia="en-IN"/>
+          <w14:ligatures w14:val="none"/>
+        </w:rPr>
+      </w:pPr>
+      <w:r>
+        <w:rPr>
+          <w:rFonts w:ascii="Times New Roman" w:eastAsia="Times New Roman" w:hAnsi="Times New Roman" w:cs="Times New Roman"/>
+          <w:kern w:val="0"/>
+          <w:sz w:val="24"/>
+          <w:szCs w:val="24"/>
+          <w:lang w:eastAsia="en-IN"/>
+          <w14:ligatures w14:val="none"/>
+        </w:rPr>
+        <w:t>Linking into executable (</w:t>
+      </w:r>
+      <w:r>
+        <w:rPr>
+          <w:rFonts w:ascii="Courier New" w:eastAsia="Times New Roman" w:hAnsi="Courier New" w:cs="Courier New"/>
+          <w:kern w:val="0"/>
+          <w:sz w:val="20"/>
+          <w:lang w:eastAsia="en-IN"/>
+          <w14:ligatures w14:val="none"/>
+        </w:rPr>
+        <w:t>shell</w:t>
+      </w:r>
+      <w:r>
+        <w:rPr>
+          <w:rFonts w:ascii="Times New Roman" w:eastAsia="Times New Roman" w:hAnsi="Times New Roman" w:cs="Times New Roman"/>
+          <w:kern w:val="0"/>
+          <w:sz w:val="24"/>
+          <w:szCs w:val="24"/>
+          <w:lang w:eastAsia="en-IN"/>
+          <w14:ligatures w14:val="none"/>
+        </w:rPr>
+        <w:t>)</w:t>
+      </w:r>
+    </w:p>
+    <w:p>
+      <w:pPr>
+        <w:numPr>
+          <w:ilvl w:val="1"/>
+          <w:numId w:val="13"/>
+        </w:numPr>
+        <w:spacing w:before="100" w:beforeAutospacing="1" w:after="100" w:afterAutospacing="1" w:line="240" w:lineRule="auto"/>
+        <w:rPr>
+          <w:rFonts w:ascii="Times New Roman" w:eastAsia="Times New Roman" w:hAnsi="Times New Roman" w:cs="Times New Roman"/>
+          <w:kern w:val="0"/>
+          <w:sz w:val="24"/>
+          <w:szCs w:val="24"/>
+          <w:lang w:eastAsia="en-IN"/>
+          <w14:ligatures w14:val="none"/>
+        </w:rPr>
+      </w:pPr>
+      <w:r>
+        <w:rPr>
+          <w:rFonts w:ascii="Courier New" w:eastAsia="Times New Roman" w:hAnsi="Courier New" w:cs="Courier New"/>
+          <w:kern w:val="0"/>
+          <w:sz w:val="20"/>
+          <w:lang w:eastAsia="en-IN"/>
+          <w14:ligatures w14:val="none"/>
+        </w:rPr>
+        <w:t>make clean</w:t>
+      </w:r>
+      <w:r>
+        <w:rPr>
+          <w:rFonts w:ascii="Times New Roman" w:eastAsia="Times New Roman" w:hAnsi="Times New Roman" w:cs="Times New Roman"/>
+          <w:kern w:val="0"/>
+          <w:sz w:val="24"/>
+          <w:szCs w:val="24"/>
+          <w:lang w:eastAsia="en-IN"/>
+          <w14:ligatures w14:val="none"/>
+        </w:rPr>
+        <w:t xml:space="preserve"> for cleanup</w:t>
+      </w:r>
+    </w:p>
+    <w:p>
+      <w:pPr>
+        <w:spacing w:before="100" w:beforeAutospacing="1" w:after="100" w:afterAutospacing="1" w:line="240" w:lineRule="auto"/>
+        <w:rPr>
+          <w:rFonts w:ascii="Times New Roman" w:eastAsia="Times New Roman" w:hAnsi="Times New Roman" w:cs="Times New Roman"/>
+          <w:kern w:val="0"/>
+          <w:sz w:val="24"/>
+          <w:szCs w:val="24"/>
+          <w:lang w:eastAsia="en-IN"/>
+          <w14:ligatures w14:val="none"/>
+        </w:rPr>
+      </w:pPr>
+      <w:r>
+        <w:rPr>
+          <w:rFonts w:ascii="Segoe UI Emoji" w:eastAsia="Times New Roman" w:hAnsi="Segoe UI Emoji" w:cs="Segoe UI Emoji"/>
+          <w:kern w:val="0"/>
+          <w:sz w:val="24"/>
+          <w:szCs w:val="24"/>
+          <w:lang w:eastAsia="en-IN"/>
+          <w14:ligatures w14:val="none"/>
+        </w:rPr>
+        <w:t>👉</w:t>
+      </w:r>
+      <w:r>
+        <w:rPr>
+          <w:rFonts w:ascii="Times New Roman" w:eastAsia="Times New Roman" w:hAnsi="Times New Roman" w:cs="Times New Roman"/>
+          <w:kern w:val="0"/>
+          <w:sz w:val="24"/>
+          <w:szCs w:val="24"/>
+          <w:lang w:eastAsia="en-IN"/>
+          <w14:ligatures w14:val="none"/>
+        </w:rPr>
+        <w:t xml:space="preserve"> Learned difference between:</w:t>
+      </w:r>
+    </w:p>
+    <w:p>
+      <w:pPr>
+        <w:numPr>
+          <w:ilvl w:val="0"/>
+          <w:numId w:val="14"/>
+        </w:numPr>
+        <w:spacing w:before="100" w:beforeAutospacing="1" w:after="100" w:afterAutospacing="1" w:line="240" w:lineRule="auto"/>
+        <w:rPr>
+          <w:rFonts w:ascii="Times New Roman" w:eastAsia="Times New Roman" w:hAnsi="Times New Roman" w:cs="Times New Roman"/>
+          <w:kern w:val="0"/>
+          <w:sz w:val="24"/>
+          <w:szCs w:val="24"/>
+          <w:lang w:eastAsia="en-IN"/>
+          <w14:ligatures w14:val="none"/>
+        </w:rPr>
+      </w:pPr>
+      <w:r>
+        <w:rPr>
+          <w:rFonts w:ascii="Times New Roman" w:eastAsia="Times New Roman" w:hAnsi="Times New Roman" w:cs="Times New Roman"/>
+          <w:kern w:val="0"/>
+          <w:sz w:val="24"/>
+          <w:szCs w:val="24"/>
+          <w:lang w:eastAsia="en-IN"/>
+          <w14:ligatures w14:val="none"/>
+        </w:rPr>
+        <w:t>Compilation vs Linking</w:t>
+      </w:r>
+    </w:p>
+    <w:p>
+      <w:pPr>
+        <w:numPr>
+          <w:ilvl w:val="0"/>
+          <w:numId w:val="14"/>
+        </w:numPr>
+        <w:spacing w:before="100" w:beforeAutospacing="1" w:after="100" w:afterAutospacing="1" w:line="240" w:lineRule="auto"/>
+        <w:rPr>
+          <w:rFonts w:ascii="Times New Roman" w:eastAsia="Times New Roman" w:hAnsi="Times New Roman" w:cs="Times New Roman"/>
+          <w:kern w:val="0"/>
+          <w:sz w:val="24"/>
+          <w:szCs w:val="24"/>
+          <w:lang w:eastAsia="en-IN"/>
+          <w14:ligatures w14:val="none"/>
+        </w:rPr>
+      </w:pPr>
+      <w:r>
+        <w:rPr>
+          <w:rFonts w:ascii="Times New Roman" w:eastAsia="Times New Roman" w:hAnsi="Times New Roman" w:cs="Times New Roman"/>
+          <w:kern w:val="0"/>
+          <w:sz w:val="24"/>
+          <w:szCs w:val="24"/>
+          <w:lang w:eastAsia="en-IN"/>
+          <w14:ligatures w14:val="none"/>
+        </w:rPr>
+        <w:t>Dependency management</w:t>
+      </w:r>
+    </w:p>
+    <w:p>
+      <w:pPr>
+        <w:spacing w:after="0" w:line="240" w:lineRule="auto"/>
+        <w:rPr>
+          <w:rFonts w:ascii="Times New Roman" w:eastAsia="Times New Roman" w:hAnsi="Times New Roman" w:cs="Times New Roman"/>
+          <w:kern w:val="0"/>
+          <w:sz w:val="24"/>
+          <w:szCs w:val="24"/>
+          <w:lang w:eastAsia="en-IN"/>
+          <w14:ligatures w14:val="none"/>
+        </w:rPr>
+      </w:pPr>
+      <w:r>
+        <w:rPr>
+          <w:rFonts w:ascii="Times New Roman" w:eastAsia="Times New Roman" w:hAnsi="Times New Roman" w:cs="Times New Roman"/>
+          <w:kern w:val="0"/>
+          <w:sz w:val="24"/>
+          <w:szCs w:val="24"/>
+          <w:lang w:eastAsia="en-IN"/>
+          <w14:ligatures w14:val="none"/>
+        </w:rPr>
+        <w:pict w14:anchorId="1EE381A8">
+          <v:rect id="_x0000_i1078" style="width:0;height:1.5pt" o:hralign="center" o:hrstd="t" o:hr="t" fillcolor="#a0a0a0" stroked="f"/>
+        </w:pict>
+      </w:r>
+    </w:p>
+    <w:p>
+      <w:pPr>
+        <w:spacing w:before="100" w:beforeAutospacing="1" w:after="100" w:afterAutospacing="1" w:line="240" w:lineRule="auto"/>
+        <w:outlineLvl w:val="1"/>
+        <w:rPr>
+          <w:rFonts w:ascii="Times New Roman" w:eastAsia="Times New Roman" w:hAnsi="Times New Roman" w:cs="Times New Roman"/>
+          <w:b/>
+          <w:bCs/>
+          <w:kern w:val="0"/>
+          <w:sz w:val="36"/>
+          <w:szCs w:val="36"/>
+          <w:lang w:eastAsia="en-IN"/>
+          <w14:ligatures w14:val="none"/>
+        </w:rPr>
+      </w:pPr>
+      <w:r>
+        <w:rPr>
+          <w:rFonts w:ascii="Times New Roman" w:eastAsia="Times New Roman" w:hAnsi="Times New Roman" w:cs="Times New Roman"/>
+          <w:b/>
+          <w:bCs/>
+          <w:kern w:val="0"/>
+          <w:sz w:val="36"/>
+          <w:szCs w:val="36"/>
+          <w:lang w:eastAsia="en-IN"/>
+          <w14:ligatures w14:val="none"/>
+        </w:rPr>
+        <w:t>3. Output Redirection (</w:t>
+      </w:r>
+      <w:r>
+        <w:rPr>
+          <w:rFonts w:ascii="Courier New" w:eastAsia="Times New Roman" w:hAnsi="Courier New" w:cs="Courier New"/>
+          <w:b/>
+          <w:bCs/>
+          <w:kern w:val="0"/>
+          <w:sz w:val="20"/>
+          <w:lang w:eastAsia="en-IN"/>
+          <w14:ligatures w14:val="none"/>
+        </w:rPr>
+        <w:t>&gt;</w:t>
+      </w:r>
+      <w:r>
+        <w:rPr>
+          <w:rFonts w:ascii="Times New Roman" w:eastAsia="Times New Roman" w:hAnsi="Times New Roman" w:cs="Times New Roman"/>
+          <w:b/>
+          <w:bCs/>
+          <w:kern w:val="0"/>
+          <w:sz w:val="36"/>
+          <w:szCs w:val="36"/>
+          <w:lang w:eastAsia="en-IN"/>
+          <w14:ligatures w14:val="none"/>
+        </w:rPr>
+        <w:t xml:space="preserve"> and </w:t>
+      </w:r>
+      <w:r>
+        <w:rPr>
+          <w:rFonts w:ascii="Courier New" w:eastAsia="Times New Roman" w:hAnsi="Courier New" w:cs="Courier New"/>
+          <w:b/>
+          <w:bCs/>
+          <w:kern w:val="0"/>
+          <w:sz w:val="20"/>
+          <w:lang w:eastAsia="en-IN"/>
+          <w14:ligatures w14:val="none"/>
+        </w:rPr>
+        <w:t>&gt;&gt;</w:t>
+      </w:r>
+      <w:r>
+        <w:rPr>
+          <w:rFonts w:ascii="Times New Roman" w:eastAsia="Times New Roman" w:hAnsi="Times New Roman" w:cs="Times New Roman"/>
+          <w:b/>
+          <w:bCs/>
+          <w:kern w:val="0"/>
+          <w:sz w:val="36"/>
+          <w:szCs w:val="36"/>
+          <w:lang w:eastAsia="en-IN"/>
+          <w14:ligatures w14:val="none"/>
+        </w:rPr>
+        <w:t>)</w:t>
+      </w:r>
+    </w:p>
+    <w:p>
+      <w:pPr>
+        <w:numPr>
+          <w:ilvl w:val="0"/>
+          <w:numId w:val="15"/>
+        </w:numPr>
+        <w:spacing w:before="100" w:beforeAutospacing="1" w:after="100" w:afterAutospacing="1" w:line="240" w:lineRule="auto"/>
+        <w:rPr>
+          <w:rFonts w:ascii="Times New Roman" w:eastAsia="Times New Roman" w:hAnsi="Times New Roman" w:cs="Times New Roman"/>
+          <w:kern w:val="0"/>
+          <w:sz w:val="24"/>
+          <w:szCs w:val="24"/>
+          <w:lang w:eastAsia="en-IN"/>
+          <w14:ligatures w14:val="none"/>
+        </w:rPr>
+      </w:pPr>
+      <w:r>
+        <w:rPr>
+          <w:rFonts w:ascii="Times New Roman" w:eastAsia="Times New Roman" w:hAnsi="Times New Roman" w:cs="Times New Roman"/>
+          <w:kern w:val="0"/>
+          <w:sz w:val="24"/>
+          <w:szCs w:val="24"/>
+          <w:lang w:eastAsia="en-IN"/>
+          <w14:ligatures w14:val="none"/>
+        </w:rPr>
+        <w:lastRenderedPageBreak/>
+        <w:t>Implemented file redirection using:</w:t>
+      </w:r>
+    </w:p>
+    <w:p>
+      <w:pPr>
+        <w:numPr>
+          <w:ilvl w:val="1"/>
+          <w:numId w:val="15"/>
+        </w:numPr>
+        <w:spacing w:before="100" w:beforeAutospacing="1" w:after="100" w:afterAutospacing="1" w:line="240" w:lineRule="auto"/>
+        <w:rPr>
+          <w:rFonts w:ascii="Times New Roman" w:eastAsia="Times New Roman" w:hAnsi="Times New Roman" w:cs="Times New Roman"/>
+          <w:kern w:val="0"/>
+          <w:sz w:val="24"/>
+          <w:szCs w:val="24"/>
+          <w:lang w:eastAsia="en-IN"/>
+          <w14:ligatures w14:val="none"/>
+        </w:rPr>
+      </w:pPr>
+      <w:r>
+        <w:rPr>
+          <w:rFonts w:ascii="Courier New" w:eastAsia="Times New Roman" w:hAnsi="Courier New" w:cs="Courier New"/>
+          <w:kern w:val="0"/>
+          <w:sz w:val="20"/>
+          <w:lang w:eastAsia="en-IN"/>
+          <w14:ligatures w14:val="none"/>
+        </w:rPr>
+        <w:t>open()</w:t>
+      </w:r>
+    </w:p>
+    <w:p>
+      <w:pPr>
+        <w:numPr>
+          <w:ilvl w:val="1"/>
+          <w:numId w:val="15"/>
+        </w:numPr>
+        <w:spacing w:before="100" w:beforeAutospacing="1" w:after="100" w:afterAutospacing="1" w:line="240" w:lineRule="auto"/>
+        <w:rPr>
+          <w:rFonts w:ascii="Times New Roman" w:eastAsia="Times New Roman" w:hAnsi="Times New Roman" w:cs="Times New Roman"/>
+          <w:kern w:val="0"/>
+          <w:sz w:val="24"/>
+          <w:szCs w:val="24"/>
+          <w:lang w:eastAsia="en-IN"/>
+          <w14:ligatures w14:val="none"/>
+        </w:rPr>
+      </w:pPr>
+      <w:r>
+        <w:rPr>
+          <w:rFonts w:ascii="Courier New" w:eastAsia="Times New Roman" w:hAnsi="Courier New" w:cs="Courier New"/>
+          <w:kern w:val="0"/>
+          <w:sz w:val="20"/>
+          <w:lang w:eastAsia="en-IN"/>
+          <w14:ligatures w14:val="none"/>
+        </w:rPr>
+        <w:t>dup2()</w:t>
+      </w:r>
+    </w:p>
+    <w:p>
+      <w:pPr>
+        <w:numPr>
+          <w:ilvl w:val="0"/>
+          <w:numId w:val="15"/>
+        </w:numPr>
+        <w:spacing w:before="100" w:beforeAutospacing="1" w:after="100" w:afterAutospacing="1" w:line="240" w:lineRule="auto"/>
+        <w:rPr>
+          <w:rFonts w:ascii="Times New Roman" w:eastAsia="Times New Roman" w:hAnsi="Times New Roman" w:cs="Times New Roman"/>
+          <w:kern w:val="0"/>
+          <w:sz w:val="24"/>
+          <w:szCs w:val="24"/>
+          <w:lang w:eastAsia="en-IN"/>
+          <w14:ligatures w14:val="none"/>
+        </w:rPr>
+      </w:pPr>
+      <w:r>
+        <w:rPr>
+          <w:rFonts w:ascii="Times New Roman" w:eastAsia="Times New Roman" w:hAnsi="Times New Roman" w:cs="Times New Roman"/>
+          <w:kern w:val="0"/>
+          <w:sz w:val="24"/>
+          <w:szCs w:val="24"/>
+          <w:lang w:eastAsia="en-IN"/>
+          <w14:ligatures w14:val="none"/>
+        </w:rPr>
+        <w:t>Supported:</w:t>
+      </w:r>
+    </w:p>
+    <w:p>
+      <w:pPr>
+        <w:numPr>
+          <w:ilvl w:val="1"/>
+          <w:numId w:val="15"/>
+        </w:numPr>
+        <w:spacing w:before="100" w:beforeAutospacing="1" w:after="100" w:afterAutospacing="1" w:line="240" w:lineRule="auto"/>
+        <w:rPr>
+          <w:rFonts w:ascii="Times New Roman" w:eastAsia="Times New Roman" w:hAnsi="Times New Roman" w:cs="Times New Roman"/>
+          <w:kern w:val="0"/>
+          <w:sz w:val="24"/>
+          <w:szCs w:val="24"/>
+          <w:lang w:eastAsia="en-IN"/>
+          <w14:ligatures w14:val="none"/>
+        </w:rPr>
+      </w:pPr>
+      <w:r>
+        <w:rPr>
+          <w:rFonts w:ascii="Times New Roman" w:eastAsia="Times New Roman" w:hAnsi="Times New Roman" w:cs="Times New Roman"/>
+          <w:kern w:val="0"/>
+          <w:sz w:val="24"/>
+          <w:szCs w:val="24"/>
+          <w:lang w:eastAsia="en-IN"/>
+          <w14:ligatures w14:val="none"/>
+        </w:rPr>
+        <w:t>overwrite (</w:t>
+      </w:r>
+      <w:r>
+        <w:rPr>
+          <w:rFonts w:ascii="Courier New" w:eastAsia="Times New Roman" w:hAnsi="Courier New" w:cs="Courier New"/>
+          <w:kern w:val="0"/>
+          <w:sz w:val="20"/>
+          <w:lang w:eastAsia="en-IN"/>
+          <w14:ligatures w14:val="none"/>
+        </w:rPr>
+        <w:t>&gt;</w:t>
+      </w:r>
+      <w:r>
+        <w:rPr>
+          <w:rFonts w:ascii="Times New Roman" w:eastAsia="Times New Roman" w:hAnsi="Times New Roman" w:cs="Times New Roman"/>
+          <w:kern w:val="0"/>
+          <w:sz w:val="24"/>
+          <w:szCs w:val="24"/>
+          <w:lang w:eastAsia="en-IN"/>
+          <w14:ligatures w14:val="none"/>
+        </w:rPr>
+        <w:t>)</w:t>
+      </w:r>
+    </w:p>
+    <w:p>
+      <w:pPr>
+        <w:numPr>
+          <w:ilvl w:val="1"/>
+          <w:numId w:val="15"/>
+        </w:numPr>
+        <w:spacing w:before="100" w:beforeAutospacing="1" w:after="100" w:afterAutospacing="1" w:line="240" w:lineRule="auto"/>
+        <w:rPr>
+          <w:rFonts w:ascii="Times New Roman" w:eastAsia="Times New Roman" w:hAnsi="Times New Roman" w:cs="Times New Roman"/>
+          <w:kern w:val="0"/>
+          <w:sz w:val="24"/>
+          <w:szCs w:val="24"/>
+          <w:lang w:eastAsia="en-IN"/>
+          <w14:ligatures w14:val="none"/>
+        </w:rPr>
+      </w:pPr>
+      <w:r>
+        <w:rPr>
+          <w:rFonts w:ascii="Times New Roman" w:eastAsia="Times New Roman" w:hAnsi="Times New Roman" w:cs="Times New Roman"/>
+          <w:kern w:val="0"/>
+          <w:sz w:val="24"/>
+          <w:szCs w:val="24"/>
+          <w:lang w:eastAsia="en-IN"/>
+          <w14:ligatures w14:val="none"/>
+        </w:rPr>
+        <w:t>append (</w:t>
+      </w:r>
+      <w:r>
+        <w:rPr>
+          <w:rFonts w:ascii="Courier New" w:eastAsia="Times New Roman" w:hAnsi="Courier New" w:cs="Courier New"/>
+          <w:kern w:val="0"/>
+          <w:sz w:val="20"/>
+          <w:lang w:eastAsia="en-IN"/>
+          <w14:ligatures w14:val="none"/>
+        </w:rPr>
+        <w:t>&gt;&gt;</w:t>
+      </w:r>
+      <w:r>
+        <w:rPr>
+          <w:rFonts w:ascii="Times New Roman" w:eastAsia="Times New Roman" w:hAnsi="Times New Roman" w:cs="Times New Roman"/>
+          <w:kern w:val="0"/>
+          <w:sz w:val="24"/>
+          <w:szCs w:val="24"/>
+          <w:lang w:eastAsia="en-IN"/>
+          <w14:ligatures w14:val="none"/>
+        </w:rPr>
+        <w:t>)</w:t>
+      </w:r>
+    </w:p>
+    <w:p>
+      <w:pPr>
+        <w:spacing w:before="100" w:beforeAutospacing="1" w:after="100" w:afterAutospacing="1" w:line="240" w:lineRule="auto"/>
+        <w:outlineLvl w:val="2"/>
+        <w:rPr>
+          <w:rFonts w:ascii="Times New Roman" w:eastAsia="Times New Roman" w:hAnsi="Times New Roman" w:cs="Times New Roman"/>
+          <w:b/>
+          <w:bCs/>
+          <w:kern w:val="0"/>
+          <w:sz w:val="27"/>
+          <w:szCs w:val="27"/>
+          <w:lang w:eastAsia="en-IN"/>
+          <w14:ligatures w14:val="none"/>
+        </w:rPr>
+      </w:pPr>
+      <w:r>
+        <w:rPr>
+          <w:rFonts w:ascii="Times New Roman" w:eastAsia="Times New Roman" w:hAnsi="Times New Roman" w:cs="Times New Roman"/>
+          <w:b/>
+          <w:bCs/>
+          <w:kern w:val="0"/>
+          <w:sz w:val="27"/>
+          <w:szCs w:val="27"/>
+          <w:lang w:eastAsia="en-IN"/>
+          <w14:ligatures w14:val="none"/>
+        </w:rPr>
+        <w:t>Key Understanding:</w:t>
+      </w:r>
+    </w:p>
+    <w:p>
+      <w:pPr>
+        <w:numPr>
+          <w:ilvl w:val="0"/>
+          <w:numId w:val="16"/>
+        </w:numPr>
+        <w:spacing w:before="100" w:beforeAutospacing="1" w:after="100" w:afterAutospacing="1" w:line="240" w:lineRule="auto"/>
+        <w:rPr>
+          <w:rFonts w:ascii="Times New Roman" w:eastAsia="Times New Roman" w:hAnsi="Times New Roman" w:cs="Times New Roman"/>
+          <w:kern w:val="0"/>
+          <w:sz w:val="24"/>
+          <w:szCs w:val="24"/>
+          <w:lang w:eastAsia="en-IN"/>
+          <w14:ligatures w14:val="none"/>
+        </w:rPr>
+      </w:pPr>
+      <w:r>
+        <w:rPr>
+          <w:rFonts w:ascii="Courier New" w:eastAsia="Times New Roman" w:hAnsi="Courier New" w:cs="Courier New"/>
+          <w:kern w:val="0"/>
+          <w:sz w:val="20"/>
+          <w:lang w:eastAsia="en-IN"/>
+          <w14:ligatures w14:val="none"/>
+        </w:rPr>
+        <w:t>dup2()</w:t>
+      </w:r>
+      <w:r>
+        <w:rPr>
+          <w:rFonts w:ascii="Times New Roman" w:eastAsia="Times New Roman" w:hAnsi="Times New Roman" w:cs="Times New Roman"/>
+          <w:kern w:val="0"/>
+          <w:sz w:val="24"/>
+          <w:szCs w:val="24"/>
+          <w:lang w:eastAsia="en-IN"/>
+          <w14:ligatures w14:val="none"/>
+        </w:rPr>
+        <w:t xml:space="preserve"> changes </w:t>
+      </w:r>
+      <w:r>
+        <w:rPr>
+          <w:rFonts w:ascii="Times New Roman" w:eastAsia="Times New Roman" w:hAnsi="Times New Roman" w:cs="Times New Roman"/>
+          <w:b/>
+          <w:bCs/>
+          <w:kern w:val="0"/>
+          <w:sz w:val="24"/>
+          <w:szCs w:val="24"/>
+          <w:lang w:eastAsia="en-IN"/>
+          <w14:ligatures w14:val="none"/>
+        </w:rPr>
+        <w:t>where stdout points</w:t>
+      </w:r>
+    </w:p>
+    <w:p>
+      <w:pPr>
+        <w:numPr>
+          <w:ilvl w:val="0"/>
+          <w:numId w:val="16"/>
+        </w:numPr>
+        <w:spacing w:before="100" w:beforeAutospacing="1" w:after="100" w:afterAutospacing="1" w:line="240" w:lineRule="auto"/>
+        <w:rPr>
+          <w:rFonts w:ascii="Times New Roman" w:eastAsia="Times New Roman" w:hAnsi="Times New Roman" w:cs="Times New Roman"/>
+          <w:kern w:val="0"/>
+          <w:sz w:val="24"/>
+          <w:szCs w:val="24"/>
+          <w:lang w:eastAsia="en-IN"/>
+          <w14:ligatures w14:val="none"/>
+        </w:rPr>
+      </w:pPr>
+      <w:r>
+        <w:rPr>
+          <w:rFonts w:ascii="Times New Roman" w:eastAsia="Times New Roman" w:hAnsi="Times New Roman" w:cs="Times New Roman"/>
+          <w:kern w:val="0"/>
+          <w:sz w:val="24"/>
+          <w:szCs w:val="24"/>
+          <w:lang w:eastAsia="en-IN"/>
+          <w14:ligatures w14:val="none"/>
+        </w:rPr>
+        <w:t>Programs are unchanged; only output destination changes</w:t>
+      </w:r>
+    </w:p>
+    <w:p>
+      <w:pPr>
+        <w:spacing w:after="0" w:line="240" w:lineRule="auto"/>
+        <w:rPr>
+          <w:rFonts w:ascii="Times New Roman" w:eastAsia="Times New Roman" w:hAnsi="Times New Roman" w:cs="Times New Roman"/>
+          <w:kern w:val="0"/>
+          <w:sz w:val="24"/>
+          <w:szCs w:val="24"/>
+          <w:lang w:eastAsia="en-IN"/>
+          <w14:ligatures w14:val="none"/>
+        </w:rPr>
+      </w:pPr>
+      <w:r>
+        <w:rPr>
+          <w:rFonts w:ascii="Times New Roman" w:eastAsia="Times New Roman" w:hAnsi="Times New Roman" w:cs="Times New Roman"/>
+          <w:kern w:val="0"/>
+          <w:sz w:val="24"/>
+          <w:szCs w:val="24"/>
+          <w:lang w:eastAsia="en-IN"/>
+          <w14:ligatures w14:val="none"/>
+        </w:rPr>
+        <w:pict w14:anchorId="18F1CBAC">
+          <v:rect id="_x0000_i1079" style="width:0;height:1.5pt" o:hralign="center" o:hrstd="t" o:hr="t" fillcolor="#a0a0a0" stroked="f"/>
+        </w:pict>
+      </w:r>
+    </w:p>
+    <w:p>
+      <w:pPr>
+        <w:spacing w:before="100" w:beforeAutospacing="1" w:after="100" w:afterAutospacing="1" w:line="240" w:lineRule="auto"/>
+        <w:outlineLvl w:val="1"/>
+        <w:rPr>
+          <w:rFonts w:ascii="Times New Roman" w:eastAsia="Times New Roman" w:hAnsi="Times New Roman" w:cs="Times New Roman"/>
+          <w:b/>
+          <w:bCs/>
+          <w:kern w:val="0"/>
+          <w:sz w:val="36"/>
+          <w:szCs w:val="36"/>
+          <w:lang w:eastAsia="en-IN"/>
+          <w14:ligatures w14:val="none"/>
+        </w:rPr>
+      </w:pPr>
+      <w:r>
+        <w:rPr>
+          <w:rFonts w:ascii="Times New Roman" w:eastAsia="Times New Roman" w:hAnsi="Times New Roman" w:cs="Times New Roman"/>
+          <w:b/>
+          <w:bCs/>
+          <w:kern w:val="0"/>
+          <w:sz w:val="36"/>
+          <w:szCs w:val="36"/>
+          <w:lang w:eastAsia="en-IN"/>
+          <w14:ligatures w14:val="none"/>
+        </w:rPr>
+        <w:t>4. Pipe Implementation (</w:t>
+      </w:r>
+      <w:r>
+        <w:rPr>
+          <w:rFonts w:ascii="Courier New" w:eastAsia="Times New Roman" w:hAnsi="Courier New" w:cs="Courier New"/>
+          <w:b/>
+          <w:bCs/>
+          <w:kern w:val="0"/>
+          <w:sz w:val="20"/>
+          <w:lang w:eastAsia="en-IN"/>
+          <w14:ligatures w14:val="none"/>
+        </w:rPr>
+        <w:t>|</w:t>
+      </w:r>
+      <w:r>
+        <w:rPr>
+          <w:rFonts w:ascii="Times New Roman" w:eastAsia="Times New Roman" w:hAnsi="Times New Roman" w:cs="Times New Roman"/>
+          <w:b/>
+          <w:bCs/>
+          <w:kern w:val="0"/>
+          <w:sz w:val="36"/>
+          <w:szCs w:val="36"/>
+          <w:lang w:eastAsia="en-IN"/>
+          <w14:ligatures w14:val="none"/>
+        </w:rPr>
+        <w:t>)</w:t>
+      </w:r>
+    </w:p>
+    <w:p>
+      <w:pPr>
+        <w:numPr>
+          <w:ilvl w:val="0"/>
+          <w:numId w:val="17"/>
+        </w:numPr>
+        <w:spacing w:before="100" w:beforeAutospacing="1" w:after="100" w:afterAutospacing="1" w:line="240" w:lineRule="auto"/>
+        <w:rPr>
+          <w:rFonts w:ascii="Times New Roman" w:eastAsia="Times New Roman" w:hAnsi="Times New Roman" w:cs="Times New Roman"/>
+          <w:kern w:val="0"/>
+          <w:sz w:val="24"/>
+          <w:szCs w:val="24"/>
+          <w:lang w:eastAsia="en-IN"/>
+          <w14:ligatures w14:val="none"/>
+        </w:rPr>
+      </w:pPr>
+      <w:r>
+        <w:rPr>
+          <w:rFonts w:ascii="Times New Roman" w:eastAsia="Times New Roman" w:hAnsi="Times New Roman" w:cs="Times New Roman"/>
+          <w:kern w:val="0"/>
+          <w:sz w:val="24"/>
+          <w:szCs w:val="24"/>
+          <w:lang w:eastAsia="en-IN"/>
+          <w14:ligatures w14:val="none"/>
+        </w:rPr>
+        <w:t>Implemented single pipe support:</w:t>
+      </w:r>
+    </w:p>
+    <w:p>
+      <w:pPr>
+        <w:numPr>
+          <w:ilvl w:val="0"/>
+          <w:numId w:val="17"/>
+        </w:numPr>
+        <w:tabs>
+          <w:tab w:val="clear" w:pos="720"/>
+          <w:tab w:val="left" w:pos="916"/>
+          <w:tab w:val="left" w:pos="1832"/>
+          <w:tab w:val="left" w:pos="2748"/>
+          <w:tab w:val="left" w:pos="3664"/>
+          <w:tab w:val="left" w:pos="4580"/>
+          <w:tab w:val="left" w:pos="5496"/>
+          <w:tab w:val="left" w:pos="6412"/>
+          <w:tab w:val="left" w:pos="7328"/>
+          <w:tab w:val="left" w:pos="8244"/>
+          <w:tab w:val="left" w:pos="9160"/>
+          <w:tab w:val="left" w:pos="10076"/>
+          <w:tab w:val="left" w:pos="10992"/>
+          <w:tab w:val="left" w:pos="11908"/>
+          <w:tab w:val="left" w:pos="12824"/>
+          <w:tab w:val="left" w:pos="13740"/>
+          <w:tab w:val="left" w:pos="14656"/>
+        </w:tabs>
+        <w:spacing w:after="0" w:line="240" w:lineRule="auto"/>
+        <w:rPr>
+          <w:rFonts w:ascii="Courier New" w:eastAsia="Times New Roman" w:hAnsi="Courier New" w:cs="Courier New"/>
+          <w:kern w:val="0"/>
+          <w:sz w:val="20"/>
+          <w:lang w:eastAsia="en-IN"/>
+          <w14:ligatures w14:val="none"/>
+        </w:rPr>
+      </w:pPr>
+      <w:r>
+        <w:rPr>
+          <w:rFonts w:ascii="Courier New" w:eastAsia="Times New Roman" w:hAnsi="Courier New" w:cs="Courier New"/>
+          <w:kern w:val="0"/>
+          <w:sz w:val="20"/>
+          <w:lang w:eastAsia="en-IN"/>
+          <w14:ligatures w14:val="none"/>
+        </w:rPr>
+        <w:t>ls | grep .c</w:t>
+      </w:r>
+    </w:p>
+    <w:p>
+      <w:pPr>
+        <w:numPr>
+          <w:ilvl w:val="0"/>
+          <w:numId w:val="17"/>
+        </w:numPr>
+        <w:spacing w:before="100" w:beforeAutospacing="1" w:after="100" w:afterAutospacing="1" w:line="240" w:lineRule="auto"/>
+        <w:rPr>
+          <w:rFonts w:ascii="Times New Roman" w:eastAsia="Times New Roman" w:hAnsi="Times New Roman" w:cs="Times New Roman"/>
+          <w:kern w:val="0"/>
+          <w:sz w:val="24"/>
+          <w:szCs w:val="24"/>
+          <w:lang w:eastAsia="en-IN"/>
+          <w14:ligatures w14:val="none"/>
+        </w:rPr>
+      </w:pPr>
+      <w:r>
+        <w:rPr>
+          <w:rFonts w:ascii="Times New Roman" w:eastAsia="Times New Roman" w:hAnsi="Times New Roman" w:cs="Times New Roman"/>
+          <w:kern w:val="0"/>
+          <w:sz w:val="24"/>
+          <w:szCs w:val="24"/>
+          <w:lang w:eastAsia="en-IN"/>
+          <w14:ligatures w14:val="none"/>
+        </w:rPr>
+        <w:t>Used:</w:t>
+      </w:r>
+    </w:p>
+    <w:p>
+      <w:pPr>
+        <w:numPr>
+          <w:ilvl w:val="1"/>
+          <w:numId w:val="17"/>
+        </w:numPr>
+        <w:spacing w:before="100" w:beforeAutospacing="1" w:after="100" w:afterAutospacing="1" w:line="240" w:lineRule="auto"/>
+        <w:rPr>
+          <w:rFonts w:ascii="Times New Roman" w:eastAsia="Times New Roman" w:hAnsi="Times New Roman" w:cs="Times New Roman"/>
+          <w:kern w:val="0"/>
+          <w:sz w:val="24"/>
+          <w:szCs w:val="24"/>
+          <w:lang w:eastAsia="en-IN"/>
+          <w14:ligatures w14:val="none"/>
+        </w:rPr>
+      </w:pPr>
+      <w:r>
+        <w:rPr>
+          <w:rFonts w:ascii="Courier New" w:eastAsia="Times New Roman" w:hAnsi="Courier New" w:cs="Courier New"/>
+          <w:kern w:val="0"/>
+          <w:sz w:val="20"/>
+          <w:lang w:eastAsia="en-IN"/>
+          <w14:ligatures w14:val="none"/>
+        </w:rPr>
+        <w:t>pipe()</w:t>
+      </w:r>
+    </w:p>
+    <w:p>
+      <w:pPr>
+        <w:numPr>
+          <w:ilvl w:val="1"/>
+          <w:numId w:val="17"/>
+        </w:numPr>
+        <w:spacing w:before="100" w:beforeAutospacing="1" w:after="100" w:afterAutospacing="1" w:line="240" w:lineRule="auto"/>
+        <w:rPr>
+          <w:rFonts w:ascii="Times New Roman" w:eastAsia="Times New Roman" w:hAnsi="Times New Roman" w:cs="Times New Roman"/>
+          <w:kern w:val="0"/>
+          <w:sz w:val="24"/>
+          <w:szCs w:val="24"/>
+          <w:lang w:eastAsia="en-IN"/>
+          <w14:ligatures w14:val="none"/>
+        </w:rPr>
+      </w:pPr>
+      <w:r>
+        <w:rPr>
+          <w:rFonts w:ascii="Courier New" w:eastAsia="Times New Roman" w:hAnsi="Courier New" w:cs="Courier New"/>
+          <w:kern w:val="0"/>
+          <w:sz w:val="20"/>
+          <w:lang w:eastAsia="en-IN"/>
+          <w14:ligatures w14:val="none"/>
+        </w:rPr>
+        <w:t>fork()</w:t>
+      </w:r>
+      <w:r>
+        <w:rPr>
+          <w:rFonts w:ascii="Times New Roman" w:eastAsia="Times New Roman" w:hAnsi="Times New Roman" w:cs="Times New Roman"/>
+          <w:kern w:val="0"/>
+          <w:sz w:val="24"/>
+          <w:szCs w:val="24"/>
+          <w:lang w:eastAsia="en-IN"/>
+          <w14:ligatures w14:val="none"/>
+        </w:rPr>
+        <w:t xml:space="preserve"> (twice)</w:t>
+      </w:r>
+    </w:p>
+    <w:p>
+      <w:pPr>
+        <w:numPr>
+          <w:ilvl w:val="1"/>
+          <w:numId w:val="17"/>
+        </w:numPr>
+        <w:spacing w:before="100" w:beforeAutospacing="1" w:after="100" w:afterAutospacing="1" w:line="240" w:lineRule="auto"/>
+        <w:rPr>
+          <w:rFonts w:ascii="Times New Roman" w:eastAsia="Times New Roman" w:hAnsi="Times New Roman" w:cs="Times New Roman"/>
+          <w:kern w:val="0"/>
+          <w:sz w:val="24"/>
+          <w:szCs w:val="24"/>
+          <w:lang w:eastAsia="en-IN"/>
+          <w14:ligatures w14:val="none"/>
+        </w:rPr>
+      </w:pPr>
+      <w:r>
+        <w:rPr>
+          <w:rFonts w:ascii="Courier New" w:eastAsia="Times New Roman" w:hAnsi="Courier New" w:cs="Courier New"/>
+          <w:kern w:val="0"/>
+          <w:sz w:val="20"/>
+          <w:lang w:eastAsia="en-IN"/>
+          <w14:ligatures w14:val="none"/>
+        </w:rPr>
+        <w:t>dup2()</w:t>
+      </w:r>
+      <w:r>
+        <w:rPr>
+          <w:rFonts w:ascii="Times New Roman" w:eastAsia="Times New Roman" w:hAnsi="Times New Roman" w:cs="Times New Roman"/>
+          <w:kern w:val="0"/>
+          <w:sz w:val="24"/>
+          <w:szCs w:val="24"/>
+          <w:lang w:eastAsia="en-IN"/>
+          <w14:ligatures w14:val="none"/>
+        </w:rPr>
+        <w:t xml:space="preserve"> for stdin/stdout redirection</w:t>
+      </w:r>
+    </w:p>
+    <w:p>
+      <w:pPr>
+        <w:spacing w:before="100" w:beforeAutospacing="1" w:after="100" w:afterAutospacing="1" w:line="240" w:lineRule="auto"/>
+        <w:outlineLvl w:val="2"/>
+        <w:rPr>
+          <w:rFonts w:ascii="Times New Roman" w:eastAsia="Times New Roman" w:hAnsi="Times New Roman" w:cs="Times New Roman"/>
+          <w:b/>
+          <w:bCs/>
+          <w:kern w:val="0"/>
+          <w:sz w:val="27"/>
+          <w:szCs w:val="27"/>
+          <w:lang w:eastAsia="en-IN"/>
+          <w14:ligatures w14:val="none"/>
+        </w:rPr>
+      </w:pPr>
+      <w:r>
+        <w:rPr>
+          <w:rFonts w:ascii="Times New Roman" w:eastAsia="Times New Roman" w:hAnsi="Times New Roman" w:cs="Times New Roman"/>
+          <w:b/>
+          <w:bCs/>
+          <w:kern w:val="0"/>
+          <w:sz w:val="27"/>
+          <w:szCs w:val="27"/>
+          <w:lang w:eastAsia="en-IN"/>
+          <w14:ligatures w14:val="none"/>
+        </w:rPr>
+        <w:t>Key Insight:</w:t>
+      </w:r>
+    </w:p>
+    <w:p>
+      <w:pPr>
+        <w:numPr>
+          <w:ilvl w:val="0"/>
+          <w:numId w:val="18"/>
+        </w:numPr>
+        <w:spacing w:before="100" w:beforeAutospacing="1" w:after="100" w:afterAutospacing="1" w:line="240" w:lineRule="auto"/>
+        <w:rPr>
+          <w:rFonts w:ascii="Times New Roman" w:eastAsia="Times New Roman" w:hAnsi="Times New Roman" w:cs="Times New Roman"/>
+          <w:kern w:val="0"/>
+          <w:sz w:val="24"/>
+          <w:szCs w:val="24"/>
+          <w:lang w:eastAsia="en-IN"/>
+          <w14:ligatures w14:val="none"/>
+        </w:rPr>
+      </w:pPr>
+      <w:r>
+        <w:rPr>
+          <w:rFonts w:ascii="Times New Roman" w:eastAsia="Times New Roman" w:hAnsi="Times New Roman" w:cs="Times New Roman"/>
+          <w:kern w:val="0"/>
+          <w:sz w:val="24"/>
+          <w:szCs w:val="24"/>
+          <w:lang w:eastAsia="en-IN"/>
+          <w14:ligatures w14:val="none"/>
+        </w:rPr>
+        <w:t>Pipe connects:</w:t>
+      </w:r>
+    </w:p>
+    <w:p>
+      <w:pPr>
+        <w:numPr>
+          <w:ilvl w:val="0"/>
+          <w:numId w:val="18"/>
+        </w:numPr>
+        <w:tabs>
+          <w:tab w:val="clear" w:pos="720"/>
+          <w:tab w:val="left" w:pos="916"/>
+          <w:tab w:val="left" w:pos="1832"/>
+          <w:tab w:val="left" w:pos="2748"/>
+          <w:tab w:val="left" w:pos="3664"/>
+          <w:tab w:val="left" w:pos="4580"/>
+          <w:tab w:val="left" w:pos="5496"/>
+          <w:tab w:val="left" w:pos="6412"/>
+          <w:tab w:val="left" w:pos="7328"/>
+          <w:tab w:val="left" w:pos="8244"/>
+          <w:tab w:val="left" w:pos="9160"/>
+          <w:tab w:val="left" w:pos="10076"/>
+          <w:tab w:val="left" w:pos="10992"/>
+          <w:tab w:val="left" w:pos="11908"/>
+          <w:tab w:val="left" w:pos="12824"/>
+          <w:tab w:val="left" w:pos="13740"/>
+          <w:tab w:val="left" w:pos="14656"/>
+        </w:tabs>
+        <w:spacing w:after="0" w:line="240" w:lineRule="auto"/>
+        <w:rPr>
+          <w:rFonts w:ascii="Courier New" w:eastAsia="Times New Roman" w:hAnsi="Courier New" w:cs="Courier New"/>
+          <w:kern w:val="0"/>
+          <w:sz w:val="20"/>
+          <w:lang w:eastAsia="en-IN"/>
+          <w14:ligatures w14:val="none"/>
+        </w:rPr>
+      </w:pPr>
+      <w:r>
+        <w:rPr>
+          <w:rFonts w:ascii="Courier New" w:eastAsia="Times New Roman" w:hAnsi="Courier New" w:cs="Courier New"/>
+          <w:kern w:val="0"/>
+          <w:sz w:val="20"/>
+          <w:lang w:eastAsia="en-IN"/>
+          <w14:ligatures w14:val="none"/>
+        </w:rPr>
+        <w:t>stdout (process 1) → stdin (process 2)</w:t>
+      </w:r>
+    </w:p>
+    <w:p>
+      <w:pPr>
+        <w:spacing w:after="0" w:line="240" w:lineRule="auto"/>
+        <w:rPr>
+          <w:rFonts w:ascii="Times New Roman" w:eastAsia="Times New Roman" w:hAnsi="Times New Roman" w:cs="Times New Roman"/>
+          <w:kern w:val="0"/>
+          <w:sz w:val="24"/>
+          <w:szCs w:val="24"/>
+          <w:lang w:eastAsia="en-IN"/>
+          <w14:ligatures w14:val="none"/>
+        </w:rPr>
+      </w:pPr>
+      <w:r>
+        <w:rPr>
+          <w:rFonts w:ascii="Times New Roman" w:eastAsia="Times New Roman" w:hAnsi="Times New Roman" w:cs="Times New Roman"/>
+          <w:kern w:val="0"/>
+          <w:sz w:val="24"/>
+          <w:szCs w:val="24"/>
+          <w:lang w:eastAsia="en-IN"/>
+          <w14:ligatures w14:val="none"/>
+        </w:rPr>
+        <w:pict w14:anchorId="0F1F3D76">
+          <v:rect id="_x0000_i1080" style="width:0;height:1.5pt" o:hralign="center" o:hrstd="t" o:hr="t" fillcolor="#a0a0a0" stroked="f"/>
+        </w:pict>
+      </w:r>
+    </w:p>
+    <w:p>
+      <w:pPr>
+        <w:spacing w:before="100" w:beforeAutospacing="1" w:after="100" w:afterAutospacing="1" w:line="240" w:lineRule="auto"/>
+        <w:outlineLvl w:val="1"/>
+        <w:rPr>
+          <w:rFonts w:ascii="Times New Roman" w:eastAsia="Times New Roman" w:hAnsi="Times New Roman" w:cs="Times New Roman"/>
+          <w:b/>
+          <w:bCs/>
+          <w:kern w:val="0"/>
+          <w:sz w:val="36"/>
+          <w:szCs w:val="36"/>
+          <w:lang w:eastAsia="en-IN"/>
+          <w14:ligatures w14:val="none"/>
+        </w:rPr>
+      </w:pPr>
+      <w:r>
+        <w:rPr>
+          <w:rFonts w:ascii="Times New Roman" w:eastAsia="Times New Roman" w:hAnsi="Times New Roman" w:cs="Times New Roman"/>
+          <w:b/>
+          <w:bCs/>
+          <w:kern w:val="0"/>
+          <w:sz w:val="36"/>
+          <w:szCs w:val="36"/>
+          <w:lang w:eastAsia="en-IN"/>
+          <w14:ligatures w14:val="none"/>
+        </w:rPr>
+        <w:t>5. Command History Feature</w:t>
+      </w:r>
+    </w:p>
+    <w:p>
+      <w:pPr>
+        <w:numPr>
+          <w:ilvl w:val="0"/>
+          <w:numId w:val="19"/>
+        </w:numPr>
+        <w:spacing w:before="100" w:beforeAutospacing="1" w:after="100" w:afterAutospacing="1" w:line="240" w:lineRule="auto"/>
+        <w:rPr>
+          <w:rFonts w:ascii="Times New Roman" w:eastAsia="Times New Roman" w:hAnsi="Times New Roman" w:cs="Times New Roman"/>
+          <w:kern w:val="0"/>
+          <w:sz w:val="24"/>
+          <w:szCs w:val="24"/>
+          <w:lang w:eastAsia="en-IN"/>
+          <w14:ligatures w14:val="none"/>
+        </w:rPr>
+      </w:pPr>
+      <w:r>
+        <w:rPr>
+          <w:rFonts w:ascii="Times New Roman" w:eastAsia="Times New Roman" w:hAnsi="Times New Roman" w:cs="Times New Roman"/>
+          <w:kern w:val="0"/>
+          <w:sz w:val="24"/>
+          <w:szCs w:val="24"/>
+          <w:lang w:eastAsia="en-IN"/>
+          <w14:ligatures w14:val="none"/>
+        </w:rPr>
+        <w:t>Implemented separate module (</w:t>
+      </w:r>
+      <w:r>
+        <w:rPr>
+          <w:rFonts w:ascii="Courier New" w:eastAsia="Times New Roman" w:hAnsi="Courier New" w:cs="Courier New"/>
+          <w:kern w:val="0"/>
+          <w:sz w:val="20"/>
+          <w:lang w:eastAsia="en-IN"/>
+          <w14:ligatures w14:val="none"/>
+        </w:rPr>
+        <w:t>history.c</w:t>
+      </w:r>
+      <w:r>
+        <w:rPr>
+          <w:rFonts w:ascii="Times New Roman" w:eastAsia="Times New Roman" w:hAnsi="Times New Roman" w:cs="Times New Roman"/>
+          <w:kern w:val="0"/>
+          <w:sz w:val="24"/>
+          <w:szCs w:val="24"/>
+          <w:lang w:eastAsia="en-IN"/>
+          <w14:ligatures w14:val="none"/>
+        </w:rPr>
+        <w:t>)</w:t>
+      </w:r>
+    </w:p>
+    <w:p>
+      <w:pPr>
+        <w:numPr>
+          <w:ilvl w:val="0"/>
+          <w:numId w:val="19"/>
+        </w:numPr>
+        <w:spacing w:before="100" w:beforeAutospacing="1" w:after="100" w:afterAutospacing="1" w:line="240" w:lineRule="auto"/>
+        <w:rPr>
+          <w:rFonts w:ascii="Times New Roman" w:eastAsia="Times New Roman" w:hAnsi="Times New Roman" w:cs="Times New Roman"/>
+          <w:kern w:val="0"/>
+          <w:sz w:val="24"/>
+          <w:szCs w:val="24"/>
+          <w:lang w:eastAsia="en-IN"/>
+          <w14:ligatures w14:val="none"/>
+        </w:rPr>
+      </w:pPr>
+      <w:r>
+        <w:rPr>
+          <w:rFonts w:ascii="Times New Roman" w:eastAsia="Times New Roman" w:hAnsi="Times New Roman" w:cs="Times New Roman"/>
+          <w:kern w:val="0"/>
+          <w:sz w:val="24"/>
+          <w:szCs w:val="24"/>
+          <w:lang w:eastAsia="en-IN"/>
+          <w14:ligatures w14:val="none"/>
+        </w:rPr>
+        <w:t>Features:</w:t>
+      </w:r>
+    </w:p>
+    <w:p>
+      <w:pPr>
+        <w:numPr>
+          <w:ilvl w:val="1"/>
+          <w:numId w:val="19"/>
+        </w:numPr>
+        <w:spacing w:before="100" w:beforeAutospacing="1" w:after="100" w:afterAutospacing="1" w:line="240" w:lineRule="auto"/>
+        <w:rPr>
+          <w:rFonts w:ascii="Times New Roman" w:eastAsia="Times New Roman" w:hAnsi="Times New Roman" w:cs="Times New Roman"/>
+          <w:kern w:val="0"/>
+          <w:sz w:val="24"/>
+          <w:szCs w:val="24"/>
+          <w:lang w:eastAsia="en-IN"/>
+          <w14:ligatures w14:val="none"/>
+        </w:rPr>
+      </w:pPr>
+      <w:r>
+        <w:rPr>
+          <w:rFonts w:ascii="Times New Roman" w:eastAsia="Times New Roman" w:hAnsi="Times New Roman" w:cs="Times New Roman"/>
+          <w:kern w:val="0"/>
+          <w:sz w:val="24"/>
+          <w:szCs w:val="24"/>
+          <w:lang w:eastAsia="en-IN"/>
+          <w14:ligatures w14:val="none"/>
+        </w:rPr>
+        <w:t>Stores last N commands (circular buffer)</w:t>
+      </w:r>
+    </w:p>
+    <w:p>
+      <w:pPr>
+        <w:numPr>
+          <w:ilvl w:val="1"/>
+          <w:numId w:val="19"/>
+        </w:numPr>
+        <w:spacing w:before="100" w:beforeAutospacing="1" w:after="100" w:afterAutospacing="1" w:line="240" w:lineRule="auto"/>
+        <w:rPr>
+          <w:rFonts w:ascii="Times New Roman" w:eastAsia="Times New Roman" w:hAnsi="Times New Roman" w:cs="Times New Roman"/>
+          <w:kern w:val="0"/>
+          <w:sz w:val="24"/>
+          <w:szCs w:val="24"/>
+          <w:lang w:eastAsia="en-IN"/>
+          <w14:ligatures w14:val="none"/>
+        </w:rPr>
+      </w:pPr>
+      <w:r>
+        <w:rPr>
+          <w:rFonts w:ascii="Courier New" w:eastAsia="Times New Roman" w:hAnsi="Courier New" w:cs="Courier New"/>
+          <w:kern w:val="0"/>
+          <w:sz w:val="20"/>
+          <w:lang w:eastAsia="en-IN"/>
+          <w14:ligatures w14:val="none"/>
+        </w:rPr>
+        <w:t>history</w:t>
+      </w:r>
+      <w:r>
+        <w:rPr>
+          <w:rFonts w:ascii="Times New Roman" w:eastAsia="Times New Roman" w:hAnsi="Times New Roman" w:cs="Times New Roman"/>
+          <w:kern w:val="0"/>
+          <w:sz w:val="24"/>
+          <w:szCs w:val="24"/>
+          <w:lang w:eastAsia="en-IN"/>
+          <w14:ligatures w14:val="none"/>
+        </w:rPr>
+        <w:t xml:space="preserve"> command to display</w:t>
+      </w:r>
+    </w:p>
+    <w:p>
+      <w:pPr>
+        <w:spacing w:before="100" w:beforeAutospacing="1" w:after="100" w:afterAutospacing="1" w:line="240" w:lineRule="auto"/>
+        <w:outlineLvl w:val="2"/>
+        <w:rPr>
+          <w:rFonts w:ascii="Times New Roman" w:eastAsia="Times New Roman" w:hAnsi="Times New Roman" w:cs="Times New Roman"/>
+          <w:b/>
+          <w:bCs/>
+          <w:kern w:val="0"/>
+          <w:sz w:val="27"/>
+          <w:szCs w:val="27"/>
+          <w:lang w:eastAsia="en-IN"/>
+          <w14:ligatures w14:val="none"/>
+        </w:rPr>
+      </w:pPr>
+      <w:r>
+        <w:rPr>
+          <w:rFonts w:ascii="Times New Roman" w:eastAsia="Times New Roman" w:hAnsi="Times New Roman" w:cs="Times New Roman"/>
+          <w:b/>
+          <w:bCs/>
+          <w:kern w:val="0"/>
+          <w:sz w:val="27"/>
+          <w:szCs w:val="27"/>
+          <w:lang w:eastAsia="en-IN"/>
+          <w14:ligatures w14:val="none"/>
+        </w:rPr>
+        <w:t>Key Concepts:</w:t>
+      </w:r>
+    </w:p>
+    <w:p>
+      <w:pPr>
+        <w:numPr>
+          <w:ilvl w:val="0"/>
+          <w:numId w:val="20"/>
+        </w:numPr>
+        <w:spacing w:before="100" w:beforeAutospacing="1" w:after="100" w:afterAutospacing="1" w:line="240" w:lineRule="auto"/>
+        <w:rPr>
+          <w:rFonts w:ascii="Times New Roman" w:eastAsia="Times New Roman" w:hAnsi="Times New Roman" w:cs="Times New Roman"/>
+          <w:kern w:val="0"/>
+          <w:sz w:val="24"/>
+          <w:szCs w:val="24"/>
+          <w:lang w:eastAsia="en-IN"/>
+          <w14:ligatures w14:val="none"/>
+        </w:rPr>
+      </w:pPr>
+      <w:r>
+        <w:rPr>
+          <w:rFonts w:ascii="Times New Roman" w:eastAsia="Times New Roman" w:hAnsi="Times New Roman" w:cs="Times New Roman"/>
+          <w:kern w:val="0"/>
+          <w:sz w:val="24"/>
+          <w:szCs w:val="24"/>
+          <w:lang w:eastAsia="en-IN"/>
+          <w14:ligatures w14:val="none"/>
+        </w:rPr>
+        <w:t xml:space="preserve">Use of </w:t>
+      </w:r>
+      <w:r>
+        <w:rPr>
+          <w:rFonts w:ascii="Courier New" w:eastAsia="Times New Roman" w:hAnsi="Courier New" w:cs="Courier New"/>
+          <w:kern w:val="0"/>
+          <w:sz w:val="20"/>
+          <w:lang w:eastAsia="en-IN"/>
+          <w14:ligatures w14:val="none"/>
+        </w:rPr>
+        <w:t>extern</w:t>
+      </w:r>
+      <w:r>
+        <w:rPr>
+          <w:rFonts w:ascii="Times New Roman" w:eastAsia="Times New Roman" w:hAnsi="Times New Roman" w:cs="Times New Roman"/>
+          <w:kern w:val="0"/>
+          <w:sz w:val="24"/>
+          <w:szCs w:val="24"/>
+          <w:lang w:eastAsia="en-IN"/>
+          <w14:ligatures w14:val="none"/>
+        </w:rPr>
+        <w:t xml:space="preserve"> for shared variables</w:t>
+      </w:r>
+    </w:p>
+    <w:p>
+      <w:pPr>
+        <w:numPr>
+          <w:ilvl w:val="0"/>
+          <w:numId w:val="20"/>
+        </w:numPr>
+        <w:spacing w:before="100" w:beforeAutospacing="1" w:after="100" w:afterAutospacing="1" w:line="240" w:lineRule="auto"/>
+        <w:rPr>
+          <w:rFonts w:ascii="Times New Roman" w:eastAsia="Times New Roman" w:hAnsi="Times New Roman" w:cs="Times New Roman"/>
+          <w:kern w:val="0"/>
+          <w:sz w:val="24"/>
+          <w:szCs w:val="24"/>
+          <w:lang w:eastAsia="en-IN"/>
+          <w14:ligatures w14:val="none"/>
+        </w:rPr>
+      </w:pPr>
+      <w:r>
+        <w:rPr>
+          <w:rFonts w:ascii="Times New Roman" w:eastAsia="Times New Roman" w:hAnsi="Times New Roman" w:cs="Times New Roman"/>
+          <w:kern w:val="0"/>
+          <w:sz w:val="24"/>
+          <w:szCs w:val="24"/>
+          <w:lang w:eastAsia="en-IN"/>
+          <w14:ligatures w14:val="none"/>
+        </w:rPr>
+        <w:t xml:space="preserve">Circular indexing using </w:t>
+      </w:r>
+      <w:r>
+        <w:rPr>
+          <w:rFonts w:ascii="Courier New" w:eastAsia="Times New Roman" w:hAnsi="Courier New" w:cs="Courier New"/>
+          <w:kern w:val="0"/>
+          <w:sz w:val="20"/>
+          <w:lang w:eastAsia="en-IN"/>
+          <w14:ligatures w14:val="none"/>
+        </w:rPr>
+        <w:t>% MAX_HISTORY</w:t>
+      </w:r>
+    </w:p>
+    <w:p>
+      <w:pPr>
+        <w:numPr>
+          <w:ilvl w:val="0"/>
+          <w:numId w:val="20"/>
+        </w:numPr>
+        <w:spacing w:before="100" w:beforeAutospacing="1" w:after="100" w:afterAutospacing="1" w:line="240" w:lineRule="auto"/>
+        <w:rPr>
+          <w:rFonts w:ascii="Times New Roman" w:eastAsia="Times New Roman" w:hAnsi="Times New Roman" w:cs="Times New Roman"/>
+          <w:kern w:val="0"/>
+          <w:sz w:val="24"/>
+          <w:szCs w:val="24"/>
+          <w:lang w:eastAsia="en-IN"/>
+          <w14:ligatures w14:val="none"/>
+        </w:rPr>
+      </w:pPr>
+      <w:r>
+        <w:rPr>
+          <w:rFonts w:ascii="Times New Roman" w:eastAsia="Times New Roman" w:hAnsi="Times New Roman" w:cs="Times New Roman"/>
+          <w:kern w:val="0"/>
+          <w:sz w:val="24"/>
+          <w:szCs w:val="24"/>
+          <w:lang w:eastAsia="en-IN"/>
+          <w14:ligatures w14:val="none"/>
+        </w:rPr>
+        <w:t xml:space="preserve">Function design using </w:t>
+      </w:r>
+      <w:r>
+        <w:rPr>
+          <w:rFonts w:ascii="Courier New" w:eastAsia="Times New Roman" w:hAnsi="Courier New" w:cs="Courier New"/>
+          <w:kern w:val="0"/>
+          <w:sz w:val="20"/>
+          <w:lang w:eastAsia="en-IN"/>
+          <w14:ligatures w14:val="none"/>
+        </w:rPr>
+        <w:t>const char *</w:t>
+      </w:r>
+    </w:p>
+    <w:p>
+      <w:pPr>
+        <w:spacing w:after="0" w:line="240" w:lineRule="auto"/>
+        <w:rPr>
+          <w:rFonts w:ascii="Times New Roman" w:eastAsia="Times New Roman" w:hAnsi="Times New Roman" w:cs="Times New Roman"/>
+          <w:kern w:val="0"/>
+          <w:sz w:val="24"/>
+          <w:szCs w:val="24"/>
+          <w:lang w:eastAsia="en-IN"/>
+          <w14:ligatures w14:val="none"/>
+        </w:rPr>
+      </w:pPr>
+      <w:r>
+        <w:rPr>
+          <w:rFonts w:ascii="Times New Roman" w:eastAsia="Times New Roman" w:hAnsi="Times New Roman" w:cs="Times New Roman"/>
+          <w:kern w:val="0"/>
+          <w:sz w:val="24"/>
+          <w:szCs w:val="24"/>
+          <w:lang w:eastAsia="en-IN"/>
+          <w14:ligatures w14:val="none"/>
+        </w:rPr>
+        <w:pict w14:anchorId="3C857F48">
+          <v:rect id="_x0000_i1081" style="width:0;height:1.5pt" o:hralign="center" o:hrstd="t" o:hr="t" fillcolor="#a0a0a0" stroked="f"/>
+        </w:pict>
+      </w:r>
+    </w:p>
+    <w:p>
+      <w:pPr>
+        <w:spacing w:before="100" w:beforeAutospacing="1" w:after="100" w:afterAutospacing="1" w:line="240" w:lineRule="auto"/>
+        <w:outlineLvl w:val="1"/>
+        <w:rPr>
+          <w:rFonts w:ascii="Times New Roman" w:eastAsia="Times New Roman" w:hAnsi="Times New Roman" w:cs="Times New Roman"/>
+          <w:b/>
+          <w:bCs/>
+          <w:kern w:val="0"/>
+          <w:sz w:val="36"/>
+          <w:szCs w:val="36"/>
+          <w:lang w:eastAsia="en-IN"/>
+          <w14:ligatures w14:val="none"/>
+        </w:rPr>
+      </w:pPr>
+      <w:r>
+        <w:rPr>
+          <w:rFonts w:ascii="Times New Roman" w:eastAsia="Times New Roman" w:hAnsi="Times New Roman" w:cs="Times New Roman"/>
+          <w:b/>
+          <w:bCs/>
+          <w:kern w:val="0"/>
+          <w:sz w:val="36"/>
+          <w:szCs w:val="36"/>
+          <w:lang w:eastAsia="en-IN"/>
+          <w14:ligatures w14:val="none"/>
+        </w:rPr>
+        <w:t>6. Improved Code Design</w:t>
+      </w:r>
+    </w:p>
+    <w:p>
+      <w:pPr>
+        <w:numPr>
+          <w:ilvl w:val="0"/>
+          <w:numId w:val="21"/>
+        </w:numPr>
+        <w:spacing w:before="100" w:beforeAutospacing="1" w:after="100" w:afterAutospacing="1" w:line="240" w:lineRule="auto"/>
+        <w:rPr>
+          <w:rFonts w:ascii="Times New Roman" w:eastAsia="Times New Roman" w:hAnsi="Times New Roman" w:cs="Times New Roman"/>
+          <w:kern w:val="0"/>
+          <w:sz w:val="24"/>
+          <w:szCs w:val="24"/>
+          <w:lang w:eastAsia="en-IN"/>
+          <w14:ligatures w14:val="none"/>
+        </w:rPr>
+      </w:pPr>
+      <w:r>
+        <w:rPr>
+          <w:rFonts w:ascii="Times New Roman" w:eastAsia="Times New Roman" w:hAnsi="Times New Roman" w:cs="Times New Roman"/>
+          <w:kern w:val="0"/>
+          <w:sz w:val="24"/>
+          <w:szCs w:val="24"/>
+          <w:lang w:eastAsia="en-IN"/>
+          <w14:ligatures w14:val="none"/>
+        </w:rPr>
+        <w:t>Added Doxygen-style documentation</w:t>
+      </w:r>
+    </w:p>
+    <w:p>
+      <w:pPr>
+        <w:numPr>
+          <w:ilvl w:val="0"/>
+          <w:numId w:val="21"/>
+        </w:numPr>
+        <w:spacing w:before="100" w:beforeAutospacing="1" w:after="100" w:afterAutospacing="1" w:line="240" w:lineRule="auto"/>
+        <w:rPr>
+          <w:rFonts w:ascii="Times New Roman" w:eastAsia="Times New Roman" w:hAnsi="Times New Roman" w:cs="Times New Roman"/>
+          <w:kern w:val="0"/>
+          <w:sz w:val="24"/>
+          <w:szCs w:val="24"/>
+          <w:lang w:eastAsia="en-IN"/>
+          <w14:ligatures w14:val="none"/>
+        </w:rPr>
+      </w:pPr>
+      <w:r>
+        <w:rPr>
+          <w:rFonts w:ascii="Times New Roman" w:eastAsia="Times New Roman" w:hAnsi="Times New Roman" w:cs="Times New Roman"/>
+          <w:kern w:val="0"/>
+          <w:sz w:val="24"/>
+          <w:szCs w:val="24"/>
+          <w:lang w:eastAsia="en-IN"/>
+          <w14:ligatures w14:val="none"/>
+        </w:rPr>
+        <w:t>Improved function responsibility clarity</w:t>
+      </w:r>
+    </w:p>
+    <w:p>
+      <w:pPr>
+        <w:numPr>
+          <w:ilvl w:val="0"/>
+          <w:numId w:val="21"/>
+        </w:numPr>
+        <w:spacing w:before="100" w:beforeAutospacing="1" w:after="100" w:afterAutospacing="1" w:line="240" w:lineRule="auto"/>
+        <w:rPr>
+          <w:rFonts w:ascii="Times New Roman" w:eastAsia="Times New Roman" w:hAnsi="Times New Roman" w:cs="Times New Roman"/>
+          <w:kern w:val="0"/>
+          <w:sz w:val="24"/>
+          <w:szCs w:val="24"/>
+          <w:lang w:eastAsia="en-IN"/>
+          <w14:ligatures w14:val="none"/>
+        </w:rPr>
+      </w:pPr>
+      <w:r>
+        <w:rPr>
+          <w:rFonts w:ascii="Times New Roman" w:eastAsia="Times New Roman" w:hAnsi="Times New Roman" w:cs="Times New Roman"/>
+          <w:kern w:val="0"/>
+          <w:sz w:val="24"/>
+          <w:szCs w:val="24"/>
+          <w:lang w:eastAsia="en-IN"/>
+          <w14:ligatures w14:val="none"/>
+        </w:rPr>
+        <w:lastRenderedPageBreak/>
+        <w:t>Reduced coupling via header design</w:t>
+      </w:r>
+    </w:p>
+    <w:p>
+      <w:pPr>
+        <w:spacing w:after="0" w:line="240" w:lineRule="auto"/>
+        <w:rPr>
+          <w:rFonts w:ascii="Times New Roman" w:eastAsia="Times New Roman" w:hAnsi="Times New Roman" w:cs="Times New Roman"/>
+          <w:kern w:val="0"/>
+          <w:sz w:val="24"/>
+          <w:szCs w:val="24"/>
+          <w:lang w:eastAsia="en-IN"/>
+          <w14:ligatures w14:val="none"/>
+        </w:rPr>
+      </w:pPr>
+      <w:r>
+        <w:rPr>
+          <w:rFonts w:ascii="Times New Roman" w:eastAsia="Times New Roman" w:hAnsi="Times New Roman" w:cs="Times New Roman"/>
+          <w:kern w:val="0"/>
+          <w:sz w:val="24"/>
+          <w:szCs w:val="24"/>
+          <w:lang w:eastAsia="en-IN"/>
+          <w14:ligatures w14:val="none"/>
+        </w:rPr>
+        <w:pict w14:anchorId="6870B576">
+          <v:rect id="_x0000_i1082" style="width:0;height:1.5pt" o:hralign="center" o:hrstd="t" o:hr="t" fillcolor="#a0a0a0" stroked="f"/>
+        </w:pict>
+      </w:r>
+    </w:p>
+    <w:p>
+      <w:pPr>
+        <w:spacing w:before="100" w:beforeAutospacing="1" w:after="100" w:afterAutospacing="1" w:line="240" w:lineRule="auto"/>
+        <w:outlineLvl w:val="0"/>
+        <w:rPr>
+          <w:rFonts w:ascii="Times New Roman" w:eastAsia="Times New Roman" w:hAnsi="Times New Roman" w:cs="Times New Roman"/>
+          <w:b/>
+          <w:bCs/>
+          <w:kern w:val="36"/>
+          <w:sz w:val="48"/>
+          <w:szCs w:val="48"/>
+          <w:lang w:eastAsia="en-IN"/>
+          <w14:ligatures w14:val="none"/>
+        </w:rPr>
+      </w:pPr>
+      <w:r>
+        <w:rPr>
+          <w:rFonts w:ascii="Segoe UI Emoji" w:eastAsia="Times New Roman" w:hAnsi="Segoe UI Emoji" w:cs="Segoe UI Emoji"/>
+          <w:b/>
+          <w:bCs/>
+          <w:kern w:val="36"/>
+          <w:sz w:val="48"/>
+          <w:szCs w:val="48"/>
+          <w:lang w:eastAsia="en-IN"/>
+          <w14:ligatures w14:val="none"/>
+        </w:rPr>
+        <w:t>🧠</w:t>
+      </w:r>
+      <w:r>
+        <w:rPr>
+          <w:rFonts w:ascii="Times New Roman" w:eastAsia="Times New Roman" w:hAnsi="Times New Roman" w:cs="Times New Roman"/>
+          <w:b/>
+          <w:bCs/>
+          <w:kern w:val="36"/>
+          <w:sz w:val="48"/>
+          <w:szCs w:val="48"/>
+          <w:lang w:eastAsia="en-IN"/>
+          <w14:ligatures w14:val="none"/>
+        </w:rPr>
+        <w:t xml:space="preserve"> Key Concepts Learned</w:t>
+      </w:r>
+    </w:p>
+    <w:tbl>
+      <w:tblPr>
+        <w:tblW w:w="0" w:type="auto"/>
+        <w:tblCellSpacing w:w="15" w:type="dxa"/>
+        <w:tblCellMar>
+          <w:top w:w="15" w:type="dxa"/>
+          <w:left w:w="15" w:type="dxa"/>
+          <w:bottom w:w="15" w:type="dxa"/>
+          <w:right w:w="15" w:type="dxa"/>
+        </w:tblCellMar>
+        <w:tblLook w:val="04A0" w:firstRow="1" w:lastRow="0" w:firstColumn="1" w:lastColumn="0" w:noHBand="0" w:noVBand="1"/>
+      </w:tblPr>
+      <w:tblGrid>
+        <w:gridCol w:w="1815"/>
+        <w:gridCol w:w="3068"/>
+      </w:tblGrid>
+      <w:tr>
+        <w:trPr>
+          <w:tblHeader/>
+          <w:tblCellSpacing w:w="15" w:type="dxa"/>
+        </w:trPr>
+        <w:tc>
+          <w:tcPr>
+            <w:tcW w:w="0" w:type="auto"/>
+            <w:vAlign w:val="center"/>
+            <w:hideMark/>
+          </w:tcPr>
+          <w:p>
+            <w:pPr>
+              <w:spacing w:after="0" w:line="240" w:lineRule="auto"/>
+              <w:jc w:val="center"/>
+              <w:rPr>
+                <w:rFonts w:ascii="Times New Roman" w:eastAsia="Times New Roman" w:hAnsi="Times New Roman" w:cs="Times New Roman"/>
+                <w:b/>
+                <w:bCs/>
+                <w:kern w:val="0"/>
+                <w:sz w:val="24"/>
+                <w:szCs w:val="24"/>
+                <w:lang w:eastAsia="en-IN"/>
+                <w14:ligatures w14:val="none"/>
+              </w:rPr>
+            </w:pPr>
+            <w:r>
+              <w:rPr>
+                <w:rFonts w:ascii="Times New Roman" w:eastAsia="Times New Roman" w:hAnsi="Times New Roman" w:cs="Times New Roman"/>
+                <w:b/>
+                <w:bCs/>
+                <w:kern w:val="0"/>
+                <w:sz w:val="24"/>
+                <w:szCs w:val="24"/>
+                <w:lang w:eastAsia="en-IN"/>
+                <w14:ligatures w14:val="none"/>
+              </w:rPr>
+              <w:t>Concept</w:t>
+            </w:r>
+          </w:p>
+        </w:tc>
+        <w:tc>
+          <w:tcPr>
+            <w:tcW w:w="0" w:type="auto"/>
+            <w:vAlign w:val="center"/>
+            <w:hideMark/>
+          </w:tcPr>
+          <w:p>
+            <w:pPr>
+              <w:spacing w:after="0" w:line="240" w:lineRule="auto"/>
+              <w:jc w:val="center"/>
+              <w:rPr>
+                <w:rFonts w:ascii="Times New Roman" w:eastAsia="Times New Roman" w:hAnsi="Times New Roman" w:cs="Times New Roman"/>
+                <w:b/>
+                <w:bCs/>
+                <w:kern w:val="0"/>
+                <w:sz w:val="24"/>
+                <w:szCs w:val="24"/>
+                <w:lang w:eastAsia="en-IN"/>
+                <w14:ligatures w14:val="none"/>
+              </w:rPr>
+            </w:pPr>
+            <w:r>
+              <w:rPr>
+                <w:rFonts w:ascii="Times New Roman" w:eastAsia="Times New Roman" w:hAnsi="Times New Roman" w:cs="Times New Roman"/>
+                <w:b/>
+                <w:bCs/>
+                <w:kern w:val="0"/>
+                <w:sz w:val="24"/>
+                <w:szCs w:val="24"/>
+                <w:lang w:eastAsia="en-IN"/>
+                <w14:ligatures w14:val="none"/>
+              </w:rPr>
+              <w:t>Understanding</w:t>
+            </w:r>
+          </w:p>
+        </w:tc>
+      </w:tr>
+      <w:tr>
+        <w:trPr>
+          <w:tblCellSpacing w:w="15" w:type="dxa"/>
+        </w:trPr>
+        <w:tc>
+          <w:tcPr>
+            <w:tcW w:w="0" w:type="auto"/>
+            <w:vAlign w:val="center"/>
+            <w:hideMark/>
+          </w:tcPr>
+          <w:p>
+            <w:pPr>
+              <w:spacing w:after="0" w:line="240" w:lineRule="auto"/>
+              <w:rPr>
+                <w:rFonts w:ascii="Times New Roman" w:eastAsia="Times New Roman" w:hAnsi="Times New Roman" w:cs="Times New Roman"/>
+                <w:kern w:val="0"/>
+                <w:sz w:val="24"/>
+                <w:szCs w:val="24"/>
+                <w:lang w:eastAsia="en-IN"/>
+                <w14:ligatures w14:val="none"/>
+              </w:rPr>
+            </w:pPr>
+            <w:r>
+              <w:rPr>
+                <w:rFonts w:ascii="Courier New" w:eastAsia="Times New Roman" w:hAnsi="Courier New" w:cs="Courier New"/>
+                <w:kern w:val="0"/>
+                <w:sz w:val="20"/>
+                <w:lang w:eastAsia="en-IN"/>
+                <w14:ligatures w14:val="none"/>
+              </w:rPr>
+              <w:t>fork()</w:t>
+            </w:r>
+          </w:p>
+        </w:tc>
+        <w:tc>
+          <w:tcPr>
+            <w:tcW w:w="0" w:type="auto"/>
+            <w:vAlign w:val="center"/>
+            <w:hideMark/>
+          </w:tcPr>
+          <w:p>
+            <w:pPr>
+              <w:spacing w:after="0" w:line="240" w:lineRule="auto"/>
+              <w:rPr>
+                <w:rFonts w:ascii="Times New Roman" w:eastAsia="Times New Roman" w:hAnsi="Times New Roman" w:cs="Times New Roman"/>
+                <w:kern w:val="0"/>
+                <w:sz w:val="24"/>
+                <w:szCs w:val="24"/>
+                <w:lang w:eastAsia="en-IN"/>
+                <w14:ligatures w14:val="none"/>
+              </w:rPr>
+            </w:pPr>
+            <w:r>
+              <w:rPr>
+                <w:rFonts w:ascii="Times New Roman" w:eastAsia="Times New Roman" w:hAnsi="Times New Roman" w:cs="Times New Roman"/>
+                <w:kern w:val="0"/>
+                <w:sz w:val="24"/>
+                <w:szCs w:val="24"/>
+                <w:lang w:eastAsia="en-IN"/>
+                <w14:ligatures w14:val="none"/>
+              </w:rPr>
+              <w:t>creates new process</w:t>
+            </w:r>
+          </w:p>
+        </w:tc>
+      </w:tr>
+      <w:tr>
+        <w:trPr>
+          <w:tblCellSpacing w:w="15" w:type="dxa"/>
+        </w:trPr>
+        <w:tc>
+          <w:tcPr>
+            <w:tcW w:w="0" w:type="auto"/>
+            <w:vAlign w:val="center"/>
+            <w:hideMark/>
+          </w:tcPr>
+          <w:p>
+            <w:pPr>
+              <w:spacing w:after="0" w:line="240" w:lineRule="auto"/>
+              <w:rPr>
+                <w:rFonts w:ascii="Times New Roman" w:eastAsia="Times New Roman" w:hAnsi="Times New Roman" w:cs="Times New Roman"/>
+                <w:kern w:val="0"/>
+                <w:sz w:val="24"/>
+                <w:szCs w:val="24"/>
+                <w:lang w:eastAsia="en-IN"/>
+                <w14:ligatures w14:val="none"/>
+              </w:rPr>
+            </w:pPr>
+            <w:r>
+              <w:rPr>
+                <w:rFonts w:ascii="Courier New" w:eastAsia="Times New Roman" w:hAnsi="Courier New" w:cs="Courier New"/>
+                <w:kern w:val="0"/>
+                <w:sz w:val="20"/>
+                <w:lang w:eastAsia="en-IN"/>
+                <w14:ligatures w14:val="none"/>
+              </w:rPr>
+              <w:t>execvp()</w:t>
+            </w:r>
+          </w:p>
+        </w:tc>
+        <w:tc>
+          <w:tcPr>
+            <w:tcW w:w="0" w:type="auto"/>
+            <w:vAlign w:val="center"/>
+            <w:hideMark/>
+          </w:tcPr>
+          <w:p>
+            <w:pPr>
+              <w:spacing w:after="0" w:line="240" w:lineRule="auto"/>
+              <w:rPr>
+                <w:rFonts w:ascii="Times New Roman" w:eastAsia="Times New Roman" w:hAnsi="Times New Roman" w:cs="Times New Roman"/>
+                <w:kern w:val="0"/>
+                <w:sz w:val="24"/>
+                <w:szCs w:val="24"/>
+                <w:lang w:eastAsia="en-IN"/>
+                <w14:ligatures w14:val="none"/>
+              </w:rPr>
+            </w:pPr>
+            <w:r>
+              <w:rPr>
+                <w:rFonts w:ascii="Times New Roman" w:eastAsia="Times New Roman" w:hAnsi="Times New Roman" w:cs="Times New Roman"/>
+                <w:kern w:val="0"/>
+                <w:sz w:val="24"/>
+                <w:szCs w:val="24"/>
+                <w:lang w:eastAsia="en-IN"/>
+                <w14:ligatures w14:val="none"/>
+              </w:rPr>
+              <w:t>replaces process image</w:t>
+            </w:r>
+          </w:p>
+        </w:tc>
+      </w:tr>
+      <w:tr>
+        <w:trPr>
+          <w:tblCellSpacing w:w="15" w:type="dxa"/>
+        </w:trPr>
+        <w:tc>
+          <w:tcPr>
+            <w:tcW w:w="0" w:type="auto"/>
+            <w:vAlign w:val="center"/>
+            <w:hideMark/>
+          </w:tcPr>
+          <w:p>
+            <w:pPr>
+              <w:spacing w:after="0" w:line="240" w:lineRule="auto"/>
+              <w:rPr>
+                <w:rFonts w:ascii="Times New Roman" w:eastAsia="Times New Roman" w:hAnsi="Times New Roman" w:cs="Times New Roman"/>
+                <w:kern w:val="0"/>
+                <w:sz w:val="24"/>
+                <w:szCs w:val="24"/>
+                <w:lang w:eastAsia="en-IN"/>
+                <w14:ligatures w14:val="none"/>
+              </w:rPr>
+            </w:pPr>
+            <w:r>
+              <w:rPr>
+                <w:rFonts w:ascii="Courier New" w:eastAsia="Times New Roman" w:hAnsi="Courier New" w:cs="Courier New"/>
+                <w:kern w:val="0"/>
+                <w:sz w:val="20"/>
+                <w:lang w:eastAsia="en-IN"/>
+                <w14:ligatures w14:val="none"/>
+              </w:rPr>
+              <w:t>dup2()</w:t>
+            </w:r>
+          </w:p>
+        </w:tc>
+        <w:tc>
+          <w:tcPr>
+            <w:tcW w:w="0" w:type="auto"/>
+            <w:vAlign w:val="center"/>
+            <w:hideMark/>
+          </w:tcPr>
+          <w:p>
+            <w:pPr>
+              <w:spacing w:after="0" w:line="240" w:lineRule="auto"/>
+              <w:rPr>
+                <w:rFonts w:ascii="Times New Roman" w:eastAsia="Times New Roman" w:hAnsi="Times New Roman" w:cs="Times New Roman"/>
+                <w:kern w:val="0"/>
+                <w:sz w:val="24"/>
+                <w:szCs w:val="24"/>
+                <w:lang w:eastAsia="en-IN"/>
+                <w14:ligatures w14:val="none"/>
+              </w:rPr>
+            </w:pPr>
+            <w:r>
+              <w:rPr>
+                <w:rFonts w:ascii="Times New Roman" w:eastAsia="Times New Roman" w:hAnsi="Times New Roman" w:cs="Times New Roman"/>
+                <w:kern w:val="0"/>
+                <w:sz w:val="24"/>
+                <w:szCs w:val="24"/>
+                <w:lang w:eastAsia="en-IN"/>
+                <w14:ligatures w14:val="none"/>
+              </w:rPr>
+              <w:t>redirects file descriptors</w:t>
+            </w:r>
+          </w:p>
+        </w:tc>
+      </w:tr>
+      <w:tr>
+        <w:trPr>
+          <w:tblCellSpacing w:w="15" w:type="dxa"/>
+        </w:trPr>
+        <w:tc>
+          <w:tcPr>
+            <w:tcW w:w="0" w:type="auto"/>
+            <w:vAlign w:val="center"/>
+            <w:hideMark/>
+          </w:tcPr>
+          <w:p>
+            <w:pPr>
+              <w:spacing w:after="0" w:line="240" w:lineRule="auto"/>
+              <w:rPr>
+                <w:rFonts w:ascii="Times New Roman" w:eastAsia="Times New Roman" w:hAnsi="Times New Roman" w:cs="Times New Roman"/>
+                <w:kern w:val="0"/>
+                <w:sz w:val="24"/>
+                <w:szCs w:val="24"/>
+                <w:lang w:eastAsia="en-IN"/>
+                <w14:ligatures w14:val="none"/>
+              </w:rPr>
+            </w:pPr>
+            <w:r>
+              <w:rPr>
+                <w:rFonts w:ascii="Courier New" w:eastAsia="Times New Roman" w:hAnsi="Courier New" w:cs="Courier New"/>
+                <w:kern w:val="0"/>
+                <w:sz w:val="20"/>
+                <w:lang w:eastAsia="en-IN"/>
+                <w14:ligatures w14:val="none"/>
+              </w:rPr>
+              <w:t>pipe()</w:t>
+            </w:r>
+          </w:p>
+        </w:tc>
+        <w:tc>
+          <w:tcPr>
+            <w:tcW w:w="0" w:type="auto"/>
+            <w:vAlign w:val="center"/>
+            <w:hideMark/>
+          </w:tcPr>
+          <w:p>
+            <w:pPr>
+              <w:spacing w:after="0" w:line="240" w:lineRule="auto"/>
+              <w:rPr>
+                <w:rFonts w:ascii="Times New Roman" w:eastAsia="Times New Roman" w:hAnsi="Times New Roman" w:cs="Times New Roman"/>
+                <w:kern w:val="0"/>
+                <w:sz w:val="24"/>
+                <w:szCs w:val="24"/>
+                <w:lang w:eastAsia="en-IN"/>
+                <w14:ligatures w14:val="none"/>
+              </w:rPr>
+            </w:pPr>
+            <w:r>
+              <w:rPr>
+                <w:rFonts w:ascii="Times New Roman" w:eastAsia="Times New Roman" w:hAnsi="Times New Roman" w:cs="Times New Roman"/>
+                <w:kern w:val="0"/>
+                <w:sz w:val="24"/>
+                <w:szCs w:val="24"/>
+                <w:lang w:eastAsia="en-IN"/>
+                <w14:ligatures w14:val="none"/>
+              </w:rPr>
+              <w:t>enables IPC between processes</w:t>
+            </w:r>
+          </w:p>
+        </w:tc>
+      </w:tr>
+      <w:tr>
+        <w:trPr>
+          <w:tblCellSpacing w:w="15" w:type="dxa"/>
+        </w:trPr>
+        <w:tc>
+          <w:tcPr>
+            <w:tcW w:w="0" w:type="auto"/>
+            <w:vAlign w:val="center"/>
+            <w:hideMark/>
+          </w:tcPr>
+          <w:p>
+            <w:pPr>
+              <w:spacing w:after="0" w:line="240" w:lineRule="auto"/>
+              <w:rPr>
+                <w:rFonts w:ascii="Times New Roman" w:eastAsia="Times New Roman" w:hAnsi="Times New Roman" w:cs="Times New Roman"/>
+                <w:kern w:val="0"/>
+                <w:sz w:val="24"/>
+                <w:szCs w:val="24"/>
+                <w:lang w:eastAsia="en-IN"/>
+                <w14:ligatures w14:val="none"/>
+              </w:rPr>
+            </w:pPr>
+            <w:r>
+              <w:rPr>
+                <w:rFonts w:ascii="Courier New" w:eastAsia="Times New Roman" w:hAnsi="Courier New" w:cs="Courier New"/>
+                <w:kern w:val="0"/>
+                <w:sz w:val="20"/>
+                <w:lang w:eastAsia="en-IN"/>
+                <w14:ligatures w14:val="none"/>
+              </w:rPr>
+              <w:t>open()</w:t>
+            </w:r>
+          </w:p>
+        </w:tc>
+        <w:tc>
+          <w:tcPr>
+            <w:tcW w:w="0" w:type="auto"/>
+            <w:vAlign w:val="center"/>
+            <w:hideMark/>
+          </w:tcPr>
+          <w:p>
+            <w:pPr>
+              <w:spacing w:after="0" w:line="240" w:lineRule="auto"/>
+              <w:rPr>
+                <w:rFonts w:ascii="Times New Roman" w:eastAsia="Times New Roman" w:hAnsi="Times New Roman" w:cs="Times New Roman"/>
+                <w:kern w:val="0"/>
+                <w:sz w:val="24"/>
+                <w:szCs w:val="24"/>
+                <w:lang w:eastAsia="en-IN"/>
+                <w14:ligatures w14:val="none"/>
+              </w:rPr>
+            </w:pPr>
+            <w:r>
+              <w:rPr>
+                <w:rFonts w:ascii="Times New Roman" w:eastAsia="Times New Roman" w:hAnsi="Times New Roman" w:cs="Times New Roman"/>
+                <w:kern w:val="0"/>
+                <w:sz w:val="24"/>
+                <w:szCs w:val="24"/>
+                <w:lang w:eastAsia="en-IN"/>
+                <w14:ligatures w14:val="none"/>
+              </w:rPr>
+              <w:t>file handling</w:t>
+            </w:r>
+          </w:p>
+        </w:tc>
+      </w:tr>
+      <w:tr>
+        <w:trPr>
+          <w:tblCellSpacing w:w="15" w:type="dxa"/>
+        </w:trPr>
+        <w:tc>
+          <w:tcPr>
+            <w:tcW w:w="0" w:type="auto"/>
+            <w:vAlign w:val="center"/>
+            <w:hideMark/>
+          </w:tcPr>
+          <w:p>
+            <w:pPr>
+              <w:spacing w:after="0" w:line="240" w:lineRule="auto"/>
+              <w:rPr>
+                <w:rFonts w:ascii="Times New Roman" w:eastAsia="Times New Roman" w:hAnsi="Times New Roman" w:cs="Times New Roman"/>
+                <w:kern w:val="0"/>
+                <w:sz w:val="24"/>
+                <w:szCs w:val="24"/>
+                <w:lang w:eastAsia="en-IN"/>
+                <w14:ligatures w14:val="none"/>
+              </w:rPr>
+            </w:pPr>
+            <w:r>
+              <w:rPr>
+                <w:rFonts w:ascii="Courier New" w:eastAsia="Times New Roman" w:hAnsi="Courier New" w:cs="Courier New"/>
+                <w:kern w:val="0"/>
+                <w:sz w:val="20"/>
+                <w:lang w:eastAsia="en-IN"/>
+                <w14:ligatures w14:val="none"/>
+              </w:rPr>
+              <w:t>const</w:t>
+            </w:r>
+            <w:r>
+              <w:rPr>
+                <w:rFonts w:ascii="Times New Roman" w:eastAsia="Times New Roman" w:hAnsi="Times New Roman" w:cs="Times New Roman"/>
+                <w:kern w:val="0"/>
+                <w:sz w:val="24"/>
+                <w:szCs w:val="24"/>
+                <w:lang w:eastAsia="en-IN"/>
+                <w14:ligatures w14:val="none"/>
+              </w:rPr>
+              <w:t xml:space="preserve"> correctness</w:t>
+            </w:r>
+          </w:p>
+        </w:tc>
+        <w:tc>
+          <w:tcPr>
+            <w:tcW w:w="0" w:type="auto"/>
+            <w:vAlign w:val="center"/>
+            <w:hideMark/>
+          </w:tcPr>
+          <w:p>
+            <w:pPr>
+              <w:spacing w:after="0" w:line="240" w:lineRule="auto"/>
+              <w:rPr>
+                <w:rFonts w:ascii="Times New Roman" w:eastAsia="Times New Roman" w:hAnsi="Times New Roman" w:cs="Times New Roman"/>
+                <w:kern w:val="0"/>
+                <w:sz w:val="24"/>
+                <w:szCs w:val="24"/>
+                <w:lang w:eastAsia="en-IN"/>
+                <w14:ligatures w14:val="none"/>
+              </w:rPr>
+            </w:pPr>
+            <w:r>
+              <w:rPr>
+                <w:rFonts w:ascii="Times New Roman" w:eastAsia="Times New Roman" w:hAnsi="Times New Roman" w:cs="Times New Roman"/>
+                <w:kern w:val="0"/>
+                <w:sz w:val="24"/>
+                <w:szCs w:val="24"/>
+                <w:lang w:eastAsia="en-IN"/>
+                <w14:ligatures w14:val="none"/>
+              </w:rPr>
+              <w:t>improves safety and clarity</w:t>
+            </w:r>
+          </w:p>
+        </w:tc>
+      </w:tr>
+      <w:tr>
+        <w:trPr>
+          <w:tblCellSpacing w:w="15" w:type="dxa"/>
+        </w:trPr>
+        <w:tc>
+          <w:tcPr>
+            <w:tcW w:w="0" w:type="auto"/>
+            <w:vAlign w:val="center"/>
+            <w:hideMark/>
+          </w:tcPr>
+          <w:p>
+            <w:pPr>
+              <w:spacing w:after="0" w:line="240" w:lineRule="auto"/>
+              <w:rPr>
+                <w:rFonts w:ascii="Times New Roman" w:eastAsia="Times New Roman" w:hAnsi="Times New Roman" w:cs="Times New Roman"/>
+                <w:kern w:val="0"/>
+                <w:sz w:val="24"/>
+                <w:szCs w:val="24"/>
+                <w:lang w:eastAsia="en-IN"/>
+                <w14:ligatures w14:val="none"/>
+              </w:rPr>
+            </w:pPr>
+            <w:r>
+              <w:rPr>
+                <w:rFonts w:ascii="Times New Roman" w:eastAsia="Times New Roman" w:hAnsi="Times New Roman" w:cs="Times New Roman"/>
+                <w:kern w:val="0"/>
+                <w:sz w:val="24"/>
+                <w:szCs w:val="24"/>
+                <w:lang w:eastAsia="en-IN"/>
+                <w14:ligatures w14:val="none"/>
+              </w:rPr>
+              <w:t>Makefile</w:t>
+            </w:r>
+          </w:p>
+        </w:tc>
+        <w:tc>
+          <w:tcPr>
+            <w:tcW w:w="0" w:type="auto"/>
+            <w:vAlign w:val="center"/>
+            <w:hideMark/>
+          </w:tcPr>
+          <w:p>
+            <w:pPr>
+              <w:spacing w:after="0" w:line="240" w:lineRule="auto"/>
+              <w:rPr>
+                <w:rFonts w:ascii="Times New Roman" w:eastAsia="Times New Roman" w:hAnsi="Times New Roman" w:cs="Times New Roman"/>
+                <w:kern w:val="0"/>
+                <w:sz w:val="24"/>
+                <w:szCs w:val="24"/>
+                <w:lang w:eastAsia="en-IN"/>
+                <w14:ligatures w14:val="none"/>
+              </w:rPr>
+            </w:pPr>
+            <w:r>
+              <w:rPr>
+                <w:rFonts w:ascii="Times New Roman" w:eastAsia="Times New Roman" w:hAnsi="Times New Roman" w:cs="Times New Roman"/>
+                <w:kern w:val="0"/>
+                <w:sz w:val="24"/>
+                <w:szCs w:val="24"/>
+                <w:lang w:eastAsia="en-IN"/>
+                <w14:ligatures w14:val="none"/>
+              </w:rPr>
+              <w:t>automates build process</w:t>
+            </w:r>
+          </w:p>
+        </w:tc>
+      </w:tr>
+    </w:tbl>
+    <w:p>
+      <w:pPr>
+        <w:spacing w:after="0" w:line="240" w:lineRule="auto"/>
+        <w:rPr>
+          <w:rFonts w:ascii="Times New Roman" w:eastAsia="Times New Roman" w:hAnsi="Times New Roman" w:cs="Times New Roman"/>
+          <w:kern w:val="0"/>
+          <w:sz w:val="24"/>
+          <w:szCs w:val="24"/>
+          <w:lang w:eastAsia="en-IN"/>
+          <w14:ligatures w14:val="none"/>
+        </w:rPr>
+      </w:pPr>
+      <w:r>
+        <w:rPr>
+          <w:rFonts w:ascii="Times New Roman" w:eastAsia="Times New Roman" w:hAnsi="Times New Roman" w:cs="Times New Roman"/>
+          <w:kern w:val="0"/>
+          <w:sz w:val="24"/>
+          <w:szCs w:val="24"/>
+          <w:lang w:eastAsia="en-IN"/>
+          <w14:ligatures w14:val="none"/>
+        </w:rPr>
+        <w:pict w14:anchorId="46EE5492">
+          <v:rect id="_x0000_i1083" style="width:0;height:1.5pt" o:hralign="center" o:hrstd="t" o:hr="t" fillcolor="#a0a0a0" stroked="f"/>
+        </w:pict>
+      </w:r>
+    </w:p>
+    <w:p>
+      <w:pPr>
+        <w:spacing w:before="100" w:beforeAutospacing="1" w:after="100" w:afterAutospacing="1" w:line="240" w:lineRule="auto"/>
+        <w:outlineLvl w:val="0"/>
+        <w:rPr>
+          <w:rFonts w:ascii="Times New Roman" w:eastAsia="Times New Roman" w:hAnsi="Times New Roman" w:cs="Times New Roman"/>
+          <w:b/>
+          <w:bCs/>
+          <w:kern w:val="36"/>
+          <w:sz w:val="48"/>
+          <w:szCs w:val="48"/>
+          <w:lang w:eastAsia="en-IN"/>
+          <w14:ligatures w14:val="none"/>
+        </w:rPr>
+      </w:pPr>
+      <w:r>
+        <w:rPr>
+          <w:rFonts w:ascii="Segoe UI Emoji" w:eastAsia="Times New Roman" w:hAnsi="Segoe UI Emoji" w:cs="Segoe UI Emoji"/>
+          <w:b/>
+          <w:bCs/>
+          <w:kern w:val="36"/>
+          <w:sz w:val="48"/>
+          <w:szCs w:val="48"/>
+          <w:lang w:eastAsia="en-IN"/>
+          <w14:ligatures w14:val="none"/>
+        </w:rPr>
+        <w:t>💣</w:t>
+      </w:r>
+      <w:r>
+        <w:rPr>
+          <w:rFonts w:ascii="Times New Roman" w:eastAsia="Times New Roman" w:hAnsi="Times New Roman" w:cs="Times New Roman"/>
+          <w:b/>
+          <w:bCs/>
+          <w:kern w:val="36"/>
+          <w:sz w:val="48"/>
+          <w:szCs w:val="48"/>
+          <w:lang w:eastAsia="en-IN"/>
+          <w14:ligatures w14:val="none"/>
+        </w:rPr>
+        <w:t xml:space="preserve"> Challenges Faced</w:t>
+      </w:r>
+    </w:p>
+    <w:p>
+      <w:pPr>
+        <w:numPr>
+          <w:ilvl w:val="0"/>
+          <w:numId w:val="22"/>
+        </w:numPr>
+        <w:spacing w:before="100" w:beforeAutospacing="1" w:after="100" w:afterAutospacing="1" w:line="240" w:lineRule="auto"/>
+        <w:rPr>
+          <w:rFonts w:ascii="Times New Roman" w:eastAsia="Times New Roman" w:hAnsi="Times New Roman" w:cs="Times New Roman"/>
+          <w:kern w:val="0"/>
+          <w:sz w:val="24"/>
+          <w:szCs w:val="24"/>
+          <w:lang w:eastAsia="en-IN"/>
+          <w14:ligatures w14:val="none"/>
+        </w:rPr>
+      </w:pPr>
+      <w:r>
+        <w:rPr>
+          <w:rFonts w:ascii="Times New Roman" w:eastAsia="Times New Roman" w:hAnsi="Times New Roman" w:cs="Times New Roman"/>
+          <w:kern w:val="0"/>
+          <w:sz w:val="24"/>
+          <w:szCs w:val="24"/>
+          <w:lang w:eastAsia="en-IN"/>
+          <w14:ligatures w14:val="none"/>
+        </w:rPr>
+        <w:t xml:space="preserve">Linker error: </w:t>
+      </w:r>
+      <w:r>
+        <w:rPr>
+          <w:rFonts w:ascii="Courier New" w:eastAsia="Times New Roman" w:hAnsi="Courier New" w:cs="Courier New"/>
+          <w:kern w:val="0"/>
+          <w:sz w:val="20"/>
+          <w:lang w:eastAsia="en-IN"/>
+          <w14:ligatures w14:val="none"/>
+        </w:rPr>
+        <w:t>undefined reference</w:t>
+      </w:r>
+    </w:p>
+    <w:p>
+      <w:pPr>
+        <w:numPr>
+          <w:ilvl w:val="0"/>
+          <w:numId w:val="22"/>
+        </w:numPr>
+        <w:spacing w:before="100" w:beforeAutospacing="1" w:after="100" w:afterAutospacing="1" w:line="240" w:lineRule="auto"/>
+        <w:rPr>
+          <w:rFonts w:ascii="Times New Roman" w:eastAsia="Times New Roman" w:hAnsi="Times New Roman" w:cs="Times New Roman"/>
+          <w:kern w:val="0"/>
+          <w:sz w:val="24"/>
+          <w:szCs w:val="24"/>
+          <w:lang w:eastAsia="en-IN"/>
+          <w14:ligatures w14:val="none"/>
+        </w:rPr>
+      </w:pPr>
+      <w:r>
+        <w:rPr>
+          <w:rFonts w:ascii="Times New Roman" w:eastAsia="Times New Roman" w:hAnsi="Times New Roman" w:cs="Times New Roman"/>
+          <w:kern w:val="0"/>
+          <w:sz w:val="24"/>
+          <w:szCs w:val="24"/>
+          <w:lang w:eastAsia="en-IN"/>
+          <w14:ligatures w14:val="none"/>
+        </w:rPr>
+        <w:t>Incorrect Makefile object mapping</w:t>
+      </w:r>
+    </w:p>
+    <w:p>
+      <w:pPr>
+        <w:numPr>
+          <w:ilvl w:val="0"/>
+          <w:numId w:val="22"/>
+        </w:numPr>
+        <w:spacing w:before="100" w:beforeAutospacing="1" w:after="100" w:afterAutospacing="1" w:line="240" w:lineRule="auto"/>
+        <w:rPr>
+          <w:rFonts w:ascii="Times New Roman" w:eastAsia="Times New Roman" w:hAnsi="Times New Roman" w:cs="Times New Roman"/>
+          <w:kern w:val="0"/>
+          <w:sz w:val="24"/>
+          <w:szCs w:val="24"/>
+          <w:lang w:eastAsia="en-IN"/>
+          <w14:ligatures w14:val="none"/>
+        </w:rPr>
+      </w:pPr>
+      <w:r>
+        <w:rPr>
+          <w:rFonts w:ascii="Times New Roman" w:eastAsia="Times New Roman" w:hAnsi="Times New Roman" w:cs="Times New Roman"/>
+          <w:kern w:val="0"/>
+          <w:sz w:val="24"/>
+          <w:szCs w:val="24"/>
+          <w:lang w:eastAsia="en-IN"/>
+          <w14:ligatures w14:val="none"/>
+        </w:rPr>
+        <w:t>Pipe argument splitting bug</w:t>
+      </w:r>
+    </w:p>
+    <w:p>
+      <w:pPr>
+        <w:numPr>
+          <w:ilvl w:val="0"/>
+          <w:numId w:val="22"/>
+        </w:numPr>
+        <w:spacing w:before="100" w:beforeAutospacing="1" w:after="100" w:afterAutospacing="1" w:line="240" w:lineRule="auto"/>
+        <w:rPr>
+          <w:rFonts w:ascii="Times New Roman" w:eastAsia="Times New Roman" w:hAnsi="Times New Roman" w:cs="Times New Roman"/>
+          <w:kern w:val="0"/>
+          <w:sz w:val="24"/>
+          <w:szCs w:val="24"/>
+          <w:lang w:eastAsia="en-IN"/>
+          <w14:ligatures w14:val="none"/>
+        </w:rPr>
+      </w:pPr>
+      <w:r>
+        <w:rPr>
+          <w:rFonts w:ascii="Times New Roman" w:eastAsia="Times New Roman" w:hAnsi="Times New Roman" w:cs="Times New Roman"/>
+          <w:kern w:val="0"/>
+          <w:sz w:val="24"/>
+          <w:szCs w:val="24"/>
+          <w:lang w:eastAsia="en-IN"/>
+          <w14:ligatures w14:val="none"/>
+        </w:rPr>
+        <w:t>Header design confusion</w:t>
+      </w:r>
+    </w:p>
+    <w:p>
+      <w:pPr>
+        <w:numPr>
+          <w:ilvl w:val="0"/>
+          <w:numId w:val="22"/>
+        </w:numPr>
+        <w:spacing w:before="100" w:beforeAutospacing="1" w:after="100" w:afterAutospacing="1" w:line="240" w:lineRule="auto"/>
+        <w:rPr>
+          <w:rFonts w:ascii="Times New Roman" w:eastAsia="Times New Roman" w:hAnsi="Times New Roman" w:cs="Times New Roman"/>
+          <w:kern w:val="0"/>
+          <w:sz w:val="24"/>
+          <w:szCs w:val="24"/>
+          <w:lang w:eastAsia="en-IN"/>
+          <w14:ligatures w14:val="none"/>
+        </w:rPr>
+      </w:pPr>
+      <w:r>
+        <w:rPr>
+          <w:rFonts w:ascii="Times New Roman" w:eastAsia="Times New Roman" w:hAnsi="Times New Roman" w:cs="Times New Roman"/>
+          <w:kern w:val="0"/>
+          <w:sz w:val="24"/>
+          <w:szCs w:val="24"/>
+          <w:lang w:eastAsia="en-IN"/>
+          <w14:ligatures w14:val="none"/>
+        </w:rPr>
+        <w:t xml:space="preserve">Understanding </w:t>
+      </w:r>
+      <w:r>
+        <w:rPr>
+          <w:rFonts w:ascii="Courier New" w:eastAsia="Times New Roman" w:hAnsi="Courier New" w:cs="Courier New"/>
+          <w:kern w:val="0"/>
+          <w:sz w:val="20"/>
+          <w:lang w:eastAsia="en-IN"/>
+          <w14:ligatures w14:val="none"/>
+        </w:rPr>
+        <w:t>dup2()</w:t>
+      </w:r>
+      <w:r>
+        <w:rPr>
+          <w:rFonts w:ascii="Times New Roman" w:eastAsia="Times New Roman" w:hAnsi="Times New Roman" w:cs="Times New Roman"/>
+          <w:kern w:val="0"/>
+          <w:sz w:val="24"/>
+          <w:szCs w:val="24"/>
+          <w:lang w:eastAsia="en-IN"/>
+          <w14:ligatures w14:val="none"/>
+        </w:rPr>
+        <w:t xml:space="preserve"> deeply</w:t>
+      </w:r>
+    </w:p>
+    <w:p>
+      <w:pPr>
+        <w:spacing w:after="0" w:line="240" w:lineRule="auto"/>
+        <w:rPr>
+          <w:rFonts w:ascii="Times New Roman" w:eastAsia="Times New Roman" w:hAnsi="Times New Roman" w:cs="Times New Roman"/>
+          <w:kern w:val="0"/>
+          <w:sz w:val="24"/>
+          <w:szCs w:val="24"/>
+          <w:lang w:eastAsia="en-IN"/>
+          <w14:ligatures w14:val="none"/>
+        </w:rPr>
+      </w:pPr>
+      <w:r>
+        <w:rPr>
+          <w:rFonts w:ascii="Times New Roman" w:eastAsia="Times New Roman" w:hAnsi="Times New Roman" w:cs="Times New Roman"/>
+          <w:kern w:val="0"/>
+          <w:sz w:val="24"/>
+          <w:szCs w:val="24"/>
+          <w:lang w:eastAsia="en-IN"/>
+          <w14:ligatures w14:val="none"/>
+        </w:rPr>
+        <w:pict w14:anchorId="402F43AC">
+          <v:rect id="_x0000_i1084" style="width:0;height:1.5pt" o:hralign="center" o:hrstd="t" o:hr="t" fillcolor="#a0a0a0" stroked="f"/>
+        </w:pict>
+      </w:r>
+    </w:p>
+    <w:p>
+      <w:pPr>
+        <w:spacing w:before="100" w:beforeAutospacing="1" w:after="100" w:afterAutospacing="1" w:line="240" w:lineRule="auto"/>
+        <w:outlineLvl w:val="0"/>
+        <w:rPr>
+          <w:rFonts w:ascii="Times New Roman" w:eastAsia="Times New Roman" w:hAnsi="Times New Roman" w:cs="Times New Roman"/>
+          <w:b/>
+          <w:bCs/>
+          <w:kern w:val="36"/>
+          <w:sz w:val="48"/>
+          <w:szCs w:val="48"/>
+          <w:lang w:eastAsia="en-IN"/>
+          <w14:ligatures w14:val="none"/>
+        </w:rPr>
+      </w:pPr>
+      <w:r>
+        <w:rPr>
+          <w:rFonts w:ascii="Segoe UI Emoji" w:eastAsia="Times New Roman" w:hAnsi="Segoe UI Emoji" w:cs="Segoe UI Emoji"/>
+          <w:b/>
+          <w:bCs/>
+          <w:kern w:val="36"/>
+          <w:sz w:val="48"/>
+          <w:szCs w:val="48"/>
+          <w:lang w:eastAsia="en-IN"/>
+          <w14:ligatures w14:val="none"/>
+        </w:rPr>
+        <w:t>🔥</w:t>
+      </w:r>
+      <w:r>
+        <w:rPr>
+          <w:rFonts w:ascii="Times New Roman" w:eastAsia="Times New Roman" w:hAnsi="Times New Roman" w:cs="Times New Roman"/>
+          <w:b/>
+          <w:bCs/>
+          <w:kern w:val="36"/>
+          <w:sz w:val="48"/>
+          <w:szCs w:val="48"/>
+          <w:lang w:eastAsia="en-IN"/>
+          <w14:ligatures w14:val="none"/>
+        </w:rPr>
+        <w:t xml:space="preserve"> Deep Interview Questions (with thinking direction)</w:t>
+      </w:r>
+    </w:p>
+    <w:p>
+      <w:pPr>
+        <w:spacing w:before="100" w:beforeAutospacing="1" w:after="100" w:afterAutospacing="1" w:line="240" w:lineRule="auto"/>
+        <w:outlineLvl w:val="1"/>
+        <w:rPr>
+          <w:rFonts w:ascii="Times New Roman" w:eastAsia="Times New Roman" w:hAnsi="Times New Roman" w:cs="Times New Roman"/>
+          <w:b/>
+          <w:bCs/>
+          <w:kern w:val="0"/>
+          <w:sz w:val="36"/>
+          <w:szCs w:val="36"/>
+          <w:lang w:eastAsia="en-IN"/>
+          <w14:ligatures w14:val="none"/>
+        </w:rPr>
+      </w:pPr>
+      <w:r>
+        <w:rPr>
+          <w:rFonts w:ascii="Times New Roman" w:eastAsia="Times New Roman" w:hAnsi="Times New Roman" w:cs="Times New Roman"/>
+          <w:b/>
+          <w:bCs/>
+          <w:kern w:val="0"/>
+          <w:sz w:val="36"/>
+          <w:szCs w:val="36"/>
+          <w:lang w:eastAsia="en-IN"/>
+          <w14:ligatures w14:val="none"/>
+        </w:rPr>
+        <w:t xml:space="preserve">1. Why does </w:t>
+      </w:r>
+      <w:r>
+        <w:rPr>
+          <w:rFonts w:ascii="Courier New" w:eastAsia="Times New Roman" w:hAnsi="Courier New" w:cs="Courier New"/>
+          <w:b/>
+          <w:bCs/>
+          <w:kern w:val="0"/>
+          <w:sz w:val="20"/>
+          <w:lang w:eastAsia="en-IN"/>
+          <w14:ligatures w14:val="none"/>
+        </w:rPr>
+        <w:t>execvp()</w:t>
+      </w:r>
+      <w:r>
+        <w:rPr>
+          <w:rFonts w:ascii="Times New Roman" w:eastAsia="Times New Roman" w:hAnsi="Times New Roman" w:cs="Times New Roman"/>
+          <w:b/>
+          <w:bCs/>
+          <w:kern w:val="0"/>
+          <w:sz w:val="36"/>
+          <w:szCs w:val="36"/>
+          <w:lang w:eastAsia="en-IN"/>
+          <w14:ligatures w14:val="none"/>
+        </w:rPr>
+        <w:t xml:space="preserve"> not return?</w:t>
+      </w:r>
+    </w:p>
+    <w:p>
+      <w:pPr>
+        <w:spacing w:before="100" w:beforeAutospacing="1" w:after="100" w:afterAutospacing="1" w:line="240" w:lineRule="auto"/>
+        <w:rPr>
+          <w:rFonts w:ascii="Times New Roman" w:eastAsia="Times New Roman" w:hAnsi="Times New Roman" w:cs="Times New Roman"/>
+          <w:kern w:val="0"/>
+          <w:sz w:val="24"/>
+          <w:szCs w:val="24"/>
+          <w:lang w:eastAsia="en-IN"/>
+          <w14:ligatures w14:val="none"/>
+        </w:rPr>
+      </w:pPr>
+      <w:r>
+        <w:rPr>
+          <w:rFonts w:ascii="Segoe UI Emoji" w:eastAsia="Times New Roman" w:hAnsi="Segoe UI Emoji" w:cs="Segoe UI Emoji"/>
+          <w:kern w:val="0"/>
+          <w:sz w:val="24"/>
+          <w:szCs w:val="24"/>
+          <w:lang w:eastAsia="en-IN"/>
+          <w14:ligatures w14:val="none"/>
+        </w:rPr>
+        <w:t>👉</w:t>
+      </w:r>
+      <w:r>
+        <w:rPr>
+          <w:rFonts w:ascii="Times New Roman" w:eastAsia="Times New Roman" w:hAnsi="Times New Roman" w:cs="Times New Roman"/>
+          <w:kern w:val="0"/>
+          <w:sz w:val="24"/>
+          <w:szCs w:val="24"/>
+          <w:lang w:eastAsia="en-IN"/>
+          <w14:ligatures w14:val="none"/>
+        </w:rPr>
+        <w:t xml:space="preserve"> Because it replaces the process memory. If successful, original code no longer exists.</w:t>
+      </w:r>
+    </w:p>
+    <w:p>
+      <w:pPr>
+        <w:spacing w:after="0" w:line="240" w:lineRule="auto"/>
+        <w:rPr>
+          <w:rFonts w:ascii="Times New Roman" w:eastAsia="Times New Roman" w:hAnsi="Times New Roman" w:cs="Times New Roman"/>
+          <w:kern w:val="0"/>
+          <w:sz w:val="24"/>
+          <w:szCs w:val="24"/>
+          <w:lang w:eastAsia="en-IN"/>
+          <w14:ligatures w14:val="none"/>
+        </w:rPr>
+      </w:pPr>
+      <w:r>
+        <w:rPr>
+          <w:rFonts w:ascii="Times New Roman" w:eastAsia="Times New Roman" w:hAnsi="Times New Roman" w:cs="Times New Roman"/>
+          <w:kern w:val="0"/>
+          <w:sz w:val="24"/>
+          <w:szCs w:val="24"/>
+          <w:lang w:eastAsia="en-IN"/>
+          <w14:ligatures w14:val="none"/>
+        </w:rPr>
+        <w:pict w14:anchorId="70440721">
+          <v:rect id="_x0000_i1085" style="width:0;height:1.5pt" o:hralign="center" o:hrstd="t" o:hr="t" fillcolor="#a0a0a0" stroked="f"/>
+        </w:pict>
+      </w:r>
+    </w:p>
+    <w:p>
+      <w:pPr>
+        <w:spacing w:before="100" w:beforeAutospacing="1" w:after="100" w:afterAutospacing="1" w:line="240" w:lineRule="auto"/>
+        <w:outlineLvl w:val="1"/>
+        <w:rPr>
+          <w:rFonts w:ascii="Times New Roman" w:eastAsia="Times New Roman" w:hAnsi="Times New Roman" w:cs="Times New Roman"/>
+          <w:b/>
+          <w:bCs/>
+          <w:kern w:val="0"/>
+          <w:sz w:val="36"/>
+          <w:szCs w:val="36"/>
+          <w:lang w:eastAsia="en-IN"/>
+          <w14:ligatures w14:val="none"/>
+        </w:rPr>
+      </w:pPr>
+      <w:r>
+        <w:rPr>
+          <w:rFonts w:ascii="Times New Roman" w:eastAsia="Times New Roman" w:hAnsi="Times New Roman" w:cs="Times New Roman"/>
+          <w:b/>
+          <w:bCs/>
+          <w:kern w:val="0"/>
+          <w:sz w:val="36"/>
+          <w:szCs w:val="36"/>
+          <w:lang w:eastAsia="en-IN"/>
+          <w14:ligatures w14:val="none"/>
+        </w:rPr>
+        <w:t xml:space="preserve">2. Why must </w:t>
+      </w:r>
+      <w:r>
+        <w:rPr>
+          <w:rFonts w:ascii="Courier New" w:eastAsia="Times New Roman" w:hAnsi="Courier New" w:cs="Courier New"/>
+          <w:b/>
+          <w:bCs/>
+          <w:kern w:val="0"/>
+          <w:sz w:val="20"/>
+          <w:lang w:eastAsia="en-IN"/>
+          <w14:ligatures w14:val="none"/>
+        </w:rPr>
+        <w:t>cd</w:t>
+      </w:r>
+      <w:r>
+        <w:rPr>
+          <w:rFonts w:ascii="Times New Roman" w:eastAsia="Times New Roman" w:hAnsi="Times New Roman" w:cs="Times New Roman"/>
+          <w:b/>
+          <w:bCs/>
+          <w:kern w:val="0"/>
+          <w:sz w:val="36"/>
+          <w:szCs w:val="36"/>
+          <w:lang w:eastAsia="en-IN"/>
+          <w14:ligatures w14:val="none"/>
+        </w:rPr>
+        <w:t xml:space="preserve"> be implemented as a built-in?</w:t>
+      </w:r>
+    </w:p>
+    <w:p>
+      <w:pPr>
+        <w:spacing w:before="100" w:beforeAutospacing="1" w:after="100" w:afterAutospacing="1" w:line="240" w:lineRule="auto"/>
+        <w:rPr>
+          <w:rFonts w:ascii="Times New Roman" w:eastAsia="Times New Roman" w:hAnsi="Times New Roman" w:cs="Times New Roman"/>
+          <w:kern w:val="0"/>
+          <w:sz w:val="24"/>
+          <w:szCs w:val="24"/>
+          <w:lang w:eastAsia="en-IN"/>
+          <w14:ligatures w14:val="none"/>
+        </w:rPr>
+      </w:pPr>
+      <w:r>
+        <w:rPr>
+          <w:rFonts w:ascii="Segoe UI Emoji" w:eastAsia="Times New Roman" w:hAnsi="Segoe UI Emoji" w:cs="Segoe UI Emoji"/>
+          <w:kern w:val="0"/>
+          <w:sz w:val="24"/>
+          <w:szCs w:val="24"/>
+          <w:lang w:eastAsia="en-IN"/>
+          <w14:ligatures w14:val="none"/>
+        </w:rPr>
+        <w:t>👉</w:t>
+      </w:r>
+      <w:r>
+        <w:rPr>
+          <w:rFonts w:ascii="Times New Roman" w:eastAsia="Times New Roman" w:hAnsi="Times New Roman" w:cs="Times New Roman"/>
+          <w:kern w:val="0"/>
+          <w:sz w:val="24"/>
+          <w:szCs w:val="24"/>
+          <w:lang w:eastAsia="en-IN"/>
+          <w14:ligatures w14:val="none"/>
+        </w:rPr>
+        <w:t xml:space="preserve"> Because directory changes must persist in the parent process. Child changes are lost after exit.</w:t>
+      </w:r>
+    </w:p>
+    <w:p>
+      <w:pPr>
+        <w:spacing w:after="0" w:line="240" w:lineRule="auto"/>
+        <w:rPr>
+          <w:rFonts w:ascii="Times New Roman" w:eastAsia="Times New Roman" w:hAnsi="Times New Roman" w:cs="Times New Roman"/>
+          <w:kern w:val="0"/>
+          <w:sz w:val="24"/>
+          <w:szCs w:val="24"/>
+          <w:lang w:eastAsia="en-IN"/>
+          <w14:ligatures w14:val="none"/>
+        </w:rPr>
+      </w:pPr>
+      <w:r>
+        <w:rPr>
+          <w:rFonts w:ascii="Times New Roman" w:eastAsia="Times New Roman" w:hAnsi="Times New Roman" w:cs="Times New Roman"/>
+          <w:kern w:val="0"/>
+          <w:sz w:val="24"/>
+          <w:szCs w:val="24"/>
+          <w:lang w:eastAsia="en-IN"/>
+          <w14:ligatures w14:val="none"/>
+        </w:rPr>
+        <w:pict w14:anchorId="7CD28188">
+          <v:rect id="_x0000_i1086" style="width:0;height:1.5pt" o:hralign="center" o:hrstd="t" o:hr="t" fillcolor="#a0a0a0" stroked="f"/>
+        </w:pict>
+      </w:r>
+    </w:p>
+    <w:p>
+      <w:pPr>
+        <w:spacing w:before="100" w:beforeAutospacing="1" w:after="100" w:afterAutospacing="1" w:line="240" w:lineRule="auto"/>
+        <w:outlineLvl w:val="1"/>
+        <w:rPr>
+          <w:rFonts w:ascii="Times New Roman" w:eastAsia="Times New Roman" w:hAnsi="Times New Roman" w:cs="Times New Roman"/>
+          <w:b/>
+          <w:bCs/>
+          <w:kern w:val="0"/>
+          <w:sz w:val="36"/>
+          <w:szCs w:val="36"/>
+          <w:lang w:eastAsia="en-IN"/>
+          <w14:ligatures w14:val="none"/>
+        </w:rPr>
+      </w:pPr>
+      <w:r>
+        <w:rPr>
+          <w:rFonts w:ascii="Times New Roman" w:eastAsia="Times New Roman" w:hAnsi="Times New Roman" w:cs="Times New Roman"/>
+          <w:b/>
+          <w:bCs/>
+          <w:kern w:val="0"/>
+          <w:sz w:val="36"/>
+          <w:szCs w:val="36"/>
+          <w:lang w:eastAsia="en-IN"/>
+          <w14:ligatures w14:val="none"/>
+        </w:rPr>
+        <w:lastRenderedPageBreak/>
+        <w:t>3. What happens if you don’t close pipe file descriptors?</w:t>
+      </w:r>
+    </w:p>
+    <w:p>
+      <w:pPr>
+        <w:spacing w:before="100" w:beforeAutospacing="1" w:after="100" w:afterAutospacing="1" w:line="240" w:lineRule="auto"/>
+        <w:rPr>
+          <w:rFonts w:ascii="Times New Roman" w:eastAsia="Times New Roman" w:hAnsi="Times New Roman" w:cs="Times New Roman"/>
+          <w:kern w:val="0"/>
+          <w:sz w:val="24"/>
+          <w:szCs w:val="24"/>
+          <w:lang w:eastAsia="en-IN"/>
+          <w14:ligatures w14:val="none"/>
+        </w:rPr>
+      </w:pPr>
+      <w:r>
+        <w:rPr>
+          <w:rFonts w:ascii="Segoe UI Emoji" w:eastAsia="Times New Roman" w:hAnsi="Segoe UI Emoji" w:cs="Segoe UI Emoji"/>
+          <w:kern w:val="0"/>
+          <w:sz w:val="24"/>
+          <w:szCs w:val="24"/>
+          <w:lang w:eastAsia="en-IN"/>
+          <w14:ligatures w14:val="none"/>
+        </w:rPr>
+        <w:t>👉</w:t>
+      </w:r>
+      <w:r>
+        <w:rPr>
+          <w:rFonts w:ascii="Times New Roman" w:eastAsia="Times New Roman" w:hAnsi="Times New Roman" w:cs="Times New Roman"/>
+          <w:kern w:val="0"/>
+          <w:sz w:val="24"/>
+          <w:szCs w:val="24"/>
+          <w:lang w:eastAsia="en-IN"/>
+          <w14:ligatures w14:val="none"/>
+        </w:rPr>
+        <w:t xml:space="preserve"> Processes may hang due to open write/read ends preventing EOF detection.</w:t>
+      </w:r>
+    </w:p>
+    <w:p>
+      <w:pPr>
+        <w:spacing w:after="0" w:line="240" w:lineRule="auto"/>
+        <w:rPr>
+          <w:rFonts w:ascii="Times New Roman" w:eastAsia="Times New Roman" w:hAnsi="Times New Roman" w:cs="Times New Roman"/>
+          <w:kern w:val="0"/>
+          <w:sz w:val="24"/>
+          <w:szCs w:val="24"/>
+          <w:lang w:eastAsia="en-IN"/>
+          <w14:ligatures w14:val="none"/>
+        </w:rPr>
+      </w:pPr>
+      <w:r>
+        <w:rPr>
+          <w:rFonts w:ascii="Times New Roman" w:eastAsia="Times New Roman" w:hAnsi="Times New Roman" w:cs="Times New Roman"/>
+          <w:kern w:val="0"/>
+          <w:sz w:val="24"/>
+          <w:szCs w:val="24"/>
+          <w:lang w:eastAsia="en-IN"/>
+          <w14:ligatures w14:val="none"/>
+        </w:rPr>
+        <w:pict w14:anchorId="32C04B0C">
+          <v:rect id="_x0000_i1087" style="width:0;height:1.5pt" o:hralign="center" o:hrstd="t" o:hr="t" fillcolor="#a0a0a0" stroked="f"/>
+        </w:pict>
+      </w:r>
+    </w:p>
+    <w:p>
+      <w:pPr>
+        <w:spacing w:before="100" w:beforeAutospacing="1" w:after="100" w:afterAutospacing="1" w:line="240" w:lineRule="auto"/>
+        <w:outlineLvl w:val="1"/>
+        <w:rPr>
+          <w:rFonts w:ascii="Times New Roman" w:eastAsia="Times New Roman" w:hAnsi="Times New Roman" w:cs="Times New Roman"/>
+          <w:b/>
+          <w:bCs/>
+          <w:kern w:val="0"/>
+          <w:sz w:val="36"/>
+          <w:szCs w:val="36"/>
+          <w:lang w:eastAsia="en-IN"/>
+          <w14:ligatures w14:val="none"/>
+        </w:rPr>
+      </w:pPr>
+      <w:r>
+        <w:rPr>
+          <w:rFonts w:ascii="Times New Roman" w:eastAsia="Times New Roman" w:hAnsi="Times New Roman" w:cs="Times New Roman"/>
+          <w:b/>
+          <w:bCs/>
+          <w:kern w:val="0"/>
+          <w:sz w:val="36"/>
+          <w:szCs w:val="36"/>
+          <w:lang w:eastAsia="en-IN"/>
+          <w14:ligatures w14:val="none"/>
+        </w:rPr>
+        <w:t xml:space="preserve">4. Difference between </w:t>
+      </w:r>
+      <w:r>
+        <w:rPr>
+          <w:rFonts w:ascii="Courier New" w:eastAsia="Times New Roman" w:hAnsi="Courier New" w:cs="Courier New"/>
+          <w:b/>
+          <w:bCs/>
+          <w:kern w:val="0"/>
+          <w:sz w:val="20"/>
+          <w:lang w:eastAsia="en-IN"/>
+          <w14:ligatures w14:val="none"/>
+        </w:rPr>
+        <w:t>dup()</w:t>
+      </w:r>
+      <w:r>
+        <w:rPr>
+          <w:rFonts w:ascii="Times New Roman" w:eastAsia="Times New Roman" w:hAnsi="Times New Roman" w:cs="Times New Roman"/>
+          <w:b/>
+          <w:bCs/>
+          <w:kern w:val="0"/>
+          <w:sz w:val="36"/>
+          <w:szCs w:val="36"/>
+          <w:lang w:eastAsia="en-IN"/>
+          <w14:ligatures w14:val="none"/>
+        </w:rPr>
+        <w:t xml:space="preserve"> and </w:t>
+      </w:r>
+      <w:r>
+        <w:rPr>
+          <w:rFonts w:ascii="Courier New" w:eastAsia="Times New Roman" w:hAnsi="Courier New" w:cs="Courier New"/>
+          <w:b/>
+          <w:bCs/>
+          <w:kern w:val="0"/>
+          <w:sz w:val="20"/>
+          <w:lang w:eastAsia="en-IN"/>
+          <w14:ligatures w14:val="none"/>
+        </w:rPr>
+        <w:t>dup2()</w:t>
+      </w:r>
+      <w:r>
+        <w:rPr>
+          <w:rFonts w:ascii="Times New Roman" w:eastAsia="Times New Roman" w:hAnsi="Times New Roman" w:cs="Times New Roman"/>
+          <w:b/>
+          <w:bCs/>
+          <w:kern w:val="0"/>
+          <w:sz w:val="36"/>
+          <w:szCs w:val="36"/>
+          <w:lang w:eastAsia="en-IN"/>
+          <w14:ligatures w14:val="none"/>
+        </w:rPr>
+        <w:t>?</w:t>
+      </w:r>
+    </w:p>
+    <w:p>
+      <w:pPr>
+        <w:numPr>
+          <w:ilvl w:val="0"/>
+          <w:numId w:val="23"/>
+        </w:numPr>
+        <w:spacing w:before="100" w:beforeAutospacing="1" w:after="100" w:afterAutospacing="1" w:line="240" w:lineRule="auto"/>
+        <w:rPr>
+          <w:rFonts w:ascii="Times New Roman" w:eastAsia="Times New Roman" w:hAnsi="Times New Roman" w:cs="Times New Roman"/>
+          <w:kern w:val="0"/>
+          <w:sz w:val="24"/>
+          <w:szCs w:val="24"/>
+          <w:lang w:eastAsia="en-IN"/>
+          <w14:ligatures w14:val="none"/>
+        </w:rPr>
+      </w:pPr>
+      <w:r>
+        <w:rPr>
+          <w:rFonts w:ascii="Courier New" w:eastAsia="Times New Roman" w:hAnsi="Courier New" w:cs="Courier New"/>
+          <w:kern w:val="0"/>
+          <w:sz w:val="20"/>
+          <w:lang w:eastAsia="en-IN"/>
+          <w14:ligatures w14:val="none"/>
+        </w:rPr>
+        <w:t>dup()</w:t>
+      </w:r>
+      <w:r>
+        <w:rPr>
+          <w:rFonts w:ascii="Times New Roman" w:eastAsia="Times New Roman" w:hAnsi="Times New Roman" w:cs="Times New Roman"/>
+          <w:kern w:val="0"/>
+          <w:sz w:val="24"/>
+          <w:szCs w:val="24"/>
+          <w:lang w:eastAsia="en-IN"/>
+          <w14:ligatures w14:val="none"/>
+        </w:rPr>
+        <w:t xml:space="preserve"> → assigns next available FD</w:t>
+      </w:r>
+    </w:p>
+    <w:p>
+      <w:pPr>
+        <w:numPr>
+          <w:ilvl w:val="0"/>
+          <w:numId w:val="23"/>
+        </w:numPr>
+        <w:spacing w:before="100" w:beforeAutospacing="1" w:after="100" w:afterAutospacing="1" w:line="240" w:lineRule="auto"/>
+        <w:rPr>
+          <w:rFonts w:ascii="Times New Roman" w:eastAsia="Times New Roman" w:hAnsi="Times New Roman" w:cs="Times New Roman"/>
+          <w:kern w:val="0"/>
+          <w:sz w:val="24"/>
+          <w:szCs w:val="24"/>
+          <w:lang w:eastAsia="en-IN"/>
+          <w14:ligatures w14:val="none"/>
+        </w:rPr>
+      </w:pPr>
+      <w:r>
+        <w:rPr>
+          <w:rFonts w:ascii="Courier New" w:eastAsia="Times New Roman" w:hAnsi="Courier New" w:cs="Courier New"/>
+          <w:kern w:val="0"/>
+          <w:sz w:val="20"/>
+          <w:lang w:eastAsia="en-IN"/>
+          <w14:ligatures w14:val="none"/>
+        </w:rPr>
+        <w:t>dup2()</w:t>
+      </w:r>
+      <w:r>
+        <w:rPr>
+          <w:rFonts w:ascii="Times New Roman" w:eastAsia="Times New Roman" w:hAnsi="Times New Roman" w:cs="Times New Roman"/>
+          <w:kern w:val="0"/>
+          <w:sz w:val="24"/>
+          <w:szCs w:val="24"/>
+          <w:lang w:eastAsia="en-IN"/>
+          <w14:ligatures w14:val="none"/>
+        </w:rPr>
+        <w:t xml:space="preserve"> → assigns specific FD (used for redirection)</w:t>
+      </w:r>
+    </w:p>
+    <w:p>
+      <w:pPr>
+        <w:spacing w:after="0" w:line="240" w:lineRule="auto"/>
+        <w:rPr>
+          <w:rFonts w:ascii="Times New Roman" w:eastAsia="Times New Roman" w:hAnsi="Times New Roman" w:cs="Times New Roman"/>
+          <w:kern w:val="0"/>
+          <w:sz w:val="24"/>
+          <w:szCs w:val="24"/>
+          <w:lang w:eastAsia="en-IN"/>
+          <w14:ligatures w14:val="none"/>
+        </w:rPr>
+      </w:pPr>
+      <w:r>
+        <w:rPr>
+          <w:rFonts w:ascii="Times New Roman" w:eastAsia="Times New Roman" w:hAnsi="Times New Roman" w:cs="Times New Roman"/>
+          <w:kern w:val="0"/>
+          <w:sz w:val="24"/>
+          <w:szCs w:val="24"/>
+          <w:lang w:eastAsia="en-IN"/>
+          <w14:ligatures w14:val="none"/>
+        </w:rPr>
+        <w:pict w14:anchorId="160BE2F4">
+          <v:rect id="_x0000_i1088" style="width:0;height:1.5pt" o:hralign="center" o:hrstd="t" o:hr="t" fillcolor="#a0a0a0" stroked="f"/>
+        </w:pict>
+      </w:r>
+    </w:p>
+    <w:p>
+      <w:pPr>
+        <w:spacing w:before="100" w:beforeAutospacing="1" w:after="100" w:afterAutospacing="1" w:line="240" w:lineRule="auto"/>
+        <w:outlineLvl w:val="1"/>
+        <w:rPr>
+          <w:rFonts w:ascii="Times New Roman" w:eastAsia="Times New Roman" w:hAnsi="Times New Roman" w:cs="Times New Roman"/>
+          <w:b/>
+          <w:bCs/>
+          <w:kern w:val="0"/>
+          <w:sz w:val="36"/>
+          <w:szCs w:val="36"/>
+          <w:lang w:eastAsia="en-IN"/>
+          <w14:ligatures w14:val="none"/>
+        </w:rPr>
+      </w:pPr>
+      <w:r>
+        <w:rPr>
+          <w:rFonts w:ascii="Times New Roman" w:eastAsia="Times New Roman" w:hAnsi="Times New Roman" w:cs="Times New Roman"/>
+          <w:b/>
+          <w:bCs/>
+          <w:kern w:val="0"/>
+          <w:sz w:val="36"/>
+          <w:szCs w:val="36"/>
+          <w:lang w:eastAsia="en-IN"/>
+          <w14:ligatures w14:val="none"/>
+        </w:rPr>
+        <w:t xml:space="preserve">5. Why do we use </w:t>
+      </w:r>
+      <w:r>
+        <w:rPr>
+          <w:rFonts w:ascii="Courier New" w:eastAsia="Times New Roman" w:hAnsi="Courier New" w:cs="Courier New"/>
+          <w:b/>
+          <w:bCs/>
+          <w:kern w:val="0"/>
+          <w:sz w:val="20"/>
+          <w:lang w:eastAsia="en-IN"/>
+          <w14:ligatures w14:val="none"/>
+        </w:rPr>
+        <w:t>fork()</w:t>
+      </w:r>
+      <w:r>
+        <w:rPr>
+          <w:rFonts w:ascii="Times New Roman" w:eastAsia="Times New Roman" w:hAnsi="Times New Roman" w:cs="Times New Roman"/>
+          <w:b/>
+          <w:bCs/>
+          <w:kern w:val="0"/>
+          <w:sz w:val="36"/>
+          <w:szCs w:val="36"/>
+          <w:lang w:eastAsia="en-IN"/>
+          <w14:ligatures w14:val="none"/>
+        </w:rPr>
+        <w:t xml:space="preserve"> before </w:t>
+      </w:r>
+      <w:r>
+        <w:rPr>
+          <w:rFonts w:ascii="Courier New" w:eastAsia="Times New Roman" w:hAnsi="Courier New" w:cs="Courier New"/>
+          <w:b/>
+          <w:bCs/>
+          <w:kern w:val="0"/>
+          <w:sz w:val="20"/>
+          <w:lang w:eastAsia="en-IN"/>
+          <w14:ligatures w14:val="none"/>
+        </w:rPr>
+        <w:t>execvp()</w:t>
+      </w:r>
+      <w:r>
+        <w:rPr>
+          <w:rFonts w:ascii="Times New Roman" w:eastAsia="Times New Roman" w:hAnsi="Times New Roman" w:cs="Times New Roman"/>
+          <w:b/>
+          <w:bCs/>
+          <w:kern w:val="0"/>
+          <w:sz w:val="36"/>
+          <w:szCs w:val="36"/>
+          <w:lang w:eastAsia="en-IN"/>
+          <w14:ligatures w14:val="none"/>
+        </w:rPr>
+        <w:t>?</w:t>
+      </w:r>
+    </w:p>
+    <w:p>
+      <w:pPr>
+        <w:spacing w:before="100" w:beforeAutospacing="1" w:after="100" w:afterAutospacing="1" w:line="240" w:lineRule="auto"/>
+        <w:rPr>
+          <w:rFonts w:ascii="Times New Roman" w:eastAsia="Times New Roman" w:hAnsi="Times New Roman" w:cs="Times New Roman"/>
+          <w:kern w:val="0"/>
+          <w:sz w:val="24"/>
+          <w:szCs w:val="24"/>
+          <w:lang w:eastAsia="en-IN"/>
+          <w14:ligatures w14:val="none"/>
+        </w:rPr>
+      </w:pPr>
+      <w:r>
+        <w:rPr>
+          <w:rFonts w:ascii="Segoe UI Emoji" w:eastAsia="Times New Roman" w:hAnsi="Segoe UI Emoji" w:cs="Segoe UI Emoji"/>
+          <w:kern w:val="0"/>
+          <w:sz w:val="24"/>
+          <w:szCs w:val="24"/>
+          <w:lang w:eastAsia="en-IN"/>
+          <w14:ligatures w14:val="none"/>
+        </w:rPr>
+        <w:t>👉</w:t>
+      </w:r>
+      <w:r>
+        <w:rPr>
+          <w:rFonts w:ascii="Times New Roman" w:eastAsia="Times New Roman" w:hAnsi="Times New Roman" w:cs="Times New Roman"/>
+          <w:kern w:val="0"/>
+          <w:sz w:val="24"/>
+          <w:szCs w:val="24"/>
+          <w:lang w:eastAsia="en-IN"/>
+          <w14:ligatures w14:val="none"/>
+        </w:rPr>
+        <w:t xml:space="preserve"> To keep the shell alive while executing commands in child process.</w:t>
+      </w:r>
+    </w:p>
+    <w:p>
+      <w:pPr>
+        <w:spacing w:after="0" w:line="240" w:lineRule="auto"/>
+        <w:rPr>
+          <w:rFonts w:ascii="Times New Roman" w:eastAsia="Times New Roman" w:hAnsi="Times New Roman" w:cs="Times New Roman"/>
+          <w:kern w:val="0"/>
+          <w:sz w:val="24"/>
+          <w:szCs w:val="24"/>
+          <w:lang w:eastAsia="en-IN"/>
+          <w14:ligatures w14:val="none"/>
+        </w:rPr>
+      </w:pPr>
+      <w:r>
+        <w:rPr>
+          <w:rFonts w:ascii="Times New Roman" w:eastAsia="Times New Roman" w:hAnsi="Times New Roman" w:cs="Times New Roman"/>
+          <w:kern w:val="0"/>
+          <w:sz w:val="24"/>
+          <w:szCs w:val="24"/>
+          <w:lang w:eastAsia="en-IN"/>
+          <w14:ligatures w14:val="none"/>
+        </w:rPr>
+        <w:pict w14:anchorId="610E6B14">
+          <v:rect id="_x0000_i1089" style="width:0;height:1.5pt" o:hralign="center" o:hrstd="t" o:hr="t" fillcolor="#a0a0a0" stroked="f"/>
+        </w:pict>
+      </w:r>
+    </w:p>
+    <w:p>
+      <w:pPr>
+        <w:spacing w:before="100" w:beforeAutospacing="1" w:after="100" w:afterAutospacing="1" w:line="240" w:lineRule="auto"/>
+        <w:outlineLvl w:val="1"/>
+        <w:rPr>
+          <w:rFonts w:ascii="Times New Roman" w:eastAsia="Times New Roman" w:hAnsi="Times New Roman" w:cs="Times New Roman"/>
+          <w:b/>
+          <w:bCs/>
+          <w:kern w:val="0"/>
+          <w:sz w:val="36"/>
+          <w:szCs w:val="36"/>
+          <w:lang w:eastAsia="en-IN"/>
+          <w14:ligatures w14:val="none"/>
+        </w:rPr>
+      </w:pPr>
+      <w:r>
+        <w:rPr>
+          <w:rFonts w:ascii="Times New Roman" w:eastAsia="Times New Roman" w:hAnsi="Times New Roman" w:cs="Times New Roman"/>
+          <w:b/>
+          <w:bCs/>
+          <w:kern w:val="0"/>
+          <w:sz w:val="36"/>
+          <w:szCs w:val="36"/>
+          <w:lang w:eastAsia="en-IN"/>
+          <w14:ligatures w14:val="none"/>
+        </w:rPr>
+        <w:t xml:space="preserve">6. What is the role of </w:t>
+      </w:r>
+      <w:r>
+        <w:rPr>
+          <w:rFonts w:ascii="Courier New" w:eastAsia="Times New Roman" w:hAnsi="Courier New" w:cs="Courier New"/>
+          <w:b/>
+          <w:bCs/>
+          <w:kern w:val="0"/>
+          <w:sz w:val="20"/>
+          <w:lang w:eastAsia="en-IN"/>
+          <w14:ligatures w14:val="none"/>
+        </w:rPr>
+        <w:t>PATH</w:t>
+      </w:r>
+      <w:r>
+        <w:rPr>
+          <w:rFonts w:ascii="Times New Roman" w:eastAsia="Times New Roman" w:hAnsi="Times New Roman" w:cs="Times New Roman"/>
+          <w:b/>
+          <w:bCs/>
+          <w:kern w:val="0"/>
+          <w:sz w:val="36"/>
+          <w:szCs w:val="36"/>
+          <w:lang w:eastAsia="en-IN"/>
+          <w14:ligatures w14:val="none"/>
+        </w:rPr>
+        <w:t xml:space="preserve"> in </w:t>
+      </w:r>
+      <w:r>
+        <w:rPr>
+          <w:rFonts w:ascii="Courier New" w:eastAsia="Times New Roman" w:hAnsi="Courier New" w:cs="Courier New"/>
+          <w:b/>
+          <w:bCs/>
+          <w:kern w:val="0"/>
+          <w:sz w:val="20"/>
+          <w:lang w:eastAsia="en-IN"/>
+          <w14:ligatures w14:val="none"/>
+        </w:rPr>
+        <w:t>execvp()</w:t>
+      </w:r>
+      <w:r>
+        <w:rPr>
+          <w:rFonts w:ascii="Times New Roman" w:eastAsia="Times New Roman" w:hAnsi="Times New Roman" w:cs="Times New Roman"/>
+          <w:b/>
+          <w:bCs/>
+          <w:kern w:val="0"/>
+          <w:sz w:val="36"/>
+          <w:szCs w:val="36"/>
+          <w:lang w:eastAsia="en-IN"/>
+          <w14:ligatures w14:val="none"/>
+        </w:rPr>
+        <w:t>?</w:t>
+      </w:r>
+    </w:p>
+    <w:p>
+      <w:pPr>
+        <w:spacing w:before="100" w:beforeAutospacing="1" w:after="100" w:afterAutospacing="1" w:line="240" w:lineRule="auto"/>
+        <w:rPr>
+          <w:rFonts w:ascii="Times New Roman" w:eastAsia="Times New Roman" w:hAnsi="Times New Roman" w:cs="Times New Roman"/>
+          <w:kern w:val="0"/>
+          <w:sz w:val="24"/>
+          <w:szCs w:val="24"/>
+          <w:lang w:eastAsia="en-IN"/>
+          <w14:ligatures w14:val="none"/>
+        </w:rPr>
+      </w:pPr>
+      <w:r>
+        <w:rPr>
+          <w:rFonts w:ascii="Segoe UI Emoji" w:eastAsia="Times New Roman" w:hAnsi="Segoe UI Emoji" w:cs="Segoe UI Emoji"/>
+          <w:kern w:val="0"/>
+          <w:sz w:val="24"/>
+          <w:szCs w:val="24"/>
+          <w:lang w:eastAsia="en-IN"/>
+          <w14:ligatures w14:val="none"/>
+        </w:rPr>
+        <w:t>👉</w:t>
+      </w:r>
+      <w:r>
+        <w:rPr>
+          <w:rFonts w:ascii="Times New Roman" w:eastAsia="Times New Roman" w:hAnsi="Times New Roman" w:cs="Times New Roman"/>
+          <w:kern w:val="0"/>
+          <w:sz w:val="24"/>
+          <w:szCs w:val="24"/>
+          <w:lang w:eastAsia="en-IN"/>
+          <w14:ligatures w14:val="none"/>
+        </w:rPr>
+        <w:t xml:space="preserve"> It searches directories listed in </w:t>
+      </w:r>
+      <w:r>
+        <w:rPr>
+          <w:rFonts w:ascii="Courier New" w:eastAsia="Times New Roman" w:hAnsi="Courier New" w:cs="Courier New"/>
+          <w:kern w:val="0"/>
+          <w:sz w:val="20"/>
+          <w:lang w:eastAsia="en-IN"/>
+          <w14:ligatures w14:val="none"/>
+        </w:rPr>
+        <w:t>PATH</w:t>
+      </w:r>
+      <w:r>
+        <w:rPr>
+          <w:rFonts w:ascii="Times New Roman" w:eastAsia="Times New Roman" w:hAnsi="Times New Roman" w:cs="Times New Roman"/>
+          <w:kern w:val="0"/>
+          <w:sz w:val="24"/>
+          <w:szCs w:val="24"/>
+          <w:lang w:eastAsia="en-IN"/>
+          <w14:ligatures w14:val="none"/>
+        </w:rPr>
+        <w:t xml:space="preserve"> to locate executable.</w:t>
+      </w:r>
+    </w:p>
+    <w:p>
+      <w:pPr>
+        <w:spacing w:after="0" w:line="240" w:lineRule="auto"/>
+        <w:rPr>
+          <w:rFonts w:ascii="Times New Roman" w:eastAsia="Times New Roman" w:hAnsi="Times New Roman" w:cs="Times New Roman"/>
+          <w:kern w:val="0"/>
+          <w:sz w:val="24"/>
+          <w:szCs w:val="24"/>
+          <w:lang w:eastAsia="en-IN"/>
+          <w14:ligatures w14:val="none"/>
+        </w:rPr>
+      </w:pPr>
+      <w:r>
+        <w:rPr>
+          <w:rFonts w:ascii="Times New Roman" w:eastAsia="Times New Roman" w:hAnsi="Times New Roman" w:cs="Times New Roman"/>
+          <w:kern w:val="0"/>
+          <w:sz w:val="24"/>
+          <w:szCs w:val="24"/>
+          <w:lang w:eastAsia="en-IN"/>
+          <w14:ligatures w14:val="none"/>
+        </w:rPr>
+        <w:pict w14:anchorId="012EC033">
+          <v:rect id="_x0000_i1090" style="width:0;height:1.5pt" o:hralign="center" o:hrstd="t" o:hr="t" fillcolor="#a0a0a0" stroked="f"/>
+        </w:pict>
+      </w:r>
+    </w:p>
+    <w:p>
+      <w:pPr>
+        <w:spacing w:before="100" w:beforeAutospacing="1" w:after="100" w:afterAutospacing="1" w:line="240" w:lineRule="auto"/>
+        <w:outlineLvl w:val="1"/>
+        <w:rPr>
+          <w:rFonts w:ascii="Times New Roman" w:eastAsia="Times New Roman" w:hAnsi="Times New Roman" w:cs="Times New Roman"/>
+          <w:b/>
+          <w:bCs/>
+          <w:kern w:val="0"/>
+          <w:sz w:val="36"/>
+          <w:szCs w:val="36"/>
+          <w:lang w:eastAsia="en-IN"/>
+          <w14:ligatures w14:val="none"/>
+        </w:rPr>
+      </w:pPr>
+      <w:r>
+        <w:rPr>
+          <w:rFonts w:ascii="Times New Roman" w:eastAsia="Times New Roman" w:hAnsi="Times New Roman" w:cs="Times New Roman"/>
+          <w:b/>
+          <w:bCs/>
+          <w:kern w:val="0"/>
+          <w:sz w:val="36"/>
+          <w:szCs w:val="36"/>
+          <w:lang w:eastAsia="en-IN"/>
+          <w14:ligatures w14:val="none"/>
+        </w:rPr>
+        <w:t xml:space="preserve">7. Why use </w:t>
+      </w:r>
+      <w:r>
+        <w:rPr>
+          <w:rFonts w:ascii="Courier New" w:eastAsia="Times New Roman" w:hAnsi="Courier New" w:cs="Courier New"/>
+          <w:b/>
+          <w:bCs/>
+          <w:kern w:val="0"/>
+          <w:sz w:val="20"/>
+          <w:lang w:eastAsia="en-IN"/>
+          <w14:ligatures w14:val="none"/>
+        </w:rPr>
+        <w:t>const char *</w:t>
+      </w:r>
+      <w:r>
+        <w:rPr>
+          <w:rFonts w:ascii="Times New Roman" w:eastAsia="Times New Roman" w:hAnsi="Times New Roman" w:cs="Times New Roman"/>
+          <w:b/>
+          <w:bCs/>
+          <w:kern w:val="0"/>
+          <w:sz w:val="36"/>
+          <w:szCs w:val="36"/>
+          <w:lang w:eastAsia="en-IN"/>
+          <w14:ligatures w14:val="none"/>
+        </w:rPr>
+        <w:t xml:space="preserve"> in history function?</w:t>
+      </w:r>
+    </w:p>
+    <w:p>
+      <w:pPr>
+        <w:spacing w:before="100" w:beforeAutospacing="1" w:after="100" w:afterAutospacing="1" w:line="240" w:lineRule="auto"/>
+        <w:rPr>
+          <w:rFonts w:ascii="Times New Roman" w:eastAsia="Times New Roman" w:hAnsi="Times New Roman" w:cs="Times New Roman"/>
+          <w:kern w:val="0"/>
+          <w:sz w:val="24"/>
+          <w:szCs w:val="24"/>
+          <w:lang w:eastAsia="en-IN"/>
+          <w14:ligatures w14:val="none"/>
+        </w:rPr>
+      </w:pPr>
+      <w:r>
+        <w:rPr>
+          <w:rFonts w:ascii="Segoe UI Emoji" w:eastAsia="Times New Roman" w:hAnsi="Segoe UI Emoji" w:cs="Segoe UI Emoji"/>
+          <w:kern w:val="0"/>
+          <w:sz w:val="24"/>
+          <w:szCs w:val="24"/>
+          <w:lang w:eastAsia="en-IN"/>
+          <w14:ligatures w14:val="none"/>
+        </w:rPr>
+        <w:t>👉</w:t>
+      </w:r>
+      <w:r>
+        <w:rPr>
+          <w:rFonts w:ascii="Times New Roman" w:eastAsia="Times New Roman" w:hAnsi="Times New Roman" w:cs="Times New Roman"/>
+          <w:kern w:val="0"/>
+          <w:sz w:val="24"/>
+          <w:szCs w:val="24"/>
+          <w:lang w:eastAsia="en-IN"/>
+          <w14:ligatures w14:val="none"/>
+        </w:rPr>
+        <w:t xml:space="preserve"> Prevents modification and clearly indicates read-only usage.</w:t>
+      </w:r>
+    </w:p>
+    <w:p>
+      <w:pPr>
+        <w:spacing w:after="0" w:line="240" w:lineRule="auto"/>
+        <w:rPr>
+          <w:rFonts w:ascii="Times New Roman" w:eastAsia="Times New Roman" w:hAnsi="Times New Roman" w:cs="Times New Roman"/>
+          <w:kern w:val="0"/>
+          <w:sz w:val="24"/>
+          <w:szCs w:val="24"/>
+          <w:lang w:eastAsia="en-IN"/>
+          <w14:ligatures w14:val="none"/>
+        </w:rPr>
+      </w:pPr>
+      <w:r>
+        <w:rPr>
+          <w:rFonts w:ascii="Times New Roman" w:eastAsia="Times New Roman" w:hAnsi="Times New Roman" w:cs="Times New Roman"/>
+          <w:kern w:val="0"/>
+          <w:sz w:val="24"/>
+          <w:szCs w:val="24"/>
+          <w:lang w:eastAsia="en-IN"/>
+          <w14:ligatures w14:val="none"/>
+        </w:rPr>
+        <w:pict w14:anchorId="79902783">
+          <v:rect id="_x0000_i1091" style="width:0;height:1.5pt" o:hralign="center" o:hrstd="t" o:hr="t" fillcolor="#a0a0a0" stroked="f"/>
+        </w:pict>
+      </w:r>
+    </w:p>
+    <w:p>
+      <w:pPr>
+        <w:spacing w:before="100" w:beforeAutospacing="1" w:after="100" w:afterAutospacing="1" w:line="240" w:lineRule="auto"/>
+        <w:outlineLvl w:val="1"/>
+        <w:rPr>
+          <w:rFonts w:ascii="Times New Roman" w:eastAsia="Times New Roman" w:hAnsi="Times New Roman" w:cs="Times New Roman"/>
+          <w:b/>
+          <w:bCs/>
+          <w:kern w:val="0"/>
+          <w:sz w:val="36"/>
+          <w:szCs w:val="36"/>
+          <w:lang w:eastAsia="en-IN"/>
+          <w14:ligatures w14:val="none"/>
+        </w:rPr>
+      </w:pPr>
+      <w:r>
+        <w:rPr>
+          <w:rFonts w:ascii="Times New Roman" w:eastAsia="Times New Roman" w:hAnsi="Times New Roman" w:cs="Times New Roman"/>
+          <w:b/>
+          <w:bCs/>
+          <w:kern w:val="0"/>
+          <w:sz w:val="36"/>
+          <w:szCs w:val="36"/>
+          <w:lang w:eastAsia="en-IN"/>
+          <w14:ligatures w14:val="none"/>
+        </w:rPr>
+        <w:t>8. What is IPC and how does pipe implement it?</w:t>
+      </w:r>
+    </w:p>
+    <w:p>
+      <w:pPr>
+        <w:spacing w:before="100" w:beforeAutospacing="1" w:after="100" w:afterAutospacing="1" w:line="240" w:lineRule="auto"/>
+        <w:rPr>
+          <w:rFonts w:ascii="Times New Roman" w:eastAsia="Times New Roman" w:hAnsi="Times New Roman" w:cs="Times New Roman"/>
+          <w:kern w:val="0"/>
+          <w:sz w:val="24"/>
+          <w:szCs w:val="24"/>
+          <w:lang w:eastAsia="en-IN"/>
+          <w14:ligatures w14:val="none"/>
+        </w:rPr>
+      </w:pPr>
+      <w:r>
+        <w:rPr>
+          <w:rFonts w:ascii="Segoe UI Emoji" w:eastAsia="Times New Roman" w:hAnsi="Segoe UI Emoji" w:cs="Segoe UI Emoji"/>
+          <w:kern w:val="0"/>
+          <w:sz w:val="24"/>
+          <w:szCs w:val="24"/>
+          <w:lang w:eastAsia="en-IN"/>
+          <w14:ligatures w14:val="none"/>
+        </w:rPr>
+        <w:t>👉</w:t>
+      </w:r>
+      <w:r>
+        <w:rPr>
+          <w:rFonts w:ascii="Times New Roman" w:eastAsia="Times New Roman" w:hAnsi="Times New Roman" w:cs="Times New Roman"/>
+          <w:kern w:val="0"/>
+          <w:sz w:val="24"/>
+          <w:szCs w:val="24"/>
+          <w:lang w:eastAsia="en-IN"/>
+          <w14:ligatures w14:val="none"/>
+        </w:rPr>
+        <w:t xml:space="preserve"> IPC = communication between processes</w:t>
+      </w:r>
+      <w:r>
+        <w:rPr>
+          <w:rFonts w:ascii="Times New Roman" w:eastAsia="Times New Roman" w:hAnsi="Times New Roman" w:cs="Times New Roman"/>
+          <w:kern w:val="0"/>
+          <w:sz w:val="24"/>
+          <w:szCs w:val="24"/>
+          <w:lang w:eastAsia="en-IN"/>
+          <w14:ligatures w14:val="none"/>
+        </w:rPr>
+        <w:br/>
+        <w:t>Pipe provides a unidirectional byte stream.</w:t>
+      </w:r>
+    </w:p>
+    <w:p>
+      <w:pPr>
+        <w:spacing w:after="0" w:line="240" w:lineRule="auto"/>
+        <w:rPr>
+          <w:rFonts w:ascii="Times New Roman" w:eastAsia="Times New Roman" w:hAnsi="Times New Roman" w:cs="Times New Roman"/>
+          <w:kern w:val="0"/>
+          <w:sz w:val="24"/>
+          <w:szCs w:val="24"/>
+          <w:lang w:eastAsia="en-IN"/>
+          <w14:ligatures w14:val="none"/>
+        </w:rPr>
+      </w:pPr>
+      <w:r>
+        <w:rPr>
+          <w:rFonts w:ascii="Times New Roman" w:eastAsia="Times New Roman" w:hAnsi="Times New Roman" w:cs="Times New Roman"/>
+          <w:kern w:val="0"/>
+          <w:sz w:val="24"/>
+          <w:szCs w:val="24"/>
+          <w:lang w:eastAsia="en-IN"/>
+          <w14:ligatures w14:val="none"/>
+        </w:rPr>
+        <w:pict w14:anchorId="2A48B544">
+          <v:rect id="_x0000_i1092" style="width:0;height:1.5pt" o:hralign="center" o:hrstd="t" o:hr="t" fillcolor="#a0a0a0" stroked="f"/>
+        </w:pict>
+      </w:r>
+    </w:p>
+    <w:p>
+      <w:pPr>
+        <w:spacing w:before="100" w:beforeAutospacing="1" w:after="100" w:afterAutospacing="1" w:line="240" w:lineRule="auto"/>
+        <w:outlineLvl w:val="1"/>
+        <w:rPr>
+          <w:rFonts w:ascii="Times New Roman" w:eastAsia="Times New Roman" w:hAnsi="Times New Roman" w:cs="Times New Roman"/>
+          <w:b/>
+          <w:bCs/>
+          <w:kern w:val="0"/>
+          <w:sz w:val="36"/>
+          <w:szCs w:val="36"/>
+          <w:lang w:eastAsia="en-IN"/>
+          <w14:ligatures w14:val="none"/>
+        </w:rPr>
+      </w:pPr>
+      <w:r>
+        <w:rPr>
+          <w:rFonts w:ascii="Times New Roman" w:eastAsia="Times New Roman" w:hAnsi="Times New Roman" w:cs="Times New Roman"/>
+          <w:b/>
+          <w:bCs/>
+          <w:kern w:val="0"/>
+          <w:sz w:val="36"/>
+          <w:szCs w:val="36"/>
+          <w:lang w:eastAsia="en-IN"/>
+          <w14:ligatures w14:val="none"/>
+        </w:rPr>
+        <w:t xml:space="preserve">9. What happens if </w:t>
+      </w:r>
+      <w:r>
+        <w:rPr>
+          <w:rFonts w:ascii="Courier New" w:eastAsia="Times New Roman" w:hAnsi="Courier New" w:cs="Courier New"/>
+          <w:b/>
+          <w:bCs/>
+          <w:kern w:val="0"/>
+          <w:sz w:val="20"/>
+          <w:lang w:eastAsia="en-IN"/>
+          <w14:ligatures w14:val="none"/>
+        </w:rPr>
+        <w:t>execvp()</w:t>
+      </w:r>
+      <w:r>
+        <w:rPr>
+          <w:rFonts w:ascii="Times New Roman" w:eastAsia="Times New Roman" w:hAnsi="Times New Roman" w:cs="Times New Roman"/>
+          <w:b/>
+          <w:bCs/>
+          <w:kern w:val="0"/>
+          <w:sz w:val="36"/>
+          <w:szCs w:val="36"/>
+          <w:lang w:eastAsia="en-IN"/>
+          <w14:ligatures w14:val="none"/>
+        </w:rPr>
+        <w:t xml:space="preserve"> fails?</w:t>
+      </w:r>
+    </w:p>
+    <w:p>
+      <w:pPr>
+        <w:spacing w:before="100" w:beforeAutospacing="1" w:after="100" w:afterAutospacing="1" w:line="240" w:lineRule="auto"/>
+        <w:rPr>
+          <w:rFonts w:ascii="Times New Roman" w:eastAsia="Times New Roman" w:hAnsi="Times New Roman" w:cs="Times New Roman"/>
+          <w:kern w:val="0"/>
+          <w:sz w:val="24"/>
+          <w:szCs w:val="24"/>
+          <w:lang w:eastAsia="en-IN"/>
+          <w14:ligatures w14:val="none"/>
+        </w:rPr>
+      </w:pPr>
+      <w:r>
+        <w:rPr>
+          <w:rFonts w:ascii="Segoe UI Emoji" w:eastAsia="Times New Roman" w:hAnsi="Segoe UI Emoji" w:cs="Segoe UI Emoji"/>
+          <w:kern w:val="0"/>
+          <w:sz w:val="24"/>
+          <w:szCs w:val="24"/>
+          <w:lang w:eastAsia="en-IN"/>
+          <w14:ligatures w14:val="none"/>
+        </w:rPr>
+        <w:t>👉</w:t>
+      </w:r>
+      <w:r>
+        <w:rPr>
+          <w:rFonts w:ascii="Times New Roman" w:eastAsia="Times New Roman" w:hAnsi="Times New Roman" w:cs="Times New Roman"/>
+          <w:kern w:val="0"/>
+          <w:sz w:val="24"/>
+          <w:szCs w:val="24"/>
+          <w:lang w:eastAsia="en-IN"/>
+          <w14:ligatures w14:val="none"/>
+        </w:rPr>
+        <w:t xml:space="preserve"> It returns </w:t>
+      </w:r>
+      <w:r>
+        <w:rPr>
+          <w:rFonts w:ascii="Courier New" w:eastAsia="Times New Roman" w:hAnsi="Courier New" w:cs="Courier New"/>
+          <w:kern w:val="0"/>
+          <w:sz w:val="20"/>
+          <w:lang w:eastAsia="en-IN"/>
+          <w14:ligatures w14:val="none"/>
+        </w:rPr>
+        <w:t>-1</w:t>
+      </w:r>
+      <w:r>
+        <w:rPr>
+          <w:rFonts w:ascii="Times New Roman" w:eastAsia="Times New Roman" w:hAnsi="Times New Roman" w:cs="Times New Roman"/>
+          <w:kern w:val="0"/>
+          <w:sz w:val="24"/>
+          <w:szCs w:val="24"/>
+          <w:lang w:eastAsia="en-IN"/>
+          <w14:ligatures w14:val="none"/>
+        </w:rPr>
+        <w:t>, and execution continues in the same process.</w:t>
+      </w:r>
+    </w:p>
+    <w:p>
+      <w:pPr>
+        <w:spacing w:after="0" w:line="240" w:lineRule="auto"/>
+        <w:rPr>
+          <w:rFonts w:ascii="Times New Roman" w:eastAsia="Times New Roman" w:hAnsi="Times New Roman" w:cs="Times New Roman"/>
+          <w:kern w:val="0"/>
+          <w:sz w:val="24"/>
+          <w:szCs w:val="24"/>
+          <w:lang w:eastAsia="en-IN"/>
+          <w14:ligatures w14:val="none"/>
+        </w:rPr>
+      </w:pPr>
+      <w:r>
+        <w:rPr>
+          <w:rFonts w:ascii="Times New Roman" w:eastAsia="Times New Roman" w:hAnsi="Times New Roman" w:cs="Times New Roman"/>
+          <w:kern w:val="0"/>
+          <w:sz w:val="24"/>
+          <w:szCs w:val="24"/>
+          <w:lang w:eastAsia="en-IN"/>
+          <w14:ligatures w14:val="none"/>
+        </w:rPr>
+        <w:pict w14:anchorId="425ECDA4">
+          <v:rect id="_x0000_i1093" style="width:0;height:1.5pt" o:hralign="center" o:hrstd="t" o:hr="t" fillcolor="#a0a0a0" stroked="f"/>
+        </w:pict>
+      </w:r>
+    </w:p>
+    <w:p>
+      <w:pPr>
+        <w:spacing w:before="100" w:beforeAutospacing="1" w:after="100" w:afterAutospacing="1" w:line="240" w:lineRule="auto"/>
+        <w:outlineLvl w:val="1"/>
+        <w:rPr>
+          <w:rFonts w:ascii="Times New Roman" w:eastAsia="Times New Roman" w:hAnsi="Times New Roman" w:cs="Times New Roman"/>
+          <w:b/>
+          <w:bCs/>
+          <w:kern w:val="0"/>
+          <w:sz w:val="36"/>
+          <w:szCs w:val="36"/>
+          <w:lang w:eastAsia="en-IN"/>
+          <w14:ligatures w14:val="none"/>
+        </w:rPr>
+      </w:pPr>
+      <w:r>
+        <w:rPr>
+          <w:rFonts w:ascii="Times New Roman" w:eastAsia="Times New Roman" w:hAnsi="Times New Roman" w:cs="Times New Roman"/>
+          <w:b/>
+          <w:bCs/>
+          <w:kern w:val="0"/>
+          <w:sz w:val="36"/>
+          <w:szCs w:val="36"/>
+          <w:lang w:eastAsia="en-IN"/>
+          <w14:ligatures w14:val="none"/>
+        </w:rPr>
+        <w:t xml:space="preserve">10. Why NULL termination is required in </w:t>
+      </w:r>
+      <w:r>
+        <w:rPr>
+          <w:rFonts w:ascii="Courier New" w:eastAsia="Times New Roman" w:hAnsi="Courier New" w:cs="Courier New"/>
+          <w:b/>
+          <w:bCs/>
+          <w:kern w:val="0"/>
+          <w:sz w:val="20"/>
+          <w:lang w:eastAsia="en-IN"/>
+          <w14:ligatures w14:val="none"/>
+        </w:rPr>
+        <w:t>argv</w:t>
+      </w:r>
+      <w:r>
+        <w:rPr>
+          <w:rFonts w:ascii="Times New Roman" w:eastAsia="Times New Roman" w:hAnsi="Times New Roman" w:cs="Times New Roman"/>
+          <w:b/>
+          <w:bCs/>
+          <w:kern w:val="0"/>
+          <w:sz w:val="36"/>
+          <w:szCs w:val="36"/>
+          <w:lang w:eastAsia="en-IN"/>
+          <w14:ligatures w14:val="none"/>
+        </w:rPr>
+        <w:t>?</w:t>
+      </w:r>
+    </w:p>
+    <w:p>
+      <w:pPr>
+        <w:spacing w:before="100" w:beforeAutospacing="1" w:after="100" w:afterAutospacing="1" w:line="240" w:lineRule="auto"/>
+        <w:rPr>
+          <w:rFonts w:ascii="Times New Roman" w:eastAsia="Times New Roman" w:hAnsi="Times New Roman" w:cs="Times New Roman"/>
+          <w:kern w:val="0"/>
+          <w:sz w:val="24"/>
+          <w:szCs w:val="24"/>
+          <w:lang w:eastAsia="en-IN"/>
+          <w14:ligatures w14:val="none"/>
+        </w:rPr>
+      </w:pPr>
+      <w:r>
+        <w:rPr>
+          <w:rFonts w:ascii="Segoe UI Emoji" w:eastAsia="Times New Roman" w:hAnsi="Segoe UI Emoji" w:cs="Segoe UI Emoji"/>
+          <w:kern w:val="0"/>
+          <w:sz w:val="24"/>
+          <w:szCs w:val="24"/>
+          <w:lang w:eastAsia="en-IN"/>
+          <w14:ligatures w14:val="none"/>
+        </w:rPr>
+        <w:lastRenderedPageBreak/>
+        <w:t>👉</w:t>
+      </w:r>
+      <w:r>
+        <w:rPr>
+          <w:rFonts w:ascii="Times New Roman" w:eastAsia="Times New Roman" w:hAnsi="Times New Roman" w:cs="Times New Roman"/>
+          <w:kern w:val="0"/>
+          <w:sz w:val="24"/>
+          <w:szCs w:val="24"/>
+          <w:lang w:eastAsia="en-IN"/>
+          <w14:ligatures w14:val="none"/>
+        </w:rPr>
+        <w:t xml:space="preserve"> </w:t>
+      </w:r>
+      <w:r>
+        <w:rPr>
+          <w:rFonts w:ascii="Courier New" w:eastAsia="Times New Roman" w:hAnsi="Courier New" w:cs="Courier New"/>
+          <w:kern w:val="0"/>
+          <w:sz w:val="20"/>
+          <w:lang w:eastAsia="en-IN"/>
+          <w14:ligatures w14:val="none"/>
+        </w:rPr>
+        <w:t>execvp()</w:t>
+      </w:r>
+      <w:r>
+        <w:rPr>
+          <w:rFonts w:ascii="Times New Roman" w:eastAsia="Times New Roman" w:hAnsi="Times New Roman" w:cs="Times New Roman"/>
+          <w:kern w:val="0"/>
+          <w:sz w:val="24"/>
+          <w:szCs w:val="24"/>
+          <w:lang w:eastAsia="en-IN"/>
+          <w14:ligatures w14:val="none"/>
+        </w:rPr>
+        <w:t xml:space="preserve"> relies on NULL to determine end of arguments.</w:t>
+      </w:r>
+    </w:p>
+    <w:p>
+      <w:pPr>
+        <w:spacing w:after="0" w:line="240" w:lineRule="auto"/>
+        <w:rPr>
+          <w:rFonts w:ascii="Times New Roman" w:eastAsia="Times New Roman" w:hAnsi="Times New Roman" w:cs="Times New Roman"/>
+          <w:kern w:val="0"/>
+          <w:sz w:val="24"/>
+          <w:szCs w:val="24"/>
+          <w:lang w:eastAsia="en-IN"/>
+          <w14:ligatures w14:val="none"/>
+        </w:rPr>
+      </w:pPr>
+      <w:r>
+        <w:rPr>
+          <w:rFonts w:ascii="Times New Roman" w:eastAsia="Times New Roman" w:hAnsi="Times New Roman" w:cs="Times New Roman"/>
+          <w:kern w:val="0"/>
+          <w:sz w:val="24"/>
+          <w:szCs w:val="24"/>
+          <w:lang w:eastAsia="en-IN"/>
+          <w14:ligatures w14:val="none"/>
+        </w:rPr>
+        <w:pict w14:anchorId="4A03E18C">
+          <v:rect id="_x0000_i1094" style="width:0;height:1.5pt" o:hralign="center" o:hrstd="t" o:hr="t" fillcolor="#a0a0a0" stroked="f"/>
+        </w:pict>
+      </w:r>
+    </w:p>
+    <w:p>
+      <w:pPr>
+        <w:spacing w:before="100" w:beforeAutospacing="1" w:after="100" w:afterAutospacing="1" w:line="240" w:lineRule="auto"/>
+        <w:outlineLvl w:val="0"/>
+        <w:rPr>
+          <w:rFonts w:ascii="Times New Roman" w:eastAsia="Times New Roman" w:hAnsi="Times New Roman" w:cs="Times New Roman"/>
+          <w:b/>
+          <w:bCs/>
+          <w:kern w:val="36"/>
+          <w:sz w:val="48"/>
+          <w:szCs w:val="48"/>
+          <w:lang w:eastAsia="en-IN"/>
+          <w14:ligatures w14:val="none"/>
+        </w:rPr>
+      </w:pPr>
+      <w:r>
+        <w:rPr>
+          <w:rFonts w:ascii="Segoe UI Emoji" w:eastAsia="Times New Roman" w:hAnsi="Segoe UI Emoji" w:cs="Segoe UI Emoji"/>
+          <w:b/>
+          <w:bCs/>
+          <w:kern w:val="36"/>
+          <w:sz w:val="48"/>
+          <w:szCs w:val="48"/>
+          <w:lang w:eastAsia="en-IN"/>
+          <w14:ligatures w14:val="none"/>
+        </w:rPr>
+        <w:t>🎯</w:t>
+      </w:r>
+      <w:r>
+        <w:rPr>
+          <w:rFonts w:ascii="Times New Roman" w:eastAsia="Times New Roman" w:hAnsi="Times New Roman" w:cs="Times New Roman"/>
+          <w:b/>
+          <w:bCs/>
+          <w:kern w:val="36"/>
+          <w:sz w:val="48"/>
+          <w:szCs w:val="48"/>
+          <w:lang w:eastAsia="en-IN"/>
+          <w14:ligatures w14:val="none"/>
+        </w:rPr>
+        <w:t xml:space="preserve"> System-Level Understanding Achieved</w:t>
+      </w:r>
+    </w:p>
+    <w:p>
+      <w:pPr>
+        <w:spacing w:before="100" w:beforeAutospacing="1" w:after="100" w:afterAutospacing="1" w:line="240" w:lineRule="auto"/>
+        <w:rPr>
+          <w:rFonts w:ascii="Times New Roman" w:eastAsia="Times New Roman" w:hAnsi="Times New Roman" w:cs="Times New Roman"/>
+          <w:kern w:val="0"/>
+          <w:sz w:val="24"/>
+          <w:szCs w:val="24"/>
+          <w:lang w:eastAsia="en-IN"/>
+          <w14:ligatures w14:val="none"/>
+        </w:rPr>
+      </w:pPr>
+      <w:r>
+        <w:rPr>
+          <w:rFonts w:ascii="Times New Roman" w:eastAsia="Times New Roman" w:hAnsi="Times New Roman" w:cs="Times New Roman"/>
+          <w:kern w:val="0"/>
+          <w:sz w:val="24"/>
+          <w:szCs w:val="24"/>
+          <w:lang w:eastAsia="en-IN"/>
+          <w14:ligatures w14:val="none"/>
+        </w:rPr>
+        <w:t>You can now explain:</w:t>
+      </w:r>
+    </w:p>
+    <w:p>
+      <w:pPr>
+        <w:numPr>
+          <w:ilvl w:val="0"/>
+          <w:numId w:val="24"/>
+        </w:numPr>
+        <w:spacing w:before="100" w:beforeAutospacing="1" w:after="100" w:afterAutospacing="1" w:line="240" w:lineRule="auto"/>
+        <w:rPr>
+          <w:rFonts w:ascii="Times New Roman" w:eastAsia="Times New Roman" w:hAnsi="Times New Roman" w:cs="Times New Roman"/>
+          <w:kern w:val="0"/>
+          <w:sz w:val="24"/>
+          <w:szCs w:val="24"/>
+          <w:lang w:eastAsia="en-IN"/>
+          <w14:ligatures w14:val="none"/>
+        </w:rPr>
+      </w:pPr>
+      <w:r>
+        <w:rPr>
+          <w:rFonts w:ascii="Times New Roman" w:eastAsia="Times New Roman" w:hAnsi="Times New Roman" w:cs="Times New Roman"/>
+          <w:kern w:val="0"/>
+          <w:sz w:val="24"/>
+          <w:szCs w:val="24"/>
+          <w:lang w:eastAsia="en-IN"/>
+          <w14:ligatures w14:val="none"/>
+        </w:rPr>
+        <w:t>How shells execute commands internally</w:t>
+      </w:r>
+    </w:p>
+    <w:p>
+      <w:pPr>
+        <w:numPr>
+          <w:ilvl w:val="0"/>
+          <w:numId w:val="24"/>
+        </w:numPr>
+        <w:spacing w:before="100" w:beforeAutospacing="1" w:after="100" w:afterAutospacing="1" w:line="240" w:lineRule="auto"/>
+        <w:rPr>
+          <w:rFonts w:ascii="Times New Roman" w:eastAsia="Times New Roman" w:hAnsi="Times New Roman" w:cs="Times New Roman"/>
+          <w:kern w:val="0"/>
+          <w:sz w:val="24"/>
+          <w:szCs w:val="24"/>
+          <w:lang w:eastAsia="en-IN"/>
+          <w14:ligatures w14:val="none"/>
+        </w:rPr>
+      </w:pPr>
+      <w:r>
+        <w:rPr>
+          <w:rFonts w:ascii="Times New Roman" w:eastAsia="Times New Roman" w:hAnsi="Times New Roman" w:cs="Times New Roman"/>
+          <w:kern w:val="0"/>
+          <w:sz w:val="24"/>
+          <w:szCs w:val="24"/>
+          <w:lang w:eastAsia="en-IN"/>
+          <w14:ligatures w14:val="none"/>
+        </w:rPr>
+        <w:t>How processes communicate</w:t>
+      </w:r>
+    </w:p>
+    <w:p>
+      <w:pPr>
+        <w:numPr>
+          <w:ilvl w:val="0"/>
+          <w:numId w:val="24"/>
+        </w:numPr>
+        <w:spacing w:before="100" w:beforeAutospacing="1" w:after="100" w:afterAutospacing="1" w:line="240" w:lineRule="auto"/>
+        <w:rPr>
+          <w:rFonts w:ascii="Times New Roman" w:eastAsia="Times New Roman" w:hAnsi="Times New Roman" w:cs="Times New Roman"/>
+          <w:kern w:val="0"/>
+          <w:sz w:val="24"/>
+          <w:szCs w:val="24"/>
+          <w:lang w:eastAsia="en-IN"/>
+          <w14:ligatures w14:val="none"/>
+        </w:rPr>
+      </w:pPr>
+      <w:r>
+        <w:rPr>
+          <w:rFonts w:ascii="Times New Roman" w:eastAsia="Times New Roman" w:hAnsi="Times New Roman" w:cs="Times New Roman"/>
+          <w:kern w:val="0"/>
+          <w:sz w:val="24"/>
+          <w:szCs w:val="24"/>
+          <w:lang w:eastAsia="en-IN"/>
+          <w14:ligatures w14:val="none"/>
+        </w:rPr>
+        <w:t>How OS manages file descriptors</w:t>
+      </w:r>
+    </w:p>
+    <w:p>
+      <w:pPr>
+        <w:numPr>
+          <w:ilvl w:val="0"/>
+          <w:numId w:val="24"/>
+        </w:numPr>
+        <w:spacing w:before="100" w:beforeAutospacing="1" w:after="100" w:afterAutospacing="1" w:line="240" w:lineRule="auto"/>
+        <w:rPr>
+          <w:rFonts w:ascii="Times New Roman" w:eastAsia="Times New Roman" w:hAnsi="Times New Roman" w:cs="Times New Roman"/>
+          <w:kern w:val="0"/>
+          <w:sz w:val="24"/>
+          <w:szCs w:val="24"/>
+          <w:lang w:eastAsia="en-IN"/>
+          <w14:ligatures w14:val="none"/>
+        </w:rPr>
+      </w:pPr>
+      <w:r>
+        <w:rPr>
+          <w:rFonts w:ascii="Times New Roman" w:eastAsia="Times New Roman" w:hAnsi="Times New Roman" w:cs="Times New Roman"/>
+          <w:kern w:val="0"/>
+          <w:sz w:val="24"/>
+          <w:szCs w:val="24"/>
+          <w:lang w:eastAsia="en-IN"/>
+          <w14:ligatures w14:val="none"/>
+        </w:rPr>
+        <w:t>How real Unix shells behave</w:t>
+      </w:r>
+    </w:p>
+    <w:p>
+      <w:pPr>
+        <w:spacing w:after="0" w:line="240" w:lineRule="auto"/>
+        <w:rPr>
+          <w:rFonts w:ascii="Times New Roman" w:eastAsia="Times New Roman" w:hAnsi="Times New Roman" w:cs="Times New Roman"/>
+          <w:kern w:val="0"/>
+          <w:sz w:val="24"/>
+          <w:szCs w:val="24"/>
+          <w:lang w:eastAsia="en-IN"/>
+          <w14:ligatures w14:val="none"/>
+        </w:rPr>
+      </w:pPr>
+      <w:r>
+        <w:rPr>
+          <w:rFonts w:ascii="Times New Roman" w:eastAsia="Times New Roman" w:hAnsi="Times New Roman" w:cs="Times New Roman"/>
+          <w:kern w:val="0"/>
+          <w:sz w:val="24"/>
+          <w:szCs w:val="24"/>
+          <w:lang w:eastAsia="en-IN"/>
+          <w14:ligatures w14:val="none"/>
+        </w:rPr>
+        <w:pict w14:anchorId="11F090F4">
+          <v:rect id="_x0000_i1095" style="width:0;height:1.5pt" o:hralign="center" o:hrstd="t" o:hr="t" fillcolor="#a0a0a0" stroked="f"/>
+        </w:pict>
+      </w:r>
+    </w:p>
+    <w:p>
+      <w:pPr>
+        <w:spacing w:before="100" w:beforeAutospacing="1" w:after="100" w:afterAutospacing="1" w:line="240" w:lineRule="auto"/>
+        <w:outlineLvl w:val="0"/>
+        <w:rPr>
+          <w:rFonts w:ascii="Times New Roman" w:eastAsia="Times New Roman" w:hAnsi="Times New Roman" w:cs="Times New Roman"/>
+          <w:b/>
+          <w:bCs/>
+          <w:kern w:val="36"/>
+          <w:sz w:val="48"/>
+          <w:szCs w:val="48"/>
+          <w:lang w:eastAsia="en-IN"/>
+          <w14:ligatures w14:val="none"/>
+        </w:rPr>
+      </w:pPr>
+      <w:r>
+        <w:rPr>
+          <w:rFonts w:ascii="Segoe UI Emoji" w:eastAsia="Times New Roman" w:hAnsi="Segoe UI Emoji" w:cs="Segoe UI Emoji"/>
+          <w:b/>
+          <w:bCs/>
+          <w:kern w:val="36"/>
+          <w:sz w:val="48"/>
+          <w:szCs w:val="48"/>
+          <w:lang w:eastAsia="en-IN"/>
+          <w14:ligatures w14:val="none"/>
+        </w:rPr>
+        <w:t>🚀</w:t>
+      </w:r>
+      <w:r>
+        <w:rPr>
+          <w:rFonts w:ascii="Times New Roman" w:eastAsia="Times New Roman" w:hAnsi="Times New Roman" w:cs="Times New Roman"/>
+          <w:b/>
+          <w:bCs/>
+          <w:kern w:val="36"/>
+          <w:sz w:val="48"/>
+          <w:szCs w:val="48"/>
+          <w:lang w:eastAsia="en-IN"/>
+          <w14:ligatures w14:val="none"/>
+        </w:rPr>
+        <w:t xml:space="preserve"> Next Steps</w:t>
+      </w:r>
+    </w:p>
+    <w:p>
+      <w:pPr>
+        <w:numPr>
+          <w:ilvl w:val="0"/>
+          <w:numId w:val="25"/>
+        </w:numPr>
+        <w:spacing w:before="100" w:beforeAutospacing="1" w:after="100" w:afterAutospacing="1" w:line="240" w:lineRule="auto"/>
+        <w:rPr>
+          <w:rFonts w:ascii="Times New Roman" w:eastAsia="Times New Roman" w:hAnsi="Times New Roman" w:cs="Times New Roman"/>
+          <w:kern w:val="0"/>
+          <w:sz w:val="24"/>
+          <w:szCs w:val="24"/>
+          <w:lang w:eastAsia="en-IN"/>
+          <w14:ligatures w14:val="none"/>
+        </w:rPr>
+      </w:pPr>
+      <w:r>
+        <w:rPr>
+          <w:rFonts w:ascii="Times New Roman" w:eastAsia="Times New Roman" w:hAnsi="Times New Roman" w:cs="Times New Roman"/>
+          <w:kern w:val="0"/>
+          <w:sz w:val="24"/>
+          <w:szCs w:val="24"/>
+          <w:lang w:eastAsia="en-IN"/>
+          <w14:ligatures w14:val="none"/>
+        </w:rPr>
+        <w:t>Multiple pipe support (</w:t>
+      </w:r>
+      <w:r>
+        <w:rPr>
+          <w:rFonts w:ascii="Courier New" w:eastAsia="Times New Roman" w:hAnsi="Courier New" w:cs="Courier New"/>
+          <w:kern w:val="0"/>
+          <w:sz w:val="20"/>
+          <w:lang w:eastAsia="en-IN"/>
+          <w14:ligatures w14:val="none"/>
+        </w:rPr>
+        <w:t>cmd1 | cmd2 | cmd3</w:t>
+      </w:r>
+      <w:r>
+        <w:rPr>
+          <w:rFonts w:ascii="Times New Roman" w:eastAsia="Times New Roman" w:hAnsi="Times New Roman" w:cs="Times New Roman"/>
+          <w:kern w:val="0"/>
+          <w:sz w:val="24"/>
+          <w:szCs w:val="24"/>
+          <w:lang w:eastAsia="en-IN"/>
+          <w14:ligatures w14:val="none"/>
+        </w:rPr>
+        <w:t>)</w:t>
+      </w:r>
+    </w:p>
+    <w:p>
+      <w:pPr>
+        <w:numPr>
+          <w:ilvl w:val="0"/>
+          <w:numId w:val="25"/>
+        </w:numPr>
+        <w:spacing w:before="100" w:beforeAutospacing="1" w:after="100" w:afterAutospacing="1" w:line="240" w:lineRule="auto"/>
+        <w:rPr>
+          <w:rFonts w:ascii="Times New Roman" w:eastAsia="Times New Roman" w:hAnsi="Times New Roman" w:cs="Times New Roman"/>
+          <w:kern w:val="0"/>
+          <w:sz w:val="24"/>
+          <w:szCs w:val="24"/>
+          <w:lang w:eastAsia="en-IN"/>
+          <w14:ligatures w14:val="none"/>
+        </w:rPr>
+      </w:pPr>
+      <w:r>
+        <w:rPr>
+          <w:rFonts w:ascii="Times New Roman" w:eastAsia="Times New Roman" w:hAnsi="Times New Roman" w:cs="Times New Roman"/>
+          <w:kern w:val="0"/>
+          <w:sz w:val="24"/>
+          <w:szCs w:val="24"/>
+          <w:lang w:eastAsia="en-IN"/>
+          <w14:ligatures w14:val="none"/>
+        </w:rPr>
+        <w:t>Input redirection (</w:t>
+      </w:r>
+      <w:r>
+        <w:rPr>
+          <w:rFonts w:ascii="Courier New" w:eastAsia="Times New Roman" w:hAnsi="Courier New" w:cs="Courier New"/>
+          <w:kern w:val="0"/>
+          <w:sz w:val="20"/>
+          <w:lang w:eastAsia="en-IN"/>
+          <w14:ligatures w14:val="none"/>
+        </w:rPr>
+        <w:t>&lt;</w:t>
+      </w:r>
+      <w:r>
+        <w:rPr>
+          <w:rFonts w:ascii="Times New Roman" w:eastAsia="Times New Roman" w:hAnsi="Times New Roman" w:cs="Times New Roman"/>
+          <w:kern w:val="0"/>
+          <w:sz w:val="24"/>
+          <w:szCs w:val="24"/>
+          <w:lang w:eastAsia="en-IN"/>
+          <w14:ligatures w14:val="none"/>
+        </w:rPr>
+        <w:t>)</w:t>
+      </w:r>
+    </w:p>
+    <w:p>
+      <w:pPr>
+        <w:numPr>
+          <w:ilvl w:val="0"/>
+          <w:numId w:val="25"/>
+        </w:numPr>
+        <w:spacing w:before="100" w:beforeAutospacing="1" w:after="100" w:afterAutospacing="1" w:line="240" w:lineRule="auto"/>
+        <w:rPr>
+          <w:rFonts w:ascii="Times New Roman" w:eastAsia="Times New Roman" w:hAnsi="Times New Roman" w:cs="Times New Roman"/>
+          <w:kern w:val="0"/>
+          <w:sz w:val="24"/>
+          <w:szCs w:val="24"/>
+          <w:lang w:eastAsia="en-IN"/>
+          <w14:ligatures w14:val="none"/>
+        </w:rPr>
+      </w:pPr>
+      <w:r>
+        <w:rPr>
+          <w:rFonts w:ascii="Times New Roman" w:eastAsia="Times New Roman" w:hAnsi="Times New Roman" w:cs="Times New Roman"/>
+          <w:kern w:val="0"/>
+          <w:sz w:val="24"/>
+          <w:szCs w:val="24"/>
+          <w:lang w:eastAsia="en-IN"/>
+          <w14:ligatures w14:val="none"/>
+        </w:rPr>
+        <w:t>Background processes (</w:t>
+      </w:r>
+      <w:r>
+        <w:rPr>
+          <w:rFonts w:ascii="Courier New" w:eastAsia="Times New Roman" w:hAnsi="Courier New" w:cs="Courier New"/>
+          <w:kern w:val="0"/>
+          <w:sz w:val="20"/>
+          <w:lang w:eastAsia="en-IN"/>
+          <w14:ligatures w14:val="none"/>
+        </w:rPr>
+        <w:t>&amp;</w:t>
+      </w:r>
+      <w:r>
+        <w:rPr>
+          <w:rFonts w:ascii="Times New Roman" w:eastAsia="Times New Roman" w:hAnsi="Times New Roman" w:cs="Times New Roman"/>
+          <w:kern w:val="0"/>
+          <w:sz w:val="24"/>
+          <w:szCs w:val="24"/>
+          <w:lang w:eastAsia="en-IN"/>
+          <w14:ligatures w14:val="none"/>
+        </w:rPr>
+        <w:t>)</w:t>
+      </w:r>
+    </w:p>
+    <w:p>
+      <w:pPr>
+        <w:numPr>
+          <w:ilvl w:val="0"/>
+          <w:numId w:val="25"/>
+        </w:numPr>
+        <w:spacing w:before="100" w:beforeAutospacing="1" w:after="100" w:afterAutospacing="1" w:line="240" w:lineRule="auto"/>
+        <w:rPr>
+          <w:rFonts w:ascii="Times New Roman" w:eastAsia="Times New Roman" w:hAnsi="Times New Roman" w:cs="Times New Roman"/>
+          <w:kern w:val="0"/>
+          <w:sz w:val="24"/>
+          <w:szCs w:val="24"/>
+          <w:lang w:eastAsia="en-IN"/>
+          <w14:ligatures w14:val="none"/>
+        </w:rPr>
+      </w:pPr>
+      <w:r>
+        <w:rPr>
+          <w:rFonts w:ascii="Times New Roman" w:eastAsia="Times New Roman" w:hAnsi="Times New Roman" w:cs="Times New Roman"/>
+          <w:kern w:val="0"/>
+          <w:sz w:val="24"/>
+          <w:szCs w:val="24"/>
+          <w:lang w:eastAsia="en-IN"/>
+          <w14:ligatures w14:val="none"/>
+        </w:rPr>
+        <w:t>Signal handling (Ctrl+C)</w:t>
+      </w:r>
+    </w:p>
+    <w:p>
+      <w:pPr>
+        <w:numPr>
+          <w:ilvl w:val="0"/>
+          <w:numId w:val="25"/>
+        </w:numPr>
+        <w:spacing w:before="100" w:beforeAutospacing="1" w:after="100" w:afterAutospacing="1" w:line="240" w:lineRule="auto"/>
+        <w:rPr>
+          <w:rFonts w:ascii="Times New Roman" w:eastAsia="Times New Roman" w:hAnsi="Times New Roman" w:cs="Times New Roman"/>
+          <w:kern w:val="0"/>
+          <w:sz w:val="24"/>
+          <w:szCs w:val="24"/>
+          <w:lang w:eastAsia="en-IN"/>
+          <w14:ligatures w14:val="none"/>
+        </w:rPr>
+      </w:pPr>
+      <w:r>
+        <w:rPr>
+          <w:rFonts w:ascii="Times New Roman" w:eastAsia="Times New Roman" w:hAnsi="Times New Roman" w:cs="Times New Roman"/>
+          <w:kern w:val="0"/>
+          <w:sz w:val="24"/>
+          <w:szCs w:val="24"/>
+          <w:lang w:eastAsia="en-IN"/>
+          <w14:ligatures w14:val="none"/>
+        </w:rPr>
+        <w:t>Command recall (</w:t>
+      </w:r>
+      <w:r>
+        <w:rPr>
+          <w:rFonts w:ascii="Courier New" w:eastAsia="Times New Roman" w:hAnsi="Courier New" w:cs="Courier New"/>
+          <w:kern w:val="0"/>
+          <w:sz w:val="20"/>
+          <w:lang w:eastAsia="en-IN"/>
+          <w14:ligatures w14:val="none"/>
+        </w:rPr>
+        <w:t>!n</w:t>
+      </w:r>
+      <w:r>
+        <w:rPr>
+          <w:rFonts w:ascii="Times New Roman" w:eastAsia="Times New Roman" w:hAnsi="Times New Roman" w:cs="Times New Roman"/>
+          <w:kern w:val="0"/>
+          <w:sz w:val="24"/>
+          <w:szCs w:val="24"/>
+          <w:lang w:eastAsia="en-IN"/>
+          <w14:ligatures w14:val="none"/>
+        </w:rPr>
+        <w:t>)</w:t>
+      </w:r>
+    </w:p>
+    <w:p>
+      <w:pPr>
+        <w:spacing w:after="0" w:line="240" w:lineRule="auto"/>
+        <w:rPr>
+          <w:rFonts w:ascii="Times New Roman" w:eastAsia="Times New Roman" w:hAnsi="Times New Roman" w:cs="Times New Roman"/>
+          <w:kern w:val="0"/>
+          <w:sz w:val="24"/>
+          <w:szCs w:val="24"/>
+          <w:lang w:eastAsia="en-IN"/>
+          <w14:ligatures w14:val="none"/>
+        </w:rPr>
+      </w:pPr>
+      <w:r>
+        <w:rPr>
+          <w:rFonts w:ascii="Times New Roman" w:eastAsia="Times New Roman" w:hAnsi="Times New Roman" w:cs="Times New Roman"/>
+          <w:kern w:val="0"/>
+          <w:sz w:val="24"/>
+          <w:szCs w:val="24"/>
+          <w:lang w:eastAsia="en-IN"/>
+          <w14:ligatures w14:val="none"/>
+        </w:rPr>
+        <w:pict w14:anchorId="54F592FE">
+          <v:rect id="_x0000_i1096" style="width:0;height:1.5pt" o:hralign="center" o:hrstd="t" o:hr="t" fillcolor="#a0a0a0" stroked="f"/>
+        </w:pict>
+      </w:r>
+    </w:p>
+    <w:p>
+      <w:pPr>
+        <w:spacing w:before="100" w:beforeAutospacing="1" w:after="100" w:afterAutospacing="1" w:line="240" w:lineRule="auto"/>
+        <w:outlineLvl w:val="0"/>
+        <w:rPr>
+          <w:rFonts w:ascii="Times New Roman" w:eastAsia="Times New Roman" w:hAnsi="Times New Roman" w:cs="Times New Roman"/>
+          <w:b/>
+          <w:bCs/>
+          <w:kern w:val="36"/>
+          <w:sz w:val="48"/>
+          <w:szCs w:val="48"/>
+          <w:lang w:eastAsia="en-IN"/>
+          <w14:ligatures w14:val="none"/>
+        </w:rPr>
+      </w:pPr>
+      <w:r>
+        <w:rPr>
+          <w:rFonts w:ascii="Segoe UI Emoji" w:eastAsia="Times New Roman" w:hAnsi="Segoe UI Emoji" w:cs="Segoe UI Emoji"/>
+          <w:b/>
+          <w:bCs/>
+          <w:kern w:val="36"/>
+          <w:sz w:val="48"/>
+          <w:szCs w:val="48"/>
+          <w:lang w:eastAsia="en-IN"/>
+          <w14:ligatures w14:val="none"/>
+        </w:rPr>
+        <w:t>👊</w:t>
+      </w:r>
+      <w:r>
+        <w:rPr>
+          <w:rFonts w:ascii="Times New Roman" w:eastAsia="Times New Roman" w:hAnsi="Times New Roman" w:cs="Times New Roman"/>
+          <w:b/>
+          <w:bCs/>
+          <w:kern w:val="36"/>
+          <w:sz w:val="48"/>
+          <w:szCs w:val="48"/>
+          <w:lang w:eastAsia="en-IN"/>
+          <w14:ligatures w14:val="none"/>
+        </w:rPr>
+        <w:t xml:space="preserve"> Summary</w:t>
+      </w:r>
+    </w:p>
+    <w:p>
+      <w:pPr>
+        <w:spacing w:before="100" w:beforeAutospacing="1" w:after="100" w:afterAutospacing="1" w:line="240" w:lineRule="auto"/>
+        <w:rPr>
+          <w:rFonts w:ascii="Times New Roman" w:eastAsia="Times New Roman" w:hAnsi="Times New Roman" w:cs="Times New Roman"/>
+          <w:kern w:val="0"/>
+          <w:sz w:val="24"/>
+          <w:szCs w:val="24"/>
+          <w:lang w:eastAsia="en-IN"/>
+          <w14:ligatures w14:val="none"/>
+        </w:rPr>
+      </w:pPr>
+      <w:r>
+        <w:rPr>
+          <w:rFonts w:ascii="Times New Roman" w:eastAsia="Times New Roman" w:hAnsi="Times New Roman" w:cs="Times New Roman"/>
+          <w:kern w:val="0"/>
+          <w:sz w:val="24"/>
+          <w:szCs w:val="24"/>
+          <w:lang w:eastAsia="en-IN"/>
+          <w14:ligatures w14:val="none"/>
+        </w:rPr>
+        <w:t>Today’s work moved the project from:</w:t>
+      </w:r>
+      <w:r>
+        <w:rPr>
+          <w:rFonts w:ascii="Times New Roman" w:eastAsia="Times New Roman" w:hAnsi="Times New Roman" w:cs="Times New Roman"/>
+          <w:kern w:val="0"/>
+          <w:sz w:val="24"/>
+          <w:szCs w:val="24"/>
+          <w:lang w:eastAsia="en-IN"/>
+          <w14:ligatures w14:val="none"/>
+        </w:rPr>
+        <w:br/>
+      </w:r>
+      <w:r>
+        <w:rPr>
+          <w:rFonts w:ascii="Segoe UI Emoji" w:eastAsia="Times New Roman" w:hAnsi="Segoe UI Emoji" w:cs="Segoe UI Emoji"/>
+          <w:kern w:val="0"/>
+          <w:sz w:val="24"/>
+          <w:szCs w:val="24"/>
+          <w:lang w:eastAsia="en-IN"/>
+          <w14:ligatures w14:val="none"/>
+        </w:rPr>
+        <w:t>👉</w:t>
+      </w:r>
+      <w:r>
+        <w:rPr>
+          <w:rFonts w:ascii="Times New Roman" w:eastAsia="Times New Roman" w:hAnsi="Times New Roman" w:cs="Times New Roman"/>
+          <w:kern w:val="0"/>
+          <w:sz w:val="24"/>
+          <w:szCs w:val="24"/>
+          <w:lang w:eastAsia="en-IN"/>
+          <w14:ligatures w14:val="none"/>
+        </w:rPr>
+        <w:t xml:space="preserve"> basic shell → </w:t>
+      </w:r>
+      <w:r>
+        <w:rPr>
+          <w:rFonts w:ascii="Times New Roman" w:eastAsia="Times New Roman" w:hAnsi="Times New Roman" w:cs="Times New Roman"/>
+          <w:b/>
+          <w:bCs/>
+          <w:kern w:val="0"/>
+          <w:sz w:val="24"/>
+          <w:szCs w:val="24"/>
+          <w:lang w:eastAsia="en-IN"/>
+          <w14:ligatures w14:val="none"/>
+        </w:rPr>
+        <w:t>structured, system-level project</w:t>
+      </w:r>
+    </w:p>
+    <w:p>
+      <w:pPr>
+        <w:spacing w:before="100" w:beforeAutospacing="1" w:after="100" w:afterAutospacing="1" w:line="240" w:lineRule="auto"/>
+        <w:rPr>
+          <w:rFonts w:ascii="Times New Roman" w:eastAsia="Times New Roman" w:hAnsi="Times New Roman" w:cs="Times New Roman"/>
+          <w:kern w:val="0"/>
+          <w:sz w:val="24"/>
+          <w:szCs w:val="24"/>
+          <w:lang w:eastAsia="en-IN"/>
+          <w14:ligatures w14:val="none"/>
+        </w:rPr>
+      </w:pPr>
+      <w:r>
+        <w:rPr>
+          <w:rFonts w:ascii="Times New Roman" w:eastAsia="Times New Roman" w:hAnsi="Times New Roman" w:cs="Times New Roman"/>
+          <w:kern w:val="0"/>
+          <w:sz w:val="24"/>
+          <w:szCs w:val="24"/>
+          <w:lang w:eastAsia="en-IN"/>
+          <w14:ligatures w14:val="none"/>
+        </w:rPr>
+        <w:t>This now demonstrates:</w:t>
+      </w:r>
+    </w:p>
+    <w:p>
+      <w:pPr>
+        <w:numPr>
+          <w:ilvl w:val="0"/>
+          <w:numId w:val="26"/>
+        </w:numPr>
+        <w:spacing w:before="100" w:beforeAutospacing="1" w:after="100" w:afterAutospacing="1" w:line="240" w:lineRule="auto"/>
+        <w:rPr>
+          <w:rFonts w:ascii="Times New Roman" w:eastAsia="Times New Roman" w:hAnsi="Times New Roman" w:cs="Times New Roman"/>
+          <w:kern w:val="0"/>
+          <w:sz w:val="24"/>
+          <w:szCs w:val="24"/>
+          <w:lang w:eastAsia="en-IN"/>
+          <w14:ligatures w14:val="none"/>
+        </w:rPr>
+      </w:pPr>
+      <w:r>
+        <w:rPr>
+          <w:rFonts w:ascii="Times New Roman" w:eastAsia="Times New Roman" w:hAnsi="Times New Roman" w:cs="Times New Roman"/>
+          <w:kern w:val="0"/>
+          <w:sz w:val="24"/>
+          <w:szCs w:val="24"/>
+          <w:lang w:eastAsia="en-IN"/>
+          <w14:ligatures w14:val="none"/>
+        </w:rPr>
+        <w:t>OS concepts</w:t>
+      </w:r>
+    </w:p>
+    <w:p>
+      <w:pPr>
+        <w:numPr>
+          <w:ilvl w:val="0"/>
+          <w:numId w:val="26"/>
+        </w:numPr>
+        <w:spacing w:before="100" w:beforeAutospacing="1" w:after="100" w:afterAutospacing="1" w:line="240" w:lineRule="auto"/>
+        <w:rPr>
+          <w:rFonts w:ascii="Times New Roman" w:eastAsia="Times New Roman" w:hAnsi="Times New Roman" w:cs="Times New Roman"/>
+          <w:kern w:val="0"/>
+          <w:sz w:val="24"/>
+          <w:szCs w:val="24"/>
+          <w:lang w:eastAsia="en-IN"/>
+          <w14:ligatures w14:val="none"/>
+        </w:rPr>
+      </w:pPr>
+      <w:r>
+        <w:rPr>
+          <w:rFonts w:ascii="Times New Roman" w:eastAsia="Times New Roman" w:hAnsi="Times New Roman" w:cs="Times New Roman"/>
+          <w:kern w:val="0"/>
+          <w:sz w:val="24"/>
+          <w:szCs w:val="24"/>
+          <w:lang w:eastAsia="en-IN"/>
+          <w14:ligatures w14:val="none"/>
+        </w:rPr>
+        <w:t>System calls mastery</w:t>
+      </w:r>
+    </w:p>
+    <w:p>
+      <w:pPr>
+        <w:numPr>
+          <w:ilvl w:val="0"/>
+          <w:numId w:val="26"/>
+        </w:numPr>
+        <w:spacing w:before="100" w:beforeAutospacing="1" w:after="100" w:afterAutospacing="1" w:line="240" w:lineRule="auto"/>
+        <w:rPr>
+          <w:rFonts w:ascii="Times New Roman" w:eastAsia="Times New Roman" w:hAnsi="Times New Roman" w:cs="Times New Roman"/>
+          <w:kern w:val="0"/>
+          <w:sz w:val="24"/>
+          <w:szCs w:val="24"/>
+          <w:lang w:eastAsia="en-IN"/>
+          <w14:ligatures w14:val="none"/>
+        </w:rPr>
+      </w:pPr>
+      <w:r>
+        <w:rPr>
+          <w:rFonts w:ascii="Times New Roman" w:eastAsia="Times New Roman" w:hAnsi="Times New Roman" w:cs="Times New Roman"/>
+          <w:kern w:val="0"/>
+          <w:sz w:val="24"/>
+          <w:szCs w:val="24"/>
+          <w:lang w:eastAsia="en-IN"/>
+          <w14:ligatures w14:val="none"/>
+        </w:rPr>
+        <w:t>Real-world design patterns</w:t>
+      </w:r>
+    </w:p>
+    <w:p>
+      <w:pPr>
+        <w:spacing w:after="0" w:line="240" w:lineRule="auto"/>
+        <w:rPr>
+          <w:rFonts w:ascii="Times New Roman" w:eastAsia="Times New Roman" w:hAnsi="Times New Roman" w:cs="Times New Roman"/>
+          <w:kern w:val="0"/>
+          <w:sz w:val="24"/>
+          <w:szCs w:val="24"/>
+          <w:lang w:eastAsia="en-IN"/>
+          <w14:ligatures w14:val="none"/>
+        </w:rPr>
+      </w:pPr>
+      <w:r>
+        <w:rPr>
+          <w:rFonts w:ascii="Times New Roman" w:eastAsia="Times New Roman" w:hAnsi="Times New Roman" w:cs="Times New Roman"/>
+          <w:kern w:val="0"/>
+          <w:sz w:val="24"/>
+          <w:szCs w:val="24"/>
+          <w:lang w:eastAsia="en-IN"/>
+          <w14:ligatures w14:val="none"/>
+        </w:rPr>
+        <w:pict w14:anchorId="6C14F682">
+          <v:rect id="_x0000_i1097" style="width:0;height:1.5pt" o:hralign="center" o:hrstd="t" o:hr="t" fillcolor="#a0a0a0" stroked="f"/>
+        </w:pict>
+      </w:r>
+    </w:p>
+    <w:p>
+      <w:pPr>
+        <w:spacing w:before="100" w:beforeAutospacing="1" w:after="100" w:afterAutospacing="1" w:line="240" w:lineRule="auto"/>
+        <w:rPr>
+          <w:rFonts w:ascii="Times New Roman" w:eastAsia="Times New Roman" w:hAnsi="Times New Roman" w:cs="Times New Roman"/>
+          <w:kern w:val="0"/>
+          <w:sz w:val="24"/>
+          <w:szCs w:val="24"/>
+          <w:lang w:eastAsia="en-IN"/>
+          <w14:ligatures w14:val="none"/>
+        </w:rPr>
+      </w:pPr>
+      <w:r>
+        <w:rPr>
+          <w:rFonts w:ascii="Times New Roman" w:eastAsia="Times New Roman" w:hAnsi="Times New Roman" w:cs="Times New Roman"/>
+          <w:b/>
+          <w:bCs/>
+          <w:kern w:val="0"/>
+          <w:sz w:val="24"/>
+          <w:szCs w:val="24"/>
+          <w:lang w:eastAsia="en-IN"/>
+          <w14:ligatures w14:val="none"/>
+        </w:rPr>
+        <w:t>Status:</w:t>
+      </w:r>
+      <w:r>
+        <w:rPr>
+          <w:rFonts w:ascii="Times New Roman" w:eastAsia="Times New Roman" w:hAnsi="Times New Roman" w:cs="Times New Roman"/>
+          <w:kern w:val="0"/>
+          <w:sz w:val="24"/>
+          <w:szCs w:val="24"/>
+          <w:lang w:eastAsia="en-IN"/>
+          <w14:ligatures w14:val="none"/>
+        </w:rPr>
+        <w:t xml:space="preserve"> Strong project (ready for interview discussion with depth)</w:t>
       </w:r>
     </w:p>
     <w:p/>
@@ -8284,9 +13598,9 @@
 <file path=word/numbering.xml><?xml version="1.0" encoding="utf-8"?>
 <w:numbering xmlns:wpc="http://schemas.microsoft.com/office/word/2010/wordprocessingCanvas" xmlns:cx="http://schemas.microsoft.com/office/drawing/2014/chartex" xmlns:cx1="http://schemas.microsoft.com/office/drawing/2015/9/8/chartex" xmlns:cx2="http://schemas.microsoft.com/office/drawing/2015/10/21/chartex" xmlns:cx3="http://schemas.microsoft.com/office/drawing/2016/5/9/chartex" xmlns:cx4="http://schemas.microsoft.com/office/drawing/2016/5/10/chartex" xmlns:cx5="http://schemas.microsoft.com/office/drawing/2016/5/11/chartex" xmlns:cx6="http://schemas.microsoft.com/office/drawing/2016/5/12/chartex" xmlns:cx7="http://schemas.microsoft.com/office/drawing/2016/5/13/chartex" xmlns:cx8="http://schemas.microsoft.com/office/drawing/2016/5/14/chartex" xmlns:mc="http://schemas.openxmlformats.org/markup-compatibility/2006" xmlns:aink="http://schemas.microsoft.com/office/drawing/2016/ink" xmlns:am3d="http://schemas.microsoft.com/office/drawing/2017/model3d" xmlns:o="urn:schemas-microsoft-com:office:office" xmlns:oel="http://schemas.microsoft.com/office/2019/extlst" xmlns:r="http://schemas.openxmlformats.org/officeDocument/2006/relationships" xmlns:m="http://schemas.openxmlformats.org/officeDocument/2006/math" xmlns:v="urn:schemas-microsoft-com:vml" xmlns:wp14="http://schemas.microsoft.com/office/word/2010/wordprocessingDrawing" xmlns:wp="http://schemas.openxmlformats.org/drawingml/2006/wordprocessingDrawing" xmlns:w10="urn:schemas-microsoft-com:office:word" xmlns:w="http://schemas.openxmlformats.org/wordprocessingml/2006/main" xmlns:w14="http://schemas.microsoft.com/office/word/2010/wordml" xmlns:w15="http://schemas.microsoft.com/office/word/2012/wordml" xmlns:w16cex="http://schemas.microsoft.com/office/word/2018/wordml/cex" xmlns:w16cid="http://schemas.microsoft.com/office/word/2016/wordml/cid" xmlns:w16="http://schemas.microsoft.com/office/word/2018/wordml" xmlns:w16du="http://schemas.microsoft.com/office/word/2023/wordml/word16du" xmlns:w16sdtdh="http://schemas.microsoft.com/office/word/2020/wordml/sdtdatahash" xmlns:w16sdtfl="http://schemas.microsoft.com/office/word/2024/wordml/sdtformatlock" xmlns:w16se="http://schemas.microsoft.com/office/word/2015/wordml/symex" xmlns:wpg="http://schemas.microsoft.com/office/word/2010/wordprocessingGroup" xmlns:wpi="http://schemas.microsoft.com/office/word/2010/wordprocessingInk" xmlns:wne="http://schemas.microsoft.com/office/word/2006/wordml" xmlns:wps="http://schemas.microsoft.com/office/word/2010/wordprocessingShape" mc:Ignorable="w14 w15 w16se w16cid w16 w16cex w16sdtdh w16sdtfl w16du wp14">
   <w:abstractNum w:abstractNumId="0" w15:restartNumberingAfterBreak="0">
-    <w:nsid w:val="050B326A"/>
+    <w:nsid w:val="0C9B5AF1"/>
     <w:multiLevelType w:val="multilevel"/>
-    <w:tmpl w:val="B972E04E"/>
+    <w:tmpl w:val="4C887D06"/>
     <w:lvl w:ilvl="0">
       <w:start w:val="1"/>
       <w:numFmt w:val="bullet"/>
@@ -8303,7 +13617,7 @@
         <w:sz w:val="20"/>
       </w:rPr>
     </w:lvl>
-    <w:lvl w:ilvl="1" w:tentative="1">
+    <w:lvl w:ilvl="1">
       <w:start w:val="1"/>
       <w:numFmt w:val="bullet"/>
       <w:lvlText w:val="o"/>
@@ -8433,9 +13747,9 @@
     </w:lvl>
   </w:abstractNum>
   <w:abstractNum w:abstractNumId="1" w15:restartNumberingAfterBreak="0">
-    <w:nsid w:val="08322388"/>
+    <w:nsid w:val="190B7F1A"/>
     <w:multiLevelType w:val="multilevel"/>
-    <w:tmpl w:val="89D2A9C2"/>
+    <w:tmpl w:val="93ACD110"/>
     <w:lvl w:ilvl="0">
       <w:start w:val="1"/>
       <w:numFmt w:val="bullet"/>
@@ -8582,9 +13896,9 @@
     </w:lvl>
   </w:abstractNum>
   <w:abstractNum w:abstractNumId="2" w15:restartNumberingAfterBreak="0">
-    <w:nsid w:val="0D150072"/>
+    <w:nsid w:val="204B0E7F"/>
     <w:multiLevelType w:val="multilevel"/>
-    <w:tmpl w:val="9B825656"/>
+    <w:tmpl w:val="B43008FC"/>
     <w:lvl w:ilvl="0">
       <w:start w:val="1"/>
       <w:numFmt w:val="bullet"/>
@@ -8601,7 +13915,7 @@
         <w:sz w:val="20"/>
       </w:rPr>
     </w:lvl>
-    <w:lvl w:ilvl="1" w:tentative="1">
+    <w:lvl w:ilvl="1">
       <w:start w:val="1"/>
       <w:numFmt w:val="bullet"/>
       <w:lvlText w:val="o"/>
@@ -8731,9 +14045,9 @@
     </w:lvl>
   </w:abstractNum>
   <w:abstractNum w:abstractNumId="3" w15:restartNumberingAfterBreak="0">
-    <w:nsid w:val="0EEF1387"/>
+    <w:nsid w:val="21B9668E"/>
     <w:multiLevelType w:val="multilevel"/>
-    <w:tmpl w:val="AA586BB4"/>
+    <w:tmpl w:val="40B4898C"/>
     <w:lvl w:ilvl="0">
       <w:start w:val="1"/>
       <w:numFmt w:val="bullet"/>
@@ -8880,417 +14194,6 @@
     </w:lvl>
   </w:abstractNum>
   <w:abstractNum w:abstractNumId="4" w15:restartNumberingAfterBreak="0">
-    <w:nsid w:val="128B1684"/>
-    <w:multiLevelType w:val="multilevel"/>
-    <w:tmpl w:val="100855E2"/>
-    <w:lvl w:ilvl="0">
-      <w:start w:val="1"/>
-      <w:numFmt w:val="decimal"/>
-      <w:lvlText w:val="%1."/>
-      <w:lvlJc w:val="left"/>
-      <w:pPr>
-        <w:tabs>
-          <w:tab w:val="num" w:pos="720"/>
-        </w:tabs>
-        <w:ind w:left="720" w:hanging="360"/>
-      </w:pPr>
-    </w:lvl>
-    <w:lvl w:ilvl="1" w:tentative="1">
-      <w:start w:val="1"/>
-      <w:numFmt w:val="decimal"/>
-      <w:lvlText w:val="%2."/>
-      <w:lvlJc w:val="left"/>
-      <w:pPr>
-        <w:tabs>
-          <w:tab w:val="num" w:pos="1440"/>
-        </w:tabs>
-        <w:ind w:left="1440" w:hanging="360"/>
-      </w:pPr>
-    </w:lvl>
-    <w:lvl w:ilvl="2" w:tentative="1">
-      <w:start w:val="1"/>
-      <w:numFmt w:val="decimal"/>
-      <w:lvlText w:val="%3."/>
-      <w:lvlJc w:val="left"/>
-      <w:pPr>
-        <w:tabs>
-          <w:tab w:val="num" w:pos="2160"/>
-        </w:tabs>
-        <w:ind w:left="2160" w:hanging="360"/>
-      </w:pPr>
-    </w:lvl>
-    <w:lvl w:ilvl="3" w:tentative="1">
-      <w:start w:val="1"/>
-      <w:numFmt w:val="decimal"/>
-      <w:lvlText w:val="%4."/>
-      <w:lvlJc w:val="left"/>
-      <w:pPr>
-        <w:tabs>
-          <w:tab w:val="num" w:pos="2880"/>
-        </w:tabs>
-        <w:ind w:left="2880" w:hanging="360"/>
-      </w:pPr>
-    </w:lvl>
-    <w:lvl w:ilvl="4" w:tentative="1">
-      <w:start w:val="1"/>
-      <w:numFmt w:val="decimal"/>
-      <w:lvlText w:val="%5."/>
-      <w:lvlJc w:val="left"/>
-      <w:pPr>
-        <w:tabs>
-          <w:tab w:val="num" w:pos="3600"/>
-        </w:tabs>
-        <w:ind w:left="3600" w:hanging="360"/>
-      </w:pPr>
-    </w:lvl>
-    <w:lvl w:ilvl="5" w:tentative="1">
-      <w:start w:val="1"/>
-      <w:numFmt w:val="decimal"/>
-      <w:lvlText w:val="%6."/>
-      <w:lvlJc w:val="left"/>
-      <w:pPr>
-        <w:tabs>
-          <w:tab w:val="num" w:pos="4320"/>
-        </w:tabs>
-        <w:ind w:left="4320" w:hanging="360"/>
-      </w:pPr>
-    </w:lvl>
-    <w:lvl w:ilvl="6" w:tentative="1">
-      <w:start w:val="1"/>
-      <w:numFmt w:val="decimal"/>
-      <w:lvlText w:val="%7."/>
-      <w:lvlJc w:val="left"/>
-      <w:pPr>
-        <w:tabs>
-          <w:tab w:val="num" w:pos="5040"/>
-        </w:tabs>
-        <w:ind w:left="5040" w:hanging="360"/>
-      </w:pPr>
-    </w:lvl>
-    <w:lvl w:ilvl="7" w:tentative="1">
-      <w:start w:val="1"/>
-      <w:numFmt w:val="decimal"/>
-      <w:lvlText w:val="%8."/>
-      <w:lvlJc w:val="left"/>
-      <w:pPr>
-        <w:tabs>
-          <w:tab w:val="num" w:pos="5760"/>
-        </w:tabs>
-        <w:ind w:left="5760" w:hanging="360"/>
-      </w:pPr>
-    </w:lvl>
-    <w:lvl w:ilvl="8" w:tentative="1">
-      <w:start w:val="1"/>
-      <w:numFmt w:val="decimal"/>
-      <w:lvlText w:val="%9."/>
-      <w:lvlJc w:val="left"/>
-      <w:pPr>
-        <w:tabs>
-          <w:tab w:val="num" w:pos="6480"/>
-        </w:tabs>
-        <w:ind w:left="6480" w:hanging="360"/>
-      </w:pPr>
-    </w:lvl>
-  </w:abstractNum>
-  <w:abstractNum w:abstractNumId="5" w15:restartNumberingAfterBreak="0">
-    <w:nsid w:val="1C4241F7"/>
-    <w:multiLevelType w:val="multilevel"/>
-    <w:tmpl w:val="A38E1A9E"/>
-    <w:lvl w:ilvl="0">
-      <w:start w:val="1"/>
-      <w:numFmt w:val="bullet"/>
-      <w:lvlText w:val=""/>
-      <w:lvlJc w:val="left"/>
-      <w:pPr>
-        <w:tabs>
-          <w:tab w:val="num" w:pos="720"/>
-        </w:tabs>
-        <w:ind w:left="720" w:hanging="360"/>
-      </w:pPr>
-      <w:rPr>
-        <w:rFonts w:ascii="Symbol" w:hAnsi="Symbol" w:hint="default"/>
-        <w:sz w:val="20"/>
-      </w:rPr>
-    </w:lvl>
-    <w:lvl w:ilvl="1" w:tentative="1">
-      <w:start w:val="1"/>
-      <w:numFmt w:val="bullet"/>
-      <w:lvlText w:val="o"/>
-      <w:lvlJc w:val="left"/>
-      <w:pPr>
-        <w:tabs>
-          <w:tab w:val="num" w:pos="1440"/>
-        </w:tabs>
-        <w:ind w:left="1440" w:hanging="360"/>
-      </w:pPr>
-      <w:rPr>
-        <w:rFonts w:ascii="Courier New" w:hAnsi="Courier New" w:hint="default"/>
-        <w:sz w:val="20"/>
-      </w:rPr>
-    </w:lvl>
-    <w:lvl w:ilvl="2" w:tentative="1">
-      <w:start w:val="1"/>
-      <w:numFmt w:val="bullet"/>
-      <w:lvlText w:val=""/>
-      <w:lvlJc w:val="left"/>
-      <w:pPr>
-        <w:tabs>
-          <w:tab w:val="num" w:pos="2160"/>
-        </w:tabs>
-        <w:ind w:left="2160" w:hanging="360"/>
-      </w:pPr>
-      <w:rPr>
-        <w:rFonts w:ascii="Wingdings" w:hAnsi="Wingdings" w:hint="default"/>
-        <w:sz w:val="20"/>
-      </w:rPr>
-    </w:lvl>
-    <w:lvl w:ilvl="3" w:tentative="1">
-      <w:start w:val="1"/>
-      <w:numFmt w:val="bullet"/>
-      <w:lvlText w:val=""/>
-      <w:lvlJc w:val="left"/>
-      <w:pPr>
-        <w:tabs>
-          <w:tab w:val="num" w:pos="2880"/>
-        </w:tabs>
-        <w:ind w:left="2880" w:hanging="360"/>
-      </w:pPr>
-      <w:rPr>
-        <w:rFonts w:ascii="Wingdings" w:hAnsi="Wingdings" w:hint="default"/>
-        <w:sz w:val="20"/>
-      </w:rPr>
-    </w:lvl>
-    <w:lvl w:ilvl="4" w:tentative="1">
-      <w:start w:val="1"/>
-      <w:numFmt w:val="bullet"/>
-      <w:lvlText w:val=""/>
-      <w:lvlJc w:val="left"/>
-      <w:pPr>
-        <w:tabs>
-          <w:tab w:val="num" w:pos="3600"/>
-        </w:tabs>
-        <w:ind w:left="3600" w:hanging="360"/>
-      </w:pPr>
-      <w:rPr>
-        <w:rFonts w:ascii="Wingdings" w:hAnsi="Wingdings" w:hint="default"/>
-        <w:sz w:val="20"/>
-      </w:rPr>
-    </w:lvl>
-    <w:lvl w:ilvl="5" w:tentative="1">
-      <w:start w:val="1"/>
-      <w:numFmt w:val="bullet"/>
-      <w:lvlText w:val=""/>
-      <w:lvlJc w:val="left"/>
-      <w:pPr>
-        <w:tabs>
-          <w:tab w:val="num" w:pos="4320"/>
-        </w:tabs>
-        <w:ind w:left="4320" w:hanging="360"/>
-      </w:pPr>
-      <w:rPr>
-        <w:rFonts w:ascii="Wingdings" w:hAnsi="Wingdings" w:hint="default"/>
-        <w:sz w:val="20"/>
-      </w:rPr>
-    </w:lvl>
-    <w:lvl w:ilvl="6" w:tentative="1">
-      <w:start w:val="1"/>
-      <w:numFmt w:val="bullet"/>
-      <w:lvlText w:val=""/>
-      <w:lvlJc w:val="left"/>
-      <w:pPr>
-        <w:tabs>
-          <w:tab w:val="num" w:pos="5040"/>
-        </w:tabs>
-        <w:ind w:left="5040" w:hanging="360"/>
-      </w:pPr>
-      <w:rPr>
-        <w:rFonts w:ascii="Wingdings" w:hAnsi="Wingdings" w:hint="default"/>
-        <w:sz w:val="20"/>
-      </w:rPr>
-    </w:lvl>
-    <w:lvl w:ilvl="7" w:tentative="1">
-      <w:start w:val="1"/>
-      <w:numFmt w:val="bullet"/>
-      <w:lvlText w:val=""/>
-      <w:lvlJc w:val="left"/>
-      <w:pPr>
-        <w:tabs>
-          <w:tab w:val="num" w:pos="5760"/>
-        </w:tabs>
-        <w:ind w:left="5760" w:hanging="360"/>
-      </w:pPr>
-      <w:rPr>
-        <w:rFonts w:ascii="Wingdings" w:hAnsi="Wingdings" w:hint="default"/>
-        <w:sz w:val="20"/>
-      </w:rPr>
-    </w:lvl>
-    <w:lvl w:ilvl="8" w:tentative="1">
-      <w:start w:val="1"/>
-      <w:numFmt w:val="bullet"/>
-      <w:lvlText w:val=""/>
-      <w:lvlJc w:val="left"/>
-      <w:pPr>
-        <w:tabs>
-          <w:tab w:val="num" w:pos="6480"/>
-        </w:tabs>
-        <w:ind w:left="6480" w:hanging="360"/>
-      </w:pPr>
-      <w:rPr>
-        <w:rFonts w:ascii="Wingdings" w:hAnsi="Wingdings" w:hint="default"/>
-        <w:sz w:val="20"/>
-      </w:rPr>
-    </w:lvl>
-  </w:abstractNum>
-  <w:abstractNum w:abstractNumId="6" w15:restartNumberingAfterBreak="0">
-    <w:nsid w:val="217F5088"/>
-    <w:multiLevelType w:val="multilevel"/>
-    <w:tmpl w:val="53008E0E"/>
-    <w:lvl w:ilvl="0">
-      <w:start w:val="1"/>
-      <w:numFmt w:val="bullet"/>
-      <w:lvlText w:val=""/>
-      <w:lvlJc w:val="left"/>
-      <w:pPr>
-        <w:tabs>
-          <w:tab w:val="num" w:pos="720"/>
-        </w:tabs>
-        <w:ind w:left="720" w:hanging="360"/>
-      </w:pPr>
-      <w:rPr>
-        <w:rFonts w:ascii="Symbol" w:hAnsi="Symbol" w:hint="default"/>
-        <w:sz w:val="20"/>
-      </w:rPr>
-    </w:lvl>
-    <w:lvl w:ilvl="1" w:tentative="1">
-      <w:start w:val="1"/>
-      <w:numFmt w:val="bullet"/>
-      <w:lvlText w:val="o"/>
-      <w:lvlJc w:val="left"/>
-      <w:pPr>
-        <w:tabs>
-          <w:tab w:val="num" w:pos="1440"/>
-        </w:tabs>
-        <w:ind w:left="1440" w:hanging="360"/>
-      </w:pPr>
-      <w:rPr>
-        <w:rFonts w:ascii="Courier New" w:hAnsi="Courier New" w:hint="default"/>
-        <w:sz w:val="20"/>
-      </w:rPr>
-    </w:lvl>
-    <w:lvl w:ilvl="2" w:tentative="1">
-      <w:start w:val="1"/>
-      <w:numFmt w:val="bullet"/>
-      <w:lvlText w:val=""/>
-      <w:lvlJc w:val="left"/>
-      <w:pPr>
-        <w:tabs>
-          <w:tab w:val="num" w:pos="2160"/>
-        </w:tabs>
-        <w:ind w:left="2160" w:hanging="360"/>
-      </w:pPr>
-      <w:rPr>
-        <w:rFonts w:ascii="Wingdings" w:hAnsi="Wingdings" w:hint="default"/>
-        <w:sz w:val="20"/>
-      </w:rPr>
-    </w:lvl>
-    <w:lvl w:ilvl="3" w:tentative="1">
-      <w:start w:val="1"/>
-      <w:numFmt w:val="bullet"/>
-      <w:lvlText w:val=""/>
-      <w:lvlJc w:val="left"/>
-      <w:pPr>
-        <w:tabs>
-          <w:tab w:val="num" w:pos="2880"/>
-        </w:tabs>
-        <w:ind w:left="2880" w:hanging="360"/>
-      </w:pPr>
-      <w:rPr>
-        <w:rFonts w:ascii="Wingdings" w:hAnsi="Wingdings" w:hint="default"/>
-        <w:sz w:val="20"/>
-      </w:rPr>
-    </w:lvl>
-    <w:lvl w:ilvl="4" w:tentative="1">
-      <w:start w:val="1"/>
-      <w:numFmt w:val="bullet"/>
-      <w:lvlText w:val=""/>
-      <w:lvlJc w:val="left"/>
-      <w:pPr>
-        <w:tabs>
-          <w:tab w:val="num" w:pos="3600"/>
-        </w:tabs>
-        <w:ind w:left="3600" w:hanging="360"/>
-      </w:pPr>
-      <w:rPr>
-        <w:rFonts w:ascii="Wingdings" w:hAnsi="Wingdings" w:hint="default"/>
-        <w:sz w:val="20"/>
-      </w:rPr>
-    </w:lvl>
-    <w:lvl w:ilvl="5" w:tentative="1">
-      <w:start w:val="1"/>
-      <w:numFmt w:val="bullet"/>
-      <w:lvlText w:val=""/>
-      <w:lvlJc w:val="left"/>
-      <w:pPr>
-        <w:tabs>
-          <w:tab w:val="num" w:pos="4320"/>
-        </w:tabs>
-        <w:ind w:left="4320" w:hanging="360"/>
-      </w:pPr>
-      <w:rPr>
-        <w:rFonts w:ascii="Wingdings" w:hAnsi="Wingdings" w:hint="default"/>
-        <w:sz w:val="20"/>
-      </w:rPr>
-    </w:lvl>
-    <w:lvl w:ilvl="6" w:tentative="1">
-      <w:start w:val="1"/>
-      <w:numFmt w:val="bullet"/>
-      <w:lvlText w:val=""/>
-      <w:lvlJc w:val="left"/>
-      <w:pPr>
-        <w:tabs>
-          <w:tab w:val="num" w:pos="5040"/>
-        </w:tabs>
-        <w:ind w:left="5040" w:hanging="360"/>
-      </w:pPr>
-      <w:rPr>
-        <w:rFonts w:ascii="Wingdings" w:hAnsi="Wingdings" w:hint="default"/>
-        <w:sz w:val="20"/>
-      </w:rPr>
-    </w:lvl>
-    <w:lvl w:ilvl="7" w:tentative="1">
-      <w:start w:val="1"/>
-      <w:numFmt w:val="bullet"/>
-      <w:lvlText w:val=""/>
-      <w:lvlJc w:val="left"/>
-      <w:pPr>
-        <w:tabs>
-          <w:tab w:val="num" w:pos="5760"/>
-        </w:tabs>
-        <w:ind w:left="5760" w:hanging="360"/>
-      </w:pPr>
-      <w:rPr>
-        <w:rFonts w:ascii="Wingdings" w:hAnsi="Wingdings" w:hint="default"/>
-        <w:sz w:val="20"/>
-      </w:rPr>
-    </w:lvl>
-    <w:lvl w:ilvl="8" w:tentative="1">
-      <w:start w:val="1"/>
-      <w:numFmt w:val="bullet"/>
-      <w:lvlText w:val=""/>
-      <w:lvlJc w:val="left"/>
-      <w:pPr>
-        <w:tabs>
-          <w:tab w:val="num" w:pos="6480"/>
-        </w:tabs>
-        <w:ind w:left="6480" w:hanging="360"/>
-      </w:pPr>
-      <w:rPr>
-        <w:rFonts w:ascii="Wingdings" w:hAnsi="Wingdings" w:hint="default"/>
-        <w:sz w:val="20"/>
-      </w:rPr>
-    </w:lvl>
-  </w:abstractNum>
-  <w:abstractNum w:abstractNumId="7" w15:restartNumberingAfterBreak="0">
     <w:nsid w:val="22AE2386"/>
     <w:multiLevelType w:val="multilevel"/>
     <w:tmpl w:val="25D2518C"/>
@@ -9439,14 +14342,14 @@
       </w:rPr>
     </w:lvl>
   </w:abstractNum>
-  <w:abstractNum w:abstractNumId="8" w15:restartNumberingAfterBreak="0">
-    <w:nsid w:val="266B0DE8"/>
+  <w:abstractNum w:abstractNumId="5" w15:restartNumberingAfterBreak="0">
+    <w:nsid w:val="26565CE8"/>
     <w:multiLevelType w:val="multilevel"/>
-    <w:tmpl w:val="595EDDFC"/>
+    <w:tmpl w:val="E344291A"/>
     <w:lvl w:ilvl="0">
       <w:start w:val="1"/>
-      <w:numFmt w:val="decimal"/>
-      <w:lvlText w:val="%1."/>
+      <w:numFmt w:val="bullet"/>
+      <w:lvlText w:val=""/>
       <w:lvlJc w:val="left"/>
       <w:pPr>
         <w:tabs>
@@ -9454,11 +14357,15 @@
         </w:tabs>
         <w:ind w:left="720" w:hanging="360"/>
       </w:pPr>
+      <w:rPr>
+        <w:rFonts w:ascii="Symbol" w:hAnsi="Symbol" w:hint="default"/>
+        <w:sz w:val="20"/>
+      </w:rPr>
     </w:lvl>
     <w:lvl w:ilvl="1" w:tentative="1">
       <w:start w:val="1"/>
-      <w:numFmt w:val="decimal"/>
-      <w:lvlText w:val="%2."/>
+      <w:numFmt w:val="bullet"/>
+      <w:lvlText w:val="o"/>
       <w:lvlJc w:val="left"/>
       <w:pPr>
         <w:tabs>
@@ -9466,11 +14373,15 @@
         </w:tabs>
         <w:ind w:left="1440" w:hanging="360"/>
       </w:pPr>
+      <w:rPr>
+        <w:rFonts w:ascii="Courier New" w:hAnsi="Courier New" w:hint="default"/>
+        <w:sz w:val="20"/>
+      </w:rPr>
     </w:lvl>
     <w:lvl w:ilvl="2" w:tentative="1">
       <w:start w:val="1"/>
-      <w:numFmt w:val="decimal"/>
-      <w:lvlText w:val="%3."/>
+      <w:numFmt w:val="bullet"/>
+      <w:lvlText w:val=""/>
       <w:lvlJc w:val="left"/>
       <w:pPr>
         <w:tabs>
@@ -9478,11 +14389,15 @@
         </w:tabs>
         <w:ind w:left="2160" w:hanging="360"/>
       </w:pPr>
+      <w:rPr>
+        <w:rFonts w:ascii="Wingdings" w:hAnsi="Wingdings" w:hint="default"/>
+        <w:sz w:val="20"/>
+      </w:rPr>
     </w:lvl>
     <w:lvl w:ilvl="3" w:tentative="1">
       <w:start w:val="1"/>
-      <w:numFmt w:val="decimal"/>
-      <w:lvlText w:val="%4."/>
+      <w:numFmt w:val="bullet"/>
+      <w:lvlText w:val=""/>
       <w:lvlJc w:val="left"/>
       <w:pPr>
         <w:tabs>
@@ -9490,11 +14405,15 @@
         </w:tabs>
         <w:ind w:left="2880" w:hanging="360"/>
       </w:pPr>
+      <w:rPr>
+        <w:rFonts w:ascii="Wingdings" w:hAnsi="Wingdings" w:hint="default"/>
+        <w:sz w:val="20"/>
+      </w:rPr>
     </w:lvl>
     <w:lvl w:ilvl="4" w:tentative="1">
       <w:start w:val="1"/>
-      <w:numFmt w:val="decimal"/>
-      <w:lvlText w:val="%5."/>
+      <w:numFmt w:val="bullet"/>
+      <w:lvlText w:val=""/>
       <w:lvlJc w:val="left"/>
       <w:pPr>
         <w:tabs>
@@ -9502,11 +14421,15 @@
         </w:tabs>
         <w:ind w:left="3600" w:hanging="360"/>
       </w:pPr>
+      <w:rPr>
+        <w:rFonts w:ascii="Wingdings" w:hAnsi="Wingdings" w:hint="default"/>
+        <w:sz w:val="20"/>
+      </w:rPr>
     </w:lvl>
     <w:lvl w:ilvl="5" w:tentative="1">
       <w:start w:val="1"/>
-      <w:numFmt w:val="decimal"/>
-      <w:lvlText w:val="%6."/>
+      <w:numFmt w:val="bullet"/>
+      <w:lvlText w:val=""/>
       <w:lvlJc w:val="left"/>
       <w:pPr>
         <w:tabs>
@@ -9514,11 +14437,15 @@
         </w:tabs>
         <w:ind w:left="4320" w:hanging="360"/>
       </w:pPr>
+      <w:rPr>
+        <w:rFonts w:ascii="Wingdings" w:hAnsi="Wingdings" w:hint="default"/>
+        <w:sz w:val="20"/>
+      </w:rPr>
     </w:lvl>
     <w:lvl w:ilvl="6" w:tentative="1">
       <w:start w:val="1"/>
-      <w:numFmt w:val="decimal"/>
-      <w:lvlText w:val="%7."/>
+      <w:numFmt w:val="bullet"/>
+      <w:lvlText w:val=""/>
       <w:lvlJc w:val="left"/>
       <w:pPr>
         <w:tabs>
@@ -9526,11 +14453,15 @@
         </w:tabs>
         <w:ind w:left="5040" w:hanging="360"/>
       </w:pPr>
+      <w:rPr>
+        <w:rFonts w:ascii="Wingdings" w:hAnsi="Wingdings" w:hint="default"/>
+        <w:sz w:val="20"/>
+      </w:rPr>
     </w:lvl>
     <w:lvl w:ilvl="7" w:tentative="1">
       <w:start w:val="1"/>
-      <w:numFmt w:val="decimal"/>
-      <w:lvlText w:val="%8."/>
+      <w:numFmt w:val="bullet"/>
+      <w:lvlText w:val=""/>
       <w:lvlJc w:val="left"/>
       <w:pPr>
         <w:tabs>
@@ -9538,11 +14469,15 @@
         </w:tabs>
         <w:ind w:left="5760" w:hanging="360"/>
       </w:pPr>
+      <w:rPr>
+        <w:rFonts w:ascii="Wingdings" w:hAnsi="Wingdings" w:hint="default"/>
+        <w:sz w:val="20"/>
+      </w:rPr>
     </w:lvl>
     <w:lvl w:ilvl="8" w:tentative="1">
       <w:start w:val="1"/>
-      <w:numFmt w:val="decimal"/>
-      <w:lvlText w:val="%9."/>
+      <w:numFmt w:val="bullet"/>
+      <w:lvlText w:val=""/>
       <w:lvlJc w:val="left"/>
       <w:pPr>
         <w:tabs>
@@ -9550,867 +14485,13 @@
         </w:tabs>
         <w:ind w:left="6480" w:hanging="360"/>
       </w:pPr>
+      <w:rPr>
+        <w:rFonts w:ascii="Wingdings" w:hAnsi="Wingdings" w:hint="default"/>
+        <w:sz w:val="20"/>
+      </w:rPr>
     </w:lvl>
   </w:abstractNum>
-  <w:abstractNum w:abstractNumId="9" w15:restartNumberingAfterBreak="0">
-    <w:nsid w:val="27CA2254"/>
-    <w:multiLevelType w:val="multilevel"/>
-    <w:tmpl w:val="3FBA5036"/>
-    <w:lvl w:ilvl="0">
-      <w:start w:val="1"/>
-      <w:numFmt w:val="bullet"/>
-      <w:lvlText w:val=""/>
-      <w:lvlJc w:val="left"/>
-      <w:pPr>
-        <w:tabs>
-          <w:tab w:val="num" w:pos="720"/>
-        </w:tabs>
-        <w:ind w:left="720" w:hanging="360"/>
-      </w:pPr>
-      <w:rPr>
-        <w:rFonts w:ascii="Symbol" w:hAnsi="Symbol" w:hint="default"/>
-        <w:sz w:val="20"/>
-      </w:rPr>
-    </w:lvl>
-    <w:lvl w:ilvl="1" w:tentative="1">
-      <w:start w:val="1"/>
-      <w:numFmt w:val="bullet"/>
-      <w:lvlText w:val="o"/>
-      <w:lvlJc w:val="left"/>
-      <w:pPr>
-        <w:tabs>
-          <w:tab w:val="num" w:pos="1440"/>
-        </w:tabs>
-        <w:ind w:left="1440" w:hanging="360"/>
-      </w:pPr>
-      <w:rPr>
-        <w:rFonts w:ascii="Courier New" w:hAnsi="Courier New" w:hint="default"/>
-        <w:sz w:val="20"/>
-      </w:rPr>
-    </w:lvl>
-    <w:lvl w:ilvl="2" w:tentative="1">
-      <w:start w:val="1"/>
-      <w:numFmt w:val="bullet"/>
-      <w:lvlText w:val=""/>
-      <w:lvlJc w:val="left"/>
-      <w:pPr>
-        <w:tabs>
-          <w:tab w:val="num" w:pos="2160"/>
-        </w:tabs>
-        <w:ind w:left="2160" w:hanging="360"/>
-      </w:pPr>
-      <w:rPr>
-        <w:rFonts w:ascii="Wingdings" w:hAnsi="Wingdings" w:hint="default"/>
-        <w:sz w:val="20"/>
-      </w:rPr>
-    </w:lvl>
-    <w:lvl w:ilvl="3" w:tentative="1">
-      <w:start w:val="1"/>
-      <w:numFmt w:val="bullet"/>
-      <w:lvlText w:val=""/>
-      <w:lvlJc w:val="left"/>
-      <w:pPr>
-        <w:tabs>
-          <w:tab w:val="num" w:pos="2880"/>
-        </w:tabs>
-        <w:ind w:left="2880" w:hanging="360"/>
-      </w:pPr>
-      <w:rPr>
-        <w:rFonts w:ascii="Wingdings" w:hAnsi="Wingdings" w:hint="default"/>
-        <w:sz w:val="20"/>
-      </w:rPr>
-    </w:lvl>
-    <w:lvl w:ilvl="4" w:tentative="1">
-      <w:start w:val="1"/>
-      <w:numFmt w:val="bullet"/>
-      <w:lvlText w:val=""/>
-      <w:lvlJc w:val="left"/>
-      <w:pPr>
-        <w:tabs>
-          <w:tab w:val="num" w:pos="3600"/>
-        </w:tabs>
-        <w:ind w:left="3600" w:hanging="360"/>
-      </w:pPr>
-      <w:rPr>
-        <w:rFonts w:ascii="Wingdings" w:hAnsi="Wingdings" w:hint="default"/>
-        <w:sz w:val="20"/>
-      </w:rPr>
-    </w:lvl>
-    <w:lvl w:ilvl="5" w:tentative="1">
-      <w:start w:val="1"/>
-      <w:numFmt w:val="bullet"/>
-      <w:lvlText w:val=""/>
-      <w:lvlJc w:val="left"/>
-      <w:pPr>
-        <w:tabs>
-          <w:tab w:val="num" w:pos="4320"/>
-        </w:tabs>
-        <w:ind w:left="4320" w:hanging="360"/>
-      </w:pPr>
-      <w:rPr>
-        <w:rFonts w:ascii="Wingdings" w:hAnsi="Wingdings" w:hint="default"/>
-        <w:sz w:val="20"/>
-      </w:rPr>
-    </w:lvl>
-    <w:lvl w:ilvl="6" w:tentative="1">
-      <w:start w:val="1"/>
-      <w:numFmt w:val="bullet"/>
-      <w:lvlText w:val=""/>
-      <w:lvlJc w:val="left"/>
-      <w:pPr>
-        <w:tabs>
-          <w:tab w:val="num" w:pos="5040"/>
-        </w:tabs>
-        <w:ind w:left="5040" w:hanging="360"/>
-      </w:pPr>
-      <w:rPr>
-        <w:rFonts w:ascii="Wingdings" w:hAnsi="Wingdings" w:hint="default"/>
-        <w:sz w:val="20"/>
-      </w:rPr>
-    </w:lvl>
-    <w:lvl w:ilvl="7" w:tentative="1">
-      <w:start w:val="1"/>
-      <w:numFmt w:val="bullet"/>
-      <w:lvlText w:val=""/>
-      <w:lvlJc w:val="left"/>
-      <w:pPr>
-        <w:tabs>
-          <w:tab w:val="num" w:pos="5760"/>
-        </w:tabs>
-        <w:ind w:left="5760" w:hanging="360"/>
-      </w:pPr>
-      <w:rPr>
-        <w:rFonts w:ascii="Wingdings" w:hAnsi="Wingdings" w:hint="default"/>
-        <w:sz w:val="20"/>
-      </w:rPr>
-    </w:lvl>
-    <w:lvl w:ilvl="8" w:tentative="1">
-      <w:start w:val="1"/>
-      <w:numFmt w:val="bullet"/>
-      <w:lvlText w:val=""/>
-      <w:lvlJc w:val="left"/>
-      <w:pPr>
-        <w:tabs>
-          <w:tab w:val="num" w:pos="6480"/>
-        </w:tabs>
-        <w:ind w:left="6480" w:hanging="360"/>
-      </w:pPr>
-      <w:rPr>
-        <w:rFonts w:ascii="Wingdings" w:hAnsi="Wingdings" w:hint="default"/>
-        <w:sz w:val="20"/>
-      </w:rPr>
-    </w:lvl>
-  </w:abstractNum>
-  <w:abstractNum w:abstractNumId="10" w15:restartNumberingAfterBreak="0">
-    <w:nsid w:val="27CA3B25"/>
-    <w:multiLevelType w:val="multilevel"/>
-    <w:tmpl w:val="64847952"/>
-    <w:lvl w:ilvl="0">
-      <w:start w:val="1"/>
-      <w:numFmt w:val="bullet"/>
-      <w:lvlText w:val=""/>
-      <w:lvlJc w:val="left"/>
-      <w:pPr>
-        <w:tabs>
-          <w:tab w:val="num" w:pos="720"/>
-        </w:tabs>
-        <w:ind w:left="720" w:hanging="360"/>
-      </w:pPr>
-      <w:rPr>
-        <w:rFonts w:ascii="Symbol" w:hAnsi="Symbol" w:hint="default"/>
-        <w:sz w:val="20"/>
-      </w:rPr>
-    </w:lvl>
-    <w:lvl w:ilvl="1" w:tentative="1">
-      <w:start w:val="1"/>
-      <w:numFmt w:val="bullet"/>
-      <w:lvlText w:val="o"/>
-      <w:lvlJc w:val="left"/>
-      <w:pPr>
-        <w:tabs>
-          <w:tab w:val="num" w:pos="1440"/>
-        </w:tabs>
-        <w:ind w:left="1440" w:hanging="360"/>
-      </w:pPr>
-      <w:rPr>
-        <w:rFonts w:ascii="Courier New" w:hAnsi="Courier New" w:hint="default"/>
-        <w:sz w:val="20"/>
-      </w:rPr>
-    </w:lvl>
-    <w:lvl w:ilvl="2" w:tentative="1">
-      <w:start w:val="1"/>
-      <w:numFmt w:val="bullet"/>
-      <w:lvlText w:val=""/>
-      <w:lvlJc w:val="left"/>
-      <w:pPr>
-        <w:tabs>
-          <w:tab w:val="num" w:pos="2160"/>
-        </w:tabs>
-        <w:ind w:left="2160" w:hanging="360"/>
-      </w:pPr>
-      <w:rPr>
-        <w:rFonts w:ascii="Wingdings" w:hAnsi="Wingdings" w:hint="default"/>
-        <w:sz w:val="20"/>
-      </w:rPr>
-    </w:lvl>
-    <w:lvl w:ilvl="3" w:tentative="1">
-      <w:start w:val="1"/>
-      <w:numFmt w:val="bullet"/>
-      <w:lvlText w:val=""/>
-      <w:lvlJc w:val="left"/>
-      <w:pPr>
-        <w:tabs>
-          <w:tab w:val="num" w:pos="2880"/>
-        </w:tabs>
-        <w:ind w:left="2880" w:hanging="360"/>
-      </w:pPr>
-      <w:rPr>
-        <w:rFonts w:ascii="Wingdings" w:hAnsi="Wingdings" w:hint="default"/>
-        <w:sz w:val="20"/>
-      </w:rPr>
-    </w:lvl>
-    <w:lvl w:ilvl="4" w:tentative="1">
-      <w:start w:val="1"/>
-      <w:numFmt w:val="bullet"/>
-      <w:lvlText w:val=""/>
-      <w:lvlJc w:val="left"/>
-      <w:pPr>
-        <w:tabs>
-          <w:tab w:val="num" w:pos="3600"/>
-        </w:tabs>
-        <w:ind w:left="3600" w:hanging="360"/>
-      </w:pPr>
-      <w:rPr>
-        <w:rFonts w:ascii="Wingdings" w:hAnsi="Wingdings" w:hint="default"/>
-        <w:sz w:val="20"/>
-      </w:rPr>
-    </w:lvl>
-    <w:lvl w:ilvl="5" w:tentative="1">
-      <w:start w:val="1"/>
-      <w:numFmt w:val="bullet"/>
-      <w:lvlText w:val=""/>
-      <w:lvlJc w:val="left"/>
-      <w:pPr>
-        <w:tabs>
-          <w:tab w:val="num" w:pos="4320"/>
-        </w:tabs>
-        <w:ind w:left="4320" w:hanging="360"/>
-      </w:pPr>
-      <w:rPr>
-        <w:rFonts w:ascii="Wingdings" w:hAnsi="Wingdings" w:hint="default"/>
-        <w:sz w:val="20"/>
-      </w:rPr>
-    </w:lvl>
-    <w:lvl w:ilvl="6" w:tentative="1">
-      <w:start w:val="1"/>
-      <w:numFmt w:val="bullet"/>
-      <w:lvlText w:val=""/>
-      <w:lvlJc w:val="left"/>
-      <w:pPr>
-        <w:tabs>
-          <w:tab w:val="num" w:pos="5040"/>
-        </w:tabs>
-        <w:ind w:left="5040" w:hanging="360"/>
-      </w:pPr>
-      <w:rPr>
-        <w:rFonts w:ascii="Wingdings" w:hAnsi="Wingdings" w:hint="default"/>
-        <w:sz w:val="20"/>
-      </w:rPr>
-    </w:lvl>
-    <w:lvl w:ilvl="7" w:tentative="1">
-      <w:start w:val="1"/>
-      <w:numFmt w:val="bullet"/>
-      <w:lvlText w:val=""/>
-      <w:lvlJc w:val="left"/>
-      <w:pPr>
-        <w:tabs>
-          <w:tab w:val="num" w:pos="5760"/>
-        </w:tabs>
-        <w:ind w:left="5760" w:hanging="360"/>
-      </w:pPr>
-      <w:rPr>
-        <w:rFonts w:ascii="Wingdings" w:hAnsi="Wingdings" w:hint="default"/>
-        <w:sz w:val="20"/>
-      </w:rPr>
-    </w:lvl>
-    <w:lvl w:ilvl="8" w:tentative="1">
-      <w:start w:val="1"/>
-      <w:numFmt w:val="bullet"/>
-      <w:lvlText w:val=""/>
-      <w:lvlJc w:val="left"/>
-      <w:pPr>
-        <w:tabs>
-          <w:tab w:val="num" w:pos="6480"/>
-        </w:tabs>
-        <w:ind w:left="6480" w:hanging="360"/>
-      </w:pPr>
-      <w:rPr>
-        <w:rFonts w:ascii="Wingdings" w:hAnsi="Wingdings" w:hint="default"/>
-        <w:sz w:val="20"/>
-      </w:rPr>
-    </w:lvl>
-  </w:abstractNum>
-  <w:abstractNum w:abstractNumId="11" w15:restartNumberingAfterBreak="0">
-    <w:nsid w:val="32DC5B94"/>
-    <w:multiLevelType w:val="multilevel"/>
-    <w:tmpl w:val="20408C82"/>
-    <w:lvl w:ilvl="0">
-      <w:start w:val="1"/>
-      <w:numFmt w:val="bullet"/>
-      <w:lvlText w:val=""/>
-      <w:lvlJc w:val="left"/>
-      <w:pPr>
-        <w:tabs>
-          <w:tab w:val="num" w:pos="720"/>
-        </w:tabs>
-        <w:ind w:left="720" w:hanging="360"/>
-      </w:pPr>
-      <w:rPr>
-        <w:rFonts w:ascii="Symbol" w:hAnsi="Symbol" w:hint="default"/>
-        <w:sz w:val="20"/>
-      </w:rPr>
-    </w:lvl>
-    <w:lvl w:ilvl="1" w:tentative="1">
-      <w:start w:val="1"/>
-      <w:numFmt w:val="bullet"/>
-      <w:lvlText w:val="o"/>
-      <w:lvlJc w:val="left"/>
-      <w:pPr>
-        <w:tabs>
-          <w:tab w:val="num" w:pos="1440"/>
-        </w:tabs>
-        <w:ind w:left="1440" w:hanging="360"/>
-      </w:pPr>
-      <w:rPr>
-        <w:rFonts w:ascii="Courier New" w:hAnsi="Courier New" w:hint="default"/>
-        <w:sz w:val="20"/>
-      </w:rPr>
-    </w:lvl>
-    <w:lvl w:ilvl="2" w:tentative="1">
-      <w:start w:val="1"/>
-      <w:numFmt w:val="bullet"/>
-      <w:lvlText w:val=""/>
-      <w:lvlJc w:val="left"/>
-      <w:pPr>
-        <w:tabs>
-          <w:tab w:val="num" w:pos="2160"/>
-        </w:tabs>
-        <w:ind w:left="2160" w:hanging="360"/>
-      </w:pPr>
-      <w:rPr>
-        <w:rFonts w:ascii="Wingdings" w:hAnsi="Wingdings" w:hint="default"/>
-        <w:sz w:val="20"/>
-      </w:rPr>
-    </w:lvl>
-    <w:lvl w:ilvl="3" w:tentative="1">
-      <w:start w:val="1"/>
-      <w:numFmt w:val="bullet"/>
-      <w:lvlText w:val=""/>
-      <w:lvlJc w:val="left"/>
-      <w:pPr>
-        <w:tabs>
-          <w:tab w:val="num" w:pos="2880"/>
-        </w:tabs>
-        <w:ind w:left="2880" w:hanging="360"/>
-      </w:pPr>
-      <w:rPr>
-        <w:rFonts w:ascii="Wingdings" w:hAnsi="Wingdings" w:hint="default"/>
-        <w:sz w:val="20"/>
-      </w:rPr>
-    </w:lvl>
-    <w:lvl w:ilvl="4" w:tentative="1">
-      <w:start w:val="1"/>
-      <w:numFmt w:val="bullet"/>
-      <w:lvlText w:val=""/>
-      <w:lvlJc w:val="left"/>
-      <w:pPr>
-        <w:tabs>
-          <w:tab w:val="num" w:pos="3600"/>
-        </w:tabs>
-        <w:ind w:left="3600" w:hanging="360"/>
-      </w:pPr>
-      <w:rPr>
-        <w:rFonts w:ascii="Wingdings" w:hAnsi="Wingdings" w:hint="default"/>
-        <w:sz w:val="20"/>
-      </w:rPr>
-    </w:lvl>
-    <w:lvl w:ilvl="5" w:tentative="1">
-      <w:start w:val="1"/>
-      <w:numFmt w:val="bullet"/>
-      <w:lvlText w:val=""/>
-      <w:lvlJc w:val="left"/>
-      <w:pPr>
-        <w:tabs>
-          <w:tab w:val="num" w:pos="4320"/>
-        </w:tabs>
-        <w:ind w:left="4320" w:hanging="360"/>
-      </w:pPr>
-      <w:rPr>
-        <w:rFonts w:ascii="Wingdings" w:hAnsi="Wingdings" w:hint="default"/>
-        <w:sz w:val="20"/>
-      </w:rPr>
-    </w:lvl>
-    <w:lvl w:ilvl="6" w:tentative="1">
-      <w:start w:val="1"/>
-      <w:numFmt w:val="bullet"/>
-      <w:lvlText w:val=""/>
-      <w:lvlJc w:val="left"/>
-      <w:pPr>
-        <w:tabs>
-          <w:tab w:val="num" w:pos="5040"/>
-        </w:tabs>
-        <w:ind w:left="5040" w:hanging="360"/>
-      </w:pPr>
-      <w:rPr>
-        <w:rFonts w:ascii="Wingdings" w:hAnsi="Wingdings" w:hint="default"/>
-        <w:sz w:val="20"/>
-      </w:rPr>
-    </w:lvl>
-    <w:lvl w:ilvl="7" w:tentative="1">
-      <w:start w:val="1"/>
-      <w:numFmt w:val="bullet"/>
-      <w:lvlText w:val=""/>
-      <w:lvlJc w:val="left"/>
-      <w:pPr>
-        <w:tabs>
-          <w:tab w:val="num" w:pos="5760"/>
-        </w:tabs>
-        <w:ind w:left="5760" w:hanging="360"/>
-      </w:pPr>
-      <w:rPr>
-        <w:rFonts w:ascii="Wingdings" w:hAnsi="Wingdings" w:hint="default"/>
-        <w:sz w:val="20"/>
-      </w:rPr>
-    </w:lvl>
-    <w:lvl w:ilvl="8" w:tentative="1">
-      <w:start w:val="1"/>
-      <w:numFmt w:val="bullet"/>
-      <w:lvlText w:val=""/>
-      <w:lvlJc w:val="left"/>
-      <w:pPr>
-        <w:tabs>
-          <w:tab w:val="num" w:pos="6480"/>
-        </w:tabs>
-        <w:ind w:left="6480" w:hanging="360"/>
-      </w:pPr>
-      <w:rPr>
-        <w:rFonts w:ascii="Wingdings" w:hAnsi="Wingdings" w:hint="default"/>
-        <w:sz w:val="20"/>
-      </w:rPr>
-    </w:lvl>
-  </w:abstractNum>
-  <w:abstractNum w:abstractNumId="12" w15:restartNumberingAfterBreak="0">
-    <w:nsid w:val="33ED5A1C"/>
-    <w:multiLevelType w:val="multilevel"/>
-    <w:tmpl w:val="7D22268E"/>
-    <w:lvl w:ilvl="0">
-      <w:start w:val="1"/>
-      <w:numFmt w:val="bullet"/>
-      <w:lvlText w:val=""/>
-      <w:lvlJc w:val="left"/>
-      <w:pPr>
-        <w:tabs>
-          <w:tab w:val="num" w:pos="720"/>
-        </w:tabs>
-        <w:ind w:left="720" w:hanging="360"/>
-      </w:pPr>
-      <w:rPr>
-        <w:rFonts w:ascii="Symbol" w:hAnsi="Symbol" w:hint="default"/>
-        <w:sz w:val="20"/>
-      </w:rPr>
-    </w:lvl>
-    <w:lvl w:ilvl="1" w:tentative="1">
-      <w:start w:val="1"/>
-      <w:numFmt w:val="bullet"/>
-      <w:lvlText w:val="o"/>
-      <w:lvlJc w:val="left"/>
-      <w:pPr>
-        <w:tabs>
-          <w:tab w:val="num" w:pos="1440"/>
-        </w:tabs>
-        <w:ind w:left="1440" w:hanging="360"/>
-      </w:pPr>
-      <w:rPr>
-        <w:rFonts w:ascii="Courier New" w:hAnsi="Courier New" w:hint="default"/>
-        <w:sz w:val="20"/>
-      </w:rPr>
-    </w:lvl>
-    <w:lvl w:ilvl="2" w:tentative="1">
-      <w:start w:val="1"/>
-      <w:numFmt w:val="bullet"/>
-      <w:lvlText w:val=""/>
-      <w:lvlJc w:val="left"/>
-      <w:pPr>
-        <w:tabs>
-          <w:tab w:val="num" w:pos="2160"/>
-        </w:tabs>
-        <w:ind w:left="2160" w:hanging="360"/>
-      </w:pPr>
-      <w:rPr>
-        <w:rFonts w:ascii="Wingdings" w:hAnsi="Wingdings" w:hint="default"/>
-        <w:sz w:val="20"/>
-      </w:rPr>
-    </w:lvl>
-    <w:lvl w:ilvl="3" w:tentative="1">
-      <w:start w:val="1"/>
-      <w:numFmt w:val="bullet"/>
-      <w:lvlText w:val=""/>
-      <w:lvlJc w:val="left"/>
-      <w:pPr>
-        <w:tabs>
-          <w:tab w:val="num" w:pos="2880"/>
-        </w:tabs>
-        <w:ind w:left="2880" w:hanging="360"/>
-      </w:pPr>
-      <w:rPr>
-        <w:rFonts w:ascii="Wingdings" w:hAnsi="Wingdings" w:hint="default"/>
-        <w:sz w:val="20"/>
-      </w:rPr>
-    </w:lvl>
-    <w:lvl w:ilvl="4" w:tentative="1">
-      <w:start w:val="1"/>
-      <w:numFmt w:val="bullet"/>
-      <w:lvlText w:val=""/>
-      <w:lvlJc w:val="left"/>
-      <w:pPr>
-        <w:tabs>
-          <w:tab w:val="num" w:pos="3600"/>
-        </w:tabs>
-        <w:ind w:left="3600" w:hanging="360"/>
-      </w:pPr>
-      <w:rPr>
-        <w:rFonts w:ascii="Wingdings" w:hAnsi="Wingdings" w:hint="default"/>
-        <w:sz w:val="20"/>
-      </w:rPr>
-    </w:lvl>
-    <w:lvl w:ilvl="5" w:tentative="1">
-      <w:start w:val="1"/>
-      <w:numFmt w:val="bullet"/>
-      <w:lvlText w:val=""/>
-      <w:lvlJc w:val="left"/>
-      <w:pPr>
-        <w:tabs>
-          <w:tab w:val="num" w:pos="4320"/>
-        </w:tabs>
-        <w:ind w:left="4320" w:hanging="360"/>
-      </w:pPr>
-      <w:rPr>
-        <w:rFonts w:ascii="Wingdings" w:hAnsi="Wingdings" w:hint="default"/>
-        <w:sz w:val="20"/>
-      </w:rPr>
-    </w:lvl>
-    <w:lvl w:ilvl="6" w:tentative="1">
-      <w:start w:val="1"/>
-      <w:numFmt w:val="bullet"/>
-      <w:lvlText w:val=""/>
-      <w:lvlJc w:val="left"/>
-      <w:pPr>
-        <w:tabs>
-          <w:tab w:val="num" w:pos="5040"/>
-        </w:tabs>
-        <w:ind w:left="5040" w:hanging="360"/>
-      </w:pPr>
-      <w:rPr>
-        <w:rFonts w:ascii="Wingdings" w:hAnsi="Wingdings" w:hint="default"/>
-        <w:sz w:val="20"/>
-      </w:rPr>
-    </w:lvl>
-    <w:lvl w:ilvl="7" w:tentative="1">
-      <w:start w:val="1"/>
-      <w:numFmt w:val="bullet"/>
-      <w:lvlText w:val=""/>
-      <w:lvlJc w:val="left"/>
-      <w:pPr>
-        <w:tabs>
-          <w:tab w:val="num" w:pos="5760"/>
-        </w:tabs>
-        <w:ind w:left="5760" w:hanging="360"/>
-      </w:pPr>
-      <w:rPr>
-        <w:rFonts w:ascii="Wingdings" w:hAnsi="Wingdings" w:hint="default"/>
-        <w:sz w:val="20"/>
-      </w:rPr>
-    </w:lvl>
-    <w:lvl w:ilvl="8" w:tentative="1">
-      <w:start w:val="1"/>
-      <w:numFmt w:val="bullet"/>
-      <w:lvlText w:val=""/>
-      <w:lvlJc w:val="left"/>
-      <w:pPr>
-        <w:tabs>
-          <w:tab w:val="num" w:pos="6480"/>
-        </w:tabs>
-        <w:ind w:left="6480" w:hanging="360"/>
-      </w:pPr>
-      <w:rPr>
-        <w:rFonts w:ascii="Wingdings" w:hAnsi="Wingdings" w:hint="default"/>
-        <w:sz w:val="20"/>
-      </w:rPr>
-    </w:lvl>
-  </w:abstractNum>
-  <w:abstractNum w:abstractNumId="13" w15:restartNumberingAfterBreak="0">
-    <w:nsid w:val="36982AA7"/>
-    <w:multiLevelType w:val="multilevel"/>
-    <w:tmpl w:val="EB04B5D2"/>
-    <w:lvl w:ilvl="0">
-      <w:start w:val="1"/>
-      <w:numFmt w:val="bullet"/>
-      <w:lvlText w:val=""/>
-      <w:lvlJc w:val="left"/>
-      <w:pPr>
-        <w:tabs>
-          <w:tab w:val="num" w:pos="720"/>
-        </w:tabs>
-        <w:ind w:left="720" w:hanging="360"/>
-      </w:pPr>
-      <w:rPr>
-        <w:rFonts w:ascii="Symbol" w:hAnsi="Symbol" w:hint="default"/>
-        <w:sz w:val="20"/>
-      </w:rPr>
-    </w:lvl>
-    <w:lvl w:ilvl="1" w:tentative="1">
-      <w:start w:val="1"/>
-      <w:numFmt w:val="bullet"/>
-      <w:lvlText w:val="o"/>
-      <w:lvlJc w:val="left"/>
-      <w:pPr>
-        <w:tabs>
-          <w:tab w:val="num" w:pos="1440"/>
-        </w:tabs>
-        <w:ind w:left="1440" w:hanging="360"/>
-      </w:pPr>
-      <w:rPr>
-        <w:rFonts w:ascii="Courier New" w:hAnsi="Courier New" w:hint="default"/>
-        <w:sz w:val="20"/>
-      </w:rPr>
-    </w:lvl>
-    <w:lvl w:ilvl="2" w:tentative="1">
-      <w:start w:val="1"/>
-      <w:numFmt w:val="bullet"/>
-      <w:lvlText w:val=""/>
-      <w:lvlJc w:val="left"/>
-      <w:pPr>
-        <w:tabs>
-          <w:tab w:val="num" w:pos="2160"/>
-        </w:tabs>
-        <w:ind w:left="2160" w:hanging="360"/>
-      </w:pPr>
-      <w:rPr>
-        <w:rFonts w:ascii="Wingdings" w:hAnsi="Wingdings" w:hint="default"/>
-        <w:sz w:val="20"/>
-      </w:rPr>
-    </w:lvl>
-    <w:lvl w:ilvl="3" w:tentative="1">
-      <w:start w:val="1"/>
-      <w:numFmt w:val="bullet"/>
-      <w:lvlText w:val=""/>
-      <w:lvlJc w:val="left"/>
-      <w:pPr>
-        <w:tabs>
-          <w:tab w:val="num" w:pos="2880"/>
-        </w:tabs>
-        <w:ind w:left="2880" w:hanging="360"/>
-      </w:pPr>
-      <w:rPr>
-        <w:rFonts w:ascii="Wingdings" w:hAnsi="Wingdings" w:hint="default"/>
-        <w:sz w:val="20"/>
-      </w:rPr>
-    </w:lvl>
-    <w:lvl w:ilvl="4" w:tentative="1">
-      <w:start w:val="1"/>
-      <w:numFmt w:val="bullet"/>
-      <w:lvlText w:val=""/>
-      <w:lvlJc w:val="left"/>
-      <w:pPr>
-        <w:tabs>
-          <w:tab w:val="num" w:pos="3600"/>
-        </w:tabs>
-        <w:ind w:left="3600" w:hanging="360"/>
-      </w:pPr>
-      <w:rPr>
-        <w:rFonts w:ascii="Wingdings" w:hAnsi="Wingdings" w:hint="default"/>
-        <w:sz w:val="20"/>
-      </w:rPr>
-    </w:lvl>
-    <w:lvl w:ilvl="5" w:tentative="1">
-      <w:start w:val="1"/>
-      <w:numFmt w:val="bullet"/>
-      <w:lvlText w:val=""/>
-      <w:lvlJc w:val="left"/>
-      <w:pPr>
-        <w:tabs>
-          <w:tab w:val="num" w:pos="4320"/>
-        </w:tabs>
-        <w:ind w:left="4320" w:hanging="360"/>
-      </w:pPr>
-      <w:rPr>
-        <w:rFonts w:ascii="Wingdings" w:hAnsi="Wingdings" w:hint="default"/>
-        <w:sz w:val="20"/>
-      </w:rPr>
-    </w:lvl>
-    <w:lvl w:ilvl="6" w:tentative="1">
-      <w:start w:val="1"/>
-      <w:numFmt w:val="bullet"/>
-      <w:lvlText w:val=""/>
-      <w:lvlJc w:val="left"/>
-      <w:pPr>
-        <w:tabs>
-          <w:tab w:val="num" w:pos="5040"/>
-        </w:tabs>
-        <w:ind w:left="5040" w:hanging="360"/>
-      </w:pPr>
-      <w:rPr>
-        <w:rFonts w:ascii="Wingdings" w:hAnsi="Wingdings" w:hint="default"/>
-        <w:sz w:val="20"/>
-      </w:rPr>
-    </w:lvl>
-    <w:lvl w:ilvl="7" w:tentative="1">
-      <w:start w:val="1"/>
-      <w:numFmt w:val="bullet"/>
-      <w:lvlText w:val=""/>
-      <w:lvlJc w:val="left"/>
-      <w:pPr>
-        <w:tabs>
-          <w:tab w:val="num" w:pos="5760"/>
-        </w:tabs>
-        <w:ind w:left="5760" w:hanging="360"/>
-      </w:pPr>
-      <w:rPr>
-        <w:rFonts w:ascii="Wingdings" w:hAnsi="Wingdings" w:hint="default"/>
-        <w:sz w:val="20"/>
-      </w:rPr>
-    </w:lvl>
-    <w:lvl w:ilvl="8" w:tentative="1">
-      <w:start w:val="1"/>
-      <w:numFmt w:val="bullet"/>
-      <w:lvlText w:val=""/>
-      <w:lvlJc w:val="left"/>
-      <w:pPr>
-        <w:tabs>
-          <w:tab w:val="num" w:pos="6480"/>
-        </w:tabs>
-        <w:ind w:left="6480" w:hanging="360"/>
-      </w:pPr>
-      <w:rPr>
-        <w:rFonts w:ascii="Wingdings" w:hAnsi="Wingdings" w:hint="default"/>
-        <w:sz w:val="20"/>
-      </w:rPr>
-    </w:lvl>
-  </w:abstractNum>
-  <w:abstractNum w:abstractNumId="14" w15:restartNumberingAfterBreak="0">
-    <w:nsid w:val="39552EF1"/>
-    <w:multiLevelType w:val="multilevel"/>
-    <w:tmpl w:val="3B208E2A"/>
-    <w:lvl w:ilvl="0">
-      <w:start w:val="1"/>
-      <w:numFmt w:val="decimal"/>
-      <w:lvlText w:val="%1."/>
-      <w:lvlJc w:val="left"/>
-      <w:pPr>
-        <w:tabs>
-          <w:tab w:val="num" w:pos="720"/>
-        </w:tabs>
-        <w:ind w:left="720" w:hanging="360"/>
-      </w:pPr>
-    </w:lvl>
-    <w:lvl w:ilvl="1" w:tentative="1">
-      <w:start w:val="1"/>
-      <w:numFmt w:val="decimal"/>
-      <w:lvlText w:val="%2."/>
-      <w:lvlJc w:val="left"/>
-      <w:pPr>
-        <w:tabs>
-          <w:tab w:val="num" w:pos="1440"/>
-        </w:tabs>
-        <w:ind w:left="1440" w:hanging="360"/>
-      </w:pPr>
-    </w:lvl>
-    <w:lvl w:ilvl="2" w:tentative="1">
-      <w:start w:val="1"/>
-      <w:numFmt w:val="decimal"/>
-      <w:lvlText w:val="%3."/>
-      <w:lvlJc w:val="left"/>
-      <w:pPr>
-        <w:tabs>
-          <w:tab w:val="num" w:pos="2160"/>
-        </w:tabs>
-        <w:ind w:left="2160" w:hanging="360"/>
-      </w:pPr>
-    </w:lvl>
-    <w:lvl w:ilvl="3" w:tentative="1">
-      <w:start w:val="1"/>
-      <w:numFmt w:val="decimal"/>
-      <w:lvlText w:val="%4."/>
-      <w:lvlJc w:val="left"/>
-      <w:pPr>
-        <w:tabs>
-          <w:tab w:val="num" w:pos="2880"/>
-        </w:tabs>
-        <w:ind w:left="2880" w:hanging="360"/>
-      </w:pPr>
-    </w:lvl>
-    <w:lvl w:ilvl="4" w:tentative="1">
-      <w:start w:val="1"/>
-      <w:numFmt w:val="decimal"/>
-      <w:lvlText w:val="%5."/>
-      <w:lvlJc w:val="left"/>
-      <w:pPr>
-        <w:tabs>
-          <w:tab w:val="num" w:pos="3600"/>
-        </w:tabs>
-        <w:ind w:left="3600" w:hanging="360"/>
-      </w:pPr>
-    </w:lvl>
-    <w:lvl w:ilvl="5" w:tentative="1">
-      <w:start w:val="1"/>
-      <w:numFmt w:val="decimal"/>
-      <w:lvlText w:val="%6."/>
-      <w:lvlJc w:val="left"/>
-      <w:pPr>
-        <w:tabs>
-          <w:tab w:val="num" w:pos="4320"/>
-        </w:tabs>
-        <w:ind w:left="4320" w:hanging="360"/>
-      </w:pPr>
-    </w:lvl>
-    <w:lvl w:ilvl="6" w:tentative="1">
-      <w:start w:val="1"/>
-      <w:numFmt w:val="decimal"/>
-      <w:lvlText w:val="%7."/>
-      <w:lvlJc w:val="left"/>
-      <w:pPr>
-        <w:tabs>
-          <w:tab w:val="num" w:pos="5040"/>
-        </w:tabs>
-        <w:ind w:left="5040" w:hanging="360"/>
-      </w:pPr>
-    </w:lvl>
-    <w:lvl w:ilvl="7" w:tentative="1">
-      <w:start w:val="1"/>
-      <w:numFmt w:val="decimal"/>
-      <w:lvlText w:val="%8."/>
-      <w:lvlJc w:val="left"/>
-      <w:pPr>
-        <w:tabs>
-          <w:tab w:val="num" w:pos="5760"/>
-        </w:tabs>
-        <w:ind w:left="5760" w:hanging="360"/>
-      </w:pPr>
-    </w:lvl>
-    <w:lvl w:ilvl="8" w:tentative="1">
-      <w:start w:val="1"/>
-      <w:numFmt w:val="decimal"/>
-      <w:lvlText w:val="%9."/>
-      <w:lvlJc w:val="left"/>
-      <w:pPr>
-        <w:tabs>
-          <w:tab w:val="num" w:pos="6480"/>
-        </w:tabs>
-        <w:ind w:left="6480" w:hanging="360"/>
-      </w:pPr>
-    </w:lvl>
-  </w:abstractNum>
-  <w:abstractNum w:abstractNumId="15" w15:restartNumberingAfterBreak="0">
+  <w:abstractNum w:abstractNumId="6" w15:restartNumberingAfterBreak="0">
     <w:nsid w:val="3AEB7858"/>
     <w:multiLevelType w:val="multilevel"/>
     <w:tmpl w:val="4CF492D2"/>
@@ -10559,10 +14640,10 @@
       </w:rPr>
     </w:lvl>
   </w:abstractNum>
-  <w:abstractNum w:abstractNumId="16" w15:restartNumberingAfterBreak="0">
-    <w:nsid w:val="3DC27107"/>
+  <w:abstractNum w:abstractNumId="7" w15:restartNumberingAfterBreak="0">
+    <w:nsid w:val="3B1F60D9"/>
     <w:multiLevelType w:val="multilevel"/>
-    <w:tmpl w:val="C76E4722"/>
+    <w:tmpl w:val="8268455A"/>
     <w:lvl w:ilvl="0">
       <w:start w:val="1"/>
       <w:numFmt w:val="bullet"/>
@@ -10708,7 +14789,7 @@
       </w:rPr>
     </w:lvl>
   </w:abstractNum>
-  <w:abstractNum w:abstractNumId="17" w15:restartNumberingAfterBreak="0">
+  <w:abstractNum w:abstractNumId="8" w15:restartNumberingAfterBreak="0">
     <w:nsid w:val="44C214BB"/>
     <w:multiLevelType w:val="multilevel"/>
     <w:tmpl w:val="0478EE96"/>
@@ -10821,7 +14902,7 @@
       </w:pPr>
     </w:lvl>
   </w:abstractNum>
-  <w:abstractNum w:abstractNumId="18" w15:restartNumberingAfterBreak="0">
+  <w:abstractNum w:abstractNumId="9" w15:restartNumberingAfterBreak="0">
     <w:nsid w:val="4542433D"/>
     <w:multiLevelType w:val="multilevel"/>
     <w:tmpl w:val="56D6E496"/>
@@ -10938,10 +15019,10 @@
       </w:pPr>
     </w:lvl>
   </w:abstractNum>
-  <w:abstractNum w:abstractNumId="19" w15:restartNumberingAfterBreak="0">
-    <w:nsid w:val="476F22B8"/>
+  <w:abstractNum w:abstractNumId="10" w15:restartNumberingAfterBreak="0">
+    <w:nsid w:val="491D10FC"/>
     <w:multiLevelType w:val="multilevel"/>
-    <w:tmpl w:val="6E9835E4"/>
+    <w:tmpl w:val="8C24D64E"/>
     <w:lvl w:ilvl="0">
       <w:start w:val="1"/>
       <w:numFmt w:val="bullet"/>
@@ -11087,10 +15168,10 @@
       </w:rPr>
     </w:lvl>
   </w:abstractNum>
-  <w:abstractNum w:abstractNumId="20" w15:restartNumberingAfterBreak="0">
-    <w:nsid w:val="4B287A7E"/>
+  <w:abstractNum w:abstractNumId="11" w15:restartNumberingAfterBreak="0">
+    <w:nsid w:val="49CC5695"/>
     <w:multiLevelType w:val="multilevel"/>
-    <w:tmpl w:val="1E30859C"/>
+    <w:tmpl w:val="B4E65FF6"/>
     <w:lvl w:ilvl="0">
       <w:start w:val="1"/>
       <w:numFmt w:val="bullet"/>
@@ -11236,10 +15317,10 @@
       </w:rPr>
     </w:lvl>
   </w:abstractNum>
-  <w:abstractNum w:abstractNumId="21" w15:restartNumberingAfterBreak="0">
-    <w:nsid w:val="512717CF"/>
+  <w:abstractNum w:abstractNumId="12" w15:restartNumberingAfterBreak="0">
+    <w:nsid w:val="55492B2F"/>
     <w:multiLevelType w:val="multilevel"/>
-    <w:tmpl w:val="3D205B6C"/>
+    <w:tmpl w:val="E39C8A54"/>
     <w:lvl w:ilvl="0">
       <w:start w:val="1"/>
       <w:numFmt w:val="bullet"/>
@@ -11256,7 +15337,7 @@
         <w:sz w:val="20"/>
       </w:rPr>
     </w:lvl>
-    <w:lvl w:ilvl="1" w:tentative="1">
+    <w:lvl w:ilvl="1">
       <w:start w:val="1"/>
       <w:numFmt w:val="bullet"/>
       <w:lvlText w:val="o"/>
@@ -11385,14 +15466,14 @@
       </w:rPr>
     </w:lvl>
   </w:abstractNum>
-  <w:abstractNum w:abstractNumId="22" w15:restartNumberingAfterBreak="0">
-    <w:nsid w:val="52EF5BAA"/>
+  <w:abstractNum w:abstractNumId="13" w15:restartNumberingAfterBreak="0">
+    <w:nsid w:val="55F734C6"/>
     <w:multiLevelType w:val="multilevel"/>
-    <w:tmpl w:val="83025338"/>
+    <w:tmpl w:val="B3509CC4"/>
     <w:lvl w:ilvl="0">
       <w:start w:val="1"/>
-      <w:numFmt w:val="decimal"/>
-      <w:lvlText w:val="%1."/>
+      <w:numFmt w:val="bullet"/>
+      <w:lvlText w:val=""/>
       <w:lvlJc w:val="left"/>
       <w:pPr>
         <w:tabs>
@@ -11400,11 +15481,15 @@
         </w:tabs>
         <w:ind w:left="720" w:hanging="360"/>
       </w:pPr>
-    </w:lvl>
-    <w:lvl w:ilvl="1" w:tentative="1">
-      <w:start w:val="1"/>
-      <w:numFmt w:val="decimal"/>
-      <w:lvlText w:val="%2."/>
+      <w:rPr>
+        <w:rFonts w:ascii="Symbol" w:hAnsi="Symbol" w:hint="default"/>
+        <w:sz w:val="20"/>
+      </w:rPr>
+    </w:lvl>
+    <w:lvl w:ilvl="1">
+      <w:start w:val="1"/>
+      <w:numFmt w:val="bullet"/>
+      <w:lvlText w:val="o"/>
       <w:lvlJc w:val="left"/>
       <w:pPr>
         <w:tabs>
@@ -11412,11 +15497,15 @@
         </w:tabs>
         <w:ind w:left="1440" w:hanging="360"/>
       </w:pPr>
+      <w:rPr>
+        <w:rFonts w:ascii="Courier New" w:hAnsi="Courier New" w:hint="default"/>
+        <w:sz w:val="20"/>
+      </w:rPr>
     </w:lvl>
     <w:lvl w:ilvl="2" w:tentative="1">
       <w:start w:val="1"/>
-      <w:numFmt w:val="decimal"/>
-      <w:lvlText w:val="%3."/>
+      <w:numFmt w:val="bullet"/>
+      <w:lvlText w:val=""/>
       <w:lvlJc w:val="left"/>
       <w:pPr>
         <w:tabs>
@@ -11424,11 +15513,15 @@
         </w:tabs>
         <w:ind w:left="2160" w:hanging="360"/>
       </w:pPr>
+      <w:rPr>
+        <w:rFonts w:ascii="Wingdings" w:hAnsi="Wingdings" w:hint="default"/>
+        <w:sz w:val="20"/>
+      </w:rPr>
     </w:lvl>
     <w:lvl w:ilvl="3" w:tentative="1">
       <w:start w:val="1"/>
-      <w:numFmt w:val="decimal"/>
-      <w:lvlText w:val="%4."/>
+      <w:numFmt w:val="bullet"/>
+      <w:lvlText w:val=""/>
       <w:lvlJc w:val="left"/>
       <w:pPr>
         <w:tabs>
@@ -11436,11 +15529,15 @@
         </w:tabs>
         <w:ind w:left="2880" w:hanging="360"/>
       </w:pPr>
+      <w:rPr>
+        <w:rFonts w:ascii="Wingdings" w:hAnsi="Wingdings" w:hint="default"/>
+        <w:sz w:val="20"/>
+      </w:rPr>
     </w:lvl>
     <w:lvl w:ilvl="4" w:tentative="1">
       <w:start w:val="1"/>
-      <w:numFmt w:val="decimal"/>
-      <w:lvlText w:val="%5."/>
+      <w:numFmt w:val="bullet"/>
+      <w:lvlText w:val=""/>
       <w:lvlJc w:val="left"/>
       <w:pPr>
         <w:tabs>
@@ -11448,11 +15545,15 @@
         </w:tabs>
         <w:ind w:left="3600" w:hanging="360"/>
       </w:pPr>
+      <w:rPr>
+        <w:rFonts w:ascii="Wingdings" w:hAnsi="Wingdings" w:hint="default"/>
+        <w:sz w:val="20"/>
+      </w:rPr>
     </w:lvl>
     <w:lvl w:ilvl="5" w:tentative="1">
       <w:start w:val="1"/>
-      <w:numFmt w:val="decimal"/>
-      <w:lvlText w:val="%6."/>
+      <w:numFmt w:val="bullet"/>
+      <w:lvlText w:val=""/>
       <w:lvlJc w:val="left"/>
       <w:pPr>
         <w:tabs>
@@ -11460,11 +15561,15 @@
         </w:tabs>
         <w:ind w:left="4320" w:hanging="360"/>
       </w:pPr>
+      <w:rPr>
+        <w:rFonts w:ascii="Wingdings" w:hAnsi="Wingdings" w:hint="default"/>
+        <w:sz w:val="20"/>
+      </w:rPr>
     </w:lvl>
     <w:lvl w:ilvl="6" w:tentative="1">
       <w:start w:val="1"/>
-      <w:numFmt w:val="decimal"/>
-      <w:lvlText w:val="%7."/>
+      <w:numFmt w:val="bullet"/>
+      <w:lvlText w:val=""/>
       <w:lvlJc w:val="left"/>
       <w:pPr>
         <w:tabs>
@@ -11472,11 +15577,15 @@
         </w:tabs>
         <w:ind w:left="5040" w:hanging="360"/>
       </w:pPr>
+      <w:rPr>
+        <w:rFonts w:ascii="Wingdings" w:hAnsi="Wingdings" w:hint="default"/>
+        <w:sz w:val="20"/>
+      </w:rPr>
     </w:lvl>
     <w:lvl w:ilvl="7" w:tentative="1">
       <w:start w:val="1"/>
-      <w:numFmt w:val="decimal"/>
-      <w:lvlText w:val="%8."/>
+      <w:numFmt w:val="bullet"/>
+      <w:lvlText w:val=""/>
       <w:lvlJc w:val="left"/>
       <w:pPr>
         <w:tabs>
@@ -11484,11 +15593,15 @@
         </w:tabs>
         <w:ind w:left="5760" w:hanging="360"/>
       </w:pPr>
+      <w:rPr>
+        <w:rFonts w:ascii="Wingdings" w:hAnsi="Wingdings" w:hint="default"/>
+        <w:sz w:val="20"/>
+      </w:rPr>
     </w:lvl>
     <w:lvl w:ilvl="8" w:tentative="1">
       <w:start w:val="1"/>
-      <w:numFmt w:val="decimal"/>
-      <w:lvlText w:val="%9."/>
+      <w:numFmt w:val="bullet"/>
+      <w:lvlText w:val=""/>
       <w:lvlJc w:val="left"/>
       <w:pPr>
         <w:tabs>
@@ -11496,307 +15609,13 @@
         </w:tabs>
         <w:ind w:left="6480" w:hanging="360"/>
       </w:pPr>
+      <w:rPr>
+        <w:rFonts w:ascii="Wingdings" w:hAnsi="Wingdings" w:hint="default"/>
+        <w:sz w:val="20"/>
+      </w:rPr>
     </w:lvl>
   </w:abstractNum>
-  <w:abstractNum w:abstractNumId="23" w15:restartNumberingAfterBreak="0">
-    <w:nsid w:val="5422667F"/>
-    <w:multiLevelType w:val="multilevel"/>
-    <w:tmpl w:val="CBA4EA20"/>
-    <w:lvl w:ilvl="0">
-      <w:start w:val="1"/>
-      <w:numFmt w:val="bullet"/>
-      <w:lvlText w:val=""/>
-      <w:lvlJc w:val="left"/>
-      <w:pPr>
-        <w:tabs>
-          <w:tab w:val="num" w:pos="720"/>
-        </w:tabs>
-        <w:ind w:left="720" w:hanging="360"/>
-      </w:pPr>
-      <w:rPr>
-        <w:rFonts w:ascii="Symbol" w:hAnsi="Symbol" w:hint="default"/>
-        <w:sz w:val="20"/>
-      </w:rPr>
-    </w:lvl>
-    <w:lvl w:ilvl="1" w:tentative="1">
-      <w:start w:val="1"/>
-      <w:numFmt w:val="bullet"/>
-      <w:lvlText w:val="o"/>
-      <w:lvlJc w:val="left"/>
-      <w:pPr>
-        <w:tabs>
-          <w:tab w:val="num" w:pos="1440"/>
-        </w:tabs>
-        <w:ind w:left="1440" w:hanging="360"/>
-      </w:pPr>
-      <w:rPr>
-        <w:rFonts w:ascii="Courier New" w:hAnsi="Courier New" w:hint="default"/>
-        <w:sz w:val="20"/>
-      </w:rPr>
-    </w:lvl>
-    <w:lvl w:ilvl="2" w:tentative="1">
-      <w:start w:val="1"/>
-      <w:numFmt w:val="bullet"/>
-      <w:lvlText w:val=""/>
-      <w:lvlJc w:val="left"/>
-      <w:pPr>
-        <w:tabs>
-          <w:tab w:val="num" w:pos="2160"/>
-        </w:tabs>
-        <w:ind w:left="2160" w:hanging="360"/>
-      </w:pPr>
-      <w:rPr>
-        <w:rFonts w:ascii="Wingdings" w:hAnsi="Wingdings" w:hint="default"/>
-        <w:sz w:val="20"/>
-      </w:rPr>
-    </w:lvl>
-    <w:lvl w:ilvl="3" w:tentative="1">
-      <w:start w:val="1"/>
-      <w:numFmt w:val="bullet"/>
-      <w:lvlText w:val=""/>
-      <w:lvlJc w:val="left"/>
-      <w:pPr>
-        <w:tabs>
-          <w:tab w:val="num" w:pos="2880"/>
-        </w:tabs>
-        <w:ind w:left="2880" w:hanging="360"/>
-      </w:pPr>
-      <w:rPr>
-        <w:rFonts w:ascii="Wingdings" w:hAnsi="Wingdings" w:hint="default"/>
-        <w:sz w:val="20"/>
-      </w:rPr>
-    </w:lvl>
-    <w:lvl w:ilvl="4" w:tentative="1">
-      <w:start w:val="1"/>
-      <w:numFmt w:val="bullet"/>
-      <w:lvlText w:val=""/>
-      <w:lvlJc w:val="left"/>
-      <w:pPr>
-        <w:tabs>
-          <w:tab w:val="num" w:pos="3600"/>
-        </w:tabs>
-        <w:ind w:left="3600" w:hanging="360"/>
-      </w:pPr>
-      <w:rPr>
-        <w:rFonts w:ascii="Wingdings" w:hAnsi="Wingdings" w:hint="default"/>
-        <w:sz w:val="20"/>
-      </w:rPr>
-    </w:lvl>
-    <w:lvl w:ilvl="5" w:tentative="1">
-      <w:start w:val="1"/>
-      <w:numFmt w:val="bullet"/>
-      <w:lvlText w:val=""/>
-      <w:lvlJc w:val="left"/>
-      <w:pPr>
-        <w:tabs>
-          <w:tab w:val="num" w:pos="4320"/>
-        </w:tabs>
-        <w:ind w:left="4320" w:hanging="360"/>
-      </w:pPr>
-      <w:rPr>
-        <w:rFonts w:ascii="Wingdings" w:hAnsi="Wingdings" w:hint="default"/>
-        <w:sz w:val="20"/>
-      </w:rPr>
-    </w:lvl>
-    <w:lvl w:ilvl="6" w:tentative="1">
-      <w:start w:val="1"/>
-      <w:numFmt w:val="bullet"/>
-      <w:lvlText w:val=""/>
-      <w:lvlJc w:val="left"/>
-      <w:pPr>
-        <w:tabs>
-          <w:tab w:val="num" w:pos="5040"/>
-        </w:tabs>
-        <w:ind w:left="5040" w:hanging="360"/>
-      </w:pPr>
-      <w:rPr>
-        <w:rFonts w:ascii="Wingdings" w:hAnsi="Wingdings" w:hint="default"/>
-        <w:sz w:val="20"/>
-      </w:rPr>
-    </w:lvl>
-    <w:lvl w:ilvl="7" w:tentative="1">
-      <w:start w:val="1"/>
-      <w:numFmt w:val="bullet"/>
-      <w:lvlText w:val=""/>
-      <w:lvlJc w:val="left"/>
-      <w:pPr>
-        <w:tabs>
-          <w:tab w:val="num" w:pos="5760"/>
-        </w:tabs>
-        <w:ind w:left="5760" w:hanging="360"/>
-      </w:pPr>
-      <w:rPr>
-        <w:rFonts w:ascii="Wingdings" w:hAnsi="Wingdings" w:hint="default"/>
-        <w:sz w:val="20"/>
-      </w:rPr>
-    </w:lvl>
-    <w:lvl w:ilvl="8" w:tentative="1">
-      <w:start w:val="1"/>
-      <w:numFmt w:val="bullet"/>
-      <w:lvlText w:val=""/>
-      <w:lvlJc w:val="left"/>
-      <w:pPr>
-        <w:tabs>
-          <w:tab w:val="num" w:pos="6480"/>
-        </w:tabs>
-        <w:ind w:left="6480" w:hanging="360"/>
-      </w:pPr>
-      <w:rPr>
-        <w:rFonts w:ascii="Wingdings" w:hAnsi="Wingdings" w:hint="default"/>
-        <w:sz w:val="20"/>
-      </w:rPr>
-    </w:lvl>
-  </w:abstractNum>
-  <w:abstractNum w:abstractNumId="24" w15:restartNumberingAfterBreak="0">
-    <w:nsid w:val="5711029D"/>
-    <w:multiLevelType w:val="multilevel"/>
-    <w:tmpl w:val="F0547120"/>
-    <w:lvl w:ilvl="0">
-      <w:start w:val="1"/>
-      <w:numFmt w:val="bullet"/>
-      <w:lvlText w:val=""/>
-      <w:lvlJc w:val="left"/>
-      <w:pPr>
-        <w:tabs>
-          <w:tab w:val="num" w:pos="720"/>
-        </w:tabs>
-        <w:ind w:left="720" w:hanging="360"/>
-      </w:pPr>
-      <w:rPr>
-        <w:rFonts w:ascii="Symbol" w:hAnsi="Symbol" w:hint="default"/>
-        <w:sz w:val="20"/>
-      </w:rPr>
-    </w:lvl>
-    <w:lvl w:ilvl="1" w:tentative="1">
-      <w:start w:val="1"/>
-      <w:numFmt w:val="bullet"/>
-      <w:lvlText w:val="o"/>
-      <w:lvlJc w:val="left"/>
-      <w:pPr>
-        <w:tabs>
-          <w:tab w:val="num" w:pos="1440"/>
-        </w:tabs>
-        <w:ind w:left="1440" w:hanging="360"/>
-      </w:pPr>
-      <w:rPr>
-        <w:rFonts w:ascii="Courier New" w:hAnsi="Courier New" w:hint="default"/>
-        <w:sz w:val="20"/>
-      </w:rPr>
-    </w:lvl>
-    <w:lvl w:ilvl="2" w:tentative="1">
-      <w:start w:val="1"/>
-      <w:numFmt w:val="bullet"/>
-      <w:lvlText w:val=""/>
-      <w:lvlJc w:val="left"/>
-      <w:pPr>
-        <w:tabs>
-          <w:tab w:val="num" w:pos="2160"/>
-        </w:tabs>
-        <w:ind w:left="2160" w:hanging="360"/>
-      </w:pPr>
-      <w:rPr>
-        <w:rFonts w:ascii="Wingdings" w:hAnsi="Wingdings" w:hint="default"/>
-        <w:sz w:val="20"/>
-      </w:rPr>
-    </w:lvl>
-    <w:lvl w:ilvl="3" w:tentative="1">
-      <w:start w:val="1"/>
-      <w:numFmt w:val="bullet"/>
-      <w:lvlText w:val=""/>
-      <w:lvlJc w:val="left"/>
-      <w:pPr>
-        <w:tabs>
-          <w:tab w:val="num" w:pos="2880"/>
-        </w:tabs>
-        <w:ind w:left="2880" w:hanging="360"/>
-      </w:pPr>
-      <w:rPr>
-        <w:rFonts w:ascii="Wingdings" w:hAnsi="Wingdings" w:hint="default"/>
-        <w:sz w:val="20"/>
-      </w:rPr>
-    </w:lvl>
-    <w:lvl w:ilvl="4" w:tentative="1">
-      <w:start w:val="1"/>
-      <w:numFmt w:val="bullet"/>
-      <w:lvlText w:val=""/>
-      <w:lvlJc w:val="left"/>
-      <w:pPr>
-        <w:tabs>
-          <w:tab w:val="num" w:pos="3600"/>
-        </w:tabs>
-        <w:ind w:left="3600" w:hanging="360"/>
-      </w:pPr>
-      <w:rPr>
-        <w:rFonts w:ascii="Wingdings" w:hAnsi="Wingdings" w:hint="default"/>
-        <w:sz w:val="20"/>
-      </w:rPr>
-    </w:lvl>
-    <w:lvl w:ilvl="5" w:tentative="1">
-      <w:start w:val="1"/>
-      <w:numFmt w:val="bullet"/>
-      <w:lvlText w:val=""/>
-      <w:lvlJc w:val="left"/>
-      <w:pPr>
-        <w:tabs>
-          <w:tab w:val="num" w:pos="4320"/>
-        </w:tabs>
-        <w:ind w:left="4320" w:hanging="360"/>
-      </w:pPr>
-      <w:rPr>
-        <w:rFonts w:ascii="Wingdings" w:hAnsi="Wingdings" w:hint="default"/>
-        <w:sz w:val="20"/>
-      </w:rPr>
-    </w:lvl>
-    <w:lvl w:ilvl="6" w:tentative="1">
-      <w:start w:val="1"/>
-      <w:numFmt w:val="bullet"/>
-      <w:lvlText w:val=""/>
-      <w:lvlJc w:val="left"/>
-      <w:pPr>
-        <w:tabs>
-          <w:tab w:val="num" w:pos="5040"/>
-        </w:tabs>
-        <w:ind w:left="5040" w:hanging="360"/>
-      </w:pPr>
-      <w:rPr>
-        <w:rFonts w:ascii="Wingdings" w:hAnsi="Wingdings" w:hint="default"/>
-        <w:sz w:val="20"/>
-      </w:rPr>
-    </w:lvl>
-    <w:lvl w:ilvl="7" w:tentative="1">
-      <w:start w:val="1"/>
-      <w:numFmt w:val="bullet"/>
-      <w:lvlText w:val=""/>
-      <w:lvlJc w:val="left"/>
-      <w:pPr>
-        <w:tabs>
-          <w:tab w:val="num" w:pos="5760"/>
-        </w:tabs>
-        <w:ind w:left="5760" w:hanging="360"/>
-      </w:pPr>
-      <w:rPr>
-        <w:rFonts w:ascii="Wingdings" w:hAnsi="Wingdings" w:hint="default"/>
-        <w:sz w:val="20"/>
-      </w:rPr>
-    </w:lvl>
-    <w:lvl w:ilvl="8" w:tentative="1">
-      <w:start w:val="1"/>
-      <w:numFmt w:val="bullet"/>
-      <w:lvlText w:val=""/>
-      <w:lvlJc w:val="left"/>
-      <w:pPr>
-        <w:tabs>
-          <w:tab w:val="num" w:pos="6480"/>
-        </w:tabs>
-        <w:ind w:left="6480" w:hanging="360"/>
-      </w:pPr>
-      <w:rPr>
-        <w:rFonts w:ascii="Wingdings" w:hAnsi="Wingdings" w:hint="default"/>
-        <w:sz w:val="20"/>
-      </w:rPr>
-    </w:lvl>
-  </w:abstractNum>
-  <w:abstractNum w:abstractNumId="25" w15:restartNumberingAfterBreak="0">
+  <w:abstractNum w:abstractNumId="14" w15:restartNumberingAfterBreak="0">
     <w:nsid w:val="59A258E8"/>
     <w:multiLevelType w:val="multilevel"/>
     <w:tmpl w:val="11B0E72A"/>
@@ -11945,14 +15764,14 @@
       </w:rPr>
     </w:lvl>
   </w:abstractNum>
-  <w:abstractNum w:abstractNumId="26" w15:restartNumberingAfterBreak="0">
-    <w:nsid w:val="5BF33A07"/>
+  <w:abstractNum w:abstractNumId="15" w15:restartNumberingAfterBreak="0">
+    <w:nsid w:val="59D03C36"/>
     <w:multiLevelType w:val="multilevel"/>
-    <w:tmpl w:val="C1649DE4"/>
+    <w:tmpl w:val="5C56E8AC"/>
     <w:lvl w:ilvl="0">
       <w:start w:val="1"/>
-      <w:numFmt w:val="decimal"/>
-      <w:lvlText w:val="%1."/>
+      <w:numFmt w:val="bullet"/>
+      <w:lvlText w:val=""/>
       <w:lvlJc w:val="left"/>
       <w:pPr>
         <w:tabs>
@@ -11960,11 +15779,164 @@
         </w:tabs>
         <w:ind w:left="720" w:hanging="360"/>
       </w:pPr>
+      <w:rPr>
+        <w:rFonts w:ascii="Symbol" w:hAnsi="Symbol" w:hint="default"/>
+        <w:sz w:val="20"/>
+      </w:rPr>
+    </w:lvl>
+    <w:lvl w:ilvl="1">
+      <w:start w:val="1"/>
+      <w:numFmt w:val="bullet"/>
+      <w:lvlText w:val="o"/>
+      <w:lvlJc w:val="left"/>
+      <w:pPr>
+        <w:tabs>
+          <w:tab w:val="num" w:pos="1440"/>
+        </w:tabs>
+        <w:ind w:left="1440" w:hanging="360"/>
+      </w:pPr>
+      <w:rPr>
+        <w:rFonts w:ascii="Courier New" w:hAnsi="Courier New" w:hint="default"/>
+        <w:sz w:val="20"/>
+      </w:rPr>
+    </w:lvl>
+    <w:lvl w:ilvl="2" w:tentative="1">
+      <w:start w:val="1"/>
+      <w:numFmt w:val="bullet"/>
+      <w:lvlText w:val=""/>
+      <w:lvlJc w:val="left"/>
+      <w:pPr>
+        <w:tabs>
+          <w:tab w:val="num" w:pos="2160"/>
+        </w:tabs>
+        <w:ind w:left="2160" w:hanging="360"/>
+      </w:pPr>
+      <w:rPr>
+        <w:rFonts w:ascii="Wingdings" w:hAnsi="Wingdings" w:hint="default"/>
+        <w:sz w:val="20"/>
+      </w:rPr>
+    </w:lvl>
+    <w:lvl w:ilvl="3" w:tentative="1">
+      <w:start w:val="1"/>
+      <w:numFmt w:val="bullet"/>
+      <w:lvlText w:val=""/>
+      <w:lvlJc w:val="left"/>
+      <w:pPr>
+        <w:tabs>
+          <w:tab w:val="num" w:pos="2880"/>
+        </w:tabs>
+        <w:ind w:left="2880" w:hanging="360"/>
+      </w:pPr>
+      <w:rPr>
+        <w:rFonts w:ascii="Wingdings" w:hAnsi="Wingdings" w:hint="default"/>
+        <w:sz w:val="20"/>
+      </w:rPr>
+    </w:lvl>
+    <w:lvl w:ilvl="4" w:tentative="1">
+      <w:start w:val="1"/>
+      <w:numFmt w:val="bullet"/>
+      <w:lvlText w:val=""/>
+      <w:lvlJc w:val="left"/>
+      <w:pPr>
+        <w:tabs>
+          <w:tab w:val="num" w:pos="3600"/>
+        </w:tabs>
+        <w:ind w:left="3600" w:hanging="360"/>
+      </w:pPr>
+      <w:rPr>
+        <w:rFonts w:ascii="Wingdings" w:hAnsi="Wingdings" w:hint="default"/>
+        <w:sz w:val="20"/>
+      </w:rPr>
+    </w:lvl>
+    <w:lvl w:ilvl="5" w:tentative="1">
+      <w:start w:val="1"/>
+      <w:numFmt w:val="bullet"/>
+      <w:lvlText w:val=""/>
+      <w:lvlJc w:val="left"/>
+      <w:pPr>
+        <w:tabs>
+          <w:tab w:val="num" w:pos="4320"/>
+        </w:tabs>
+        <w:ind w:left="4320" w:hanging="360"/>
+      </w:pPr>
+      <w:rPr>
+        <w:rFonts w:ascii="Wingdings" w:hAnsi="Wingdings" w:hint="default"/>
+        <w:sz w:val="20"/>
+      </w:rPr>
+    </w:lvl>
+    <w:lvl w:ilvl="6" w:tentative="1">
+      <w:start w:val="1"/>
+      <w:numFmt w:val="bullet"/>
+      <w:lvlText w:val=""/>
+      <w:lvlJc w:val="left"/>
+      <w:pPr>
+        <w:tabs>
+          <w:tab w:val="num" w:pos="5040"/>
+        </w:tabs>
+        <w:ind w:left="5040" w:hanging="360"/>
+      </w:pPr>
+      <w:rPr>
+        <w:rFonts w:ascii="Wingdings" w:hAnsi="Wingdings" w:hint="default"/>
+        <w:sz w:val="20"/>
+      </w:rPr>
+    </w:lvl>
+    <w:lvl w:ilvl="7" w:tentative="1">
+      <w:start w:val="1"/>
+      <w:numFmt w:val="bullet"/>
+      <w:lvlText w:val=""/>
+      <w:lvlJc w:val="left"/>
+      <w:pPr>
+        <w:tabs>
+          <w:tab w:val="num" w:pos="5760"/>
+        </w:tabs>
+        <w:ind w:left="5760" w:hanging="360"/>
+      </w:pPr>
+      <w:rPr>
+        <w:rFonts w:ascii="Wingdings" w:hAnsi="Wingdings" w:hint="default"/>
+        <w:sz w:val="20"/>
+      </w:rPr>
+    </w:lvl>
+    <w:lvl w:ilvl="8" w:tentative="1">
+      <w:start w:val="1"/>
+      <w:numFmt w:val="bullet"/>
+      <w:lvlText w:val=""/>
+      <w:lvlJc w:val="left"/>
+      <w:pPr>
+        <w:tabs>
+          <w:tab w:val="num" w:pos="6480"/>
+        </w:tabs>
+        <w:ind w:left="6480" w:hanging="360"/>
+      </w:pPr>
+      <w:rPr>
+        <w:rFonts w:ascii="Wingdings" w:hAnsi="Wingdings" w:hint="default"/>
+        <w:sz w:val="20"/>
+      </w:rPr>
+    </w:lvl>
+  </w:abstractNum>
+  <w:abstractNum w:abstractNumId="16" w15:restartNumberingAfterBreak="0">
+    <w:nsid w:val="5CFE47BA"/>
+    <w:multiLevelType w:val="multilevel"/>
+    <w:tmpl w:val="EF22B5B8"/>
+    <w:lvl w:ilvl="0">
+      <w:start w:val="1"/>
+      <w:numFmt w:val="bullet"/>
+      <w:lvlText w:val=""/>
+      <w:lvlJc w:val="left"/>
+      <w:pPr>
+        <w:tabs>
+          <w:tab w:val="num" w:pos="720"/>
+        </w:tabs>
+        <w:ind w:left="720" w:hanging="360"/>
+      </w:pPr>
+      <w:rPr>
+        <w:rFonts w:ascii="Symbol" w:hAnsi="Symbol" w:hint="default"/>
+        <w:sz w:val="20"/>
+      </w:rPr>
     </w:lvl>
     <w:lvl w:ilvl="1" w:tentative="1">
       <w:start w:val="1"/>
-      <w:numFmt w:val="decimal"/>
-      <w:lvlText w:val="%2."/>
+      <w:numFmt w:val="bullet"/>
+      <w:lvlText w:val="o"/>
       <w:lvlJc w:val="left"/>
       <w:pPr>
         <w:tabs>
@@ -11972,11 +15944,15 @@
         </w:tabs>
         <w:ind w:left="1440" w:hanging="360"/>
       </w:pPr>
+      <w:rPr>
+        <w:rFonts w:ascii="Courier New" w:hAnsi="Courier New" w:hint="default"/>
+        <w:sz w:val="20"/>
+      </w:rPr>
     </w:lvl>
     <w:lvl w:ilvl="2" w:tentative="1">
       <w:start w:val="1"/>
-      <w:numFmt w:val="decimal"/>
-      <w:lvlText w:val="%3."/>
+      <w:numFmt w:val="bullet"/>
+      <w:lvlText w:val=""/>
       <w:lvlJc w:val="left"/>
       <w:pPr>
         <w:tabs>
@@ -11984,11 +15960,15 @@
         </w:tabs>
         <w:ind w:left="2160" w:hanging="360"/>
       </w:pPr>
+      <w:rPr>
+        <w:rFonts w:ascii="Wingdings" w:hAnsi="Wingdings" w:hint="default"/>
+        <w:sz w:val="20"/>
+      </w:rPr>
     </w:lvl>
     <w:lvl w:ilvl="3" w:tentative="1">
       <w:start w:val="1"/>
-      <w:numFmt w:val="decimal"/>
-      <w:lvlText w:val="%4."/>
+      <w:numFmt w:val="bullet"/>
+      <w:lvlText w:val=""/>
       <w:lvlJc w:val="left"/>
       <w:pPr>
         <w:tabs>
@@ -11996,11 +15976,15 @@
         </w:tabs>
         <w:ind w:left="2880" w:hanging="360"/>
       </w:pPr>
+      <w:rPr>
+        <w:rFonts w:ascii="Wingdings" w:hAnsi="Wingdings" w:hint="default"/>
+        <w:sz w:val="20"/>
+      </w:rPr>
     </w:lvl>
     <w:lvl w:ilvl="4" w:tentative="1">
       <w:start w:val="1"/>
-      <w:numFmt w:val="decimal"/>
-      <w:lvlText w:val="%5."/>
+      <w:numFmt w:val="bullet"/>
+      <w:lvlText w:val=""/>
       <w:lvlJc w:val="left"/>
       <w:pPr>
         <w:tabs>
@@ -12008,11 +15992,15 @@
         </w:tabs>
         <w:ind w:left="3600" w:hanging="360"/>
       </w:pPr>
+      <w:rPr>
+        <w:rFonts w:ascii="Wingdings" w:hAnsi="Wingdings" w:hint="default"/>
+        <w:sz w:val="20"/>
+      </w:rPr>
     </w:lvl>
     <w:lvl w:ilvl="5" w:tentative="1">
       <w:start w:val="1"/>
-      <w:numFmt w:val="decimal"/>
-      <w:lvlText w:val="%6."/>
+      <w:numFmt w:val="bullet"/>
+      <w:lvlText w:val=""/>
       <w:lvlJc w:val="left"/>
       <w:pPr>
         <w:tabs>
@@ -12020,11 +16008,15 @@
         </w:tabs>
         <w:ind w:left="4320" w:hanging="360"/>
       </w:pPr>
+      <w:rPr>
+        <w:rFonts w:ascii="Wingdings" w:hAnsi="Wingdings" w:hint="default"/>
+        <w:sz w:val="20"/>
+      </w:rPr>
     </w:lvl>
     <w:lvl w:ilvl="6" w:tentative="1">
       <w:start w:val="1"/>
-      <w:numFmt w:val="decimal"/>
-      <w:lvlText w:val="%7."/>
+      <w:numFmt w:val="bullet"/>
+      <w:lvlText w:val=""/>
       <w:lvlJc w:val="left"/>
       <w:pPr>
         <w:tabs>
@@ -12032,11 +16024,15 @@
         </w:tabs>
         <w:ind w:left="5040" w:hanging="360"/>
       </w:pPr>
+      <w:rPr>
+        <w:rFonts w:ascii="Wingdings" w:hAnsi="Wingdings" w:hint="default"/>
+        <w:sz w:val="20"/>
+      </w:rPr>
     </w:lvl>
     <w:lvl w:ilvl="7" w:tentative="1">
       <w:start w:val="1"/>
-      <w:numFmt w:val="decimal"/>
-      <w:lvlText w:val="%8."/>
+      <w:numFmt w:val="bullet"/>
+      <w:lvlText w:val=""/>
       <w:lvlJc w:val="left"/>
       <w:pPr>
         <w:tabs>
@@ -12044,11 +16040,15 @@
         </w:tabs>
         <w:ind w:left="5760" w:hanging="360"/>
       </w:pPr>
+      <w:rPr>
+        <w:rFonts w:ascii="Wingdings" w:hAnsi="Wingdings" w:hint="default"/>
+        <w:sz w:val="20"/>
+      </w:rPr>
     </w:lvl>
     <w:lvl w:ilvl="8" w:tentative="1">
       <w:start w:val="1"/>
-      <w:numFmt w:val="decimal"/>
-      <w:lvlText w:val="%9."/>
+      <w:numFmt w:val="bullet"/>
+      <w:lvlText w:val=""/>
       <w:lvlJc w:val="left"/>
       <w:pPr>
         <w:tabs>
@@ -12056,9 +16056,13 @@
         </w:tabs>
         <w:ind w:left="6480" w:hanging="360"/>
       </w:pPr>
+      <w:rPr>
+        <w:rFonts w:ascii="Wingdings" w:hAnsi="Wingdings" w:hint="default"/>
+        <w:sz w:val="20"/>
+      </w:rPr>
     </w:lvl>
   </w:abstractNum>
-  <w:abstractNum w:abstractNumId="27" w15:restartNumberingAfterBreak="0">
+  <w:abstractNum w:abstractNumId="17" w15:restartNumberingAfterBreak="0">
     <w:nsid w:val="60FF5F99"/>
     <w:multiLevelType w:val="multilevel"/>
     <w:tmpl w:val="84D2F10C"/>
@@ -12207,120 +16211,7 @@
       </w:rPr>
     </w:lvl>
   </w:abstractNum>
-  <w:abstractNum w:abstractNumId="28" w15:restartNumberingAfterBreak="0">
-    <w:nsid w:val="6174638C"/>
-    <w:multiLevelType w:val="multilevel"/>
-    <w:tmpl w:val="58FA0AEE"/>
-    <w:lvl w:ilvl="0">
-      <w:start w:val="1"/>
-      <w:numFmt w:val="decimal"/>
-      <w:lvlText w:val="%1."/>
-      <w:lvlJc w:val="left"/>
-      <w:pPr>
-        <w:tabs>
-          <w:tab w:val="num" w:pos="720"/>
-        </w:tabs>
-        <w:ind w:left="720" w:hanging="360"/>
-      </w:pPr>
-    </w:lvl>
-    <w:lvl w:ilvl="1" w:tentative="1">
-      <w:start w:val="1"/>
-      <w:numFmt w:val="decimal"/>
-      <w:lvlText w:val="%2."/>
-      <w:lvlJc w:val="left"/>
-      <w:pPr>
-        <w:tabs>
-          <w:tab w:val="num" w:pos="1440"/>
-        </w:tabs>
-        <w:ind w:left="1440" w:hanging="360"/>
-      </w:pPr>
-    </w:lvl>
-    <w:lvl w:ilvl="2" w:tentative="1">
-      <w:start w:val="1"/>
-      <w:numFmt w:val="decimal"/>
-      <w:lvlText w:val="%3."/>
-      <w:lvlJc w:val="left"/>
-      <w:pPr>
-        <w:tabs>
-          <w:tab w:val="num" w:pos="2160"/>
-        </w:tabs>
-        <w:ind w:left="2160" w:hanging="360"/>
-      </w:pPr>
-    </w:lvl>
-    <w:lvl w:ilvl="3" w:tentative="1">
-      <w:start w:val="1"/>
-      <w:numFmt w:val="decimal"/>
-      <w:lvlText w:val="%4."/>
-      <w:lvlJc w:val="left"/>
-      <w:pPr>
-        <w:tabs>
-          <w:tab w:val="num" w:pos="2880"/>
-        </w:tabs>
-        <w:ind w:left="2880" w:hanging="360"/>
-      </w:pPr>
-    </w:lvl>
-    <w:lvl w:ilvl="4" w:tentative="1">
-      <w:start w:val="1"/>
-      <w:numFmt w:val="decimal"/>
-      <w:lvlText w:val="%5."/>
-      <w:lvlJc w:val="left"/>
-      <w:pPr>
-        <w:tabs>
-          <w:tab w:val="num" w:pos="3600"/>
-        </w:tabs>
-        <w:ind w:left="3600" w:hanging="360"/>
-      </w:pPr>
-    </w:lvl>
-    <w:lvl w:ilvl="5" w:tentative="1">
-      <w:start w:val="1"/>
-      <w:numFmt w:val="decimal"/>
-      <w:lvlText w:val="%6."/>
-      <w:lvlJc w:val="left"/>
-      <w:pPr>
-        <w:tabs>
-          <w:tab w:val="num" w:pos="4320"/>
-        </w:tabs>
-        <w:ind w:left="4320" w:hanging="360"/>
-      </w:pPr>
-    </w:lvl>
-    <w:lvl w:ilvl="6" w:tentative="1">
-      <w:start w:val="1"/>
-      <w:numFmt w:val="decimal"/>
-      <w:lvlText w:val="%7."/>
-      <w:lvlJc w:val="left"/>
-      <w:pPr>
-        <w:tabs>
-          <w:tab w:val="num" w:pos="5040"/>
-        </w:tabs>
-        <w:ind w:left="5040" w:hanging="360"/>
-      </w:pPr>
-    </w:lvl>
-    <w:lvl w:ilvl="7" w:tentative="1">
-      <w:start w:val="1"/>
-      <w:numFmt w:val="decimal"/>
-      <w:lvlText w:val="%8."/>
-      <w:lvlJc w:val="left"/>
-      <w:pPr>
-        <w:tabs>
-          <w:tab w:val="num" w:pos="5760"/>
-        </w:tabs>
-        <w:ind w:left="5760" w:hanging="360"/>
-      </w:pPr>
-    </w:lvl>
-    <w:lvl w:ilvl="8" w:tentative="1">
-      <w:start w:val="1"/>
-      <w:numFmt w:val="decimal"/>
-      <w:lvlText w:val="%9."/>
-      <w:lvlJc w:val="left"/>
-      <w:pPr>
-        <w:tabs>
-          <w:tab w:val="num" w:pos="6480"/>
-        </w:tabs>
-        <w:ind w:left="6480" w:hanging="360"/>
-      </w:pPr>
-    </w:lvl>
-  </w:abstractNum>
-  <w:abstractNum w:abstractNumId="29" w15:restartNumberingAfterBreak="0">
+  <w:abstractNum w:abstractNumId="18" w15:restartNumberingAfterBreak="0">
     <w:nsid w:val="618279C9"/>
     <w:multiLevelType w:val="multilevel"/>
     <w:tmpl w:val="BB789F64"/>
@@ -12433,233 +16324,7 @@
       </w:pPr>
     </w:lvl>
   </w:abstractNum>
-  <w:abstractNum w:abstractNumId="30" w15:restartNumberingAfterBreak="0">
-    <w:nsid w:val="62A10AEA"/>
-    <w:multiLevelType w:val="multilevel"/>
-    <w:tmpl w:val="E91A20E6"/>
-    <w:lvl w:ilvl="0">
-      <w:start w:val="1"/>
-      <w:numFmt w:val="decimal"/>
-      <w:lvlText w:val="%1."/>
-      <w:lvlJc w:val="left"/>
-      <w:pPr>
-        <w:tabs>
-          <w:tab w:val="num" w:pos="720"/>
-        </w:tabs>
-        <w:ind w:left="720" w:hanging="360"/>
-      </w:pPr>
-    </w:lvl>
-    <w:lvl w:ilvl="1" w:tentative="1">
-      <w:start w:val="1"/>
-      <w:numFmt w:val="decimal"/>
-      <w:lvlText w:val="%2."/>
-      <w:lvlJc w:val="left"/>
-      <w:pPr>
-        <w:tabs>
-          <w:tab w:val="num" w:pos="1440"/>
-        </w:tabs>
-        <w:ind w:left="1440" w:hanging="360"/>
-      </w:pPr>
-    </w:lvl>
-    <w:lvl w:ilvl="2" w:tentative="1">
-      <w:start w:val="1"/>
-      <w:numFmt w:val="decimal"/>
-      <w:lvlText w:val="%3."/>
-      <w:lvlJc w:val="left"/>
-      <w:pPr>
-        <w:tabs>
-          <w:tab w:val="num" w:pos="2160"/>
-        </w:tabs>
-        <w:ind w:left="2160" w:hanging="360"/>
-      </w:pPr>
-    </w:lvl>
-    <w:lvl w:ilvl="3" w:tentative="1">
-      <w:start w:val="1"/>
-      <w:numFmt w:val="decimal"/>
-      <w:lvlText w:val="%4."/>
-      <w:lvlJc w:val="left"/>
-      <w:pPr>
-        <w:tabs>
-          <w:tab w:val="num" w:pos="2880"/>
-        </w:tabs>
-        <w:ind w:left="2880" w:hanging="360"/>
-      </w:pPr>
-    </w:lvl>
-    <w:lvl w:ilvl="4" w:tentative="1">
-      <w:start w:val="1"/>
-      <w:numFmt w:val="decimal"/>
-      <w:lvlText w:val="%5."/>
-      <w:lvlJc w:val="left"/>
-      <w:pPr>
-        <w:tabs>
-          <w:tab w:val="num" w:pos="3600"/>
-        </w:tabs>
-        <w:ind w:left="3600" w:hanging="360"/>
-      </w:pPr>
-    </w:lvl>
-    <w:lvl w:ilvl="5" w:tentative="1">
-      <w:start w:val="1"/>
-      <w:numFmt w:val="decimal"/>
-      <w:lvlText w:val="%6."/>
-      <w:lvlJc w:val="left"/>
-      <w:pPr>
-        <w:tabs>
-          <w:tab w:val="num" w:pos="4320"/>
-        </w:tabs>
-        <w:ind w:left="4320" w:hanging="360"/>
-      </w:pPr>
-    </w:lvl>
-    <w:lvl w:ilvl="6" w:tentative="1">
-      <w:start w:val="1"/>
-      <w:numFmt w:val="decimal"/>
-      <w:lvlText w:val="%7."/>
-      <w:lvlJc w:val="left"/>
-      <w:pPr>
-        <w:tabs>
-          <w:tab w:val="num" w:pos="5040"/>
-        </w:tabs>
-        <w:ind w:left="5040" w:hanging="360"/>
-      </w:pPr>
-    </w:lvl>
-    <w:lvl w:ilvl="7" w:tentative="1">
-      <w:start w:val="1"/>
-      <w:numFmt w:val="decimal"/>
-      <w:lvlText w:val="%8."/>
-      <w:lvlJc w:val="left"/>
-      <w:pPr>
-        <w:tabs>
-          <w:tab w:val="num" w:pos="5760"/>
-        </w:tabs>
-        <w:ind w:left="5760" w:hanging="360"/>
-      </w:pPr>
-    </w:lvl>
-    <w:lvl w:ilvl="8" w:tentative="1">
-      <w:start w:val="1"/>
-      <w:numFmt w:val="decimal"/>
-      <w:lvlText w:val="%9."/>
-      <w:lvlJc w:val="left"/>
-      <w:pPr>
-        <w:tabs>
-          <w:tab w:val="num" w:pos="6480"/>
-        </w:tabs>
-        <w:ind w:left="6480" w:hanging="360"/>
-      </w:pPr>
-    </w:lvl>
-  </w:abstractNum>
-  <w:abstractNum w:abstractNumId="31" w15:restartNumberingAfterBreak="0">
-    <w:nsid w:val="64B25F08"/>
-    <w:multiLevelType w:val="multilevel"/>
-    <w:tmpl w:val="01709D1C"/>
-    <w:lvl w:ilvl="0">
-      <w:start w:val="3"/>
-      <w:numFmt w:val="decimal"/>
-      <w:lvlText w:val="%1."/>
-      <w:lvlJc w:val="left"/>
-      <w:pPr>
-        <w:tabs>
-          <w:tab w:val="num" w:pos="720"/>
-        </w:tabs>
-        <w:ind w:left="720" w:hanging="360"/>
-      </w:pPr>
-    </w:lvl>
-    <w:lvl w:ilvl="1" w:tentative="1">
-      <w:start w:val="1"/>
-      <w:numFmt w:val="decimal"/>
-      <w:lvlText w:val="%2."/>
-      <w:lvlJc w:val="left"/>
-      <w:pPr>
-        <w:tabs>
-          <w:tab w:val="num" w:pos="1440"/>
-        </w:tabs>
-        <w:ind w:left="1440" w:hanging="360"/>
-      </w:pPr>
-    </w:lvl>
-    <w:lvl w:ilvl="2" w:tentative="1">
-      <w:start w:val="1"/>
-      <w:numFmt w:val="decimal"/>
-      <w:lvlText w:val="%3."/>
-      <w:lvlJc w:val="left"/>
-      <w:pPr>
-        <w:tabs>
-          <w:tab w:val="num" w:pos="2160"/>
-        </w:tabs>
-        <w:ind w:left="2160" w:hanging="360"/>
-      </w:pPr>
-    </w:lvl>
-    <w:lvl w:ilvl="3" w:tentative="1">
-      <w:start w:val="1"/>
-      <w:numFmt w:val="decimal"/>
-      <w:lvlText w:val="%4."/>
-      <w:lvlJc w:val="left"/>
-      <w:pPr>
-        <w:tabs>
-          <w:tab w:val="num" w:pos="2880"/>
-        </w:tabs>
-        <w:ind w:left="2880" w:hanging="360"/>
-      </w:pPr>
-    </w:lvl>
-    <w:lvl w:ilvl="4" w:tentative="1">
-      <w:start w:val="1"/>
-      <w:numFmt w:val="decimal"/>
-      <w:lvlText w:val="%5."/>
-      <w:lvlJc w:val="left"/>
-      <w:pPr>
-        <w:tabs>
-          <w:tab w:val="num" w:pos="3600"/>
-        </w:tabs>
-        <w:ind w:left="3600" w:hanging="360"/>
-      </w:pPr>
-    </w:lvl>
-    <w:lvl w:ilvl="5" w:tentative="1">
-      <w:start w:val="1"/>
-      <w:numFmt w:val="decimal"/>
-      <w:lvlText w:val="%6."/>
-      <w:lvlJc w:val="left"/>
-      <w:pPr>
-        <w:tabs>
-          <w:tab w:val="num" w:pos="4320"/>
-        </w:tabs>
-        <w:ind w:left="4320" w:hanging="360"/>
-      </w:pPr>
-    </w:lvl>
-    <w:lvl w:ilvl="6" w:tentative="1">
-      <w:start w:val="1"/>
-      <w:numFmt w:val="decimal"/>
-      <w:lvlText w:val="%7."/>
-      <w:lvlJc w:val="left"/>
-      <w:pPr>
-        <w:tabs>
-          <w:tab w:val="num" w:pos="5040"/>
-        </w:tabs>
-        <w:ind w:left="5040" w:hanging="360"/>
-      </w:pPr>
-    </w:lvl>
-    <w:lvl w:ilvl="7" w:tentative="1">
-      <w:start w:val="1"/>
-      <w:numFmt w:val="decimal"/>
-      <w:lvlText w:val="%8."/>
-      <w:lvlJc w:val="left"/>
-      <w:pPr>
-        <w:tabs>
-          <w:tab w:val="num" w:pos="5760"/>
-        </w:tabs>
-        <w:ind w:left="5760" w:hanging="360"/>
-      </w:pPr>
-    </w:lvl>
-    <w:lvl w:ilvl="8" w:tentative="1">
-      <w:start w:val="1"/>
-      <w:numFmt w:val="decimal"/>
-      <w:lvlText w:val="%9."/>
-      <w:lvlJc w:val="left"/>
-      <w:pPr>
-        <w:tabs>
-          <w:tab w:val="num" w:pos="6480"/>
-        </w:tabs>
-        <w:ind w:left="6480" w:hanging="360"/>
-      </w:pPr>
-    </w:lvl>
-  </w:abstractNum>
-  <w:abstractNum w:abstractNumId="32" w15:restartNumberingAfterBreak="0">
+  <w:abstractNum w:abstractNumId="19" w15:restartNumberingAfterBreak="0">
     <w:nsid w:val="667C6EB0"/>
     <w:multiLevelType w:val="multilevel"/>
     <w:tmpl w:val="67966E2C"/>
@@ -12772,10 +16437,10 @@
       </w:pPr>
     </w:lvl>
   </w:abstractNum>
-  <w:abstractNum w:abstractNumId="33" w15:restartNumberingAfterBreak="0">
-    <w:nsid w:val="67271360"/>
+  <w:abstractNum w:abstractNumId="20" w15:restartNumberingAfterBreak="0">
+    <w:nsid w:val="6B8406C2"/>
     <w:multiLevelType w:val="multilevel"/>
-    <w:tmpl w:val="0D3896CE"/>
+    <w:tmpl w:val="E50826CC"/>
     <w:lvl w:ilvl="0">
       <w:start w:val="1"/>
       <w:numFmt w:val="bullet"/>
@@ -12921,10 +16586,10 @@
       </w:rPr>
     </w:lvl>
   </w:abstractNum>
-  <w:abstractNum w:abstractNumId="34" w15:restartNumberingAfterBreak="0">
-    <w:nsid w:val="67D119B6"/>
+  <w:abstractNum w:abstractNumId="21" w15:restartNumberingAfterBreak="0">
+    <w:nsid w:val="6EA871C1"/>
     <w:multiLevelType w:val="multilevel"/>
-    <w:tmpl w:val="1E1ED9CE"/>
+    <w:tmpl w:val="892A73EC"/>
     <w:lvl w:ilvl="0">
       <w:start w:val="1"/>
       <w:numFmt w:val="bullet"/>
@@ -13070,10 +16735,10 @@
       </w:rPr>
     </w:lvl>
   </w:abstractNum>
-  <w:abstractNum w:abstractNumId="35" w15:restartNumberingAfterBreak="0">
-    <w:nsid w:val="68F678EF"/>
+  <w:abstractNum w:abstractNumId="22" w15:restartNumberingAfterBreak="0">
+    <w:nsid w:val="6EE63398"/>
     <w:multiLevelType w:val="multilevel"/>
-    <w:tmpl w:val="53D23B24"/>
+    <w:tmpl w:val="2014E206"/>
     <w:lvl w:ilvl="0">
       <w:start w:val="1"/>
       <w:numFmt w:val="bullet"/>
@@ -13219,454 +16884,7 @@
       </w:rPr>
     </w:lvl>
   </w:abstractNum>
-  <w:abstractNum w:abstractNumId="36" w15:restartNumberingAfterBreak="0">
-    <w:nsid w:val="695D7430"/>
-    <w:multiLevelType w:val="multilevel"/>
-    <w:tmpl w:val="556EBB7E"/>
-    <w:lvl w:ilvl="0">
-      <w:start w:val="1"/>
-      <w:numFmt w:val="bullet"/>
-      <w:lvlText w:val=""/>
-      <w:lvlJc w:val="left"/>
-      <w:pPr>
-        <w:tabs>
-          <w:tab w:val="num" w:pos="720"/>
-        </w:tabs>
-        <w:ind w:left="720" w:hanging="360"/>
-      </w:pPr>
-      <w:rPr>
-        <w:rFonts w:ascii="Symbol" w:hAnsi="Symbol" w:hint="default"/>
-        <w:sz w:val="20"/>
-      </w:rPr>
-    </w:lvl>
-    <w:lvl w:ilvl="1" w:tentative="1">
-      <w:start w:val="1"/>
-      <w:numFmt w:val="bullet"/>
-      <w:lvlText w:val="o"/>
-      <w:lvlJc w:val="left"/>
-      <w:pPr>
-        <w:tabs>
-          <w:tab w:val="num" w:pos="1440"/>
-        </w:tabs>
-        <w:ind w:left="1440" w:hanging="360"/>
-      </w:pPr>
-      <w:rPr>
-        <w:rFonts w:ascii="Courier New" w:hAnsi="Courier New" w:hint="default"/>
-        <w:sz w:val="20"/>
-      </w:rPr>
-    </w:lvl>
-    <w:lvl w:ilvl="2" w:tentative="1">
-      <w:start w:val="1"/>
-      <w:numFmt w:val="bullet"/>
-      <w:lvlText w:val=""/>
-      <w:lvlJc w:val="left"/>
-      <w:pPr>
-        <w:tabs>
-          <w:tab w:val="num" w:pos="2160"/>
-        </w:tabs>
-        <w:ind w:left="2160" w:hanging="360"/>
-      </w:pPr>
-      <w:rPr>
-        <w:rFonts w:ascii="Wingdings" w:hAnsi="Wingdings" w:hint="default"/>
-        <w:sz w:val="20"/>
-      </w:rPr>
-    </w:lvl>
-    <w:lvl w:ilvl="3" w:tentative="1">
-      <w:start w:val="1"/>
-      <w:numFmt w:val="bullet"/>
-      <w:lvlText w:val=""/>
-      <w:lvlJc w:val="left"/>
-      <w:pPr>
-        <w:tabs>
-          <w:tab w:val="num" w:pos="2880"/>
-        </w:tabs>
-        <w:ind w:left="2880" w:hanging="360"/>
-      </w:pPr>
-      <w:rPr>
-        <w:rFonts w:ascii="Wingdings" w:hAnsi="Wingdings" w:hint="default"/>
-        <w:sz w:val="20"/>
-      </w:rPr>
-    </w:lvl>
-    <w:lvl w:ilvl="4" w:tentative="1">
-      <w:start w:val="1"/>
-      <w:numFmt w:val="bullet"/>
-      <w:lvlText w:val=""/>
-      <w:lvlJc w:val="left"/>
-      <w:pPr>
-        <w:tabs>
-          <w:tab w:val="num" w:pos="3600"/>
-        </w:tabs>
-        <w:ind w:left="3600" w:hanging="360"/>
-      </w:pPr>
-      <w:rPr>
-        <w:rFonts w:ascii="Wingdings" w:hAnsi="Wingdings" w:hint="default"/>
-        <w:sz w:val="20"/>
-      </w:rPr>
-    </w:lvl>
-    <w:lvl w:ilvl="5" w:tentative="1">
-      <w:start w:val="1"/>
-      <w:numFmt w:val="bullet"/>
-      <w:lvlText w:val=""/>
-      <w:lvlJc w:val="left"/>
-      <w:pPr>
-        <w:tabs>
-          <w:tab w:val="num" w:pos="4320"/>
-        </w:tabs>
-        <w:ind w:left="4320" w:hanging="360"/>
-      </w:pPr>
-      <w:rPr>
-        <w:rFonts w:ascii="Wingdings" w:hAnsi="Wingdings" w:hint="default"/>
-        <w:sz w:val="20"/>
-      </w:rPr>
-    </w:lvl>
-    <w:lvl w:ilvl="6" w:tentative="1">
-      <w:start w:val="1"/>
-      <w:numFmt w:val="bullet"/>
-      <w:lvlText w:val=""/>
-      <w:lvlJc w:val="left"/>
-      <w:pPr>
-        <w:tabs>
-          <w:tab w:val="num" w:pos="5040"/>
-        </w:tabs>
-        <w:ind w:left="5040" w:hanging="360"/>
-      </w:pPr>
-      <w:rPr>
-        <w:rFonts w:ascii="Wingdings" w:hAnsi="Wingdings" w:hint="default"/>
-        <w:sz w:val="20"/>
-      </w:rPr>
-    </w:lvl>
-    <w:lvl w:ilvl="7" w:tentative="1">
-      <w:start w:val="1"/>
-      <w:numFmt w:val="bullet"/>
-      <w:lvlText w:val=""/>
-      <w:lvlJc w:val="left"/>
-      <w:pPr>
-        <w:tabs>
-          <w:tab w:val="num" w:pos="5760"/>
-        </w:tabs>
-        <w:ind w:left="5760" w:hanging="360"/>
-      </w:pPr>
-      <w:rPr>
-        <w:rFonts w:ascii="Wingdings" w:hAnsi="Wingdings" w:hint="default"/>
-        <w:sz w:val="20"/>
-      </w:rPr>
-    </w:lvl>
-    <w:lvl w:ilvl="8" w:tentative="1">
-      <w:start w:val="1"/>
-      <w:numFmt w:val="bullet"/>
-      <w:lvlText w:val=""/>
-      <w:lvlJc w:val="left"/>
-      <w:pPr>
-        <w:tabs>
-          <w:tab w:val="num" w:pos="6480"/>
-        </w:tabs>
-        <w:ind w:left="6480" w:hanging="360"/>
-      </w:pPr>
-      <w:rPr>
-        <w:rFonts w:ascii="Wingdings" w:hAnsi="Wingdings" w:hint="default"/>
-        <w:sz w:val="20"/>
-      </w:rPr>
-    </w:lvl>
-  </w:abstractNum>
-  <w:abstractNum w:abstractNumId="37" w15:restartNumberingAfterBreak="0">
-    <w:nsid w:val="7254554C"/>
-    <w:multiLevelType w:val="multilevel"/>
-    <w:tmpl w:val="2B723CA8"/>
-    <w:lvl w:ilvl="0">
-      <w:start w:val="1"/>
-      <w:numFmt w:val="bullet"/>
-      <w:lvlText w:val=""/>
-      <w:lvlJc w:val="left"/>
-      <w:pPr>
-        <w:tabs>
-          <w:tab w:val="num" w:pos="720"/>
-        </w:tabs>
-        <w:ind w:left="720" w:hanging="360"/>
-      </w:pPr>
-      <w:rPr>
-        <w:rFonts w:ascii="Symbol" w:hAnsi="Symbol" w:hint="default"/>
-        <w:sz w:val="20"/>
-      </w:rPr>
-    </w:lvl>
-    <w:lvl w:ilvl="1" w:tentative="1">
-      <w:start w:val="1"/>
-      <w:numFmt w:val="bullet"/>
-      <w:lvlText w:val="o"/>
-      <w:lvlJc w:val="left"/>
-      <w:pPr>
-        <w:tabs>
-          <w:tab w:val="num" w:pos="1440"/>
-        </w:tabs>
-        <w:ind w:left="1440" w:hanging="360"/>
-      </w:pPr>
-      <w:rPr>
-        <w:rFonts w:ascii="Courier New" w:hAnsi="Courier New" w:hint="default"/>
-        <w:sz w:val="20"/>
-      </w:rPr>
-    </w:lvl>
-    <w:lvl w:ilvl="2" w:tentative="1">
-      <w:start w:val="1"/>
-      <w:numFmt w:val="bullet"/>
-      <w:lvlText w:val=""/>
-      <w:lvlJc w:val="left"/>
-      <w:pPr>
-        <w:tabs>
-          <w:tab w:val="num" w:pos="2160"/>
-        </w:tabs>
-        <w:ind w:left="2160" w:hanging="360"/>
-      </w:pPr>
-      <w:rPr>
-        <w:rFonts w:ascii="Wingdings" w:hAnsi="Wingdings" w:hint="default"/>
-        <w:sz w:val="20"/>
-      </w:rPr>
-    </w:lvl>
-    <w:lvl w:ilvl="3" w:tentative="1">
-      <w:start w:val="1"/>
-      <w:numFmt w:val="bullet"/>
-      <w:lvlText w:val=""/>
-      <w:lvlJc w:val="left"/>
-      <w:pPr>
-        <w:tabs>
-          <w:tab w:val="num" w:pos="2880"/>
-        </w:tabs>
-        <w:ind w:left="2880" w:hanging="360"/>
-      </w:pPr>
-      <w:rPr>
-        <w:rFonts w:ascii="Wingdings" w:hAnsi="Wingdings" w:hint="default"/>
-        <w:sz w:val="20"/>
-      </w:rPr>
-    </w:lvl>
-    <w:lvl w:ilvl="4" w:tentative="1">
-      <w:start w:val="1"/>
-      <w:numFmt w:val="bullet"/>
-      <w:lvlText w:val=""/>
-      <w:lvlJc w:val="left"/>
-      <w:pPr>
-        <w:tabs>
-          <w:tab w:val="num" w:pos="3600"/>
-        </w:tabs>
-        <w:ind w:left="3600" w:hanging="360"/>
-      </w:pPr>
-      <w:rPr>
-        <w:rFonts w:ascii="Wingdings" w:hAnsi="Wingdings" w:hint="default"/>
-        <w:sz w:val="20"/>
-      </w:rPr>
-    </w:lvl>
-    <w:lvl w:ilvl="5" w:tentative="1">
-      <w:start w:val="1"/>
-      <w:numFmt w:val="bullet"/>
-      <w:lvlText w:val=""/>
-      <w:lvlJc w:val="left"/>
-      <w:pPr>
-        <w:tabs>
-          <w:tab w:val="num" w:pos="4320"/>
-        </w:tabs>
-        <w:ind w:left="4320" w:hanging="360"/>
-      </w:pPr>
-      <w:rPr>
-        <w:rFonts w:ascii="Wingdings" w:hAnsi="Wingdings" w:hint="default"/>
-        <w:sz w:val="20"/>
-      </w:rPr>
-    </w:lvl>
-    <w:lvl w:ilvl="6" w:tentative="1">
-      <w:start w:val="1"/>
-      <w:numFmt w:val="bullet"/>
-      <w:lvlText w:val=""/>
-      <w:lvlJc w:val="left"/>
-      <w:pPr>
-        <w:tabs>
-          <w:tab w:val="num" w:pos="5040"/>
-        </w:tabs>
-        <w:ind w:left="5040" w:hanging="360"/>
-      </w:pPr>
-      <w:rPr>
-        <w:rFonts w:ascii="Wingdings" w:hAnsi="Wingdings" w:hint="default"/>
-        <w:sz w:val="20"/>
-      </w:rPr>
-    </w:lvl>
-    <w:lvl w:ilvl="7" w:tentative="1">
-      <w:start w:val="1"/>
-      <w:numFmt w:val="bullet"/>
-      <w:lvlText w:val=""/>
-      <w:lvlJc w:val="left"/>
-      <w:pPr>
-        <w:tabs>
-          <w:tab w:val="num" w:pos="5760"/>
-        </w:tabs>
-        <w:ind w:left="5760" w:hanging="360"/>
-      </w:pPr>
-      <w:rPr>
-        <w:rFonts w:ascii="Wingdings" w:hAnsi="Wingdings" w:hint="default"/>
-        <w:sz w:val="20"/>
-      </w:rPr>
-    </w:lvl>
-    <w:lvl w:ilvl="8" w:tentative="1">
-      <w:start w:val="1"/>
-      <w:numFmt w:val="bullet"/>
-      <w:lvlText w:val=""/>
-      <w:lvlJc w:val="left"/>
-      <w:pPr>
-        <w:tabs>
-          <w:tab w:val="num" w:pos="6480"/>
-        </w:tabs>
-        <w:ind w:left="6480" w:hanging="360"/>
-      </w:pPr>
-      <w:rPr>
-        <w:rFonts w:ascii="Wingdings" w:hAnsi="Wingdings" w:hint="default"/>
-        <w:sz w:val="20"/>
-      </w:rPr>
-    </w:lvl>
-  </w:abstractNum>
-  <w:abstractNum w:abstractNumId="38" w15:restartNumberingAfterBreak="0">
-    <w:nsid w:val="75B45185"/>
-    <w:multiLevelType w:val="multilevel"/>
-    <w:tmpl w:val="3B5C97AC"/>
-    <w:lvl w:ilvl="0">
-      <w:start w:val="1"/>
-      <w:numFmt w:val="bullet"/>
-      <w:lvlText w:val=""/>
-      <w:lvlJc w:val="left"/>
-      <w:pPr>
-        <w:tabs>
-          <w:tab w:val="num" w:pos="720"/>
-        </w:tabs>
-        <w:ind w:left="720" w:hanging="360"/>
-      </w:pPr>
-      <w:rPr>
-        <w:rFonts w:ascii="Symbol" w:hAnsi="Symbol" w:hint="default"/>
-        <w:sz w:val="20"/>
-      </w:rPr>
-    </w:lvl>
-    <w:lvl w:ilvl="1" w:tentative="1">
-      <w:start w:val="1"/>
-      <w:numFmt w:val="bullet"/>
-      <w:lvlText w:val="o"/>
-      <w:lvlJc w:val="left"/>
-      <w:pPr>
-        <w:tabs>
-          <w:tab w:val="num" w:pos="1440"/>
-        </w:tabs>
-        <w:ind w:left="1440" w:hanging="360"/>
-      </w:pPr>
-      <w:rPr>
-        <w:rFonts w:ascii="Courier New" w:hAnsi="Courier New" w:hint="default"/>
-        <w:sz w:val="20"/>
-      </w:rPr>
-    </w:lvl>
-    <w:lvl w:ilvl="2" w:tentative="1">
-      <w:start w:val="1"/>
-      <w:numFmt w:val="bullet"/>
-      <w:lvlText w:val=""/>
-      <w:lvlJc w:val="left"/>
-      <w:pPr>
-        <w:tabs>
-          <w:tab w:val="num" w:pos="2160"/>
-        </w:tabs>
-        <w:ind w:left="2160" w:hanging="360"/>
-      </w:pPr>
-      <w:rPr>
-        <w:rFonts w:ascii="Wingdings" w:hAnsi="Wingdings" w:hint="default"/>
-        <w:sz w:val="20"/>
-      </w:rPr>
-    </w:lvl>
-    <w:lvl w:ilvl="3" w:tentative="1">
-      <w:start w:val="1"/>
-      <w:numFmt w:val="bullet"/>
-      <w:lvlText w:val=""/>
-      <w:lvlJc w:val="left"/>
-      <w:pPr>
-        <w:tabs>
-          <w:tab w:val="num" w:pos="2880"/>
-        </w:tabs>
-        <w:ind w:left="2880" w:hanging="360"/>
-      </w:pPr>
-      <w:rPr>
-        <w:rFonts w:ascii="Wingdings" w:hAnsi="Wingdings" w:hint="default"/>
-        <w:sz w:val="20"/>
-      </w:rPr>
-    </w:lvl>
-    <w:lvl w:ilvl="4" w:tentative="1">
-      <w:start w:val="1"/>
-      <w:numFmt w:val="bullet"/>
-      <w:lvlText w:val=""/>
-      <w:lvlJc w:val="left"/>
-      <w:pPr>
-        <w:tabs>
-          <w:tab w:val="num" w:pos="3600"/>
-        </w:tabs>
-        <w:ind w:left="3600" w:hanging="360"/>
-      </w:pPr>
-      <w:rPr>
-        <w:rFonts w:ascii="Wingdings" w:hAnsi="Wingdings" w:hint="default"/>
-        <w:sz w:val="20"/>
-      </w:rPr>
-    </w:lvl>
-    <w:lvl w:ilvl="5" w:tentative="1">
-      <w:start w:val="1"/>
-      <w:numFmt w:val="bullet"/>
-      <w:lvlText w:val=""/>
-      <w:lvlJc w:val="left"/>
-      <w:pPr>
-        <w:tabs>
-          <w:tab w:val="num" w:pos="4320"/>
-        </w:tabs>
-        <w:ind w:left="4320" w:hanging="360"/>
-      </w:pPr>
-      <w:rPr>
-        <w:rFonts w:ascii="Wingdings" w:hAnsi="Wingdings" w:hint="default"/>
-        <w:sz w:val="20"/>
-      </w:rPr>
-    </w:lvl>
-    <w:lvl w:ilvl="6" w:tentative="1">
-      <w:start w:val="1"/>
-      <w:numFmt w:val="bullet"/>
-      <w:lvlText w:val=""/>
-      <w:lvlJc w:val="left"/>
-      <w:pPr>
-        <w:tabs>
-          <w:tab w:val="num" w:pos="5040"/>
-        </w:tabs>
-        <w:ind w:left="5040" w:hanging="360"/>
-      </w:pPr>
-      <w:rPr>
-        <w:rFonts w:ascii="Wingdings" w:hAnsi="Wingdings" w:hint="default"/>
-        <w:sz w:val="20"/>
-      </w:rPr>
-    </w:lvl>
-    <w:lvl w:ilvl="7" w:tentative="1">
-      <w:start w:val="1"/>
-      <w:numFmt w:val="bullet"/>
-      <w:lvlText w:val=""/>
-      <w:lvlJc w:val="left"/>
-      <w:pPr>
-        <w:tabs>
-          <w:tab w:val="num" w:pos="5760"/>
-        </w:tabs>
-        <w:ind w:left="5760" w:hanging="360"/>
-      </w:pPr>
-      <w:rPr>
-        <w:rFonts w:ascii="Wingdings" w:hAnsi="Wingdings" w:hint="default"/>
-        <w:sz w:val="20"/>
-      </w:rPr>
-    </w:lvl>
-    <w:lvl w:ilvl="8" w:tentative="1">
-      <w:start w:val="1"/>
-      <w:numFmt w:val="bullet"/>
-      <w:lvlText w:val=""/>
-      <w:lvlJc w:val="left"/>
-      <w:pPr>
-        <w:tabs>
-          <w:tab w:val="num" w:pos="6480"/>
-        </w:tabs>
-        <w:ind w:left="6480" w:hanging="360"/>
-      </w:pPr>
-      <w:rPr>
-        <w:rFonts w:ascii="Wingdings" w:hAnsi="Wingdings" w:hint="default"/>
-        <w:sz w:val="20"/>
-      </w:rPr>
-    </w:lvl>
-  </w:abstractNum>
-  <w:abstractNum w:abstractNumId="39" w15:restartNumberingAfterBreak="0">
+  <w:abstractNum w:abstractNumId="23" w15:restartNumberingAfterBreak="0">
     <w:nsid w:val="75EF302B"/>
     <w:multiLevelType w:val="multilevel"/>
     <w:tmpl w:val="4D1208A4"/>
@@ -13815,156 +17033,7 @@
       </w:rPr>
     </w:lvl>
   </w:abstractNum>
-  <w:abstractNum w:abstractNumId="40" w15:restartNumberingAfterBreak="0">
-    <w:nsid w:val="775552F6"/>
-    <w:multiLevelType w:val="multilevel"/>
-    <w:tmpl w:val="EC701C02"/>
-    <w:lvl w:ilvl="0">
-      <w:start w:val="1"/>
-      <w:numFmt w:val="bullet"/>
-      <w:lvlText w:val=""/>
-      <w:lvlJc w:val="left"/>
-      <w:pPr>
-        <w:tabs>
-          <w:tab w:val="num" w:pos="720"/>
-        </w:tabs>
-        <w:ind w:left="720" w:hanging="360"/>
-      </w:pPr>
-      <w:rPr>
-        <w:rFonts w:ascii="Symbol" w:hAnsi="Symbol" w:hint="default"/>
-        <w:sz w:val="20"/>
-      </w:rPr>
-    </w:lvl>
-    <w:lvl w:ilvl="1" w:tentative="1">
-      <w:start w:val="1"/>
-      <w:numFmt w:val="bullet"/>
-      <w:lvlText w:val="o"/>
-      <w:lvlJc w:val="left"/>
-      <w:pPr>
-        <w:tabs>
-          <w:tab w:val="num" w:pos="1440"/>
-        </w:tabs>
-        <w:ind w:left="1440" w:hanging="360"/>
-      </w:pPr>
-      <w:rPr>
-        <w:rFonts w:ascii="Courier New" w:hAnsi="Courier New" w:hint="default"/>
-        <w:sz w:val="20"/>
-      </w:rPr>
-    </w:lvl>
-    <w:lvl w:ilvl="2" w:tentative="1">
-      <w:start w:val="1"/>
-      <w:numFmt w:val="bullet"/>
-      <w:lvlText w:val=""/>
-      <w:lvlJc w:val="left"/>
-      <w:pPr>
-        <w:tabs>
-          <w:tab w:val="num" w:pos="2160"/>
-        </w:tabs>
-        <w:ind w:left="2160" w:hanging="360"/>
-      </w:pPr>
-      <w:rPr>
-        <w:rFonts w:ascii="Wingdings" w:hAnsi="Wingdings" w:hint="default"/>
-        <w:sz w:val="20"/>
-      </w:rPr>
-    </w:lvl>
-    <w:lvl w:ilvl="3" w:tentative="1">
-      <w:start w:val="1"/>
-      <w:numFmt w:val="bullet"/>
-      <w:lvlText w:val=""/>
-      <w:lvlJc w:val="left"/>
-      <w:pPr>
-        <w:tabs>
-          <w:tab w:val="num" w:pos="2880"/>
-        </w:tabs>
-        <w:ind w:left="2880" w:hanging="360"/>
-      </w:pPr>
-      <w:rPr>
-        <w:rFonts w:ascii="Wingdings" w:hAnsi="Wingdings" w:hint="default"/>
-        <w:sz w:val="20"/>
-      </w:rPr>
-    </w:lvl>
-    <w:lvl w:ilvl="4" w:tentative="1">
-      <w:start w:val="1"/>
-      <w:numFmt w:val="bullet"/>
-      <w:lvlText w:val=""/>
-      <w:lvlJc w:val="left"/>
-      <w:pPr>
-        <w:tabs>
-          <w:tab w:val="num" w:pos="3600"/>
-        </w:tabs>
-        <w:ind w:left="3600" w:hanging="360"/>
-      </w:pPr>
-      <w:rPr>
-        <w:rFonts w:ascii="Wingdings" w:hAnsi="Wingdings" w:hint="default"/>
-        <w:sz w:val="20"/>
-      </w:rPr>
-    </w:lvl>
-    <w:lvl w:ilvl="5" w:tentative="1">
-      <w:start w:val="1"/>
-      <w:numFmt w:val="bullet"/>
-      <w:lvlText w:val=""/>
-      <w:lvlJc w:val="left"/>
-      <w:pPr>
-        <w:tabs>
-          <w:tab w:val="num" w:pos="4320"/>
-        </w:tabs>
-        <w:ind w:left="4320" w:hanging="360"/>
-      </w:pPr>
-      <w:rPr>
-        <w:rFonts w:ascii="Wingdings" w:hAnsi="Wingdings" w:hint="default"/>
-        <w:sz w:val="20"/>
-      </w:rPr>
-    </w:lvl>
-    <w:lvl w:ilvl="6" w:tentative="1">
-      <w:start w:val="1"/>
-      <w:numFmt w:val="bullet"/>
-      <w:lvlText w:val=""/>
-      <w:lvlJc w:val="left"/>
-      <w:pPr>
-        <w:tabs>
-          <w:tab w:val="num" w:pos="5040"/>
-        </w:tabs>
-        <w:ind w:left="5040" w:hanging="360"/>
-      </w:pPr>
-      <w:rPr>
-        <w:rFonts w:ascii="Wingdings" w:hAnsi="Wingdings" w:hint="default"/>
-        <w:sz w:val="20"/>
-      </w:rPr>
-    </w:lvl>
-    <w:lvl w:ilvl="7" w:tentative="1">
-      <w:start w:val="1"/>
-      <w:numFmt w:val="bullet"/>
-      <w:lvlText w:val=""/>
-      <w:lvlJc w:val="left"/>
-      <w:pPr>
-        <w:tabs>
-          <w:tab w:val="num" w:pos="5760"/>
-        </w:tabs>
-        <w:ind w:left="5760" w:hanging="360"/>
-      </w:pPr>
-      <w:rPr>
-        <w:rFonts w:ascii="Wingdings" w:hAnsi="Wingdings" w:hint="default"/>
-        <w:sz w:val="20"/>
-      </w:rPr>
-    </w:lvl>
-    <w:lvl w:ilvl="8" w:tentative="1">
-      <w:start w:val="1"/>
-      <w:numFmt w:val="bullet"/>
-      <w:lvlText w:val=""/>
-      <w:lvlJc w:val="left"/>
-      <w:pPr>
-        <w:tabs>
-          <w:tab w:val="num" w:pos="6480"/>
-        </w:tabs>
-        <w:ind w:left="6480" w:hanging="360"/>
-      </w:pPr>
-      <w:rPr>
-        <w:rFonts w:ascii="Wingdings" w:hAnsi="Wingdings" w:hint="default"/>
-        <w:sz w:val="20"/>
-      </w:rPr>
-    </w:lvl>
-  </w:abstractNum>
-  <w:abstractNum w:abstractNumId="41" w15:restartNumberingAfterBreak="0">
+  <w:abstractNum w:abstractNumId="24" w15:restartNumberingAfterBreak="0">
     <w:nsid w:val="7820387E"/>
     <w:multiLevelType w:val="multilevel"/>
     <w:tmpl w:val="D2884062"/>
@@ -14113,156 +17182,7 @@
       </w:rPr>
     </w:lvl>
   </w:abstractNum>
-  <w:abstractNum w:abstractNumId="42" w15:restartNumberingAfterBreak="0">
-    <w:nsid w:val="787B69BD"/>
-    <w:multiLevelType w:val="multilevel"/>
-    <w:tmpl w:val="85686466"/>
-    <w:lvl w:ilvl="0">
-      <w:start w:val="1"/>
-      <w:numFmt w:val="bullet"/>
-      <w:lvlText w:val=""/>
-      <w:lvlJc w:val="left"/>
-      <w:pPr>
-        <w:tabs>
-          <w:tab w:val="num" w:pos="720"/>
-        </w:tabs>
-        <w:ind w:left="720" w:hanging="360"/>
-      </w:pPr>
-      <w:rPr>
-        <w:rFonts w:ascii="Symbol" w:hAnsi="Symbol" w:hint="default"/>
-        <w:sz w:val="20"/>
-      </w:rPr>
-    </w:lvl>
-    <w:lvl w:ilvl="1" w:tentative="1">
-      <w:start w:val="1"/>
-      <w:numFmt w:val="bullet"/>
-      <w:lvlText w:val="o"/>
-      <w:lvlJc w:val="left"/>
-      <w:pPr>
-        <w:tabs>
-          <w:tab w:val="num" w:pos="1440"/>
-        </w:tabs>
-        <w:ind w:left="1440" w:hanging="360"/>
-      </w:pPr>
-      <w:rPr>
-        <w:rFonts w:ascii="Courier New" w:hAnsi="Courier New" w:hint="default"/>
-        <w:sz w:val="20"/>
-      </w:rPr>
-    </w:lvl>
-    <w:lvl w:ilvl="2" w:tentative="1">
-      <w:start w:val="1"/>
-      <w:numFmt w:val="bullet"/>
-      <w:lvlText w:val=""/>
-      <w:lvlJc w:val="left"/>
-      <w:pPr>
-        <w:tabs>
-          <w:tab w:val="num" w:pos="2160"/>
-        </w:tabs>
-        <w:ind w:left="2160" w:hanging="360"/>
-      </w:pPr>
-      <w:rPr>
-        <w:rFonts w:ascii="Wingdings" w:hAnsi="Wingdings" w:hint="default"/>
-        <w:sz w:val="20"/>
-      </w:rPr>
-    </w:lvl>
-    <w:lvl w:ilvl="3" w:tentative="1">
-      <w:start w:val="1"/>
-      <w:numFmt w:val="bullet"/>
-      <w:lvlText w:val=""/>
-      <w:lvlJc w:val="left"/>
-      <w:pPr>
-        <w:tabs>
-          <w:tab w:val="num" w:pos="2880"/>
-        </w:tabs>
-        <w:ind w:left="2880" w:hanging="360"/>
-      </w:pPr>
-      <w:rPr>
-        <w:rFonts w:ascii="Wingdings" w:hAnsi="Wingdings" w:hint="default"/>
-        <w:sz w:val="20"/>
-      </w:rPr>
-    </w:lvl>
-    <w:lvl w:ilvl="4" w:tentative="1">
-      <w:start w:val="1"/>
-      <w:numFmt w:val="bullet"/>
-      <w:lvlText w:val=""/>
-      <w:lvlJc w:val="left"/>
-      <w:pPr>
-        <w:tabs>
-          <w:tab w:val="num" w:pos="3600"/>
-        </w:tabs>
-        <w:ind w:left="3600" w:hanging="360"/>
-      </w:pPr>
-      <w:rPr>
-        <w:rFonts w:ascii="Wingdings" w:hAnsi="Wingdings" w:hint="default"/>
-        <w:sz w:val="20"/>
-      </w:rPr>
-    </w:lvl>
-    <w:lvl w:ilvl="5" w:tentative="1">
-      <w:start w:val="1"/>
-      <w:numFmt w:val="bullet"/>
-      <w:lvlText w:val=""/>
-      <w:lvlJc w:val="left"/>
-      <w:pPr>
-        <w:tabs>
-          <w:tab w:val="num" w:pos="4320"/>
-        </w:tabs>
-        <w:ind w:left="4320" w:hanging="360"/>
-      </w:pPr>
-      <w:rPr>
-        <w:rFonts w:ascii="Wingdings" w:hAnsi="Wingdings" w:hint="default"/>
-        <w:sz w:val="20"/>
-      </w:rPr>
-    </w:lvl>
-    <w:lvl w:ilvl="6" w:tentative="1">
-      <w:start w:val="1"/>
-      <w:numFmt w:val="bullet"/>
-      <w:lvlText w:val=""/>
-      <w:lvlJc w:val="left"/>
-      <w:pPr>
-        <w:tabs>
-          <w:tab w:val="num" w:pos="5040"/>
-        </w:tabs>
-        <w:ind w:left="5040" w:hanging="360"/>
-      </w:pPr>
-      <w:rPr>
-        <w:rFonts w:ascii="Wingdings" w:hAnsi="Wingdings" w:hint="default"/>
-        <w:sz w:val="20"/>
-      </w:rPr>
-    </w:lvl>
-    <w:lvl w:ilvl="7" w:tentative="1">
-      <w:start w:val="1"/>
-      <w:numFmt w:val="bullet"/>
-      <w:lvlText w:val=""/>
-      <w:lvlJc w:val="left"/>
-      <w:pPr>
-        <w:tabs>
-          <w:tab w:val="num" w:pos="5760"/>
-        </w:tabs>
-        <w:ind w:left="5760" w:hanging="360"/>
-      </w:pPr>
-      <w:rPr>
-        <w:rFonts w:ascii="Wingdings" w:hAnsi="Wingdings" w:hint="default"/>
-        <w:sz w:val="20"/>
-      </w:rPr>
-    </w:lvl>
-    <w:lvl w:ilvl="8" w:tentative="1">
-      <w:start w:val="1"/>
-      <w:numFmt w:val="bullet"/>
-      <w:lvlText w:val=""/>
-      <w:lvlJc w:val="left"/>
-      <w:pPr>
-        <w:tabs>
-          <w:tab w:val="num" w:pos="6480"/>
-        </w:tabs>
-        <w:ind w:left="6480" w:hanging="360"/>
-      </w:pPr>
-      <w:rPr>
-        <w:rFonts w:ascii="Wingdings" w:hAnsi="Wingdings" w:hint="default"/>
-        <w:sz w:val="20"/>
-      </w:rPr>
-    </w:lvl>
-  </w:abstractNum>
-  <w:abstractNum w:abstractNumId="43" w15:restartNumberingAfterBreak="0">
+  <w:abstractNum w:abstractNumId="25" w15:restartNumberingAfterBreak="0">
     <w:nsid w:val="7CA467E6"/>
     <w:multiLevelType w:val="multilevel"/>
     <w:tmpl w:val="7F80ED6E"/>
@@ -14411,138 +17331,85 @@
       </w:rPr>
     </w:lvl>
   </w:abstractNum>
-  <w:num w:numId="1" w16cid:durableId="1254165088">
-    <w:abstractNumId w:val="28"/>
+  <w:num w:numId="1" w16cid:durableId="328559214">
+    <w:abstractNumId w:val="18"/>
   </w:num>
-  <w:num w:numId="2" w16cid:durableId="1105927812">
+  <w:num w:numId="2" w16cid:durableId="1189375389">
+    <w:abstractNumId w:val="8"/>
+  </w:num>
+  <w:num w:numId="3" w16cid:durableId="1647279965">
+    <w:abstractNumId w:val="23"/>
+  </w:num>
+  <w:num w:numId="4" w16cid:durableId="860123429">
+    <w:abstractNumId w:val="24"/>
+  </w:num>
+  <w:num w:numId="5" w16cid:durableId="2063209291">
+    <w:abstractNumId w:val="17"/>
+  </w:num>
+  <w:num w:numId="6" w16cid:durableId="162553601">
+    <w:abstractNumId w:val="19"/>
+  </w:num>
+  <w:num w:numId="7" w16cid:durableId="710039437">
+    <w:abstractNumId w:val="25"/>
+  </w:num>
+  <w:num w:numId="8" w16cid:durableId="2073456442">
+    <w:abstractNumId w:val="14"/>
+  </w:num>
+  <w:num w:numId="9" w16cid:durableId="86923804">
+    <w:abstractNumId w:val="6"/>
+  </w:num>
+  <w:num w:numId="10" w16cid:durableId="1873616408">
+    <w:abstractNumId w:val="4"/>
+  </w:num>
+  <w:num w:numId="11" w16cid:durableId="2111587672">
     <w:abstractNumId w:val="9"/>
   </w:num>
-  <w:num w:numId="3" w16cid:durableId="58599766">
-    <w:abstractNumId w:val="42"/>
+  <w:num w:numId="12" w16cid:durableId="1315571281">
+    <w:abstractNumId w:val="15"/>
   </w:num>
-  <w:num w:numId="4" w16cid:durableId="710614513">
-    <w:abstractNumId w:val="37"/>
+  <w:num w:numId="13" w16cid:durableId="1749691370">
+    <w:abstractNumId w:val="0"/>
   </w:num>
-  <w:num w:numId="5" w16cid:durableId="745493885">
-    <w:abstractNumId w:val="23"/>
+  <w:num w:numId="14" w16cid:durableId="1879929864">
+    <w:abstractNumId w:val="20"/>
   </w:num>
-  <w:num w:numId="6" w16cid:durableId="1538350684">
-    <w:abstractNumId w:val="26"/>
+  <w:num w:numId="15" w16cid:durableId="112872466">
+    <w:abstractNumId w:val="2"/>
   </w:num>
-  <w:num w:numId="7" w16cid:durableId="1585803739">
+  <w:num w:numId="16" w16cid:durableId="1715498777">
+    <w:abstractNumId w:val="1"/>
+  </w:num>
+  <w:num w:numId="17" w16cid:durableId="820392381">
+    <w:abstractNumId w:val="12"/>
+  </w:num>
+  <w:num w:numId="18" w16cid:durableId="1932470316">
+    <w:abstractNumId w:val="11"/>
+  </w:num>
+  <w:num w:numId="19" w16cid:durableId="1337225477">
     <w:abstractNumId w:val="13"/>
   </w:num>
-  <w:num w:numId="8" w16cid:durableId="1382748586">
+  <w:num w:numId="20" w16cid:durableId="590159805">
+    <w:abstractNumId w:val="5"/>
+  </w:num>
+  <w:num w:numId="21" w16cid:durableId="1930237692">
+    <w:abstractNumId w:val="16"/>
+  </w:num>
+  <w:num w:numId="22" w16cid:durableId="1629505828">
+    <w:abstractNumId w:val="22"/>
+  </w:num>
+  <w:num w:numId="23" w16cid:durableId="314073626">
+    <w:abstractNumId w:val="3"/>
+  </w:num>
+  <w:num w:numId="24" w16cid:durableId="1921254469">
     <w:abstractNumId w:val="10"/>
   </w:num>
-  <w:num w:numId="9" w16cid:durableId="2060518181">
-    <w:abstractNumId w:val="22"/>
-  </w:num>
-  <w:num w:numId="10" w16cid:durableId="1930694357">
-    <w:abstractNumId w:val="31"/>
-  </w:num>
-  <w:num w:numId="11" w16cid:durableId="866913520">
-    <w:abstractNumId w:val="16"/>
-  </w:num>
-  <w:num w:numId="12" w16cid:durableId="2111000323">
-    <w:abstractNumId w:val="1"/>
-  </w:num>
-  <w:num w:numId="13" w16cid:durableId="1286890397">
-    <w:abstractNumId w:val="30"/>
-  </w:num>
-  <w:num w:numId="14" w16cid:durableId="1022821991">
-    <w:abstractNumId w:val="14"/>
-  </w:num>
-  <w:num w:numId="15" w16cid:durableId="473059816">
-    <w:abstractNumId w:val="20"/>
-  </w:num>
-  <w:num w:numId="16" w16cid:durableId="2111312245">
-    <w:abstractNumId w:val="40"/>
-  </w:num>
-  <w:num w:numId="17" w16cid:durableId="881787913">
-    <w:abstractNumId w:val="34"/>
-  </w:num>
-  <w:num w:numId="18" w16cid:durableId="478494239">
-    <w:abstractNumId w:val="38"/>
-  </w:num>
-  <w:num w:numId="19" w16cid:durableId="444352994">
-    <w:abstractNumId w:val="35"/>
-  </w:num>
-  <w:num w:numId="20" w16cid:durableId="168565626">
-    <w:abstractNumId w:val="6"/>
-  </w:num>
-  <w:num w:numId="21" w16cid:durableId="1543130474">
-    <w:abstractNumId w:val="19"/>
-  </w:num>
-  <w:num w:numId="22" w16cid:durableId="278222338">
-    <w:abstractNumId w:val="4"/>
-  </w:num>
-  <w:num w:numId="23" w16cid:durableId="710808621">
-    <w:abstractNumId w:val="24"/>
-  </w:num>
-  <w:num w:numId="24" w16cid:durableId="1241864800">
-    <w:abstractNumId w:val="8"/>
-  </w:num>
-  <w:num w:numId="25" w16cid:durableId="1229919627">
+  <w:num w:numId="25" w16cid:durableId="1647587135">
     <w:abstractNumId w:val="21"/>
   </w:num>
-  <w:num w:numId="26" w16cid:durableId="1709643658">
-    <w:abstractNumId w:val="11"/>
-  </w:num>
-  <w:num w:numId="27" w16cid:durableId="1402024363">
-    <w:abstractNumId w:val="2"/>
-  </w:num>
-  <w:num w:numId="28" w16cid:durableId="875241276">
-    <w:abstractNumId w:val="12"/>
-  </w:num>
-  <w:num w:numId="29" w16cid:durableId="1499345223">
-    <w:abstractNumId w:val="0"/>
-  </w:num>
-  <w:num w:numId="30" w16cid:durableId="1113133406">
-    <w:abstractNumId w:val="5"/>
-  </w:num>
-  <w:num w:numId="31" w16cid:durableId="1114790527">
-    <w:abstractNumId w:val="36"/>
-  </w:num>
-  <w:num w:numId="32" w16cid:durableId="1933969595">
-    <w:abstractNumId w:val="33"/>
-  </w:num>
-  <w:num w:numId="33" w16cid:durableId="962156531">
-    <w:abstractNumId w:val="3"/>
-  </w:num>
-  <w:num w:numId="34" w16cid:durableId="328559214">
-    <w:abstractNumId w:val="29"/>
-  </w:num>
-  <w:num w:numId="35" w16cid:durableId="1189375389">
-    <w:abstractNumId w:val="17"/>
-  </w:num>
-  <w:num w:numId="36" w16cid:durableId="1647279965">
-    <w:abstractNumId w:val="39"/>
-  </w:num>
-  <w:num w:numId="37" w16cid:durableId="860123429">
-    <w:abstractNumId w:val="41"/>
-  </w:num>
-  <w:num w:numId="38" w16cid:durableId="2063209291">
-    <w:abstractNumId w:val="27"/>
-  </w:num>
-  <w:num w:numId="39" w16cid:durableId="162553601">
-    <w:abstractNumId w:val="32"/>
-  </w:num>
-  <w:num w:numId="40" w16cid:durableId="710039437">
-    <w:abstractNumId w:val="43"/>
-  </w:num>
-  <w:num w:numId="41" w16cid:durableId="2073456442">
-    <w:abstractNumId w:val="25"/>
-  </w:num>
-  <w:num w:numId="42" w16cid:durableId="86923804">
-    <w:abstractNumId w:val="15"/>
-  </w:num>
-  <w:num w:numId="43" w16cid:durableId="1873616408">
+  <w:num w:numId="26" w16cid:durableId="277762168">
     <w:abstractNumId w:val="7"/>
   </w:num>
-  <w:num w:numId="44" w16cid:durableId="2111587672">
-    <w:abstractNumId w:val="18"/>
-  </w:num>
+  <w:numIdMacAtCleanup w:val="26"/>
 </w:numbering>
 </file>
 
